--- a/paper/cascade_kics_draft.docx
+++ b/paper/cascade_kics_draft.docx
@@ -172,7 +172,7 @@
           <w:i w:val="0"/>
           <w:sz w:val="18"/>
         </w:rPr>
-        <w:t>팩트체크 필요성 탐지(check-worthiness detection)는 유입되는 모든 문장에 적용되므로, 대형 언어 모델(LLM)을 모든 문장에 호출하면 비용과 지연이 크다. 선행 연구 NN-PPI는 소형 LLM 점수를 이웃 문장의 잔차로 보정하였다. 본 논문은 CLEF 2024와 ClaimBuster에서 NN-PPI를 재현하고, 같은 라벨과 문장 임베딩으로 분류기를 직접 학습하면 LLM 없이도 NN-PPI와 유의한 차이가 없는 정확도를 얻음을 보인다. 이어 저비용 분류기가 모든 문장을 판정하고 불확실한 문장만 LLM에 질의하되, LLM의 판정으로 교체하지 않고 두 점수를 결합하는 결합형 캐스케이드를 제안한다. 보정 세트에서 정확도가 포화되는 호출률 50%(전량 호출과 0.7%p 이내)를 적용한 결과, 테스트 정확도는 CLEF 0.900, ClaimBuster 0.851로 LLM 전량 호출(임계값 조정 0.877, 0.830; NN-PPI 적용 0.874, 0.836)과 같거나 높았다. 결합형은 교체형 캐스케이드보다 평균 정확도가 높아, 라벨에 담긴 판정 기준과 LLM의 일반 지식이 상호 보완적임을 시사한다.</w:t>
+        <w:t>팩트체크 필요성 탐지(check-worthiness detection)는 유입되는 모든 문장에 적용되므로, 대형 언어 모델(LLM)을 모든 문장에 호출하면 비용과 지연이 크다. 선행 연구 NN-PPI는 소형 LLM 점수를 이웃 문장의 잔차로 보정하였다. 본 논문은 CLEF 2024와 ClaimBuster에서 NN-PPI를 재현하고, 같은 라벨과 문장 임베딩으로 분류기를 직접 학습하면 LLM 없이도 NN-PPI와 같거나 높은 정확도를 얻음을 보인다. 이어 저비용 분류기가 모든 문장을 판정하고 불확실한 문장만 LLM에 질의하되, LLM의 판정으로 교체하지 않고 두 점수를 결합하는 결합형 캐스케이드를 제안한다. 보정 세트에서 정확도가 포화되는 호출률 50%에서 테스트 정확도는 CLEF 0.923, ClaimBuster 0.846으로, LLM 전량 호출 중 더 높은 설정(0.915, 0.835)과 유의한 차이가 없었고 NN-PPI를 적용한 전량 호출(0.897, 0.826)보다 유의하게 높았다. 결합형은 모든 호출률에서 교체형 캐스케이드보다 평균 정확도가 높아, 라벨에 담긴 판정 기준과 LLM의 일반 지식이 상호 보완적임을 시사한다.</w:t>
       </w:r>
     </w:p>
     <w:p>
@@ -219,7 +219,7 @@
           <w:i w:val="0"/>
           <w:sz w:val="18"/>
         </w:rPr>
-        <w:t>팩트체크 필요성 탐지는 유입되는 모든 문장에 적용되므로, 실제 서비스 운영사는 모든 문장에 LLM을 적용하는 것이 비현실적이라고 보고하였다[1]. NN-PPI[1]는 소형 LLM의 점수를 라벨이 있는 보정 세트 중 의미적으로 가까운 이웃의 잔차로 보정한다. 같은 연구진은 파인튜닝한 소형 인코더가 LLM과 경쟁할 수 있으나 관용적 표현에서는 LLM이 앞선다고 보고하고, 인코더의 확신이 낮을 때만 LLM에 넘기는 하이브리드를 향후 과제로 제시하였다[2]. 일반적인 캐스케이드[4]는 불확실한 입력을 더 큰 LLM에 넘기되 그 답으로 교체하고, LabelFusion[3]은 인코더와 LLM의 출력을 결합하지만 모든 입력에 LLM을 호출한다. 위임한 입력에서 두 모델의 출력을 선택적으로 결합하는 캐스케이드도 일반 분류 과제에서 제안되었다[8]. 본 논문은 [2]의 하이브리드를 구현하되, 결합 가중치를 라벨로 학습하여 LLM과 라벨의 판정 기준 차이까지 반영한다.</w:t>
+        <w:t>팩트체크 필요성 탐지는 유입되는 모든 문장에 적용되므로, 실제 서비스 운영사는 모든 문장에 LLM을 적용하는 것이 비현실적이라고 보고하였다[1]. NN-PPI[1]는 소형 LLM의 점수를 라벨이 있는 보정 세트 중 의미적으로 가까운 이웃의 잔차로 보정한다. 같은 연구진은 인코더의 확신이 낮을 때만 LLM에 넘기는 하이브리드를 향후 과제로 제시하였다[2]. 일반적인 캐스케이드[4]는 불확실한 입력을 더 큰 LLM에 넘기되 그 답으로 교체하고, LabelFusion[3]은 인코더와 LLM의 출력을 결합하지만 모든 입력에 LLM을 호출한다. 위임한 입력에서 두 모델의 출력을 선택적으로 결합하는 캐스케이드도 일반 분류 과제에서 제안되었다[8]. 본 논문은 [2]의 하이브리드를 구현하되, 결합 가중치를 라벨로 학습하여 LLM과 라벨의 판정 기준 차이까지 반영한다.</w:t>
       </w:r>
     </w:p>
     <w:p>
@@ -237,7 +237,7 @@
           <w:i w:val="0"/>
           <w:sz w:val="18"/>
         </w:rPr>
-        <w:t>본 논문의 기여는 다음과 같다. (1) NN-PPI를 재현하고, 같은 라벨과 임베딩으로 학습한 분류기가 LLM 없이 유의한 차이가 없는 정확도를 냄을 보인다. (2) 상용 LLM을 모든 문장에 적용해도 팩트체크가 필요한 문장을 과소 판정함을 보인다. (3) 저비용 분류기의 판정을 유지하면서 불확실한 문장에서만 LLM 점수를 결합하는 결합형 캐스케이드를 제안하고, 호출을 절반으로 줄여도 전량 호출에 준하는 정확도를 얻음을 보인다.</w:t>
+        <w:t>본 논문의 기여는 다음과 같다. (1) NN-PPI를 재현하고, 같은 라벨과 임베딩으로 학습한 분류기가 LLM 없이 NN-PPI와 같거나 높은 정확도를 냄을 보인다. (2) 상용 LLM을 모든 문장에 적용해도 팩트체크가 필요한 문장을 과소 판정함을 보인다. (3) 저비용 분류기의 판정을 유지하면서 불확실한 문장에서만 LLM 점수를 결합하는 결합형 캐스케이드를 제안하고, 호출을 절반으로 줄여도 전량 호출과 유의한 차이가 없는 정확도를 얻음을 보인다.</w:t>
       </w:r>
     </w:p>
     <w:p>
@@ -450,7 +450,7 @@
           <w:i w:val="0"/>
           <w:sz w:val="18"/>
         </w:rPr>
-        <w:t>실험에는 CLEF 2024 CheckThat! Task 1 영어 데이터(보정 2,405문장, 테스트는 dev-test 318문장)와 ClaimBuster 데이터(보정은 2012년 토론 1,314문장, 테스트는 비용상 2016년 토론 중 무작위 800문장)를 사용하였다[5,6]. NN-PPI는 원 논문의 Gemma 3 4B 설정으로 재현하였고(NN-PPI 적용 후 가중 F1 CLEF 0.835, ClaimBuster 0.796; 원 논문 0.827, 0.760), 이웃 수 k는 보정 세트 내부 검증으로 선택하였다(두 데이터셋 모두 k=10). LLM은 Claude Sonnet 5이며, NN-PPI의 판정 기준 프롬프트로 40문장씩 묶어 채점하였으며 문장 단위 채점과 AUC가 같았다(CLEF 69문장, 0.991 대 0.990). LLM 임계값, 결합 계수, k는 모두 보정 세트 안에서만 정하였고 임베딩 SVM은 기본 하이퍼파라미터를 사용하였다. 보정 세트의 80%를 비복원 추출하여 5회 반복한 평균을 보고하며, 방법 간 차이는 1회차 예측에 대한 McNemar 검정으로 평가하였다.</w:t>
+        <w:t>실험에는 CLEF 2024 CheckThat! Task 1 영어 데이터(보정 2,405문장, 테스트는 dev·dev-test·공식 test를 합친 1,691문장)와 ClaimBuster 데이터(보정은 2012년 토론 1,314문장, 테스트는 2016년 토론 2,745문장)를 사용하였다[5,6]. NN-PPI는 원 논문의 Gemma 3 4B 설정으로 재현하였고(원 논문과 같은 CLEF dev-test와 ClaimBuster 2016년 분할에서 NN-PPI 적용 후 가중 F1 CLEF 0.835, ClaimBuster 0.785; 원 논문 0.827, 0.760), 이웃 수 k는 보정 세트 내부 검증으로 선택하였다(두 데이터셋 모두 k=10). LLM은 Claude Sonnet 5이며 NN-PPI의 판정 기준 프롬프트로 40문장씩 묶어 채점하였다(문장 단위 채점과 AUC 0.991 대 0.990). LLM 임계값, 결합 계수, k는 모두 보정 세트 안에서만 정하였고 임베딩 SVM은 기본 하이퍼파라미터를 사용하였다. 보정 세트의 80%를 비복원 추출하여 5회 반복한 평균을 보고하며, 방법 간 차이는 1회차 예측에 대한 McNemar 검정으로 평가하였다.</w:t>
       </w:r>
     </w:p>
     <w:p>
@@ -592,7 +592,7 @@
                 <w:i w:val="0"/>
                 <w:sz w:val="16"/>
               </w:rPr>
-              <w:t>Gemma 3 4B</w:t>
+              <w:t>Gemma 3 4B + NN-PPI [1]</w:t>
             </w:r>
           </w:p>
         </w:tc>
@@ -636,7 +636,7 @@
                 <w:i w:val="0"/>
                 <w:sz w:val="16"/>
               </w:rPr>
-              <w:t>0.780</w:t>
+              <w:t>0.834</w:t>
             </w:r>
           </w:p>
         </w:tc>
@@ -658,97 +658,7 @@
                 <w:i w:val="0"/>
                 <w:sz w:val="16"/>
               </w:rPr>
-              <w:t>0.744</w:t>
-            </w:r>
-          </w:p>
-        </w:tc>
-      </w:tr>
-      <w:tr>
-        <w:tc>
-          <w:tcPr>
-            <w:tcW w:type="dxa" w:w="2211"/>
-          </w:tcPr>
-          <w:p>
-            <w:pPr>
-              <w:autoSpaceDE w:val="0"/>
-              <w:autoSpaceDN w:val="0"/>
-              <w:jc w:val="left"/>
-            </w:pPr>
-            <w:r/>
-            <w:r>
-              <w:rPr>
-                <w:rFonts w:ascii="함초롬바탕" w:hAnsi="함초롬바탕" w:eastAsia="함초롬바탕"/>
-                <w:b w:val="0"/>
-                <w:i w:val="0"/>
-                <w:sz w:val="16"/>
-              </w:rPr>
-              <w:t xml:space="preserve">  + NN-PPI [1]</w:t>
-            </w:r>
-          </w:p>
-        </w:tc>
-        <w:tc>
-          <w:tcPr>
-            <w:tcW w:type="dxa" w:w="737"/>
-          </w:tcPr>
-          <w:p>
-            <w:pPr>
-              <w:autoSpaceDE w:val="0"/>
-              <w:autoSpaceDN w:val="0"/>
-              <w:jc w:val="center"/>
-            </w:pPr>
-            <w:r/>
-            <w:r>
-              <w:rPr>
-                <w:rFonts w:ascii="함초롬바탕" w:hAnsi="함초롬바탕" w:eastAsia="함초롬바탕"/>
-                <w:b w:val="0"/>
-                <w:i w:val="0"/>
-                <w:sz w:val="16"/>
-              </w:rPr>
-              <w:t>0%</w:t>
-            </w:r>
-          </w:p>
-        </w:tc>
-        <w:tc>
-          <w:tcPr>
-            <w:tcW w:type="dxa" w:w="737"/>
-          </w:tcPr>
-          <w:p>
-            <w:pPr>
-              <w:autoSpaceDE w:val="0"/>
-              <w:autoSpaceDN w:val="0"/>
-              <w:jc w:val="center"/>
-            </w:pPr>
-            <w:r/>
-            <w:r>
-              <w:rPr>
-                <w:rFonts w:ascii="함초롬바탕" w:hAnsi="함초롬바탕" w:eastAsia="함초롬바탕"/>
-                <w:b w:val="0"/>
-                <w:i w:val="0"/>
-                <w:sz w:val="16"/>
-              </w:rPr>
-              <w:t>0.833</w:t>
-            </w:r>
-          </w:p>
-        </w:tc>
-        <w:tc>
-          <w:tcPr>
-            <w:tcW w:type="dxa" w:w="964"/>
-          </w:tcPr>
-          <w:p>
-            <w:pPr>
-              <w:autoSpaceDE w:val="0"/>
-              <w:autoSpaceDN w:val="0"/>
-              <w:jc w:val="center"/>
-            </w:pPr>
-            <w:r/>
-            <w:r>
-              <w:rPr>
-                <w:rFonts w:ascii="함초롬바탕" w:hAnsi="함초롬바탕" w:eastAsia="함초롬바탕"/>
-                <w:b w:val="0"/>
-                <w:i w:val="0"/>
-                <w:sz w:val="16"/>
-              </w:rPr>
-              <w:t>0.799</w:t>
+              <w:t>0.785</w:t>
             </w:r>
           </w:p>
         </w:tc>
@@ -816,7 +726,7 @@
                 <w:i w:val="0"/>
                 <w:sz w:val="16"/>
               </w:rPr>
-              <w:t>0.851</w:t>
+              <w:t>0.859</w:t>
             </w:r>
           </w:p>
         </w:tc>
@@ -838,7 +748,7 @@
                 <w:i w:val="0"/>
                 <w:sz w:val="16"/>
               </w:rPr>
-              <w:t>0.796</w:t>
+              <w:t>0.790</w:t>
             </w:r>
           </w:p>
         </w:tc>
@@ -906,7 +816,7 @@
                 <w:i w:val="0"/>
                 <w:sz w:val="16"/>
               </w:rPr>
-              <w:t>0.821</w:t>
+              <w:t>0.896</w:t>
             </w:r>
           </w:p>
         </w:tc>
@@ -928,7 +838,7 @@
                 <w:i w:val="0"/>
                 <w:sz w:val="16"/>
               </w:rPr>
-              <w:t>0.807</w:t>
+              <w:t>0.835</w:t>
             </w:r>
           </w:p>
         </w:tc>
@@ -996,7 +906,7 @@
                 <w:i w:val="0"/>
                 <w:sz w:val="16"/>
               </w:rPr>
-              <w:t>0.877</w:t>
+              <w:t>0.915</w:t>
             </w:r>
           </w:p>
         </w:tc>
@@ -1086,7 +996,7 @@
                 <w:i w:val="0"/>
                 <w:sz w:val="16"/>
               </w:rPr>
-              <w:t>0.874</w:t>
+              <w:t>0.897</w:t>
             </w:r>
           </w:p>
         </w:tc>
@@ -1108,7 +1018,7 @@
                 <w:i w:val="0"/>
                 <w:sz w:val="16"/>
               </w:rPr>
-              <w:t>0.836</w:t>
+              <w:t>0.826</w:t>
             </w:r>
           </w:p>
         </w:tc>
@@ -1176,7 +1086,7 @@
                 <w:i w:val="0"/>
                 <w:sz w:val="16"/>
               </w:rPr>
-              <w:t>0.891</w:t>
+              <w:t>0.916</w:t>
             </w:r>
           </w:p>
         </w:tc>
@@ -1198,7 +1108,7 @@
                 <w:i w:val="0"/>
                 <w:sz w:val="16"/>
               </w:rPr>
-              <w:t>0.836</w:t>
+              <w:t>0.835</w:t>
             </w:r>
           </w:p>
         </w:tc>
@@ -1266,7 +1176,7 @@
                 <w:i w:val="0"/>
                 <w:sz w:val="16"/>
               </w:rPr>
-              <w:t>0.900</w:t>
+              <w:t>0.923</w:t>
             </w:r>
           </w:p>
         </w:tc>
@@ -1288,97 +1198,7 @@
                 <w:i w:val="0"/>
                 <w:sz w:val="16"/>
               </w:rPr>
-              <w:t>0.851</w:t>
-            </w:r>
-          </w:p>
-        </w:tc>
-      </w:tr>
-      <w:tr>
-        <w:tc>
-          <w:tcPr>
-            <w:tcW w:type="dxa" w:w="2211"/>
-          </w:tcPr>
-          <w:p>
-            <w:pPr>
-              <w:autoSpaceDE w:val="0"/>
-              <w:autoSpaceDN w:val="0"/>
-              <w:jc w:val="left"/>
-            </w:pPr>
-            <w:r/>
-            <w:r>
-              <w:rPr>
-                <w:rFonts w:ascii="함초롬바탕" w:hAnsi="함초롬바탕" w:eastAsia="함초롬바탕"/>
-                <w:b/>
-                <w:i w:val="0"/>
-                <w:sz w:val="16"/>
-              </w:rPr>
-              <w:t>결합형 캐스케이드 (제안)</w:t>
-            </w:r>
-          </w:p>
-        </w:tc>
-        <w:tc>
-          <w:tcPr>
-            <w:tcW w:type="dxa" w:w="737"/>
-          </w:tcPr>
-          <w:p>
-            <w:pPr>
-              <w:autoSpaceDE w:val="0"/>
-              <w:autoSpaceDN w:val="0"/>
-              <w:jc w:val="center"/>
-            </w:pPr>
-            <w:r/>
-            <w:r>
-              <w:rPr>
-                <w:rFonts w:ascii="함초롬바탕" w:hAnsi="함초롬바탕" w:eastAsia="함초롬바탕"/>
-                <w:b/>
-                <w:i w:val="0"/>
-                <w:sz w:val="16"/>
-              </w:rPr>
-              <w:t>100%</w:t>
-            </w:r>
-          </w:p>
-        </w:tc>
-        <w:tc>
-          <w:tcPr>
-            <w:tcW w:type="dxa" w:w="737"/>
-          </w:tcPr>
-          <w:p>
-            <w:pPr>
-              <w:autoSpaceDE w:val="0"/>
-              <w:autoSpaceDN w:val="0"/>
-              <w:jc w:val="center"/>
-            </w:pPr>
-            <w:r/>
-            <w:r>
-              <w:rPr>
-                <w:rFonts w:ascii="함초롬바탕" w:hAnsi="함초롬바탕" w:eastAsia="함초롬바탕"/>
-                <w:b/>
-                <w:i w:val="0"/>
-                <w:sz w:val="16"/>
-              </w:rPr>
-              <w:t>0.900</w:t>
-            </w:r>
-          </w:p>
-        </w:tc>
-        <w:tc>
-          <w:tcPr>
-            <w:tcW w:type="dxa" w:w="964"/>
-          </w:tcPr>
-          <w:p>
-            <w:pPr>
-              <w:autoSpaceDE w:val="0"/>
-              <w:autoSpaceDN w:val="0"/>
-              <w:jc w:val="center"/>
-            </w:pPr>
-            <w:r/>
-            <w:r>
-              <w:rPr>
-                <w:rFonts w:ascii="함초롬바탕" w:hAnsi="함초롬바탕" w:eastAsia="함초롬바탕"/>
-                <w:b/>
-                <w:i w:val="0"/>
-                <w:sz w:val="16"/>
-              </w:rPr>
-              <w:t>0.855</w:t>
+              <w:t>0.846</w:t>
             </w:r>
           </w:p>
         </w:tc>
@@ -1399,7 +1219,7 @@
           <w:i w:val="0"/>
           <w:sz w:val="18"/>
         </w:rPr>
-        <w:t>표 1에서 임베딩 SVM은 LLM 없이 NN-PPI와 차이가 유의하지 않았다(CLEF p=0.63, ClaimBuster p=0.67). LLM을 그대로 쓰면 팩트체크가 필요한 문장을 과소 판정하여 해당 클래스 재현율이 CLEF 0.50, ClaimBuster 0.33(정밀도 0.95, 0.92)에 그쳤고, 라벨로 임계값을 조정하자 각각 0.90, 0.81로 개선되었다. 이는 LLM의 판정 기준과 데이터셋 라벨 사이에 차이가 있음을 시사한다.</w:t>
+        <w:t>표 1에서 임베딩 SVM은 LLM 없이 NN-PPI보다 CLEF에서 유의하게 높았고(p=0.013) ClaimBuster에서는 차이가 유의하지 않았다(p=0.79). LLM을 그대로 쓰면 팩트체크가 필요한 문장을 과소 판정하여 해당 클래스 재현율이 CLEF 0.61, ClaimBuster 0.42(정밀도 0.98, 0.91)에 그쳤고, 라벨로 임계값을 조정하자 각각 0.94, 0.86으로 개선되었다. 이는 LLM의 판정 기준과 데이터셋 라벨 사이에 차이가 있음을 시사한다. 한편 ClaimBuster에서는 클래스 균형인 보정 세트와 달리 테스트의 팩트체크 필요 문장이 27%여서, 임계값 조정 후 정확도는 오히려 0.5%p 낮아졌다.</w:t>
       </w:r>
     </w:p>
     <w:p>
@@ -1412,7 +1232,7 @@
       <w:r>
         <w:drawing>
           <wp:inline xmlns:a="http://schemas.openxmlformats.org/drawingml/2006/main" xmlns:pic="http://schemas.openxmlformats.org/drawingml/2006/picture">
-            <wp:extent cx="2951999" cy="1711458"/>
+            <wp:extent cx="2951999" cy="1563630"/>
             <wp:docPr id="3" name="Picture 3"/>
             <wp:cNvGraphicFramePr>
               <a:graphicFrameLocks noChangeAspect="1"/>
@@ -1421,7 +1241,7 @@
               <a:graphicData uri="http://schemas.openxmlformats.org/drawingml/2006/picture">
                 <pic:pic>
                   <pic:nvPicPr>
-                    <pic:cNvPr id="0" name="cascade_budget.png"/>
+                    <pic:cNvPr id="0" name="cascade_budget_full.png"/>
                     <pic:cNvPicPr/>
                   </pic:nvPicPr>
                   <pic:blipFill>
@@ -1433,7 +1253,7 @@
                   <pic:spPr>
                     <a:xfrm>
                       <a:off x="0" y="0"/>
-                      <a:ext cx="2951999" cy="1711458"/>
+                      <a:ext cx="2951999" cy="1563630"/>
                     </a:xfrm>
                     <a:prstGeom prst="rect"/>
                   </pic:spPr>
@@ -1476,7 +1296,7 @@
           <w:i w:val="0"/>
           <w:sz w:val="18"/>
         </w:rPr>
-        <w:t>호출률 50%는 테스트가 아닌 보정 세트로 정하였다. 보정 세트의 교차적합 예측에서 결합형 정확도는 50% 이후 0.1%p 이하로만 올라 포화되었고 전량 호출과의 차이는 0.7%p 이내였다(CLEF 0.839 대 0.845, ClaimBuster 0.837 대 0.837). 이 호출률에서 테스트 정확도는 임계값 조정 전량 호출보다 ClaimBuster에서 유의하게 높았고(p=0.004) CLEF에서는 2.3%p 높았으나 유의하지 않았으며(p=0.12), NN-PPI 적용 전량 호출보다는 2.6%p, 1.5%p 높았으나 유의하지 않았다(p=0.07, 0.06). 보정 세트에서는 이러한 초과 성능이 뚜렷하지 않아 데이터 분할에 따라 달라질 수 있다. 보정 세트에서 정한 |d| 임계값으로 문장마다 라우팅해도 정확도는 비슷하였다(CLEF 0.897, 실제 호출 44%; ClaimBuster 0.851, 49%). 교체형은 호출률이 높아질수록 분류기가 확신하는 문장의 판정까지 바꾸어 전량 호출 수준으로 되돌아갔다. 분류기 확신도 상위 절반에서 교체형은 옳은 판정 28건을 틀리게, 16건을 옳게 바꾸었으나 결합형은 2건만 틀리게 바꾸었다(ClaimBuster 1회차). 이는 교체가 옳은 답을 해칠 수 있다는 보고[7]와 일치한다. 결합형은 LLM을 호출하는 모든 호출률에서 교체형보다 평균 정확도가 높았고 ClaimBuster의 호출률 30~50%에서 유의하였다(p≤0.024).</w:t>
+        <w:t>호출률 50%는 테스트가 아닌 보정 세트의 교차적합 예측으로 정하였다. 보정 세트에서 결합형 정확도는 50% 이후 0.1%p 이하로만 올라 포화되었고 전량 호출과의 차이는 0.7%p 이내였다. 이 호출률에서 결합형의 테스트 정확도는 LLM 전량 호출 중 더 높은 설정보다 0.8%p, 1.1%p 높았으나 유의하지 않았고(p=0.22, 0.18), NN-PPI 적용 전량 호출보다는 2.6%p, 2.0%p 유의하게 높았다(p&lt;0.001). 호출률을 100%로 올리면 정확도가 0.1%p, 0.6%p 더 올랐고, ClaimBuster에서는 이 차이가 유의하였다(p=0.006). 테스트 문장을 모으지 않고 보정 세트의 |d| 임계값으로 문장마다 라우팅해도 정확도는 0.920, 0.845(실제 호출 38%, 49%)였다. 교체형은 호출률이 높아질수록 분류기가 확신하는 문장까지 바꾸어, 확신도 상위 절반에서 옳은 판정 94건을 틀리게, 틀린 판정 66건을 옳게 바꾸었으나 결합형은 각각 9건, 26건이었다(ClaimBuster 1회차). 이는 교체가 옳은 답을 해칠 수 있다는 보고[7]와 일치한다. 결합형은 LLM을 호출하는 모든 호출률에서 교체형보다 평균 정확도가 높았고(ClaimBuster 30~50%, CLEF 20~30%에서 유의, p≤0.023), 같은 문장을 질의하고 NN-PPI로 판정하는 캐스케이드(0.898, 0.824)보다도 유의하게 높아(p&lt;0.001) 차이는 판정 방식에서 온다.</w:t>
       </w:r>
     </w:p>
     <w:p>
@@ -1511,7 +1331,7 @@
           <w:i w:val="0"/>
           <w:sz w:val="18"/>
         </w:rPr>
-        <w:t>팩트체크 필요성 탐지에서 라벨로 학습한 저비용 분류기와 LLM은 서로 다른 정보를 가지며, 불확실한 문장에서만 LLM을 호출해 두 점수를 결합하면 호출을 절반으로 줄여도 전량 호출에 준하는 정확도를 얻는다. 출처가 겹치는[5] 영어 두 데이터셋과 단일 LLM으로 평가하였고 비용을 호출률로만 보고하였다는 한계가 있다.</w:t>
+        <w:t>팩트체크 필요성 탐지에서 라벨로 학습한 저비용 분류기와 LLM은 서로 다른 정보를 가지며, 불확실한 문장에서만 LLM을 호출해 두 점수를 결합하면 호출을 절반으로 줄여도 전량 호출과 유의한 차이가 없는 정확도를 얻는다. 출처가 겹치는[5] 영어 두 데이터셋과 단일 LLM으로 평가하였고 비용을 호출률로만 보고하였다는 한계가 있다.</w:t>
       </w:r>
     </w:p>
     <w:p>

--- a/paper/cascade_kics_draft.docx
+++ b/paper/cascade_kics_draft.docx
@@ -101,9 +101,15 @@
           <w:i w:val="0"/>
           <w:sz w:val="25"/>
         </w:rPr>
-        <w:t>Cost-Efficient Check-Worthy Claim Detection via Selective Fusion</w:t>
+        <w:t xml:space="preserve">Cost</w:t>
+        <w:noBreakHyphen/>
+        <w:t xml:space="preserve">Efficient Check</w:t>
+        <w:noBreakHyphen/>
+        <w:t xml:space="preserve">Worthy Claim Detection via Selective Fusion</w:t>
         <w:br/>
-        <w:t>of a Low-Cost Classifier and a Large Language Model</w:t>
+        <w:t xml:space="preserve">of a Low</w:t>
+        <w:noBreakHyphen/>
+        <w:t xml:space="preserve">Cost Classifier and a Large Language Model</w:t>
       </w:r>
     </w:p>
     <w:p>
@@ -172,7 +178,17 @@
           <w:i w:val="0"/>
           <w:sz w:val="18"/>
         </w:rPr>
-        <w:t>팩트체크 필요성 탐지(check-worthiness detection)는 유입되는 모든 문장에 적용되므로, 대형 언어 모델(LLM)을 모든 문장에 호출하면 비용과 지연이 크다. 선행 연구 NN-PPI는 소형 LLM 점수를 이웃 문장의 잔차로 보정하였다. 본 논문은 CLEF 2024와 ClaimBuster에서 NN-PPI를 재현하고, 같은 라벨과 문장 임베딩으로 분류기를 직접 학습하면 LLM 없이도 NN-PPI와 같거나 높은 정확도를 얻음을 보인다. 이어 저비용 분류기가 모든 문장을 판정하고 불확실한 문장만 LLM에 질의하되, LLM의 판정으로 교체하지 않고 두 점수를 결합하는 결합형 캐스케이드를 제안한다. 보정 세트에서 정확도가 포화되는 호출률 50%에서 테스트 정확도는 CLEF 0.923, ClaimBuster 0.846으로, LLM 전량 호출 중 더 높은 설정(0.915, 0.835)과 유의한 차이가 없었고 NN-PPI를 적용한 전량 호출(0.897, 0.826)보다 유의하게 높았다. 결합형은 모든 호출률에서 교체형 캐스케이드보다 평균 정확도가 높아, 라벨에 담긴 판정 기준과 LLM의 일반 지식이 상호 보완적임을 시사한다.</w:t>
+        <w:t xml:space="preserve">팩트체크 필요성 탐지(check</w:t>
+        <w:noBreakHyphen/>
+        <w:t xml:space="preserve">worthiness detection)는 유입되는 모든 문장에 적용되므로, 대형 언어 모델(LLM)을 모든 문장에 호출하면 비용과 지연이 크다. 선행 연구 NN</w:t>
+        <w:noBreakHyphen/>
+        <w:t xml:space="preserve">PPI는 소형 LLM 점수를 이웃 문장의 잔차로 보정하였다. 본 논문은 CLEF 2024와 ClaimBuster에서 NN</w:t>
+        <w:noBreakHyphen/>
+        <w:t xml:space="preserve">PPI를 재현하고, 같은 라벨과 문장 임베딩으로 분류기를 직접 학습하면 LLM 없이도 NN</w:t>
+        <w:noBreakHyphen/>
+        <w:t xml:space="preserve">PPI와 같거나 높은 정확도를 얻음을 보인다. 이어 저비용 분류기가 모든 문장을 판정하고 불확실한 문장에만 LLM을 호출하되, LLM의 판정으로 교체하지 않고 두 점수를 결합하는 결합형 캐스케이드를 제안한다. 보정 세트에서 정확도가 포화되는 호출률 50%에서 테스트 정확도는 CLEF 0.923, ClaimBuster 0.846으로, LLM 전량 호출 중 더 높은 설정(0.915, 0.835)과 유의한 차이가 없었고 NN</w:t>
+        <w:noBreakHyphen/>
+        <w:t xml:space="preserve">PPI 적용 전량 호출(0.897, 0.826)보다 유의하게 높았다. 결합형은 모든 호출률에서 교체형 캐스케이드보다 평균 정확도가 높아, 라벨에 담긴 판정 기준과 LLM의 일반 지식이 상호 보완적임을 시사한다.</w:t>
       </w:r>
     </w:p>
     <w:p>
@@ -219,7 +235,9 @@
           <w:i w:val="0"/>
           <w:sz w:val="18"/>
         </w:rPr>
-        <w:t>팩트체크 필요성 탐지는 유입되는 모든 문장에 적용되므로, 실제 서비스 운영사는 모든 문장에 LLM을 적용하는 것이 비현실적이라고 보고하였다[1]. NN-PPI[1]는 소형 LLM의 점수를 라벨이 있는 보정 세트 중 의미적으로 가까운 이웃의 잔차로 보정한다. 같은 연구진은 인코더의 확신이 낮을 때만 LLM에 넘기는 하이브리드를 향후 과제로 제시하였다[2]. 일반적인 캐스케이드[4]는 불확실한 입력을 더 큰 LLM에 넘기되 그 답으로 교체하고, LabelFusion[3]은 인코더와 LLM의 출력을 결합하지만 모든 입력에 LLM을 호출한다. 위임한 입력에서 두 모델의 출력을 선택적으로 결합하는 캐스케이드도 일반 분류 과제에서 제안되었다[8]. 본 논문은 [2]의 하이브리드를 구현하되, 결합 가중치를 라벨로 학습하여 LLM과 라벨의 판정 기준 차이까지 반영한다.</w:t>
+        <w:t xml:space="preserve">팩트체크 필요성 탐지는 유입되는 모든 문장에 적용되므로, 실제 서비스 운영사는 모든 문장에 LLM을 적용하는 것이 비현실적이라고 보고하였다[1]. NN</w:t>
+        <w:noBreakHyphen/>
+        <w:t xml:space="preserve">PPI[1]는 소형 LLM의 점수를 라벨이 있는 보정 세트 중 의미적으로 가까운 이웃의 잔차로 보정한다. 같은 연구진은 인코더의 확신이 낮을 때만 LLM에 넘기는 하이브리드를 향후 과제로 제시하였다[2]. 일반적인 캐스케이드[4]는 불확실한 입력을 더 큰 LLM에 넘기되 그 답으로 교체하고, LabelFusion[3]은 인코더와 LLM의 출력을 결합하지만 모든 입력에 LLM을 호출한다. 위임한 입력에서 두 모델의 출력을 선택적으로 결합하는 캐스케이드도 일반 분류 과제에서 제안되었다[8]. 본 논문은 [2]의 하이브리드를 구현하되, 결합 가중치를 라벨로 학습하여 LLM과 라벨의 판정 기준 차이까지 반영한다.</w:t>
       </w:r>
     </w:p>
     <w:p>
@@ -237,7 +255,11 @@
           <w:i w:val="0"/>
           <w:sz w:val="18"/>
         </w:rPr>
-        <w:t>본 논문의 기여는 다음과 같다. (1) NN-PPI를 재현하고, 같은 라벨과 임베딩으로 학습한 분류기가 LLM 없이 NN-PPI와 같거나 높은 정확도를 냄을 보인다. (2) 상용 LLM을 모든 문장에 적용해도 팩트체크가 필요한 문장을 과소 판정함을 보인다. (3) 저비용 분류기의 판정을 유지하면서 불확실한 문장에서만 LLM 점수를 결합하는 결합형 캐스케이드를 제안하고, 호출을 절반으로 줄여도 전량 호출과 유의한 차이가 없는 정확도를 얻음을 보인다.</w:t>
+        <w:t xml:space="preserve">본 논문의 기여는 다음과 같다. (1) NN</w:t>
+        <w:noBreakHyphen/>
+        <w:t xml:space="preserve">PPI를 재현하고, 같은 라벨과 임베딩으로 학습한 분류기가 LLM 없이 NN</w:t>
+        <w:noBreakHyphen/>
+        <w:t xml:space="preserve">PPI와 같거나 높은 정확도를 냄을 보인다. (2) 상용 LLM을 모든 문장에 적용해도 팩트체크가 필요한 문장을 과소 판정함을 보인다. (3) 저비용 분류기의 판정을 유지하면서 불확실한 문장에서만 LLM 점수를 결합하는 결합형 캐스케이드를 제안하고, 호출을 절반으로 줄여도 전량 호출과 유의한 차이가 없는 정확도를 얻음을 보인다.</w:t>
       </w:r>
     </w:p>
     <w:p>
@@ -272,7 +294,19 @@
           <w:i w:val="0"/>
           <w:sz w:val="18"/>
         </w:rPr>
-        <w:t>문장 x가 팩트체크가 필요한지 y∈{0,1}을 판정하며, NN-PPI와 같은 라벨이 있는 보정 세트 L을 사용한다. 저비용 분류기(이하 임베딩 SVM)는 NN-PPI가 이웃 검색에 쓰는 문장 임베딩(all-MiniLM-L6-v2)을 입력으로 하는 RBF-SVM이며, 클래스 불균형을 고려한 가중치로 L에서 학습한다. 결정값 d(x)는 양수일수록 팩트체크가 필요함을 뜻하며, 추론은 CPU에서 문장당 약 6 ms이다.</w:t>
+        <w:t xml:space="preserve">문장 x가 팩트체크가 필요한지 y∈{0,1}을 판정하며, NN</w:t>
+        <w:noBreakHyphen/>
+        <w:t xml:space="preserve">PPI와 같은 라벨이 있는 보정 세트 L을 사용한다. 저비용 분류기(이하 임베딩 SVM)는 NN</w:t>
+        <w:noBreakHyphen/>
+        <w:t xml:space="preserve">PPI가 이웃 검색에 쓰는 문장 임베딩(all</w:t>
+        <w:noBreakHyphen/>
+        <w:t xml:space="preserve">MiniLM</w:t>
+        <w:noBreakHyphen/>
+        <w:t xml:space="preserve">L6</w:t>
+        <w:noBreakHyphen/>
+        <w:t xml:space="preserve">v2)을 입력으로 하는 RBF</w:t>
+        <w:noBreakHyphen/>
+        <w:t xml:space="preserve">SVM이며, 클래스 불균형을 고려한 가중치로 L에서 학습한다. 결정값 d(x)는 양수일수록 팩트체크가 필요함을 뜻하며, 추론은 CPU에서 문장당 약 6 ms이다.</w:t>
       </w:r>
     </w:p>
     <w:p>
@@ -290,7 +324,7 @@
           <w:i w:val="0"/>
           <w:sz w:val="18"/>
         </w:rPr>
-        <w:t>결합형 캐스케이드는 |d(x)|가 작은 순서, 즉 분류기가 가장 불확실한 문장부터 전체의 ρ 비율만큼 LLM에 질의하여 점수 s(x)∈[0,1]을 얻는다. 질의한 문장은 식 (1)로, 나머지는 d(x)&gt;0 여부로 판정한다.</w:t>
+        <w:t>결합형 캐스케이드(이하 결합형)는 |d(x)|가 작은 순서, 즉 분류기가 가장 불확실한 문장부터 전체의 ρ 비율만큼 LLM을 호출하여 점수 s(x)∈[0,1]을 얻는다. 호출한 문장은 식 (1)로, 나머지는 d(x)&gt;0 여부로 판정한다.</w:t>
       </w:r>
     </w:p>
     <w:p>
@@ -415,7 +449,7 @@
           <w:i w:val="0"/>
           <w:sz w:val="18"/>
         </w:rPr>
-        <w:t>은 조건이 참이면 1인 지시함수이다. 비교 대상인 교체형 캐스케이드는 같은 문장을 선택하되, LLM 점수에 L에서 고른 임계값만 적용하여 판정한다.</w:t>
+        <w:t>은 조건이 참이면 1인 지시함수이다. 비교 대상인 교체형 캐스케이드(이하 교체형)는 같은 문장을 선택하되, LLM 점수에 L에서 고른 임계값만 적용하여 판정한다.</w:t>
       </w:r>
     </w:p>
     <w:p>
@@ -450,7 +484,17 @@
           <w:i w:val="0"/>
           <w:sz w:val="18"/>
         </w:rPr>
-        <w:t>실험에는 CLEF 2024 CheckThat! Task 1 영어 데이터(보정 2,405문장, 테스트는 dev·dev-test·공식 test를 합친 1,691문장)와 ClaimBuster 데이터(보정은 2012년 토론 1,314문장, 테스트는 2016년 토론 2,745문장)를 사용하였다[5,6]. NN-PPI는 원 논문의 Gemma 3 4B 설정으로 재현하였고(원 논문과 같은 CLEF dev-test와 ClaimBuster 2016년 분할에서 NN-PPI 적용 후 가중 F1 CLEF 0.835, ClaimBuster 0.785; 원 논문 0.827, 0.760), 이웃 수 k는 보정 세트 내부 검증으로 선택하였다(두 데이터셋 모두 k=10). LLM은 Claude Sonnet 5이며 NN-PPI의 판정 기준 프롬프트로 40문장씩 묶어 채점하였다(문장 단위 채점과 AUC 0.991 대 0.990). LLM 임계값, 결합 계수, k는 모두 보정 세트 안에서만 정하였고 임베딩 SVM은 기본 하이퍼파라미터를 사용하였다. 보정 세트의 80%를 비복원 추출하여 5회 반복한 평균을 보고하며, 방법 간 차이는 1회차 예측에 대한 McNemar 검정으로 평가하였다.</w:t>
+        <w:t xml:space="preserve">실험에는 CLEF 2024 CheckThat! Task 1 영어 데이터(보정 2,405문장, 테스트는 dev·dev</w:t>
+        <w:noBreakHyphen/>
+        <w:t xml:space="preserve">test·공식 test를 합친 1,691문장)와 ClaimBuster 데이터(보정은 2012년 토론 1,314문장, 테스트는 2016년 토론 2,745문장)를 사용하였다[5,6]. NN</w:t>
+        <w:noBreakHyphen/>
+        <w:t xml:space="preserve">PPI는 원 논문의 Gemma 3 4B 설정으로 재현하였고(원 논문과 같은 CLEF dev</w:t>
+        <w:noBreakHyphen/>
+        <w:t xml:space="preserve">test와 ClaimBuster 2016년 분할에서 NN</w:t>
+        <w:noBreakHyphen/>
+        <w:t xml:space="preserve">PPI 적용 후 가중 F1 CLEF 0.835, ClaimBuster 0.785; 원 논문 0.827, 0.760), 이웃 수 k는 보정 세트 내부 검증으로 선택하였다(두 데이터셋 모두 k=10). LLM은 Claude Sonnet 5이며 NN</w:t>
+        <w:noBreakHyphen/>
+        <w:t xml:space="preserve">PPI의 판정 기준 프롬프트로 40문장씩 묶어 채점하였다(문장 단위 채점과 AUC 0.991 대 0.990). LLM 임계값, 결합 계수, k는 모두 보정 세트 안에서만 정하였고 임베딩 SVM은 기본 하이퍼파라미터를 사용하였다. 보정 세트의 80%를 비복원 추출하여 5회 반복한 평균을 보고하며, 방법 간 차이는 1회차 예측에 대한 McNemar 검정으로 평가하였다.</w:t>
       </w:r>
     </w:p>
     <w:p>
@@ -467,7 +511,7 @@
           <w:i w:val="0"/>
           <w:sz w:val="17"/>
         </w:rPr>
-        <w:t>표 1. 방법별 테스트 정확도 (5회 평균, 호출률 = LLM에 질의한 문장 비율)</w:t>
+        <w:t>표 1. 방법별 테스트 정확도 (5회 평균, 호출률 = LLM을 호출한 문장 비율)</w:t>
       </w:r>
     </w:p>
     <w:tbl>
@@ -592,7 +636,9 @@
                 <w:i w:val="0"/>
                 <w:sz w:val="16"/>
               </w:rPr>
-              <w:t>Gemma 3 4B + NN-PPI [1]</w:t>
+              <w:t xml:space="preserve">Gemma 3 4B + NN</w:t>
+              <w:noBreakHyphen/>
+              <w:t xml:space="preserve">PPI [1]</w:t>
             </w:r>
           </w:p>
         </w:tc>
@@ -772,7 +818,7 @@
                 <w:i w:val="0"/>
                 <w:sz w:val="16"/>
               </w:rPr>
-              <w:t>Sonnet 5 전량 호출</w:t>
+              <w:t>LLM 전량 호출</w:t>
             </w:r>
           </w:p>
         </w:tc>
@@ -952,7 +998,9 @@
                 <w:i w:val="0"/>
                 <w:sz w:val="16"/>
               </w:rPr>
-              <w:t xml:space="preserve">  + NN-PPI [1]</w:t>
+              <w:t xml:space="preserve">  + NN</w:t>
+              <w:noBreakHyphen/>
+              <w:t xml:space="preserve">PPI [1]</w:t>
             </w:r>
           </w:p>
         </w:tc>
@@ -1219,7 +1267,9 @@
           <w:i w:val="0"/>
           <w:sz w:val="18"/>
         </w:rPr>
-        <w:t>표 1에서 임베딩 SVM은 LLM 없이 NN-PPI보다 CLEF에서 유의하게 높았고(p=0.013) ClaimBuster에서는 차이가 유의하지 않았다(p=0.79). LLM을 그대로 쓰면 팩트체크가 필요한 문장을 과소 판정하여 해당 클래스 재현율이 CLEF 0.61, ClaimBuster 0.42(정밀도 0.98, 0.91)에 그쳤고, 라벨로 임계값을 조정하자 각각 0.94, 0.86으로 개선되었다. 이는 LLM의 판정 기준과 데이터셋 라벨 사이에 차이가 있음을 시사한다. 한편 ClaimBuster에서는 클래스 균형인 보정 세트와 달리 테스트의 팩트체크 필요 문장이 27%여서, 임계값 조정 후 정확도는 오히려 0.5%p 낮아졌다.</w:t>
+        <w:t xml:space="preserve">표 1에서 임베딩 SVM은 LLM 없이 NN</w:t>
+        <w:noBreakHyphen/>
+        <w:t xml:space="preserve">PPI보다 CLEF에서 유의하게 높았고(p=0.013) ClaimBuster에서는 차이가 유의하지 않았다(p=0.79). LLM을 그대로 쓰면 팩트체크가 필요한 문장을 과소 판정하여 해당 클래스 재현율이 CLEF 0.61, ClaimBuster 0.42(정밀도 0.98, 0.91)에 그쳤고, 라벨로 임계값을 조정하자 각각 0.94, 0.86으로 개선되었다. 이는 LLM의 판정 기준과 데이터셋 라벨 사이에 차이가 있음을 시사한다. 한편 ClaimBuster에서는 클래스 균형인 보정 세트와 달리 테스트의 팩트체크가 필요한 문장이 27%여서, 임계값 조정 후 정확도는 오히려 0.5%p 낮아졌다.</w:t>
       </w:r>
     </w:p>
     <w:p>
@@ -1296,7 +1346,11 @@
           <w:i w:val="0"/>
           <w:sz w:val="18"/>
         </w:rPr>
-        <w:t>호출률 50%는 테스트가 아닌 보정 세트의 교차적합 예측으로 정하였다. 보정 세트에서 결합형 정확도는 50% 이후 0.1%p 이하로만 올라 포화되었고 전량 호출과의 차이는 0.7%p 이내였다. 이 호출률에서 결합형의 테스트 정확도는 LLM 전량 호출 중 더 높은 설정보다 0.8%p, 1.1%p 높았으나 유의하지 않았고(p=0.22, 0.18), NN-PPI 적용 전량 호출보다는 2.6%p, 2.0%p 유의하게 높았다(p&lt;0.001). 호출률을 100%로 올리면 정확도가 0.1%p, 0.6%p 더 올랐고, ClaimBuster에서는 이 차이가 유의하였다(p=0.006). 테스트 문장을 모으지 않고 보정 세트의 |d| 임계값으로 문장마다 라우팅해도 정확도는 0.920, 0.845(실제 호출 38%, 49%)였다. 교체형은 호출률이 높아질수록 분류기가 확신하는 문장까지 바꾸어, 확신도 상위 절반에서 옳은 판정 94건을 틀리게, 틀린 판정 66건을 옳게 바꾸었으나 결합형은 각각 9건, 26건이었다(ClaimBuster 1회차). 이는 교체가 옳은 답을 해칠 수 있다는 보고[7]와 일치한다. 결합형은 LLM을 호출하는 모든 호출률에서 교체형보다 평균 정확도가 높았고(ClaimBuster 30~50%, CLEF 20~30%에서 유의, p≤0.023), 같은 문장을 질의하고 NN-PPI로 판정하는 캐스케이드(0.898, 0.824)보다도 유의하게 높아(p&lt;0.001) 차이는 판정 방식에서 온다.</w:t>
+        <w:t xml:space="preserve">호출률 50%는 테스트가 아닌 보정 세트의 교차적합 예측으로 정하였다. 보정 세트에서 결합형 정확도는 50% 이후 0.1%p 이하로만 올라 포화되었고 전량 호출과의 차이는 0.7%p 이내였다. 이 호출률에서 결합형의 테스트 정확도는 LLM 전량 호출 중 더 높은 설정보다 0.8%p, 1.1%p 높았으나 유의하지 않았고(p=0.22, 0.18), NN</w:t>
+        <w:noBreakHyphen/>
+        <w:t xml:space="preserve">PPI 적용 전량 호출보다는 2.6%p, 2.0%p 유의하게 높았다(p&lt;0.001). 호출률을 100%로 올리면 정확도가 0.1%p, 0.6%p 더 올랐고, ClaimBuster에서는 이 차이가 유의하였다(p=0.006). 테스트 문장을 모으지 않고 보정 세트의 |d| 임계값으로 문장마다 라우팅해도 정확도는 0.920, 0.845(실제 호출 38%, 49%)였다. 교체형은 호출률이 높아질수록 임베딩 SVM이 확신하는 문장까지 바꾸어, 확신도 상위 절반에서 옳은 판정 94건을 틀리게, 틀린 판정 66건을 옳게 바꾸었으나 결합형은 각각 9건, 26건이었다(ClaimBuster 1회차). 이는 교체가 옳은 답을 해칠 수 있다는 보고[7]와 일치한다. 결합형은 LLM을 호출하는 모든 호출률에서 교체형보다 평균 정확도가 높았고(ClaimBuster 30~50%, CLEF 20~30%에서 유의, p≤0.023), 같은 문장에 LLM을 호출하고 NN</w:t>
+        <w:noBreakHyphen/>
+        <w:t xml:space="preserve">PPI로 판정하는 캐스케이드(0.898, 0.824)보다도 유의하게 높아(p&lt;0.001) 차이는 판정 방식에서 온다.</w:t>
       </w:r>
     </w:p>
     <w:p>

--- a/paper/cascade_kics_draft.docx
+++ b/paper/cascade_kics_draft.docx
@@ -180,15 +180,13 @@
         </w:rPr>
         <w:t xml:space="preserve">팩트체크 필요성 탐지(check</w:t>
         <w:noBreakHyphen/>
-        <w:t xml:space="preserve">worthiness detection)는 유입되는 모든 문장에 적용되므로, 대형 언어 모델(LLM)을 모든 문장에 호출하면 비용과 지연이 크다. 선행 연구 NN</w:t>
+        <w:t xml:space="preserve">worthiness detection)는 유입되는 모든 문장에 적용되므로, 대형 언어 모델(LLM)을 모든 문장에 호출하면 비용과 지연이 크다. 본 논문은 소형 LLM 점수를 이웃 문장의 잔차로 보정하는 선행 연구 NN</w:t>
         <w:noBreakHyphen/>
-        <w:t xml:space="preserve">PPI는 소형 LLM 점수를 이웃 문장의 잔차로 보정하였다. 본 논문은 CLEF 2024와 ClaimBuster에서 NN</w:t>
+        <w:t xml:space="preserve">PPI를 CLEF 2024와 ClaimBuster에서 재현하고, 같은 라벨과 문장 임베딩으로 분류기를 직접 학습하면 LLM 없이도 NN</w:t>
         <w:noBreakHyphen/>
-        <w:t xml:space="preserve">PPI를 재현하고, 같은 라벨과 문장 임베딩으로 분류기를 직접 학습하면 LLM 없이도 NN</w:t>
+        <w:t xml:space="preserve">PPI와 같거나 높은 정확도를 얻음을 보인다. 이어 저비용 분류기가 모든 문장을 판정하고 불확실한 문장에만 LLM을 호출하되, LLM의 판정으로 교체하지 않고 결합하는 결합형 캐스케이드를 제안한다. 실험 결과 LLM 호출을 절반으로 줄이고도 테스트 정확도(CLEF 0.923, ClaimBuster 0.846)가 LLM 전량 호출 중 더 높은 설정(0.915, 0.835)과 유의한 차이가 없었고, NN</w:t>
         <w:noBreakHyphen/>
-        <w:t xml:space="preserve">PPI와 같거나 높은 정확도를 얻음을 보인다. 이어 저비용 분류기가 모든 문장을 판정하고 불확실한 문장에만 LLM을 호출하되, LLM의 판정으로 교체하지 않고 두 점수를 결합하는 결합형 캐스케이드를 제안한다. 보정 세트에서 정확도가 포화되는 호출률 50%에서 테스트 정확도는 CLEF 0.923, ClaimBuster 0.846으로, LLM 전량 호출 중 더 높은 설정(0.915, 0.835)과 유의한 차이가 없었고 NN</w:t>
-        <w:noBreakHyphen/>
-        <w:t xml:space="preserve">PPI 적용 전량 호출(0.897, 0.826)보다 유의하게 높았다. 결합형은 모든 호출률에서 교체형 캐스케이드보다 평균 정확도가 높아, 라벨에 담긴 판정 기준과 LLM의 일반 지식이 상호 보완적임을 시사한다.</w:t>
+        <w:t xml:space="preserve">PPI 적용 전량 호출(0.897, 0.826)보다는 유의하게 높았다. 결합형은 모든 호출률에서 교체형 캐스케이드보다 평균 정확도가 높아, 라벨에 담긴 판정 기준과 LLM의 일반 지식이 상호 보완적임을 시사한다.</w:t>
       </w:r>
     </w:p>
     <w:p>
@@ -208,7 +206,7 @@
         <w:keepNext/>
         <w:autoSpaceDE w:val="0"/>
         <w:autoSpaceDN w:val="0"/>
-        <w:spacing w:before="120" w:after="60"/>
+        <w:spacing w:before="100" w:after="40"/>
       </w:pPr>
       <w:r>
         <w:rPr>
@@ -235,7 +233,7 @@
           <w:i w:val="0"/>
           <w:sz w:val="18"/>
         </w:rPr>
-        <w:t xml:space="preserve">팩트체크 필요성 탐지는 유입되는 모든 문장에 적용되므로, 실제 서비스 운영사는 모든 문장에 LLM을 적용하는 것이 비현실적이라고 보고하였다[1]. NN</w:t>
+        <w:t xml:space="preserve">실제 팩트체크 서비스 운영사는 유입되는 모든 문장에 LLM을 적용하는 것이 비현실적이라고 보고하였다[1]. NN</w:t>
         <w:noBreakHyphen/>
         <w:t xml:space="preserve">PPI[1]는 소형 LLM의 점수를 라벨이 있는 보정 세트 중 의미적으로 가까운 이웃의 잔차로 보정한다. 같은 연구진은 인코더의 확신이 낮을 때만 LLM에 넘기는 하이브리드를 향후 과제로 제시하였다[2]. 일반적인 캐스케이드[4]는 불확실한 입력을 더 큰 LLM에 넘기되 그 답으로 교체하고, LabelFusion[3]은 인코더와 LLM의 출력을 결합하지만 모든 입력에 LLM을 호출한다. 위임한 입력에서 두 모델의 출력을 선택적으로 결합하는 캐스케이드도 일반 분류 과제에서 제안되었다[8]. 본 논문은 [2]의 하이브리드를 구현하되, 결합 가중치를 라벨로 학습하여 LLM과 라벨의 판정 기준 차이까지 반영한다.</w:t>
       </w:r>
@@ -267,7 +265,7 @@
         <w:keepNext/>
         <w:autoSpaceDE w:val="0"/>
         <w:autoSpaceDN w:val="0"/>
-        <w:spacing w:before="120" w:after="60"/>
+        <w:spacing w:before="100" w:after="40"/>
       </w:pPr>
       <w:r>
         <w:rPr>
@@ -277,6 +275,23 @@
           <w:sz w:val="21"/>
         </w:rPr>
         <w:t>Ⅱ. 제안 기법</w:t>
+      </w:r>
+    </w:p>
+    <w:p>
+      <w:pPr>
+        <w:keepNext/>
+        <w:autoSpaceDE w:val="0"/>
+        <w:autoSpaceDN w:val="0"/>
+        <w:spacing w:before="60" w:after="30"/>
+      </w:pPr>
+      <w:r>
+        <w:rPr>
+          <w:rFonts w:ascii="함초롬바탕" w:hAnsi="함초롬바탕" w:eastAsia="함초롬바탕"/>
+          <w:b/>
+          <w:i w:val="0"/>
+          <w:sz w:val="19"/>
+        </w:rPr>
+        <w:t>2.1 저비용 분류기</w:t>
       </w:r>
     </w:p>
     <w:p>
@@ -311,6 +326,23 @@
     </w:p>
     <w:p>
       <w:pPr>
+        <w:keepNext/>
+        <w:autoSpaceDE w:val="0"/>
+        <w:autoSpaceDN w:val="0"/>
+        <w:spacing w:before="60" w:after="30"/>
+      </w:pPr>
+      <w:r>
+        <w:rPr>
+          <w:rFonts w:ascii="함초롬바탕" w:hAnsi="함초롬바탕" w:eastAsia="함초롬바탕"/>
+          <w:b/>
+          <w:i w:val="0"/>
+          <w:sz w:val="19"/>
+        </w:rPr>
+        <w:t>2.2 결합형 캐스케이드</w:t>
+      </w:r>
+    </w:p>
+    <w:p>
+      <w:pPr>
         <w:autoSpaceDE w:val="0"/>
         <w:autoSpaceDN w:val="0"/>
         <w:spacing w:after="50" w:line="240" w:lineRule="auto"/>
@@ -324,7 +356,67 @@
           <w:i w:val="0"/>
           <w:sz w:val="18"/>
         </w:rPr>
-        <w:t>결합형 캐스케이드(이하 결합형)는 |d(x)|가 작은 순서, 즉 분류기가 가장 불확실한 문장부터 전체의 ρ 비율만큼 LLM을 호출하여 점수 s(x)∈[0,1]을 얻는다. 호출한 문장은 식 (1)로, 나머지는 d(x)&gt;0 여부로 판정한다.</w:t>
+        <w:t>결합형 캐스케이드(이하 결합형)는 그림 1과 같이 |d(x)|가 작은 순서, 즉 분류기가 가장 불확실한 문장부터 전체의 ρ 비율(호출률)만큼 LLM을 호출하여 점수 s(x)∈[0,1]을 얻는다. 호출한 문장은 식 (1)로, 나머지는 d(x)&gt;0 여부로 판정한다.</w:t>
+      </w:r>
+    </w:p>
+    <w:p>
+      <w:pPr>
+        <w:keepNext/>
+        <w:autoSpaceDE w:val="0"/>
+        <w:autoSpaceDN w:val="0"/>
+        <w:spacing w:before="60" w:after="20"/>
+        <w:jc w:val="center"/>
+      </w:pPr>
+      <w:r>
+        <w:drawing>
+          <wp:inline xmlns:a="http://schemas.openxmlformats.org/drawingml/2006/main" xmlns:pic="http://schemas.openxmlformats.org/drawingml/2006/picture">
+            <wp:extent cx="2365120" cy="717765"/>
+            <wp:docPr id="1" name="Picture 1"/>
+            <wp:cNvGraphicFramePr>
+              <a:graphicFrameLocks noChangeAspect="1"/>
+            </wp:cNvGraphicFramePr>
+            <a:graphic>
+              <a:graphicData uri="http://schemas.openxmlformats.org/drawingml/2006/picture">
+                <pic:pic>
+                  <pic:nvPicPr>
+                    <pic:cNvPr id="0" name="method_diagram.png"/>
+                    <pic:cNvPicPr/>
+                  </pic:nvPicPr>
+                  <pic:blipFill>
+                    <a:blip r:embed="rId9"/>
+                    <a:stretch>
+                      <a:fillRect/>
+                    </a:stretch>
+                  </pic:blipFill>
+                  <pic:spPr>
+                    <a:xfrm>
+                      <a:off x="0" y="0"/>
+                      <a:ext cx="2365120" cy="717765"/>
+                    </a:xfrm>
+                    <a:prstGeom prst="rect"/>
+                  </pic:spPr>
+                </pic:pic>
+              </a:graphicData>
+            </a:graphic>
+          </wp:inline>
+        </w:drawing>
+      </w:r>
+    </w:p>
+    <w:p>
+      <w:pPr>
+        <w:autoSpaceDE w:val="0"/>
+        <w:autoSpaceDN w:val="0"/>
+        <w:spacing w:after="80"/>
+        <w:jc w:val="center"/>
+      </w:pPr>
+      <w:r>
+        <w:rPr>
+          <w:rFonts w:ascii="함초롬바탕" w:hAnsi="함초롬바탕" w:eastAsia="함초롬바탕"/>
+          <w:b/>
+          <w:i w:val="0"/>
+          <w:sz w:val="16"/>
+        </w:rPr>
+        <w:t>그림 1. 결합형의 처리 흐름 (파란 상자가 제안하는 결합 판정)</w:t>
       </w:r>
     </w:p>
     <w:p>
@@ -347,7 +439,7 @@
         <w:drawing>
           <wp:inline xmlns:a="http://schemas.openxmlformats.org/drawingml/2006/main" xmlns:pic="http://schemas.openxmlformats.org/drawingml/2006/picture">
             <wp:extent cx="2091829" cy="134630"/>
-            <wp:docPr id="1" name="Picture 1"/>
+            <wp:docPr id="2" name="Picture 2"/>
             <wp:cNvGraphicFramePr>
               <a:graphicFrameLocks noChangeAspect="1"/>
             </wp:cNvGraphicFramePr>
@@ -359,7 +451,7 @@
                     <pic:cNvPicPr/>
                   </pic:nvPicPr>
                   <pic:blipFill>
-                    <a:blip r:embed="rId9"/>
+                    <a:blip r:embed="rId10"/>
                     <a:stretch>
                       <a:fillRect/>
                     </a:stretch>
@@ -390,6 +482,7 @@
     </w:p>
     <w:p>
       <w:pPr>
+        <w:widowControl w:val="0"/>
         <w:autoSpaceDE w:val="0"/>
         <w:autoSpaceDN w:val="0"/>
         <w:spacing w:after="50" w:line="240" w:lineRule="auto"/>
@@ -412,7 +505,7 @@
         <w:drawing>
           <wp:inline xmlns:a="http://schemas.openxmlformats.org/drawingml/2006/main" xmlns:pic="http://schemas.openxmlformats.org/drawingml/2006/picture">
             <wp:extent cx="161309" cy="133944"/>
-            <wp:docPr id="2" name="Picture 2"/>
+            <wp:docPr id="3" name="Picture 3"/>
             <wp:cNvGraphicFramePr>
               <a:graphicFrameLocks noChangeAspect="1"/>
             </wp:cNvGraphicFramePr>
@@ -424,7 +517,7 @@
                     <pic:cNvPicPr/>
                   </pic:nvPicPr>
                   <pic:blipFill>
-                    <a:blip r:embed="rId10"/>
+                    <a:blip r:embed="rId11"/>
                     <a:stretch>
                       <a:fillRect/>
                     </a:stretch>
@@ -457,7 +550,7 @@
         <w:keepNext/>
         <w:autoSpaceDE w:val="0"/>
         <w:autoSpaceDN w:val="0"/>
-        <w:spacing w:before="120" w:after="60"/>
+        <w:spacing w:before="100" w:after="40"/>
       </w:pPr>
       <w:r>
         <w:rPr>
@@ -467,6 +560,23 @@
           <w:sz w:val="21"/>
         </w:rPr>
         <w:t>Ⅲ. 실험 및 결과</w:t>
+      </w:r>
+    </w:p>
+    <w:p>
+      <w:pPr>
+        <w:keepNext/>
+        <w:autoSpaceDE w:val="0"/>
+        <w:autoSpaceDN w:val="0"/>
+        <w:spacing w:before="60" w:after="30"/>
+      </w:pPr>
+      <w:r>
+        <w:rPr>
+          <w:rFonts w:ascii="함초롬바탕" w:hAnsi="함초롬바탕" w:eastAsia="함초롬바탕"/>
+          <w:b/>
+          <w:i w:val="0"/>
+          <w:sz w:val="19"/>
+        </w:rPr>
+        <w:t>3.1 실험 설정</w:t>
       </w:r>
     </w:p>
     <w:p>
@@ -490,11 +600,26 @@
         <w:noBreakHyphen/>
         <w:t xml:space="preserve">PPI는 원 논문의 Gemma 3 4B 설정으로 재현하였고(원 논문과 같은 CLEF dev</w:t>
         <w:noBreakHyphen/>
-        <w:t xml:space="preserve">test와 ClaimBuster 2016년 분할에서 NN</w:t>
+        <w:t xml:space="preserve">test와 ClaimBuster 2016년 분할에서 가중 F1 CLEF 0.835, ClaimBuster 0.785; 원 논문 0.827, 0.760), 이웃 수 k는 보정 세트 내부 검증으로 선택하였다(두 데이터셋 k=10). LLM은 Claude Sonnet 5이며 NN</w:t>
         <w:noBreakHyphen/>
-        <w:t xml:space="preserve">PPI 적용 후 가중 F1 CLEF 0.835, ClaimBuster 0.785; 원 논문 0.827, 0.760), 이웃 수 k는 보정 세트 내부 검증으로 선택하였다(두 데이터셋 모두 k=10). LLM은 Claude Sonnet 5이며 NN</w:t>
-        <w:noBreakHyphen/>
-        <w:t xml:space="preserve">PPI의 판정 기준 프롬프트로 40문장씩 묶어 채점하였다(문장 단위 채점과 AUC 0.991 대 0.990). LLM 임계값, 결합 계수, k는 모두 보정 세트 안에서만 정하였고 임베딩 SVM은 기본 하이퍼파라미터를 사용하였다. 보정 세트의 80%를 비복원 추출하여 5회 반복한 평균을 보고하며, 방법 간 차이는 1회차 예측에 대한 McNemar 검정으로 평가하였다.</w:t>
+        <w:t xml:space="preserve">PPI의 판정 기준 프롬프트로 40문장씩 묶어 채점하였다. LLM 임계값, 결합 계수, k는 모두 보정 세트 안에서만 정하였고 임베딩 SVM은 기본 하이퍼파라미터를 사용하였다. 보정 세트의 80%를 비복원 추출하여 5회 반복한 평균을 보고하며, 방법 간 차이는 1회차 예측에 대한 McNemar 검정(α=0.05)으로 평가하였다.</w:t>
+      </w:r>
+    </w:p>
+    <w:p>
+      <w:pPr>
+        <w:keepNext/>
+        <w:autoSpaceDE w:val="0"/>
+        <w:autoSpaceDN w:val="0"/>
+        <w:spacing w:before="60" w:after="30"/>
+      </w:pPr>
+      <w:r>
+        <w:rPr>
+          <w:rFonts w:ascii="함초롬바탕" w:hAnsi="함초롬바탕" w:eastAsia="함초롬바탕"/>
+          <w:b/>
+          <w:i w:val="0"/>
+          <w:sz w:val="19"/>
+        </w:rPr>
+        <w:t>3.2 결과</w:t>
       </w:r>
     </w:p>
     <w:p>
@@ -511,7 +636,7 @@
           <w:i w:val="0"/>
           <w:sz w:val="17"/>
         </w:rPr>
-        <w:t>표 1. 방법별 테스트 정확도 (5회 평균, 호출률 = LLM을 호출한 문장 비율)</w:t>
+        <w:t>표 1. 테스트 정확도 (5회 평균, †: 결합형(50%)이 유의하게 높음)</w:t>
       </w:r>
     </w:p>
     <w:tbl>
@@ -862,7 +987,7 @@
                 <w:i w:val="0"/>
                 <w:sz w:val="16"/>
               </w:rPr>
-              <w:t>0.896</w:t>
+              <w:t>0.896†</w:t>
             </w:r>
           </w:p>
         </w:tc>
@@ -974,7 +1099,7 @@
                 <w:i w:val="0"/>
                 <w:sz w:val="16"/>
               </w:rPr>
-              <w:t>0.830</w:t>
+              <w:t>0.830†</w:t>
             </w:r>
           </w:p>
         </w:tc>
@@ -1044,7 +1169,7 @@
                 <w:i w:val="0"/>
                 <w:sz w:val="16"/>
               </w:rPr>
-              <w:t>0.897</w:t>
+              <w:t>0.897†</w:t>
             </w:r>
           </w:p>
         </w:tc>
@@ -1066,7 +1191,7 @@
                 <w:i w:val="0"/>
                 <w:sz w:val="16"/>
               </w:rPr>
-              <w:t>0.826</w:t>
+              <w:t>0.826†</w:t>
             </w:r>
           </w:p>
         </w:tc>
@@ -1156,7 +1281,7 @@
                 <w:i w:val="0"/>
                 <w:sz w:val="16"/>
               </w:rPr>
-              <w:t>0.835</w:t>
+              <w:t>0.835†</w:t>
             </w:r>
           </w:p>
         </w:tc>
@@ -1269,21 +1394,44 @@
         </w:rPr>
         <w:t xml:space="preserve">표 1에서 임베딩 SVM은 LLM 없이 NN</w:t>
         <w:noBreakHyphen/>
-        <w:t xml:space="preserve">PPI보다 CLEF에서 유의하게 높았고(p=0.013) ClaimBuster에서는 차이가 유의하지 않았다(p=0.79). LLM을 그대로 쓰면 팩트체크가 필요한 문장을 과소 판정하여 해당 클래스 재현율이 CLEF 0.61, ClaimBuster 0.42(정밀도 0.98, 0.91)에 그쳤고, 라벨로 임계값을 조정하자 각각 0.94, 0.86으로 개선되었다. 이는 LLM의 판정 기준과 데이터셋 라벨 사이에 차이가 있음을 시사한다. 한편 ClaimBuster에서는 클래스 균형인 보정 세트와 달리 테스트의 팩트체크가 필요한 문장이 27%여서, 임계값 조정 후 정확도는 오히려 0.5%p 낮아졌다.</w:t>
+        <w:t xml:space="preserve">PPI보다 CLEF에서 유의하게 높았고(p=0.013) ClaimBuster에서는 차이가 유의하지 않았다(p=0.79). LLM을 그대로 쓰면 팩트체크가 필요한 문장을 과소 판정하여 재현율이 CLEF 0.61, ClaimBuster 0.42(정밀도 0.98, 0.91)에 그쳤고, 라벨로 임계값을 조정하자 각각 0.94, 0.86으로 개선되었다. 이는 LLM의 판정 기준과 데이터셋 라벨 사이에 차이가 있음을 시사한다. 한편 ClaimBuster에서는 클래스 균형인 보정 세트와 달리 테스트의 팩트체크가 필요한 문장이 27%여서, 임계값 조정 후 정확도는 오히려 0.5%p 낮아졌다.</w:t>
       </w:r>
     </w:p>
     <w:p>
       <w:pPr>
         <w:autoSpaceDE w:val="0"/>
         <w:autoSpaceDN w:val="0"/>
-        <w:spacing w:after="20"/>
+        <w:spacing w:after="50" w:line="240" w:lineRule="auto"/>
+        <w:ind w:firstLine="198"/>
+        <w:jc w:val="both"/>
+      </w:pPr>
+      <w:r>
+        <w:rPr>
+          <w:rFonts w:ascii="함초롬바탕" w:hAnsi="함초롬바탕" w:eastAsia="함초롬바탕"/>
+          <w:b w:val="0"/>
+          <w:i w:val="0"/>
+          <w:sz w:val="18"/>
+        </w:rPr>
+        <w:t xml:space="preserve">호출률 50%는 테스트가 아닌 보정 세트에서 정하였다(교차적합 정확도가 50% 이후 0.1%p 이하로만 올라 포화, 전량 호출과 0.7%p 이내). 이 호출률에서 결합형의 테스트 정확도는 LLM 전량 호출 중 더 높은 설정보다 0.8%p, 1.1%p 높았으나 유의하지 않았고(p=0.22, 0.18), NN</w:t>
+        <w:noBreakHyphen/>
+        <w:t xml:space="preserve">PPI 적용 전량 호출보다는 2.6%p, 2.0%p 유의하게 높았다(p&lt;0.001). 호출률을 100%로 올리면(그림 2) 정확도가 0.1%p, 0.6%p 더 올랐고, ClaimBuster에서는 이 차이가 유의하였다(p=0.006). 교체형은 임베딩 SVM이 확신하는 상위 절반에서 옳은 판정 94건을 틀리게, 틀린 판정 66건을 옳게 바꾸었으나 결합형은 각각 9건, 26건이었다(1회차, ClaimBuster). 이는 교체가 옳은 답을 해칠 수 있다는 보고[7]와 일치한다. 결합형은 LLM을 호출하는 모든 호출률에서 교체형보다 평균 정확도가 높았고, 같은 문장에 LLM을 호출하고 NN</w:t>
+        <w:noBreakHyphen/>
+        <w:t xml:space="preserve">PPI로 판정하는 캐스케이드(0.898, 0.824)보다도 유의하게 높아(p&lt;0.001) 이 차이는 판정 방식에서 온다.</w:t>
+      </w:r>
+    </w:p>
+    <w:p>
+      <w:pPr>
+        <w:keepNext/>
+        <w:autoSpaceDE w:val="0"/>
+        <w:autoSpaceDN w:val="0"/>
+        <w:spacing w:before="60" w:after="20"/>
         <w:jc w:val="center"/>
       </w:pPr>
       <w:r>
         <w:drawing>
           <wp:inline xmlns:a="http://schemas.openxmlformats.org/drawingml/2006/main" xmlns:pic="http://schemas.openxmlformats.org/drawingml/2006/picture">
-            <wp:extent cx="2951999" cy="1563630"/>
-            <wp:docPr id="3" name="Picture 3"/>
+            <wp:extent cx="2951999" cy="1415801"/>
+            <wp:docPr id="4" name="Picture 4"/>
             <wp:cNvGraphicFramePr>
               <a:graphicFrameLocks noChangeAspect="1"/>
             </wp:cNvGraphicFramePr>
@@ -1295,7 +1443,7 @@
                     <pic:cNvPicPr/>
                   </pic:nvPicPr>
                   <pic:blipFill>
-                    <a:blip r:embed="rId11"/>
+                    <a:blip r:embed="rId12"/>
                     <a:stretch>
                       <a:fillRect/>
                     </a:stretch>
@@ -1303,7 +1451,7 @@
                   <pic:spPr>
                     <a:xfrm>
                       <a:off x="0" y="0"/>
-                      <a:ext cx="2951999" cy="1563630"/>
+                      <a:ext cx="2951999" cy="1415801"/>
                     </a:xfrm>
                     <a:prstGeom prst="rect"/>
                   </pic:spPr>
@@ -1328,29 +1476,7 @@
           <w:i w:val="0"/>
           <w:sz w:val="16"/>
         </w:rPr>
-        <w:t>그림 1. 호출률에 따른 테스트 정확도 (5회 평균, 띠는 표준편차)</w:t>
-      </w:r>
-    </w:p>
-    <w:p>
-      <w:pPr>
-        <w:autoSpaceDE w:val="0"/>
-        <w:autoSpaceDN w:val="0"/>
-        <w:spacing w:after="50" w:line="240" w:lineRule="auto"/>
-        <w:ind w:firstLine="198"/>
-        <w:jc w:val="both"/>
-      </w:pPr>
-      <w:r>
-        <w:rPr>
-          <w:rFonts w:ascii="함초롬바탕" w:hAnsi="함초롬바탕" w:eastAsia="함초롬바탕"/>
-          <w:b w:val="0"/>
-          <w:i w:val="0"/>
-          <w:sz w:val="18"/>
-        </w:rPr>
-        <w:t xml:space="preserve">호출률 50%는 테스트가 아닌 보정 세트의 교차적합 예측으로 정하였다. 보정 세트에서 결합형 정확도는 50% 이후 0.1%p 이하로만 올라 포화되었고 전량 호출과의 차이는 0.7%p 이내였다. 이 호출률에서 결합형의 테스트 정확도는 LLM 전량 호출 중 더 높은 설정보다 0.8%p, 1.1%p 높았으나 유의하지 않았고(p=0.22, 0.18), NN</w:t>
-        <w:noBreakHyphen/>
-        <w:t xml:space="preserve">PPI 적용 전량 호출보다는 2.6%p, 2.0%p 유의하게 높았다(p&lt;0.001). 호출률을 100%로 올리면 정확도가 0.1%p, 0.6%p 더 올랐고, ClaimBuster에서는 이 차이가 유의하였다(p=0.006). 테스트 문장을 모으지 않고 보정 세트의 |d| 임계값으로 문장마다 라우팅해도 정확도는 0.920, 0.845(실제 호출 38%, 49%)였다. 교체형은 호출률이 높아질수록 임베딩 SVM이 확신하는 문장까지 바꾸어, 확신도 상위 절반에서 옳은 판정 94건을 틀리게, 틀린 판정 66건을 옳게 바꾸었으나 결합형은 각각 9건, 26건이었다(ClaimBuster 1회차). 이는 교체가 옳은 답을 해칠 수 있다는 보고[7]와 일치한다. 결합형은 LLM을 호출하는 모든 호출률에서 교체형보다 평균 정확도가 높았고(ClaimBuster 30~50%, CLEF 20~30%에서 유의, p≤0.023), 같은 문장에 LLM을 호출하고 NN</w:t>
-        <w:noBreakHyphen/>
-        <w:t xml:space="preserve">PPI로 판정하는 캐스케이드(0.898, 0.824)보다도 유의하게 높아(p&lt;0.001) 차이는 판정 방식에서 온다.</w:t>
+        <w:t>그림 2. 호출률에 따른 테스트 정확도 (5회 평균, 띠는 표준편차)</w:t>
       </w:r>
     </w:p>
     <w:p>
@@ -1358,7 +1484,7 @@
         <w:keepNext/>
         <w:autoSpaceDE w:val="0"/>
         <w:autoSpaceDN w:val="0"/>
-        <w:spacing w:before="120" w:after="60"/>
+        <w:spacing w:before="100" w:after="40"/>
       </w:pPr>
       <w:r>
         <w:rPr>
@@ -1385,7 +1511,7 @@
           <w:i w:val="0"/>
           <w:sz w:val="18"/>
         </w:rPr>
-        <w:t>팩트체크 필요성 탐지에서 라벨로 학습한 저비용 분류기와 LLM은 서로 다른 정보를 가지며, 불확실한 문장에서만 LLM을 호출해 두 점수를 결합하면 호출을 절반으로 줄여도 전량 호출과 유의한 차이가 없는 정확도를 얻는다. 출처가 겹치는[5] 영어 두 데이터셋과 단일 LLM으로 평가하였고 비용을 호출률로만 보고하였다는 한계가 있다.</w:t>
+        <w:t>라벨로 학습한 저비용 분류기와 LLM은 서로 다른 정보를 가지며, 불확실한 문장에서만 LLM을 호출해 결합하면 호출을 절반으로 줄여도 전량 호출과 유의한 차이가 없는 정확도를 얻는다. 출처가 겹치는[5] 영어 두 데이터셋과 단일 LLM으로 평가하였고 비용을 호출률로만 보고하였다는 한계가 있다.</w:t>
       </w:r>
     </w:p>
     <w:p>
@@ -1393,7 +1519,7 @@
         <w:keepNext/>
         <w:autoSpaceDE w:val="0"/>
         <w:autoSpaceDN w:val="0"/>
-        <w:spacing w:before="120" w:after="60"/>
+        <w:spacing w:before="100" w:after="40"/>
       </w:pPr>
       <w:r>
         <w:rPr>
@@ -1409,7 +1535,7 @@
       <w:pPr>
         <w:autoSpaceDE w:val="0"/>
         <w:autoSpaceDN w:val="0"/>
-        <w:spacing w:after="0" w:line="240" w:lineRule="auto"/>
+        <w:spacing w:after="0" w:line="168" w:lineRule="exact"/>
         <w:jc w:val="left"/>
       </w:pPr>
       <w:r>
@@ -1426,7 +1552,7 @@
       <w:pPr>
         <w:autoSpaceDE w:val="0"/>
         <w:autoSpaceDN w:val="0"/>
-        <w:spacing w:after="0" w:line="240" w:lineRule="auto"/>
+        <w:spacing w:after="0" w:line="168" w:lineRule="exact"/>
         <w:jc w:val="left"/>
       </w:pPr>
       <w:r>
@@ -1443,7 +1569,7 @@
       <w:pPr>
         <w:autoSpaceDE w:val="0"/>
         <w:autoSpaceDN w:val="0"/>
-        <w:spacing w:after="0" w:line="240" w:lineRule="auto"/>
+        <w:spacing w:after="0" w:line="168" w:lineRule="exact"/>
         <w:jc w:val="left"/>
       </w:pPr>
       <w:r>
@@ -1460,7 +1586,7 @@
       <w:pPr>
         <w:autoSpaceDE w:val="0"/>
         <w:autoSpaceDN w:val="0"/>
-        <w:spacing w:after="0" w:line="240" w:lineRule="auto"/>
+        <w:spacing w:after="0" w:line="168" w:lineRule="exact"/>
         <w:jc w:val="left"/>
       </w:pPr>
       <w:r>
@@ -1477,7 +1603,7 @@
       <w:pPr>
         <w:autoSpaceDE w:val="0"/>
         <w:autoSpaceDN w:val="0"/>
-        <w:spacing w:after="0" w:line="240" w:lineRule="auto"/>
+        <w:spacing w:after="0" w:line="168" w:lineRule="exact"/>
         <w:jc w:val="left"/>
       </w:pPr>
       <w:r>
@@ -1494,7 +1620,7 @@
       <w:pPr>
         <w:autoSpaceDE w:val="0"/>
         <w:autoSpaceDN w:val="0"/>
-        <w:spacing w:after="0" w:line="240" w:lineRule="auto"/>
+        <w:spacing w:after="0" w:line="168" w:lineRule="exact"/>
         <w:jc w:val="left"/>
       </w:pPr>
       <w:r>
@@ -1504,14 +1630,14 @@
           <w:i w:val="0"/>
           <w:sz w:val="14"/>
         </w:rPr>
-        <w:t>[6] F. Arslan, N. Hassan, C. Li, and M. Tremayne, "A Benchmark Dataset of Check-Worthy Factual Claims," in Proc. ICWSM, vol. 14, pp. 821–829, 2020.</w:t>
+        <w:t>[6] F. Arslan et al., "A Benchmark Dataset of Check-Worthy Factual Claims," in Proc. ICWSM, vol. 14, pp. 821–829, 2020.</w:t>
       </w:r>
     </w:p>
     <w:p>
       <w:pPr>
         <w:autoSpaceDE w:val="0"/>
         <w:autoSpaceDN w:val="0"/>
-        <w:spacing w:after="0" w:line="240" w:lineRule="auto"/>
+        <w:spacing w:after="0" w:line="168" w:lineRule="exact"/>
         <w:jc w:val="left"/>
       </w:pPr>
       <w:r>
@@ -1528,7 +1654,7 @@
       <w:pPr>
         <w:autoSpaceDE w:val="0"/>
         <w:autoSpaceDN w:val="0"/>
-        <w:spacing w:after="0" w:line="240" w:lineRule="auto"/>
+        <w:spacing w:after="0" w:line="168" w:lineRule="exact"/>
         <w:jc w:val="left"/>
       </w:pPr>
       <w:r>

--- a/paper/cascade_kics_draft.docx
+++ b/paper/cascade_kics_draft.docx
@@ -370,7 +370,7 @@
       <w:r>
         <w:drawing>
           <wp:inline xmlns:a="http://schemas.openxmlformats.org/drawingml/2006/main" xmlns:pic="http://schemas.openxmlformats.org/drawingml/2006/picture">
-            <wp:extent cx="2365120" cy="717765"/>
+            <wp:extent cx="2568701" cy="778533"/>
             <wp:docPr id="1" name="Picture 1"/>
             <wp:cNvGraphicFramePr>
               <a:graphicFrameLocks noChangeAspect="1"/>
@@ -391,7 +391,7 @@
                   <pic:spPr>
                     <a:xfrm>
                       <a:off x="0" y="0"/>
-                      <a:ext cx="2365120" cy="717765"/>
+                      <a:ext cx="2568701" cy="778533"/>
                     </a:xfrm>
                     <a:prstGeom prst="rect"/>
                   </pic:spPr>
@@ -416,7 +416,7 @@
           <w:i w:val="0"/>
           <w:sz w:val="16"/>
         </w:rPr>
-        <w:t>그림 1. 결합형의 처리 흐름 (파란 상자가 제안하는 결합 판정)</w:t>
+        <w:t>그림 1. 결합형의 처리 흐름 (Uncertain: |d(x)|가 하위 ρ에 속함)</w:t>
       </w:r>
     </w:p>
     <w:p>

--- a/paper/cascade_kics_draft.docx
+++ b/paper/cascade_kics_draft.docx
@@ -416,7 +416,7 @@
           <w:i w:val="0"/>
           <w:sz w:val="16"/>
         </w:rPr>
-        <w:t>그림 1. 결합형의 처리 흐름 (Uncertain: |d(x)|가 하위 ρ에 속함)</w:t>
+        <w:t>그림 1. 결합형 캐스케이드의 구조</w:t>
       </w:r>
     </w:p>
     <w:p>

--- a/paper/cascade_kics_draft.docx
+++ b/paper/cascade_kics_draft.docx
@@ -11,10 +11,10 @@
       </w:pPr>
       <w:r>
         <w:rPr>
-          <w:rFonts w:ascii="함초롬바탕" w:hAnsi="함초롬바탕" w:eastAsia="함초롬바탕"/>
+          <w:rFonts w:ascii="Times New Roman" w:hAnsi="Times New Roman" w:eastAsia="HY신명조"/>
           <w:b/>
           <w:i w:val="0"/>
-          <w:sz w:val="30"/>
+          <w:sz w:val="26"/>
         </w:rPr>
         <w:t>저비용 분류기와 대형 언어 모델의 선택적 결합을 통한</w:t>
       </w:r>
@@ -23,15 +23,15 @@
       <w:pPr>
         <w:autoSpaceDE w:val="0"/>
         <w:autoSpaceDN w:val="0"/>
-        <w:spacing w:after="160"/>
+        <w:spacing w:after="0"/>
         <w:jc w:val="center"/>
       </w:pPr>
       <w:r>
         <w:rPr>
-          <w:rFonts w:ascii="함초롬바탕" w:hAnsi="함초롬바탕" w:eastAsia="함초롬바탕"/>
+          <w:rFonts w:ascii="Times New Roman" w:hAnsi="Times New Roman" w:eastAsia="HY신명조"/>
           <w:b/>
           <w:i w:val="0"/>
-          <w:sz w:val="30"/>
+          <w:sz w:val="26"/>
         </w:rPr>
         <w:t>팩트체크 필요성 탐지</w:t>
       </w:r>
@@ -40,12 +40,12 @@
       <w:pPr>
         <w:autoSpaceDE w:val="0"/>
         <w:autoSpaceDN w:val="0"/>
-        <w:spacing w:after="20"/>
+        <w:spacing w:after="0" w:before="152"/>
         <w:jc w:val="center"/>
       </w:pPr>
       <w:r>
         <w:rPr>
-          <w:rFonts w:ascii="함초롬바탕" w:hAnsi="함초롬바탕" w:eastAsia="함초롬바탕"/>
+          <w:rFonts w:ascii="Times New Roman" w:hAnsi="Times New Roman" w:eastAsia="HY신명조"/>
           <w:b w:val="0"/>
           <w:i w:val="0"/>
           <w:sz w:val="22"/>
@@ -57,15 +57,15 @@
       <w:pPr>
         <w:autoSpaceDE w:val="0"/>
         <w:autoSpaceDN w:val="0"/>
-        <w:spacing w:after="20"/>
+        <w:spacing w:after="0"/>
         <w:jc w:val="center"/>
       </w:pPr>
       <w:r>
         <w:rPr>
-          <w:rFonts w:ascii="함초롬바탕" w:hAnsi="함초롬바탕" w:eastAsia="함초롬바탕"/>
+          <w:rFonts w:ascii="Times New Roman" w:hAnsi="Times New Roman" w:eastAsia="HY신명조"/>
           <w:b w:val="0"/>
           <w:i w:val="0"/>
-          <w:sz w:val="20"/>
+          <w:sz w:val="22"/>
         </w:rPr>
         <w:t>(소속 입력 필요)</w:t>
       </w:r>
@@ -74,15 +74,15 @@
       <w:pPr>
         <w:autoSpaceDE w:val="0"/>
         <w:autoSpaceDN w:val="0"/>
-        <w:spacing w:after="160"/>
+        <w:spacing w:after="152"/>
         <w:jc w:val="center"/>
       </w:pPr>
       <w:r>
         <w:rPr>
-          <w:rFonts w:ascii="함초롬바탕" w:hAnsi="함초롬바탕" w:eastAsia="함초롬바탕"/>
+          <w:rFonts w:ascii="Times New Roman" w:hAnsi="Times New Roman" w:eastAsia="HY신명조"/>
           <w:b w:val="0"/>
           <w:i w:val="0"/>
-          <w:sz w:val="19"/>
+          <w:sz w:val="22"/>
         </w:rPr>
         <w:t>leejb020313@gmail.com</w:t>
       </w:r>
@@ -91,15 +91,15 @@
       <w:pPr>
         <w:autoSpaceDE w:val="0"/>
         <w:autoSpaceDN w:val="0"/>
-        <w:spacing w:after="100"/>
+        <w:spacing w:after="0"/>
         <w:jc w:val="center"/>
       </w:pPr>
       <w:r>
         <w:rPr>
-          <w:rFonts w:ascii="Times New Roman" w:hAnsi="Times New Roman" w:eastAsia="Times New Roman"/>
+          <w:rFonts w:ascii="Times New Roman" w:hAnsi="Times New Roman" w:eastAsia="HY신명조"/>
           <w:b/>
           <w:i w:val="0"/>
-          <w:sz w:val="25"/>
+          <w:sz w:val="26"/>
         </w:rPr>
         <w:t xml:space="preserve">Cost</w:t>
         <w:noBreakHyphen/>
@@ -116,12 +116,12 @@
       <w:pPr>
         <w:autoSpaceDE w:val="0"/>
         <w:autoSpaceDN w:val="0"/>
-        <w:spacing w:after="20"/>
+        <w:spacing w:after="0" w:before="284"/>
         <w:jc w:val="center"/>
       </w:pPr>
       <w:r>
         <w:rPr>
-          <w:rFonts w:ascii="Times New Roman" w:hAnsi="Times New Roman" w:eastAsia="Times New Roman"/>
+          <w:rFonts w:ascii="Times New Roman" w:hAnsi="Times New Roman" w:eastAsia="HY신명조"/>
           <w:b w:val="0"/>
           <w:i w:val="0"/>
           <w:sz w:val="22"/>
@@ -133,15 +133,15 @@
       <w:pPr>
         <w:autoSpaceDE w:val="0"/>
         <w:autoSpaceDN w:val="0"/>
-        <w:spacing w:after="160"/>
+        <w:spacing w:after="284"/>
         <w:jc w:val="center"/>
       </w:pPr>
       <w:r>
         <w:rPr>
-          <w:rFonts w:ascii="Times New Roman" w:hAnsi="Times New Roman" w:eastAsia="Times New Roman"/>
+          <w:rFonts w:ascii="Times New Roman" w:hAnsi="Times New Roman" w:eastAsia="HY신명조"/>
           <w:b w:val="0"/>
           <w:i w:val="0"/>
-          <w:sz w:val="20"/>
+          <w:sz w:val="22"/>
         </w:rPr>
         <w:t>(Affiliation)</w:t>
       </w:r>
@@ -155,10 +155,10 @@
       </w:pPr>
       <w:r>
         <w:rPr>
-          <w:rFonts w:ascii="함초롬바탕" w:hAnsi="함초롬바탕" w:eastAsia="함초롬바탕"/>
-          <w:b/>
+          <w:rFonts w:ascii="Times New Roman" w:hAnsi="Times New Roman" w:eastAsia="HY신명조"/>
+          <w:b w:val="0"/>
           <w:i w:val="0"/>
-          <w:sz w:val="21"/>
+          <w:sz w:val="22"/>
         </w:rPr>
         <w:t>요 약</w:t>
       </w:r>
@@ -173,7 +173,7 @@
       </w:pPr>
       <w:r>
         <w:rPr>
-          <w:rFonts w:ascii="함초롬바탕" w:hAnsi="함초롬바탕" w:eastAsia="함초롬바탕"/>
+          <w:rFonts w:ascii="Times New Roman" w:hAnsi="Times New Roman" w:eastAsia="HY신명조"/>
           <w:b w:val="0"/>
           <w:i w:val="0"/>
           <w:sz w:val="18"/>
@@ -195,7 +195,7 @@
         <w:autoSpaceDN w:val="0"/>
         <w:sectPr>
           <w:pgSz w:w="11906" w:h="16838"/>
-          <w:pgMar w:top="1247" w:right="1020" w:bottom="1134" w:left="1020" w:header="720" w:footer="720" w:gutter="0"/>
+          <w:pgMar w:top="850" w:right="850" w:bottom="850" w:left="850" w:header="720" w:footer="720" w:gutter="0"/>
           <w:cols w:space="720"/>
           <w:docGrid w:linePitch="360"/>
         </w:sectPr>
@@ -206,14 +206,14 @@
         <w:keepNext/>
         <w:autoSpaceDE w:val="0"/>
         <w:autoSpaceDN w:val="0"/>
-        <w:spacing w:before="100" w:after="40"/>
+        <w:spacing w:before="120" w:after="95"/>
       </w:pPr>
       <w:r>
         <w:rPr>
-          <w:rFonts w:ascii="함초롬바탕" w:hAnsi="함초롬바탕" w:eastAsia="함초롬바탕"/>
+          <w:rFonts w:ascii="Times New Roman" w:hAnsi="Times New Roman" w:eastAsia="HY신명조"/>
           <w:b/>
           <w:i w:val="0"/>
-          <w:sz w:val="21"/>
+          <w:sz w:val="18"/>
         </w:rPr>
         <w:t>Ⅰ. 서 론</w:t>
       </w:r>
@@ -223,12 +223,12 @@
         <w:autoSpaceDE w:val="0"/>
         <w:autoSpaceDN w:val="0"/>
         <w:spacing w:after="50" w:line="240" w:lineRule="auto"/>
-        <w:ind w:firstLine="198"/>
+        <w:ind w:firstLine="180"/>
         <w:jc w:val="both"/>
       </w:pPr>
       <w:r>
         <w:rPr>
-          <w:rFonts w:ascii="함초롬바탕" w:hAnsi="함초롬바탕" w:eastAsia="함초롬바탕"/>
+          <w:rFonts w:ascii="Times New Roman" w:hAnsi="Times New Roman" w:eastAsia="HY신명조"/>
           <w:b w:val="0"/>
           <w:i w:val="0"/>
           <w:sz w:val="18"/>
@@ -243,12 +243,12 @@
         <w:autoSpaceDE w:val="0"/>
         <w:autoSpaceDN w:val="0"/>
         <w:spacing w:after="50" w:line="240" w:lineRule="auto"/>
-        <w:ind w:firstLine="198"/>
+        <w:ind w:firstLine="180"/>
         <w:jc w:val="both"/>
       </w:pPr>
       <w:r>
         <w:rPr>
-          <w:rFonts w:ascii="함초롬바탕" w:hAnsi="함초롬바탕" w:eastAsia="함초롬바탕"/>
+          <w:rFonts w:ascii="Times New Roman" w:hAnsi="Times New Roman" w:eastAsia="HY신명조"/>
           <w:b w:val="0"/>
           <w:i w:val="0"/>
           <w:sz w:val="18"/>
@@ -265,14 +265,14 @@
         <w:keepNext/>
         <w:autoSpaceDE w:val="0"/>
         <w:autoSpaceDN w:val="0"/>
-        <w:spacing w:before="100" w:after="40"/>
+        <w:spacing w:before="120" w:after="95"/>
       </w:pPr>
       <w:r>
         <w:rPr>
-          <w:rFonts w:ascii="함초롬바탕" w:hAnsi="함초롬바탕" w:eastAsia="함초롬바탕"/>
+          <w:rFonts w:ascii="Times New Roman" w:hAnsi="Times New Roman" w:eastAsia="HY신명조"/>
           <w:b/>
           <w:i w:val="0"/>
-          <w:sz w:val="21"/>
+          <w:sz w:val="18"/>
         </w:rPr>
         <w:t>Ⅱ. 제안 기법</w:t>
       </w:r>
@@ -286,10 +286,10 @@
       </w:pPr>
       <w:r>
         <w:rPr>
-          <w:rFonts w:ascii="함초롬바탕" w:hAnsi="함초롬바탕" w:eastAsia="함초롬바탕"/>
+          <w:rFonts w:ascii="Times New Roman" w:hAnsi="Times New Roman" w:eastAsia="HY신명조"/>
           <w:b/>
           <w:i w:val="0"/>
-          <w:sz w:val="19"/>
+          <w:sz w:val="18"/>
         </w:rPr>
         <w:t>2.1 저비용 분류기</w:t>
       </w:r>
@@ -299,12 +299,12 @@
         <w:autoSpaceDE w:val="0"/>
         <w:autoSpaceDN w:val="0"/>
         <w:spacing w:after="50" w:line="240" w:lineRule="auto"/>
-        <w:ind w:firstLine="198"/>
+        <w:ind w:firstLine="180"/>
         <w:jc w:val="both"/>
       </w:pPr>
       <w:r>
         <w:rPr>
-          <w:rFonts w:ascii="함초롬바탕" w:hAnsi="함초롬바탕" w:eastAsia="함초롬바탕"/>
+          <w:rFonts w:ascii="Times New Roman" w:hAnsi="Times New Roman" w:eastAsia="HY신명조"/>
           <w:b w:val="0"/>
           <w:i w:val="0"/>
           <w:sz w:val="18"/>
@@ -333,10 +333,10 @@
       </w:pPr>
       <w:r>
         <w:rPr>
-          <w:rFonts w:ascii="함초롬바탕" w:hAnsi="함초롬바탕" w:eastAsia="함초롬바탕"/>
+          <w:rFonts w:ascii="Times New Roman" w:hAnsi="Times New Roman" w:eastAsia="HY신명조"/>
           <w:b/>
           <w:i w:val="0"/>
-          <w:sz w:val="19"/>
+          <w:sz w:val="18"/>
         </w:rPr>
         <w:t>2.2 결합형 캐스케이드</w:t>
       </w:r>
@@ -346,12 +346,12 @@
         <w:autoSpaceDE w:val="0"/>
         <w:autoSpaceDN w:val="0"/>
         <w:spacing w:after="50" w:line="240" w:lineRule="auto"/>
-        <w:ind w:firstLine="198"/>
+        <w:ind w:firstLine="180"/>
         <w:jc w:val="both"/>
       </w:pPr>
       <w:r>
         <w:rPr>
-          <w:rFonts w:ascii="함초롬바탕" w:hAnsi="함초롬바탕" w:eastAsia="함초롬바탕"/>
+          <w:rFonts w:ascii="Times New Roman" w:hAnsi="Times New Roman" w:eastAsia="HY신명조"/>
           <w:b w:val="0"/>
           <w:i w:val="0"/>
           <w:sz w:val="18"/>
@@ -411,7 +411,7 @@
       </w:pPr>
       <w:r>
         <w:rPr>
-          <w:rFonts w:ascii="함초롬바탕" w:hAnsi="함초롬바탕" w:eastAsia="함초롬바탕"/>
+          <w:rFonts w:ascii="Times New Roman" w:hAnsi="Times New Roman" w:eastAsia="HY신명조"/>
           <w:b/>
           <w:i w:val="0"/>
           <w:sz w:val="16"/>
@@ -422,8 +422,8 @@
     <w:p>
       <w:pPr>
         <w:tabs>
-          <w:tab w:pos="2381" w:val="center"/>
-          <w:tab w:pos="4762" w:val="right"/>
+          <w:tab w:pos="2374" w:val="center"/>
+          <w:tab w:pos="4748" w:val="right"/>
         </w:tabs>
         <w:autoSpaceDE w:val="0"/>
         <w:autoSpaceDN w:val="0"/>
@@ -438,7 +438,7 @@
         </w:rPr>
         <w:drawing>
           <wp:inline xmlns:a="http://schemas.openxmlformats.org/drawingml/2006/main" xmlns:pic="http://schemas.openxmlformats.org/drawingml/2006/picture">
-            <wp:extent cx="2091829" cy="134630"/>
+            <wp:extent cx="1981733" cy="127544"/>
             <wp:docPr id="2" name="Picture 2"/>
             <wp:cNvGraphicFramePr>
               <a:graphicFrameLocks noChangeAspect="1"/>
@@ -459,7 +459,7 @@
                   <pic:spPr>
                     <a:xfrm>
                       <a:off x="0" y="0"/>
-                      <a:ext cx="2091829" cy="134630"/>
+                      <a:ext cx="1981733" cy="127544"/>
                     </a:xfrm>
                     <a:prstGeom prst="rect"/>
                   </pic:spPr>
@@ -471,7 +471,7 @@
       </w:r>
       <w:r>
         <w:rPr>
-          <w:rFonts w:ascii="함초롬바탕" w:hAnsi="함초롬바탕" w:eastAsia="함초롬바탕"/>
+          <w:rFonts w:ascii="Times New Roman" w:hAnsi="Times New Roman" w:eastAsia="HY신명조"/>
           <w:b w:val="0"/>
           <w:i w:val="0"/>
           <w:sz w:val="18"/>
@@ -486,12 +486,12 @@
         <w:autoSpaceDE w:val="0"/>
         <w:autoSpaceDN w:val="0"/>
         <w:spacing w:after="50" w:line="240" w:lineRule="auto"/>
-        <w:ind w:firstLine="198"/>
+        <w:ind w:firstLine="180"/>
         <w:jc w:val="both"/>
       </w:pPr>
       <w:r>
         <w:rPr>
-          <w:rFonts w:ascii="함초롬바탕" w:hAnsi="함초롬바탕" w:eastAsia="함초롬바탕"/>
+          <w:rFonts w:ascii="Times New Roman" w:hAnsi="Times New Roman" w:eastAsia="HY신명조"/>
           <w:b w:val="0"/>
           <w:i w:val="0"/>
           <w:sz w:val="18"/>
@@ -504,7 +504,7 @@
         </w:rPr>
         <w:drawing>
           <wp:inline xmlns:a="http://schemas.openxmlformats.org/drawingml/2006/main" xmlns:pic="http://schemas.openxmlformats.org/drawingml/2006/picture">
-            <wp:extent cx="161309" cy="133944"/>
+            <wp:extent cx="152819" cy="126894"/>
             <wp:docPr id="3" name="Picture 3"/>
             <wp:cNvGraphicFramePr>
               <a:graphicFrameLocks noChangeAspect="1"/>
@@ -525,7 +525,7 @@
                   <pic:spPr>
                     <a:xfrm>
                       <a:off x="0" y="0"/>
-                      <a:ext cx="161309" cy="133944"/>
+                      <a:ext cx="152819" cy="126894"/>
                     </a:xfrm>
                     <a:prstGeom prst="rect"/>
                   </pic:spPr>
@@ -537,7 +537,7 @@
       </w:r>
       <w:r>
         <w:rPr>
-          <w:rFonts w:ascii="함초롬바탕" w:hAnsi="함초롬바탕" w:eastAsia="함초롬바탕"/>
+          <w:rFonts w:ascii="Times New Roman" w:hAnsi="Times New Roman" w:eastAsia="HY신명조"/>
           <w:b w:val="0"/>
           <w:i w:val="0"/>
           <w:sz w:val="18"/>
@@ -550,14 +550,14 @@
         <w:keepNext/>
         <w:autoSpaceDE w:val="0"/>
         <w:autoSpaceDN w:val="0"/>
-        <w:spacing w:before="100" w:after="40"/>
+        <w:spacing w:before="120" w:after="95"/>
       </w:pPr>
       <w:r>
         <w:rPr>
-          <w:rFonts w:ascii="함초롬바탕" w:hAnsi="함초롬바탕" w:eastAsia="함초롬바탕"/>
+          <w:rFonts w:ascii="Times New Roman" w:hAnsi="Times New Roman" w:eastAsia="HY신명조"/>
           <w:b/>
           <w:i w:val="0"/>
-          <w:sz w:val="21"/>
+          <w:sz w:val="18"/>
         </w:rPr>
         <w:t>Ⅲ. 실험 및 결과</w:t>
       </w:r>
@@ -571,10 +571,10 @@
       </w:pPr>
       <w:r>
         <w:rPr>
-          <w:rFonts w:ascii="함초롬바탕" w:hAnsi="함초롬바탕" w:eastAsia="함초롬바탕"/>
+          <w:rFonts w:ascii="Times New Roman" w:hAnsi="Times New Roman" w:eastAsia="HY신명조"/>
           <w:b/>
           <w:i w:val="0"/>
-          <w:sz w:val="19"/>
+          <w:sz w:val="18"/>
         </w:rPr>
         <w:t>3.1 실험 설정</w:t>
       </w:r>
@@ -584,12 +584,12 @@
         <w:autoSpaceDE w:val="0"/>
         <w:autoSpaceDN w:val="0"/>
         <w:spacing w:after="50" w:line="240" w:lineRule="auto"/>
-        <w:ind w:firstLine="198"/>
+        <w:ind w:firstLine="180"/>
         <w:jc w:val="both"/>
       </w:pPr>
       <w:r>
         <w:rPr>
-          <w:rFonts w:ascii="함초롬바탕" w:hAnsi="함초롬바탕" w:eastAsia="함초롬바탕"/>
+          <w:rFonts w:ascii="Times New Roman" w:hAnsi="Times New Roman" w:eastAsia="HY신명조"/>
           <w:b w:val="0"/>
           <w:i w:val="0"/>
           <w:sz w:val="18"/>
@@ -614,16 +614,17 @@
       </w:pPr>
       <w:r>
         <w:rPr>
-          <w:rFonts w:ascii="함초롬바탕" w:hAnsi="함초롬바탕" w:eastAsia="함초롬바탕"/>
+          <w:rFonts w:ascii="Times New Roman" w:hAnsi="Times New Roman" w:eastAsia="HY신명조"/>
           <w:b/>
           <w:i w:val="0"/>
-          <w:sz w:val="19"/>
+          <w:sz w:val="18"/>
         </w:rPr>
         <w:t>3.2 결과</w:t>
       </w:r>
     </w:p>
     <w:p>
       <w:pPr>
+        <w:keepNext/>
         <w:autoSpaceDE w:val="0"/>
         <w:autoSpaceDN w:val="0"/>
         <w:spacing w:before="80" w:after="40"/>
@@ -631,7 +632,7 @@
       </w:pPr>
       <w:r>
         <w:rPr>
-          <w:rFonts w:ascii="함초롬바탕" w:hAnsi="함초롬바탕" w:eastAsia="함초롬바탕"/>
+          <w:rFonts w:ascii="Times New Roman" w:hAnsi="Times New Roman" w:eastAsia="HY신명조"/>
           <w:b/>
           <w:i w:val="0"/>
           <w:sz w:val="17"/>
@@ -647,18 +648,19 @@
         <w:tblLook w:firstColumn="1" w:firstRow="1" w:lastColumn="0" w:lastRow="0" w:noHBand="0" w:noVBand="1" w:val="04A0"/>
       </w:tblPr>
       <w:tblGrid>
-        <w:gridCol w:w="2466"/>
-        <w:gridCol w:w="2466"/>
-        <w:gridCol w:w="2466"/>
-        <w:gridCol w:w="2466"/>
+        <w:gridCol w:w="2480"/>
+        <w:gridCol w:w="2480"/>
+        <w:gridCol w:w="2480"/>
+        <w:gridCol w:w="2480"/>
       </w:tblGrid>
       <w:tr>
         <w:tc>
           <w:tcPr>
-            <w:tcW w:type="dxa" w:w="2211"/>
+            <w:tcW w:type="dxa" w:w="2438"/>
           </w:tcPr>
           <w:p>
             <w:pPr>
+              <w:keepNext/>
               <w:autoSpaceDE w:val="0"/>
               <w:autoSpaceDN w:val="0"/>
               <w:jc w:val="center"/>
@@ -666,7 +668,7 @@
             <w:r/>
             <w:r>
               <w:rPr>
-                <w:rFonts w:ascii="함초롬바탕" w:hAnsi="함초롬바탕" w:eastAsia="함초롬바탕"/>
+                <w:rFonts w:ascii="Times New Roman" w:hAnsi="Times New Roman" w:eastAsia="HY신명조"/>
                 <w:b/>
                 <w:i w:val="0"/>
                 <w:sz w:val="16"/>
@@ -677,10 +679,11 @@
         </w:tc>
         <w:tc>
           <w:tcPr>
-            <w:tcW w:type="dxa" w:w="737"/>
+            <w:tcW w:type="dxa" w:w="652"/>
           </w:tcPr>
           <w:p>
             <w:pPr>
+              <w:keepNext/>
               <w:autoSpaceDE w:val="0"/>
               <w:autoSpaceDN w:val="0"/>
               <w:jc w:val="center"/>
@@ -688,7 +691,7 @@
             <w:r/>
             <w:r>
               <w:rPr>
-                <w:rFonts w:ascii="함초롬바탕" w:hAnsi="함초롬바탕" w:eastAsia="함초롬바탕"/>
+                <w:rFonts w:ascii="Times New Roman" w:hAnsi="Times New Roman" w:eastAsia="HY신명조"/>
                 <w:b/>
                 <w:i w:val="0"/>
                 <w:sz w:val="16"/>
@@ -699,10 +702,11 @@
         </w:tc>
         <w:tc>
           <w:tcPr>
-            <w:tcW w:type="dxa" w:w="737"/>
+            <w:tcW w:type="dxa" w:w="680"/>
           </w:tcPr>
           <w:p>
             <w:pPr>
+              <w:keepNext/>
               <w:autoSpaceDE w:val="0"/>
               <w:autoSpaceDN w:val="0"/>
               <w:jc w:val="center"/>
@@ -710,7 +714,7 @@
             <w:r/>
             <w:r>
               <w:rPr>
-                <w:rFonts w:ascii="함초롬바탕" w:hAnsi="함초롬바탕" w:eastAsia="함초롬바탕"/>
+                <w:rFonts w:ascii="Times New Roman" w:hAnsi="Times New Roman" w:eastAsia="HY신명조"/>
                 <w:b/>
                 <w:i w:val="0"/>
                 <w:sz w:val="16"/>
@@ -725,6 +729,7 @@
           </w:tcPr>
           <w:p>
             <w:pPr>
+              <w:keepNext/>
               <w:autoSpaceDE w:val="0"/>
               <w:autoSpaceDN w:val="0"/>
               <w:jc w:val="center"/>
@@ -732,7 +737,7 @@
             <w:r/>
             <w:r>
               <w:rPr>
-                <w:rFonts w:ascii="함초롬바탕" w:hAnsi="함초롬바탕" w:eastAsia="함초롬바탕"/>
+                <w:rFonts w:ascii="Times New Roman" w:hAnsi="Times New Roman" w:eastAsia="HY신명조"/>
                 <w:b/>
                 <w:i w:val="0"/>
                 <w:sz w:val="16"/>
@@ -745,10 +750,11 @@
       <w:tr>
         <w:tc>
           <w:tcPr>
-            <w:tcW w:type="dxa" w:w="2211"/>
+            <w:tcW w:type="dxa" w:w="2438"/>
           </w:tcPr>
           <w:p>
             <w:pPr>
+              <w:keepNext/>
               <w:autoSpaceDE w:val="0"/>
               <w:autoSpaceDN w:val="0"/>
               <w:jc w:val="left"/>
@@ -756,7 +762,7 @@
             <w:r/>
             <w:r>
               <w:rPr>
-                <w:rFonts w:ascii="함초롬바탕" w:hAnsi="함초롬바탕" w:eastAsia="함초롬바탕"/>
+                <w:rFonts w:ascii="Times New Roman" w:hAnsi="Times New Roman" w:eastAsia="HY신명조"/>
                 <w:b w:val="0"/>
                 <w:i w:val="0"/>
                 <w:sz w:val="16"/>
@@ -769,10 +775,11 @@
         </w:tc>
         <w:tc>
           <w:tcPr>
-            <w:tcW w:type="dxa" w:w="737"/>
+            <w:tcW w:type="dxa" w:w="652"/>
           </w:tcPr>
           <w:p>
             <w:pPr>
+              <w:keepNext/>
               <w:autoSpaceDE w:val="0"/>
               <w:autoSpaceDN w:val="0"/>
               <w:jc w:val="center"/>
@@ -780,7 +787,7 @@
             <w:r/>
             <w:r>
               <w:rPr>
-                <w:rFonts w:ascii="함초롬바탕" w:hAnsi="함초롬바탕" w:eastAsia="함초롬바탕"/>
+                <w:rFonts w:ascii="Times New Roman" w:hAnsi="Times New Roman" w:eastAsia="HY신명조"/>
                 <w:b w:val="0"/>
                 <w:i w:val="0"/>
                 <w:sz w:val="16"/>
@@ -791,10 +798,11 @@
         </w:tc>
         <w:tc>
           <w:tcPr>
-            <w:tcW w:type="dxa" w:w="737"/>
+            <w:tcW w:type="dxa" w:w="680"/>
           </w:tcPr>
           <w:p>
             <w:pPr>
+              <w:keepNext/>
               <w:autoSpaceDE w:val="0"/>
               <w:autoSpaceDN w:val="0"/>
               <w:jc w:val="center"/>
@@ -802,7 +810,7 @@
             <w:r/>
             <w:r>
               <w:rPr>
-                <w:rFonts w:ascii="함초롬바탕" w:hAnsi="함초롬바탕" w:eastAsia="함초롬바탕"/>
+                <w:rFonts w:ascii="Times New Roman" w:hAnsi="Times New Roman" w:eastAsia="HY신명조"/>
                 <w:b w:val="0"/>
                 <w:i w:val="0"/>
                 <w:sz w:val="16"/>
@@ -817,6 +825,7 @@
           </w:tcPr>
           <w:p>
             <w:pPr>
+              <w:keepNext/>
               <w:autoSpaceDE w:val="0"/>
               <w:autoSpaceDN w:val="0"/>
               <w:jc w:val="center"/>
@@ -824,7 +833,7 @@
             <w:r/>
             <w:r>
               <w:rPr>
-                <w:rFonts w:ascii="함초롬바탕" w:hAnsi="함초롬바탕" w:eastAsia="함초롬바탕"/>
+                <w:rFonts w:ascii="Times New Roman" w:hAnsi="Times New Roman" w:eastAsia="HY신명조"/>
                 <w:b w:val="0"/>
                 <w:i w:val="0"/>
                 <w:sz w:val="16"/>
@@ -837,10 +846,11 @@
       <w:tr>
         <w:tc>
           <w:tcPr>
-            <w:tcW w:type="dxa" w:w="2211"/>
+            <w:tcW w:type="dxa" w:w="2438"/>
           </w:tcPr>
           <w:p>
             <w:pPr>
+              <w:keepNext/>
               <w:autoSpaceDE w:val="0"/>
               <w:autoSpaceDN w:val="0"/>
               <w:jc w:val="left"/>
@@ -848,7 +858,7 @@
             <w:r/>
             <w:r>
               <w:rPr>
-                <w:rFonts w:ascii="함초롬바탕" w:hAnsi="함초롬바탕" w:eastAsia="함초롬바탕"/>
+                <w:rFonts w:ascii="Times New Roman" w:hAnsi="Times New Roman" w:eastAsia="HY신명조"/>
                 <w:b w:val="0"/>
                 <w:i w:val="0"/>
                 <w:sz w:val="16"/>
@@ -859,10 +869,11 @@
         </w:tc>
         <w:tc>
           <w:tcPr>
-            <w:tcW w:type="dxa" w:w="737"/>
+            <w:tcW w:type="dxa" w:w="652"/>
           </w:tcPr>
           <w:p>
             <w:pPr>
+              <w:keepNext/>
               <w:autoSpaceDE w:val="0"/>
               <w:autoSpaceDN w:val="0"/>
               <w:jc w:val="center"/>
@@ -870,7 +881,7 @@
             <w:r/>
             <w:r>
               <w:rPr>
-                <w:rFonts w:ascii="함초롬바탕" w:hAnsi="함초롬바탕" w:eastAsia="함초롬바탕"/>
+                <w:rFonts w:ascii="Times New Roman" w:hAnsi="Times New Roman" w:eastAsia="HY신명조"/>
                 <w:b w:val="0"/>
                 <w:i w:val="0"/>
                 <w:sz w:val="16"/>
@@ -881,10 +892,11 @@
         </w:tc>
         <w:tc>
           <w:tcPr>
-            <w:tcW w:type="dxa" w:w="737"/>
+            <w:tcW w:type="dxa" w:w="680"/>
           </w:tcPr>
           <w:p>
             <w:pPr>
+              <w:keepNext/>
               <w:autoSpaceDE w:val="0"/>
               <w:autoSpaceDN w:val="0"/>
               <w:jc w:val="center"/>
@@ -892,7 +904,7 @@
             <w:r/>
             <w:r>
               <w:rPr>
-                <w:rFonts w:ascii="함초롬바탕" w:hAnsi="함초롬바탕" w:eastAsia="함초롬바탕"/>
+                <w:rFonts w:ascii="Times New Roman" w:hAnsi="Times New Roman" w:eastAsia="HY신명조"/>
                 <w:b w:val="0"/>
                 <w:i w:val="0"/>
                 <w:sz w:val="16"/>
@@ -907,6 +919,7 @@
           </w:tcPr>
           <w:p>
             <w:pPr>
+              <w:keepNext/>
               <w:autoSpaceDE w:val="0"/>
               <w:autoSpaceDN w:val="0"/>
               <w:jc w:val="center"/>
@@ -914,7 +927,7 @@
             <w:r/>
             <w:r>
               <w:rPr>
-                <w:rFonts w:ascii="함초롬바탕" w:hAnsi="함초롬바탕" w:eastAsia="함초롬바탕"/>
+                <w:rFonts w:ascii="Times New Roman" w:hAnsi="Times New Roman" w:eastAsia="HY신명조"/>
                 <w:b w:val="0"/>
                 <w:i w:val="0"/>
                 <w:sz w:val="16"/>
@@ -927,10 +940,11 @@
       <w:tr>
         <w:tc>
           <w:tcPr>
-            <w:tcW w:type="dxa" w:w="2211"/>
+            <w:tcW w:type="dxa" w:w="2438"/>
           </w:tcPr>
           <w:p>
             <w:pPr>
+              <w:keepNext/>
               <w:autoSpaceDE w:val="0"/>
               <w:autoSpaceDN w:val="0"/>
               <w:jc w:val="left"/>
@@ -938,7 +952,7 @@
             <w:r/>
             <w:r>
               <w:rPr>
-                <w:rFonts w:ascii="함초롬바탕" w:hAnsi="함초롬바탕" w:eastAsia="함초롬바탕"/>
+                <w:rFonts w:ascii="Times New Roman" w:hAnsi="Times New Roman" w:eastAsia="HY신명조"/>
                 <w:b w:val="0"/>
                 <w:i w:val="0"/>
                 <w:sz w:val="16"/>
@@ -949,10 +963,11 @@
         </w:tc>
         <w:tc>
           <w:tcPr>
-            <w:tcW w:type="dxa" w:w="737"/>
+            <w:tcW w:type="dxa" w:w="652"/>
           </w:tcPr>
           <w:p>
             <w:pPr>
+              <w:keepNext/>
               <w:autoSpaceDE w:val="0"/>
               <w:autoSpaceDN w:val="0"/>
               <w:jc w:val="center"/>
@@ -960,7 +975,7 @@
             <w:r/>
             <w:r>
               <w:rPr>
-                <w:rFonts w:ascii="함초롬바탕" w:hAnsi="함초롬바탕" w:eastAsia="함초롬바탕"/>
+                <w:rFonts w:ascii="Times New Roman" w:hAnsi="Times New Roman" w:eastAsia="HY신명조"/>
                 <w:b w:val="0"/>
                 <w:i w:val="0"/>
                 <w:sz w:val="16"/>
@@ -971,10 +986,11 @@
         </w:tc>
         <w:tc>
           <w:tcPr>
-            <w:tcW w:type="dxa" w:w="737"/>
+            <w:tcW w:type="dxa" w:w="680"/>
           </w:tcPr>
           <w:p>
             <w:pPr>
+              <w:keepNext/>
               <w:autoSpaceDE w:val="0"/>
               <w:autoSpaceDN w:val="0"/>
               <w:jc w:val="center"/>
@@ -982,7 +998,7 @@
             <w:r/>
             <w:r>
               <w:rPr>
-                <w:rFonts w:ascii="함초롬바탕" w:hAnsi="함초롬바탕" w:eastAsia="함초롬바탕"/>
+                <w:rFonts w:ascii="Times New Roman" w:hAnsi="Times New Roman" w:eastAsia="HY신명조"/>
                 <w:b w:val="0"/>
                 <w:i w:val="0"/>
                 <w:sz w:val="16"/>
@@ -997,6 +1013,7 @@
           </w:tcPr>
           <w:p>
             <w:pPr>
+              <w:keepNext/>
               <w:autoSpaceDE w:val="0"/>
               <w:autoSpaceDN w:val="0"/>
               <w:jc w:val="center"/>
@@ -1004,7 +1021,7 @@
             <w:r/>
             <w:r>
               <w:rPr>
-                <w:rFonts w:ascii="함초롬바탕" w:hAnsi="함초롬바탕" w:eastAsia="함초롬바탕"/>
+                <w:rFonts w:ascii="Times New Roman" w:hAnsi="Times New Roman" w:eastAsia="HY신명조"/>
                 <w:b w:val="0"/>
                 <w:i w:val="0"/>
                 <w:sz w:val="16"/>
@@ -1017,10 +1034,11 @@
       <w:tr>
         <w:tc>
           <w:tcPr>
-            <w:tcW w:type="dxa" w:w="2211"/>
+            <w:tcW w:type="dxa" w:w="2438"/>
           </w:tcPr>
           <w:p>
             <w:pPr>
+              <w:keepNext/>
               <w:autoSpaceDE w:val="0"/>
               <w:autoSpaceDN w:val="0"/>
               <w:jc w:val="left"/>
@@ -1028,7 +1046,7 @@
             <w:r/>
             <w:r>
               <w:rPr>
-                <w:rFonts w:ascii="함초롬바탕" w:hAnsi="함초롬바탕" w:eastAsia="함초롬바탕"/>
+                <w:rFonts w:ascii="Times New Roman" w:hAnsi="Times New Roman" w:eastAsia="HY신명조"/>
                 <w:b w:val="0"/>
                 <w:i w:val="0"/>
                 <w:sz w:val="16"/>
@@ -1039,10 +1057,11 @@
         </w:tc>
         <w:tc>
           <w:tcPr>
-            <w:tcW w:type="dxa" w:w="737"/>
+            <w:tcW w:type="dxa" w:w="652"/>
           </w:tcPr>
           <w:p>
             <w:pPr>
+              <w:keepNext/>
               <w:autoSpaceDE w:val="0"/>
               <w:autoSpaceDN w:val="0"/>
               <w:jc w:val="center"/>
@@ -1050,7 +1069,7 @@
             <w:r/>
             <w:r>
               <w:rPr>
-                <w:rFonts w:ascii="함초롬바탕" w:hAnsi="함초롬바탕" w:eastAsia="함초롬바탕"/>
+                <w:rFonts w:ascii="Times New Roman" w:hAnsi="Times New Roman" w:eastAsia="HY신명조"/>
                 <w:b w:val="0"/>
                 <w:i w:val="0"/>
                 <w:sz w:val="16"/>
@@ -1061,10 +1080,11 @@
         </w:tc>
         <w:tc>
           <w:tcPr>
-            <w:tcW w:type="dxa" w:w="737"/>
+            <w:tcW w:type="dxa" w:w="680"/>
           </w:tcPr>
           <w:p>
             <w:pPr>
+              <w:keepNext/>
               <w:autoSpaceDE w:val="0"/>
               <w:autoSpaceDN w:val="0"/>
               <w:jc w:val="center"/>
@@ -1072,7 +1092,7 @@
             <w:r/>
             <w:r>
               <w:rPr>
-                <w:rFonts w:ascii="함초롬바탕" w:hAnsi="함초롬바탕" w:eastAsia="함초롬바탕"/>
+                <w:rFonts w:ascii="Times New Roman" w:hAnsi="Times New Roman" w:eastAsia="HY신명조"/>
                 <w:b w:val="0"/>
                 <w:i w:val="0"/>
                 <w:sz w:val="16"/>
@@ -1087,6 +1107,7 @@
           </w:tcPr>
           <w:p>
             <w:pPr>
+              <w:keepNext/>
               <w:autoSpaceDE w:val="0"/>
               <w:autoSpaceDN w:val="0"/>
               <w:jc w:val="center"/>
@@ -1094,7 +1115,7 @@
             <w:r/>
             <w:r>
               <w:rPr>
-                <w:rFonts w:ascii="함초롬바탕" w:hAnsi="함초롬바탕" w:eastAsia="함초롬바탕"/>
+                <w:rFonts w:ascii="Times New Roman" w:hAnsi="Times New Roman" w:eastAsia="HY신명조"/>
                 <w:b w:val="0"/>
                 <w:i w:val="0"/>
                 <w:sz w:val="16"/>
@@ -1107,10 +1128,11 @@
       <w:tr>
         <w:tc>
           <w:tcPr>
-            <w:tcW w:type="dxa" w:w="2211"/>
+            <w:tcW w:type="dxa" w:w="2438"/>
           </w:tcPr>
           <w:p>
             <w:pPr>
+              <w:keepNext/>
               <w:autoSpaceDE w:val="0"/>
               <w:autoSpaceDN w:val="0"/>
               <w:jc w:val="left"/>
@@ -1118,7 +1140,7 @@
             <w:r/>
             <w:r>
               <w:rPr>
-                <w:rFonts w:ascii="함초롬바탕" w:hAnsi="함초롬바탕" w:eastAsia="함초롬바탕"/>
+                <w:rFonts w:ascii="Times New Roman" w:hAnsi="Times New Roman" w:eastAsia="HY신명조"/>
                 <w:b w:val="0"/>
                 <w:i w:val="0"/>
                 <w:sz w:val="16"/>
@@ -1131,10 +1153,11 @@
         </w:tc>
         <w:tc>
           <w:tcPr>
-            <w:tcW w:type="dxa" w:w="737"/>
+            <w:tcW w:type="dxa" w:w="652"/>
           </w:tcPr>
           <w:p>
             <w:pPr>
+              <w:keepNext/>
               <w:autoSpaceDE w:val="0"/>
               <w:autoSpaceDN w:val="0"/>
               <w:jc w:val="center"/>
@@ -1142,7 +1165,7 @@
             <w:r/>
             <w:r>
               <w:rPr>
-                <w:rFonts w:ascii="함초롬바탕" w:hAnsi="함초롬바탕" w:eastAsia="함초롬바탕"/>
+                <w:rFonts w:ascii="Times New Roman" w:hAnsi="Times New Roman" w:eastAsia="HY신명조"/>
                 <w:b w:val="0"/>
                 <w:i w:val="0"/>
                 <w:sz w:val="16"/>
@@ -1153,10 +1176,11 @@
         </w:tc>
         <w:tc>
           <w:tcPr>
-            <w:tcW w:type="dxa" w:w="737"/>
+            <w:tcW w:type="dxa" w:w="680"/>
           </w:tcPr>
           <w:p>
             <w:pPr>
+              <w:keepNext/>
               <w:autoSpaceDE w:val="0"/>
               <w:autoSpaceDN w:val="0"/>
               <w:jc w:val="center"/>
@@ -1164,7 +1188,7 @@
             <w:r/>
             <w:r>
               <w:rPr>
-                <w:rFonts w:ascii="함초롬바탕" w:hAnsi="함초롬바탕" w:eastAsia="함초롬바탕"/>
+                <w:rFonts w:ascii="Times New Roman" w:hAnsi="Times New Roman" w:eastAsia="HY신명조"/>
                 <w:b w:val="0"/>
                 <w:i w:val="0"/>
                 <w:sz w:val="16"/>
@@ -1179,6 +1203,7 @@
           </w:tcPr>
           <w:p>
             <w:pPr>
+              <w:keepNext/>
               <w:autoSpaceDE w:val="0"/>
               <w:autoSpaceDN w:val="0"/>
               <w:jc w:val="center"/>
@@ -1186,7 +1211,7 @@
             <w:r/>
             <w:r>
               <w:rPr>
-                <w:rFonts w:ascii="함초롬바탕" w:hAnsi="함초롬바탕" w:eastAsia="함초롬바탕"/>
+                <w:rFonts w:ascii="Times New Roman" w:hAnsi="Times New Roman" w:eastAsia="HY신명조"/>
                 <w:b w:val="0"/>
                 <w:i w:val="0"/>
                 <w:sz w:val="16"/>
@@ -1199,10 +1224,11 @@
       <w:tr>
         <w:tc>
           <w:tcPr>
-            <w:tcW w:type="dxa" w:w="2211"/>
+            <w:tcW w:type="dxa" w:w="2438"/>
           </w:tcPr>
           <w:p>
             <w:pPr>
+              <w:keepNext/>
               <w:autoSpaceDE w:val="0"/>
               <w:autoSpaceDN w:val="0"/>
               <w:jc w:val="left"/>
@@ -1210,7 +1236,7 @@
             <w:r/>
             <w:r>
               <w:rPr>
-                <w:rFonts w:ascii="함초롬바탕" w:hAnsi="함초롬바탕" w:eastAsia="함초롬바탕"/>
+                <w:rFonts w:ascii="Times New Roman" w:hAnsi="Times New Roman" w:eastAsia="HY신명조"/>
                 <w:b w:val="0"/>
                 <w:i w:val="0"/>
                 <w:sz w:val="16"/>
@@ -1221,10 +1247,11 @@
         </w:tc>
         <w:tc>
           <w:tcPr>
-            <w:tcW w:type="dxa" w:w="737"/>
+            <w:tcW w:type="dxa" w:w="652"/>
           </w:tcPr>
           <w:p>
             <w:pPr>
+              <w:keepNext/>
               <w:autoSpaceDE w:val="0"/>
               <w:autoSpaceDN w:val="0"/>
               <w:jc w:val="center"/>
@@ -1232,7 +1259,7 @@
             <w:r/>
             <w:r>
               <w:rPr>
-                <w:rFonts w:ascii="함초롬바탕" w:hAnsi="함초롬바탕" w:eastAsia="함초롬바탕"/>
+                <w:rFonts w:ascii="Times New Roman" w:hAnsi="Times New Roman" w:eastAsia="HY신명조"/>
                 <w:b w:val="0"/>
                 <w:i w:val="0"/>
                 <w:sz w:val="16"/>
@@ -1243,10 +1270,11 @@
         </w:tc>
         <w:tc>
           <w:tcPr>
-            <w:tcW w:type="dxa" w:w="737"/>
+            <w:tcW w:type="dxa" w:w="680"/>
           </w:tcPr>
           <w:p>
             <w:pPr>
+              <w:keepNext/>
               <w:autoSpaceDE w:val="0"/>
               <w:autoSpaceDN w:val="0"/>
               <w:jc w:val="center"/>
@@ -1254,7 +1282,7 @@
             <w:r/>
             <w:r>
               <w:rPr>
-                <w:rFonts w:ascii="함초롬바탕" w:hAnsi="함초롬바탕" w:eastAsia="함초롬바탕"/>
+                <w:rFonts w:ascii="Times New Roman" w:hAnsi="Times New Roman" w:eastAsia="HY신명조"/>
                 <w:b w:val="0"/>
                 <w:i w:val="0"/>
                 <w:sz w:val="16"/>
@@ -1269,6 +1297,7 @@
           </w:tcPr>
           <w:p>
             <w:pPr>
+              <w:keepNext/>
               <w:autoSpaceDE w:val="0"/>
               <w:autoSpaceDN w:val="0"/>
               <w:jc w:val="center"/>
@@ -1276,7 +1305,7 @@
             <w:r/>
             <w:r>
               <w:rPr>
-                <w:rFonts w:ascii="함초롬바탕" w:hAnsi="함초롬바탕" w:eastAsia="함초롬바탕"/>
+                <w:rFonts w:ascii="Times New Roman" w:hAnsi="Times New Roman" w:eastAsia="HY신명조"/>
                 <w:b w:val="0"/>
                 <w:i w:val="0"/>
                 <w:sz w:val="16"/>
@@ -1289,7 +1318,7 @@
       <w:tr>
         <w:tc>
           <w:tcPr>
-            <w:tcW w:type="dxa" w:w="2211"/>
+            <w:tcW w:type="dxa" w:w="2438"/>
           </w:tcPr>
           <w:p>
             <w:pPr>
@@ -1300,7 +1329,7 @@
             <w:r/>
             <w:r>
               <w:rPr>
-                <w:rFonts w:ascii="함초롬바탕" w:hAnsi="함초롬바탕" w:eastAsia="함초롬바탕"/>
+                <w:rFonts w:ascii="Times New Roman" w:hAnsi="Times New Roman" w:eastAsia="HY신명조"/>
                 <w:b/>
                 <w:i w:val="0"/>
                 <w:sz w:val="16"/>
@@ -1311,7 +1340,7 @@
         </w:tc>
         <w:tc>
           <w:tcPr>
-            <w:tcW w:type="dxa" w:w="737"/>
+            <w:tcW w:type="dxa" w:w="652"/>
           </w:tcPr>
           <w:p>
             <w:pPr>
@@ -1322,7 +1351,7 @@
             <w:r/>
             <w:r>
               <w:rPr>
-                <w:rFonts w:ascii="함초롬바탕" w:hAnsi="함초롬바탕" w:eastAsia="함초롬바탕"/>
+                <w:rFonts w:ascii="Times New Roman" w:hAnsi="Times New Roman" w:eastAsia="HY신명조"/>
                 <w:b/>
                 <w:i w:val="0"/>
                 <w:sz w:val="16"/>
@@ -1333,7 +1362,7 @@
         </w:tc>
         <w:tc>
           <w:tcPr>
-            <w:tcW w:type="dxa" w:w="737"/>
+            <w:tcW w:type="dxa" w:w="680"/>
           </w:tcPr>
           <w:p>
             <w:pPr>
@@ -1344,7 +1373,7 @@
             <w:r/>
             <w:r>
               <w:rPr>
-                <w:rFonts w:ascii="함초롬바탕" w:hAnsi="함초롬바탕" w:eastAsia="함초롬바탕"/>
+                <w:rFonts w:ascii="Times New Roman" w:hAnsi="Times New Roman" w:eastAsia="HY신명조"/>
                 <w:b/>
                 <w:i w:val="0"/>
                 <w:sz w:val="16"/>
@@ -1366,7 +1395,7 @@
             <w:r/>
             <w:r>
               <w:rPr>
-                <w:rFonts w:ascii="함초롬바탕" w:hAnsi="함초롬바탕" w:eastAsia="함초롬바탕"/>
+                <w:rFonts w:ascii="Times New Roman" w:hAnsi="Times New Roman" w:eastAsia="HY신명조"/>
                 <w:b/>
                 <w:i w:val="0"/>
                 <w:sz w:val="16"/>
@@ -1382,12 +1411,12 @@
         <w:autoSpaceDE w:val="0"/>
         <w:autoSpaceDN w:val="0"/>
         <w:spacing w:after="60" w:line="240" w:lineRule="auto"/>
-        <w:ind w:firstLine="198"/>
+        <w:ind w:firstLine="180"/>
         <w:jc w:val="both"/>
       </w:pPr>
       <w:r>
         <w:rPr>
-          <w:rFonts w:ascii="함초롬바탕" w:hAnsi="함초롬바탕" w:eastAsia="함초롬바탕"/>
+          <w:rFonts w:ascii="Times New Roman" w:hAnsi="Times New Roman" w:eastAsia="HY신명조"/>
           <w:b w:val="0"/>
           <w:i w:val="0"/>
           <w:sz w:val="18"/>
@@ -1402,12 +1431,12 @@
         <w:autoSpaceDE w:val="0"/>
         <w:autoSpaceDN w:val="0"/>
         <w:spacing w:after="50" w:line="240" w:lineRule="auto"/>
-        <w:ind w:firstLine="198"/>
+        <w:ind w:firstLine="180"/>
         <w:jc w:val="both"/>
       </w:pPr>
       <w:r>
         <w:rPr>
-          <w:rFonts w:ascii="함초롬바탕" w:hAnsi="함초롬바탕" w:eastAsia="함초롬바탕"/>
+          <w:rFonts w:ascii="Times New Roman" w:hAnsi="Times New Roman" w:eastAsia="HY신명조"/>
           <w:b w:val="0"/>
           <w:i w:val="0"/>
           <w:sz w:val="18"/>
@@ -1471,7 +1500,7 @@
       </w:pPr>
       <w:r>
         <w:rPr>
-          <w:rFonts w:ascii="함초롬바탕" w:hAnsi="함초롬바탕" w:eastAsia="함초롬바탕"/>
+          <w:rFonts w:ascii="Times New Roman" w:hAnsi="Times New Roman" w:eastAsia="HY신명조"/>
           <w:b/>
           <w:i w:val="0"/>
           <w:sz w:val="16"/>
@@ -1484,14 +1513,14 @@
         <w:keepNext/>
         <w:autoSpaceDE w:val="0"/>
         <w:autoSpaceDN w:val="0"/>
-        <w:spacing w:before="100" w:after="40"/>
+        <w:spacing w:before="120" w:after="95"/>
       </w:pPr>
       <w:r>
         <w:rPr>
-          <w:rFonts w:ascii="함초롬바탕" w:hAnsi="함초롬바탕" w:eastAsia="함초롬바탕"/>
+          <w:rFonts w:ascii="Times New Roman" w:hAnsi="Times New Roman" w:eastAsia="HY신명조"/>
           <w:b/>
           <w:i w:val="0"/>
-          <w:sz w:val="21"/>
+          <w:sz w:val="18"/>
         </w:rPr>
         <w:t>Ⅳ. 결 론</w:t>
       </w:r>
@@ -1501,12 +1530,12 @@
         <w:autoSpaceDE w:val="0"/>
         <w:autoSpaceDN w:val="0"/>
         <w:spacing w:after="50" w:line="240" w:lineRule="auto"/>
-        <w:ind w:firstLine="198"/>
+        <w:ind w:firstLine="180"/>
         <w:jc w:val="both"/>
       </w:pPr>
       <w:r>
         <w:rPr>
-          <w:rFonts w:ascii="함초롬바탕" w:hAnsi="함초롬바탕" w:eastAsia="함초롬바탕"/>
+          <w:rFonts w:ascii="Times New Roman" w:hAnsi="Times New Roman" w:eastAsia="HY신명조"/>
           <w:b w:val="0"/>
           <w:i w:val="0"/>
           <w:sz w:val="18"/>
@@ -1519,14 +1548,14 @@
         <w:keepNext/>
         <w:autoSpaceDE w:val="0"/>
         <w:autoSpaceDN w:val="0"/>
-        <w:spacing w:before="100" w:after="40"/>
+        <w:spacing w:before="120" w:after="95"/>
       </w:pPr>
       <w:r>
         <w:rPr>
-          <w:rFonts w:ascii="함초롬바탕" w:hAnsi="함초롬바탕" w:eastAsia="함초롬바탕"/>
+          <w:rFonts w:ascii="Times New Roman" w:hAnsi="Times New Roman" w:eastAsia="HY신명조"/>
           <w:b/>
           <w:i w:val="0"/>
-          <w:sz w:val="19"/>
+          <w:sz w:val="18"/>
         </w:rPr>
         <w:t>참 고 문 헌</w:t>
       </w:r>
@@ -1535,15 +1564,16 @@
       <w:pPr>
         <w:autoSpaceDE w:val="0"/>
         <w:autoSpaceDN w:val="0"/>
-        <w:spacing w:after="0" w:line="168" w:lineRule="exact"/>
+        <w:spacing w:after="0" w:line="240" w:lineRule="auto"/>
+        <w:ind w:left="246" w:hanging="246"/>
         <w:jc w:val="left"/>
       </w:pPr>
       <w:r>
         <w:rPr>
-          <w:rFonts w:ascii="함초롬바탕" w:hAnsi="함초롬바탕" w:eastAsia="함초롬바탕"/>
+          <w:rFonts w:ascii="Times New Roman" w:hAnsi="Times New Roman" w:eastAsia="HY신명조"/>
           <w:b w:val="0"/>
           <w:i w:val="0"/>
-          <w:sz w:val="14"/>
+          <w:sz w:val="18"/>
         </w:rPr>
         <w:t>[1] P. Amatya, Venktesh V, and V. Setty, "Calibrating Small Language Models for Claim Check-Worthiness Detection," arXiv:2608.30731, 2026.</w:t>
       </w:r>
@@ -1552,15 +1582,16 @@
       <w:pPr>
         <w:autoSpaceDE w:val="0"/>
         <w:autoSpaceDN w:val="0"/>
-        <w:spacing w:after="0" w:line="168" w:lineRule="exact"/>
+        <w:spacing w:after="0" w:line="240" w:lineRule="auto"/>
+        <w:ind w:left="246" w:hanging="246"/>
         <w:jc w:val="left"/>
       </w:pPr>
       <w:r>
         <w:rPr>
-          <w:rFonts w:ascii="함초롬바탕" w:hAnsi="함초롬바탕" w:eastAsia="함초롬바탕"/>
+          <w:rFonts w:ascii="Times New Roman" w:hAnsi="Times New Roman" w:eastAsia="HY신명조"/>
           <w:b w:val="0"/>
           <w:i w:val="0"/>
-          <w:sz w:val="14"/>
+          <w:sz w:val="18"/>
         </w:rPr>
         <w:t>[2] P. Amatya and V. Setty, "Multilingual Fact-Checking at Scale: Fine-Tuned Compact Models vs LLMs," arXiv:2606.08605, 2026.</w:t>
       </w:r>
@@ -1569,15 +1600,16 @@
       <w:pPr>
         <w:autoSpaceDE w:val="0"/>
         <w:autoSpaceDN w:val="0"/>
-        <w:spacing w:after="0" w:line="168" w:lineRule="exact"/>
+        <w:spacing w:after="0" w:line="240" w:lineRule="auto"/>
+        <w:ind w:left="246" w:hanging="246"/>
         <w:jc w:val="left"/>
       </w:pPr>
       <w:r>
         <w:rPr>
-          <w:rFonts w:ascii="함초롬바탕" w:hAnsi="함초롬바탕" w:eastAsia="함초롬바탕"/>
+          <w:rFonts w:ascii="Times New Roman" w:hAnsi="Times New Roman" w:eastAsia="HY신명조"/>
           <w:b w:val="0"/>
           <w:i w:val="0"/>
-          <w:sz w:val="14"/>
+          <w:sz w:val="18"/>
         </w:rPr>
         <w:t>[3] M. Schlee et al., "LabelFusion: Fusing Large Language Models with Transformer Encoders for Robust Financial News Classification," arXiv:2512.10793, 2025.</w:t>
       </w:r>
@@ -1586,15 +1618,16 @@
       <w:pPr>
         <w:autoSpaceDE w:val="0"/>
         <w:autoSpaceDN w:val="0"/>
-        <w:spacing w:after="0" w:line="168" w:lineRule="exact"/>
+        <w:spacing w:after="0" w:line="240" w:lineRule="auto"/>
+        <w:ind w:left="246" w:hanging="246"/>
         <w:jc w:val="left"/>
       </w:pPr>
       <w:r>
         <w:rPr>
-          <w:rFonts w:ascii="함초롬바탕" w:hAnsi="함초롬바탕" w:eastAsia="함초롬바탕"/>
+          <w:rFonts w:ascii="Times New Roman" w:hAnsi="Times New Roman" w:eastAsia="HY신명조"/>
           <w:b w:val="0"/>
           <w:i w:val="0"/>
-          <w:sz w:val="14"/>
+          <w:sz w:val="18"/>
         </w:rPr>
         <w:t>[4] T. Burleigh, "Do Small Language Models Know When They're Wrong? Confidence-Based Cascade Scoring for Educational Assessment," arXiv:2604.19781, 2026.</w:t>
       </w:r>
@@ -1603,15 +1636,16 @@
       <w:pPr>
         <w:autoSpaceDE w:val="0"/>
         <w:autoSpaceDN w:val="0"/>
-        <w:spacing w:after="0" w:line="168" w:lineRule="exact"/>
+        <w:spacing w:after="0" w:line="240" w:lineRule="auto"/>
+        <w:ind w:left="246" w:hanging="246"/>
         <w:jc w:val="left"/>
       </w:pPr>
       <w:r>
         <w:rPr>
-          <w:rFonts w:ascii="함초롬바탕" w:hAnsi="함초롬바탕" w:eastAsia="함초롬바탕"/>
+          <w:rFonts w:ascii="Times New Roman" w:hAnsi="Times New Roman" w:eastAsia="HY신명조"/>
           <w:b w:val="0"/>
           <w:i w:val="0"/>
-          <w:sz w:val="14"/>
+          <w:sz w:val="18"/>
         </w:rPr>
         <w:t>[5] M. Hasanain et al., "Overview of the CLEF-2024 CheckThat! Lab Task 1 on Check-Worthiness Estimation of Multigenre Content," CEUR-WS vol. 3740, pp. 276–286, 2024.</w:t>
       </w:r>
@@ -1620,15 +1654,16 @@
       <w:pPr>
         <w:autoSpaceDE w:val="0"/>
         <w:autoSpaceDN w:val="0"/>
-        <w:spacing w:after="0" w:line="168" w:lineRule="exact"/>
+        <w:spacing w:after="0" w:line="240" w:lineRule="auto"/>
+        <w:ind w:left="246" w:hanging="246"/>
         <w:jc w:val="left"/>
       </w:pPr>
       <w:r>
         <w:rPr>
-          <w:rFonts w:ascii="함초롬바탕" w:hAnsi="함초롬바탕" w:eastAsia="함초롬바탕"/>
+          <w:rFonts w:ascii="Times New Roman" w:hAnsi="Times New Roman" w:eastAsia="HY신명조"/>
           <w:b w:val="0"/>
           <w:i w:val="0"/>
-          <w:sz w:val="14"/>
+          <w:sz w:val="18"/>
         </w:rPr>
         <w:t>[6] F. Arslan et al., "A Benchmark Dataset of Check-Worthy Factual Claims," in Proc. ICWSM, vol. 14, pp. 821–829, 2020.</w:t>
       </w:r>
@@ -1637,15 +1672,16 @@
       <w:pPr>
         <w:autoSpaceDE w:val="0"/>
         <w:autoSpaceDN w:val="0"/>
-        <w:spacing w:after="0" w:line="168" w:lineRule="exact"/>
+        <w:spacing w:after="0" w:line="240" w:lineRule="auto"/>
+        <w:ind w:left="246" w:hanging="246"/>
         <w:jc w:val="left"/>
       </w:pPr>
       <w:r>
         <w:rPr>
-          <w:rFonts w:ascii="함초롬바탕" w:hAnsi="함초롬바탕" w:eastAsia="함초롬바탕"/>
+          <w:rFonts w:ascii="Times New Roman" w:hAnsi="Times New Roman" w:eastAsia="HY신명조"/>
           <w:b w:val="0"/>
           <w:i w:val="0"/>
-          <w:sz w:val="14"/>
+          <w:sz w:val="18"/>
         </w:rPr>
         <w:t>[7] Z. Wang et al., "Signed Rescue Routing: Harm-Aware Cascades for Efficient LLM Inference," arXiv:2609.07786, 2026.</w:t>
       </w:r>
@@ -1654,15 +1690,16 @@
       <w:pPr>
         <w:autoSpaceDE w:val="0"/>
         <w:autoSpaceDN w:val="0"/>
-        <w:spacing w:after="0" w:line="168" w:lineRule="exact"/>
+        <w:spacing w:after="0" w:line="240" w:lineRule="auto"/>
+        <w:ind w:left="246" w:hanging="246"/>
         <w:jc w:val="left"/>
       </w:pPr>
       <w:r>
         <w:rPr>
-          <w:rFonts w:ascii="함초롬바탕" w:hAnsi="함초롬바탕" w:eastAsia="함초롬바탕"/>
+          <w:rFonts w:ascii="Times New Roman" w:hAnsi="Times New Roman" w:eastAsia="HY신명조"/>
           <w:b w:val="0"/>
           <w:i w:val="0"/>
-          <w:sz w:val="14"/>
+          <w:sz w:val="18"/>
         </w:rPr>
         <w:t>[8] Y. Zhang et al., "Calibration-Aware Uncertainty Cascades for Efficient Heterogeneous Model Collaboration," arXiv:2609.11446, 2026.</w:t>
       </w:r>
@@ -1670,8 +1707,8 @@
     <w:sectPr>
       <w:type w:val="continuous"/>
       <w:pgSz w:w="11906" w:h="16838"/>
-      <w:pgMar w:top="1247" w:right="1020" w:bottom="1134" w:left="1020" w:header="720" w:footer="720" w:gutter="0"/>
-      <w:cols w:space="340" w:num="2"/>
+      <w:pgMar w:top="1134" w:right="850" w:bottom="1134" w:left="1134" w:header="720" w:footer="720" w:gutter="0"/>
+      <w:cols w:space="425" w:num="2"/>
       <w:docGrid w:linePitch="360"/>
     </w:sectPr>
   </w:body>

--- a/paper/cascade_kics_draft.docx
+++ b/paper/cascade_kics_draft.docx
@@ -233,9 +233,9 @@
           <w:i w:val="0"/>
           <w:sz w:val="18"/>
         </w:rPr>
-        <w:t xml:space="preserve">실제 팩트체크 서비스 운영사는 유입되는 모든 문장에 LLM을 적용하는 것이 비현실적이라고 보고하였다[1]. NN</w:t>
+        <w:t xml:space="preserve">팩트체크 필요성 탐지는 유입되는 모든 문장에 적용되므로, 실제 팩트체크 서비스 운영사는 모든 문장에 LLM을 적용하는 것이 비현실적이라고 보고하였다[1]. NN</w:t>
         <w:noBreakHyphen/>
-        <w:t xml:space="preserve">PPI[1]는 소형 LLM의 점수를 라벨이 있는 보정 세트 중 의미적으로 가까운 이웃의 잔차로 보정한다. 같은 연구진은 인코더의 확신이 낮을 때만 LLM에 넘기는 하이브리드를 향후 과제로 제시하였다[2]. 일반적인 캐스케이드[4]는 불확실한 입력을 더 큰 LLM에 넘기되 그 답으로 교체하고, LabelFusion[3]은 인코더와 LLM의 출력을 결합하지만 모든 입력에 LLM을 호출한다. 위임한 입력에서 두 모델의 출력을 선택적으로 결합하는 캐스케이드도 일반 분류 과제에서 제안되었다[8]. 본 논문은 [2]의 하이브리드를 구현하되, 결합 가중치를 라벨로 학습하여 LLM과 라벨의 판정 기준 차이까지 반영한다.</w:t>
+        <w:t xml:space="preserve">PPI[1]는 소형 LLM의 점수를 라벨이 있는 보정 세트 중 의미적으로 가까운 이웃의 잔차로 보정한다. 같은 연구진은 파인튜닝한 소형 인코더가 LLM과 경쟁할 수 있으나 관용적 표현에서는 LLM이 앞선다고 보고하고, 인코더의 확신이 낮을 때만 LLM에 넘기는 하이브리드를 향후 과제로 제시하였다[2]. 일반적인 캐스케이드[4]는 불확실한 입력을 더 큰 LLM에 넘기되 그 답으로 교체하고, LabelFusion[3]은 인코더와 LLM의 출력을 결합하지만 모든 입력에 LLM을 호출한다. 위임한 입력에서 두 모델의 출력을 선택적으로 결합하는 캐스케이드도 일반 분류 과제에서 제안되었다[8]. 본 논문은 [2]의 하이브리드를 구현하되, 결합 가중치를 라벨로 학습하여 LLM과 라벨의 판정 기준 차이까지 반영한다.</w:t>
       </w:r>
     </w:p>
     <w:p>
@@ -370,7 +370,7 @@
       <w:r>
         <w:drawing>
           <wp:inline xmlns:a="http://schemas.openxmlformats.org/drawingml/2006/main" xmlns:pic="http://schemas.openxmlformats.org/drawingml/2006/picture">
-            <wp:extent cx="2568701" cy="778533"/>
+            <wp:extent cx="2655697" cy="798385"/>
             <wp:docPr id="1" name="Picture 1"/>
             <wp:cNvGraphicFramePr>
               <a:graphicFrameLocks noChangeAspect="1"/>
@@ -391,7 +391,7 @@
                   <pic:spPr>
                     <a:xfrm>
                       <a:off x="0" y="0"/>
-                      <a:ext cx="2568701" cy="778533"/>
+                      <a:ext cx="2655697" cy="798385"/>
                     </a:xfrm>
                     <a:prstGeom prst="rect"/>
                   </pic:spPr>
@@ -602,7 +602,7 @@
         <w:noBreakHyphen/>
         <w:t xml:space="preserve">test와 ClaimBuster 2016년 분할에서 가중 F1 CLEF 0.835, ClaimBuster 0.785; 원 논문 0.827, 0.760), 이웃 수 k는 보정 세트 내부 검증으로 선택하였다(두 데이터셋 k=10). LLM은 Claude Sonnet 5이며 NN</w:t>
         <w:noBreakHyphen/>
-        <w:t xml:space="preserve">PPI의 판정 기준 프롬프트로 40문장씩 묶어 채점하였다. LLM 임계값, 결합 계수, k는 모두 보정 세트 안에서만 정하였고 임베딩 SVM은 기본 하이퍼파라미터를 사용하였다. 보정 세트의 80%를 비복원 추출하여 5회 반복한 평균을 보고하며, 방법 간 차이는 1회차 예측에 대한 McNemar 검정(α=0.05)으로 평가하였다.</w:t>
+        <w:t xml:space="preserve">PPI의 판정 기준 프롬프트로 40문장씩 묶어 채점하였다(문장 단위 채점과 AUC 0.991 대 0.990). LLM 임계값, 결합 계수, k는 모두 보정 세트 안에서만 정하였고 임베딩 SVM은 기본 하이퍼파라미터를 사용하였다. 보정 세트의 80%를 비복원 추출하여 5회 반복한 평균을 보고하며, 방법 간 차이는 1회차 예측에 대한 McNemar 검정(α=0.05)으로 평가하였다.</w:t>
       </w:r>
     </w:p>
     <w:p>
@@ -671,7 +671,7 @@
                 <w:rFonts w:ascii="Times New Roman" w:hAnsi="Times New Roman" w:eastAsia="HY신명조"/>
                 <w:b/>
                 <w:i w:val="0"/>
-                <w:sz w:val="16"/>
+                <w:sz w:val="17"/>
               </w:rPr>
               <w:t>방법</w:t>
             </w:r>
@@ -694,7 +694,7 @@
                 <w:rFonts w:ascii="Times New Roman" w:hAnsi="Times New Roman" w:eastAsia="HY신명조"/>
                 <w:b/>
                 <w:i w:val="0"/>
-                <w:sz w:val="16"/>
+                <w:sz w:val="17"/>
               </w:rPr>
               <w:t>호출률</w:t>
             </w:r>
@@ -717,7 +717,7 @@
                 <w:rFonts w:ascii="Times New Roman" w:hAnsi="Times New Roman" w:eastAsia="HY신명조"/>
                 <w:b/>
                 <w:i w:val="0"/>
-                <w:sz w:val="16"/>
+                <w:sz w:val="17"/>
               </w:rPr>
               <w:t>CLEF</w:t>
             </w:r>
@@ -740,7 +740,7 @@
                 <w:rFonts w:ascii="Times New Roman" w:hAnsi="Times New Roman" w:eastAsia="HY신명조"/>
                 <w:b/>
                 <w:i w:val="0"/>
-                <w:sz w:val="16"/>
+                <w:sz w:val="17"/>
               </w:rPr>
               <w:t>ClaimBuster</w:t>
             </w:r>
@@ -765,9 +765,103 @@
                 <w:rFonts w:ascii="Times New Roman" w:hAnsi="Times New Roman" w:eastAsia="HY신명조"/>
                 <w:b w:val="0"/>
                 <w:i w:val="0"/>
-                <w:sz w:val="16"/>
+                <w:sz w:val="17"/>
               </w:rPr>
-              <w:t xml:space="preserve">Gemma 3 4B + NN</w:t>
+              <w:t>Gemma 3 4B</w:t>
+            </w:r>
+          </w:p>
+        </w:tc>
+        <w:tc>
+          <w:tcPr>
+            <w:tcW w:type="dxa" w:w="652"/>
+          </w:tcPr>
+          <w:p>
+            <w:pPr>
+              <w:keepNext/>
+              <w:autoSpaceDE w:val="0"/>
+              <w:autoSpaceDN w:val="0"/>
+              <w:jc w:val="center"/>
+            </w:pPr>
+            <w:r/>
+            <w:r>
+              <w:rPr>
+                <w:rFonts w:ascii="Times New Roman" w:hAnsi="Times New Roman" w:eastAsia="HY신명조"/>
+                <w:b w:val="0"/>
+                <w:i w:val="0"/>
+                <w:sz w:val="17"/>
+              </w:rPr>
+              <w:t>0%</w:t>
+            </w:r>
+          </w:p>
+        </w:tc>
+        <w:tc>
+          <w:tcPr>
+            <w:tcW w:type="dxa" w:w="680"/>
+          </w:tcPr>
+          <w:p>
+            <w:pPr>
+              <w:keepNext/>
+              <w:autoSpaceDE w:val="0"/>
+              <w:autoSpaceDN w:val="0"/>
+              <w:jc w:val="center"/>
+            </w:pPr>
+            <w:r/>
+            <w:r>
+              <w:rPr>
+                <w:rFonts w:ascii="Times New Roman" w:hAnsi="Times New Roman" w:eastAsia="HY신명조"/>
+                <w:b w:val="0"/>
+                <w:i w:val="0"/>
+                <w:sz w:val="17"/>
+              </w:rPr>
+              <w:t>0.778</w:t>
+            </w:r>
+          </w:p>
+        </w:tc>
+        <w:tc>
+          <w:tcPr>
+            <w:tcW w:type="dxa" w:w="964"/>
+          </w:tcPr>
+          <w:p>
+            <w:pPr>
+              <w:keepNext/>
+              <w:autoSpaceDE w:val="0"/>
+              <w:autoSpaceDN w:val="0"/>
+              <w:jc w:val="center"/>
+            </w:pPr>
+            <w:r/>
+            <w:r>
+              <w:rPr>
+                <w:rFonts w:ascii="Times New Roman" w:hAnsi="Times New Roman" w:eastAsia="HY신명조"/>
+                <w:b w:val="0"/>
+                <w:i w:val="0"/>
+                <w:sz w:val="17"/>
+              </w:rPr>
+              <w:t>0.745</w:t>
+            </w:r>
+          </w:p>
+        </w:tc>
+      </w:tr>
+      <w:tr>
+        <w:tc>
+          <w:tcPr>
+            <w:tcW w:type="dxa" w:w="2438"/>
+          </w:tcPr>
+          <w:p>
+            <w:pPr>
+              <w:keepNext/>
+              <w:autoSpaceDE w:val="0"/>
+              <w:autoSpaceDN w:val="0"/>
+              <w:jc w:val="left"/>
+            </w:pPr>
+            <w:r/>
+            <w:r>
+              <w:rPr>
+                <w:rFonts w:ascii="Times New Roman" w:hAnsi="Times New Roman" w:eastAsia="HY신명조"/>
+                <w:b w:val="0"/>
+                <w:i w:val="0"/>
+                <w:sz w:val="17"/>
+              </w:rPr>
+              <w:t xml:space="preserve">  + NN</w:t>
               <w:noBreakHyphen/>
               <w:t xml:space="preserve">PPI [1]</w:t>
             </w:r>
@@ -790,7 +884,7 @@
                 <w:rFonts w:ascii="Times New Roman" w:hAnsi="Times New Roman" w:eastAsia="HY신명조"/>
                 <w:b w:val="0"/>
                 <w:i w:val="0"/>
-                <w:sz w:val="16"/>
+                <w:sz w:val="17"/>
               </w:rPr>
               <w:t>0%</w:t>
             </w:r>
@@ -813,7 +907,7 @@
                 <w:rFonts w:ascii="Times New Roman" w:hAnsi="Times New Roman" w:eastAsia="HY신명조"/>
                 <w:b w:val="0"/>
                 <w:i w:val="0"/>
-                <w:sz w:val="16"/>
+                <w:sz w:val="17"/>
               </w:rPr>
               <w:t>0.834</w:t>
             </w:r>
@@ -836,7 +930,7 @@
                 <w:rFonts w:ascii="Times New Roman" w:hAnsi="Times New Roman" w:eastAsia="HY신명조"/>
                 <w:b w:val="0"/>
                 <w:i w:val="0"/>
-                <w:sz w:val="16"/>
+                <w:sz w:val="17"/>
               </w:rPr>
               <w:t>0.785</w:t>
             </w:r>
@@ -861,7 +955,7 @@
                 <w:rFonts w:ascii="Times New Roman" w:hAnsi="Times New Roman" w:eastAsia="HY신명조"/>
                 <w:b w:val="0"/>
                 <w:i w:val="0"/>
-                <w:sz w:val="16"/>
+                <w:sz w:val="17"/>
               </w:rPr>
               <w:t>임베딩 SVM</w:t>
             </w:r>
@@ -884,7 +978,7 @@
                 <w:rFonts w:ascii="Times New Roman" w:hAnsi="Times New Roman" w:eastAsia="HY신명조"/>
                 <w:b w:val="0"/>
                 <w:i w:val="0"/>
-                <w:sz w:val="16"/>
+                <w:sz w:val="17"/>
               </w:rPr>
               <w:t>0%</w:t>
             </w:r>
@@ -907,7 +1001,7 @@
                 <w:rFonts w:ascii="Times New Roman" w:hAnsi="Times New Roman" w:eastAsia="HY신명조"/>
                 <w:b w:val="0"/>
                 <w:i w:val="0"/>
-                <w:sz w:val="16"/>
+                <w:sz w:val="17"/>
               </w:rPr>
               <w:t>0.859</w:t>
             </w:r>
@@ -930,7 +1024,7 @@
                 <w:rFonts w:ascii="Times New Roman" w:hAnsi="Times New Roman" w:eastAsia="HY신명조"/>
                 <w:b w:val="0"/>
                 <w:i w:val="0"/>
-                <w:sz w:val="16"/>
+                <w:sz w:val="17"/>
               </w:rPr>
               <w:t>0.790</w:t>
             </w:r>
@@ -955,7 +1049,7 @@
                 <w:rFonts w:ascii="Times New Roman" w:hAnsi="Times New Roman" w:eastAsia="HY신명조"/>
                 <w:b w:val="0"/>
                 <w:i w:val="0"/>
-                <w:sz w:val="16"/>
+                <w:sz w:val="17"/>
               </w:rPr>
               <w:t>LLM 전량 호출</w:t>
             </w:r>
@@ -978,7 +1072,7 @@
                 <w:rFonts w:ascii="Times New Roman" w:hAnsi="Times New Roman" w:eastAsia="HY신명조"/>
                 <w:b w:val="0"/>
                 <w:i w:val="0"/>
-                <w:sz w:val="16"/>
+                <w:sz w:val="17"/>
               </w:rPr>
               <w:t>100%</w:t>
             </w:r>
@@ -1001,7 +1095,7 @@
                 <w:rFonts w:ascii="Times New Roman" w:hAnsi="Times New Roman" w:eastAsia="HY신명조"/>
                 <w:b w:val="0"/>
                 <w:i w:val="0"/>
-                <w:sz w:val="16"/>
+                <w:sz w:val="17"/>
               </w:rPr>
               <w:t>0.896†</w:t>
             </w:r>
@@ -1024,7 +1118,7 @@
                 <w:rFonts w:ascii="Times New Roman" w:hAnsi="Times New Roman" w:eastAsia="HY신명조"/>
                 <w:b w:val="0"/>
                 <w:i w:val="0"/>
-                <w:sz w:val="16"/>
+                <w:sz w:val="17"/>
               </w:rPr>
               <w:t>0.835</w:t>
             </w:r>
@@ -1049,7 +1143,7 @@
                 <w:rFonts w:ascii="Times New Roman" w:hAnsi="Times New Roman" w:eastAsia="HY신명조"/>
                 <w:b w:val="0"/>
                 <w:i w:val="0"/>
-                <w:sz w:val="16"/>
+                <w:sz w:val="17"/>
               </w:rPr>
               <w:t xml:space="preserve">  + 임계값 조정</w:t>
             </w:r>
@@ -1072,7 +1166,7 @@
                 <w:rFonts w:ascii="Times New Roman" w:hAnsi="Times New Roman" w:eastAsia="HY신명조"/>
                 <w:b w:val="0"/>
                 <w:i w:val="0"/>
-                <w:sz w:val="16"/>
+                <w:sz w:val="17"/>
               </w:rPr>
               <w:t>100%</w:t>
             </w:r>
@@ -1095,7 +1189,7 @@
                 <w:rFonts w:ascii="Times New Roman" w:hAnsi="Times New Roman" w:eastAsia="HY신명조"/>
                 <w:b w:val="0"/>
                 <w:i w:val="0"/>
-                <w:sz w:val="16"/>
+                <w:sz w:val="17"/>
               </w:rPr>
               <w:t>0.915</w:t>
             </w:r>
@@ -1118,7 +1212,7 @@
                 <w:rFonts w:ascii="Times New Roman" w:hAnsi="Times New Roman" w:eastAsia="HY신명조"/>
                 <w:b w:val="0"/>
                 <w:i w:val="0"/>
-                <w:sz w:val="16"/>
+                <w:sz w:val="17"/>
               </w:rPr>
               <w:t>0.830†</w:t>
             </w:r>
@@ -1143,7 +1237,7 @@
                 <w:rFonts w:ascii="Times New Roman" w:hAnsi="Times New Roman" w:eastAsia="HY신명조"/>
                 <w:b w:val="0"/>
                 <w:i w:val="0"/>
-                <w:sz w:val="16"/>
+                <w:sz w:val="17"/>
               </w:rPr>
               <w:t xml:space="preserve">  + NN</w:t>
               <w:noBreakHyphen/>
@@ -1168,7 +1262,7 @@
                 <w:rFonts w:ascii="Times New Roman" w:hAnsi="Times New Roman" w:eastAsia="HY신명조"/>
                 <w:b w:val="0"/>
                 <w:i w:val="0"/>
-                <w:sz w:val="16"/>
+                <w:sz w:val="17"/>
               </w:rPr>
               <w:t>100%</w:t>
             </w:r>
@@ -1191,7 +1285,7 @@
                 <w:rFonts w:ascii="Times New Roman" w:hAnsi="Times New Roman" w:eastAsia="HY신명조"/>
                 <w:b w:val="0"/>
                 <w:i w:val="0"/>
-                <w:sz w:val="16"/>
+                <w:sz w:val="17"/>
               </w:rPr>
               <w:t>0.897†</w:t>
             </w:r>
@@ -1214,7 +1308,7 @@
                 <w:rFonts w:ascii="Times New Roman" w:hAnsi="Times New Roman" w:eastAsia="HY신명조"/>
                 <w:b w:val="0"/>
                 <w:i w:val="0"/>
-                <w:sz w:val="16"/>
+                <w:sz w:val="17"/>
               </w:rPr>
               <w:t>0.826†</w:t>
             </w:r>
@@ -1239,7 +1333,7 @@
                 <w:rFonts w:ascii="Times New Roman" w:hAnsi="Times New Roman" w:eastAsia="HY신명조"/>
                 <w:b w:val="0"/>
                 <w:i w:val="0"/>
-                <w:sz w:val="16"/>
+                <w:sz w:val="17"/>
               </w:rPr>
               <w:t>교체형 캐스케이드</w:t>
             </w:r>
@@ -1262,7 +1356,7 @@
                 <w:rFonts w:ascii="Times New Roman" w:hAnsi="Times New Roman" w:eastAsia="HY신명조"/>
                 <w:b w:val="0"/>
                 <w:i w:val="0"/>
-                <w:sz w:val="16"/>
+                <w:sz w:val="17"/>
               </w:rPr>
               <w:t>50%</w:t>
             </w:r>
@@ -1285,7 +1379,7 @@
                 <w:rFonts w:ascii="Times New Roman" w:hAnsi="Times New Roman" w:eastAsia="HY신명조"/>
                 <w:b w:val="0"/>
                 <w:i w:val="0"/>
-                <w:sz w:val="16"/>
+                <w:sz w:val="17"/>
               </w:rPr>
               <w:t>0.916</w:t>
             </w:r>
@@ -1308,9 +1402,199 @@
                 <w:rFonts w:ascii="Times New Roman" w:hAnsi="Times New Roman" w:eastAsia="HY신명조"/>
                 <w:b w:val="0"/>
                 <w:i w:val="0"/>
-                <w:sz w:val="16"/>
+                <w:sz w:val="17"/>
               </w:rPr>
               <w:t>0.835†</w:t>
+            </w:r>
+          </w:p>
+        </w:tc>
+      </w:tr>
+      <w:tr>
+        <w:tc>
+          <w:tcPr>
+            <w:tcW w:type="dxa" w:w="2438"/>
+          </w:tcPr>
+          <w:p>
+            <w:pPr>
+              <w:keepNext/>
+              <w:autoSpaceDE w:val="0"/>
+              <w:autoSpaceDN w:val="0"/>
+              <w:jc w:val="left"/>
+            </w:pPr>
+            <w:r/>
+            <w:r>
+              <w:rPr>
+                <w:rFonts w:ascii="Times New Roman" w:hAnsi="Times New Roman" w:eastAsia="HY신명조"/>
+                <w:b w:val="0"/>
+                <w:i w:val="0"/>
+                <w:sz w:val="17"/>
+              </w:rPr>
+              <w:t xml:space="preserve">NN</w:t>
+              <w:noBreakHyphen/>
+              <w:t xml:space="preserve">PPI 판정 캐스케이드</w:t>
+            </w:r>
+          </w:p>
+        </w:tc>
+        <w:tc>
+          <w:tcPr>
+            <w:tcW w:type="dxa" w:w="652"/>
+          </w:tcPr>
+          <w:p>
+            <w:pPr>
+              <w:keepNext/>
+              <w:autoSpaceDE w:val="0"/>
+              <w:autoSpaceDN w:val="0"/>
+              <w:jc w:val="center"/>
+            </w:pPr>
+            <w:r/>
+            <w:r>
+              <w:rPr>
+                <w:rFonts w:ascii="Times New Roman" w:hAnsi="Times New Roman" w:eastAsia="HY신명조"/>
+                <w:b w:val="0"/>
+                <w:i w:val="0"/>
+                <w:sz w:val="17"/>
+              </w:rPr>
+              <w:t>50%</w:t>
+            </w:r>
+          </w:p>
+        </w:tc>
+        <w:tc>
+          <w:tcPr>
+            <w:tcW w:type="dxa" w:w="680"/>
+          </w:tcPr>
+          <w:p>
+            <w:pPr>
+              <w:keepNext/>
+              <w:autoSpaceDE w:val="0"/>
+              <w:autoSpaceDN w:val="0"/>
+              <w:jc w:val="center"/>
+            </w:pPr>
+            <w:r/>
+            <w:r>
+              <w:rPr>
+                <w:rFonts w:ascii="Times New Roman" w:hAnsi="Times New Roman" w:eastAsia="HY신명조"/>
+                <w:b w:val="0"/>
+                <w:i w:val="0"/>
+                <w:sz w:val="17"/>
+              </w:rPr>
+              <w:t>0.898†</w:t>
+            </w:r>
+          </w:p>
+        </w:tc>
+        <w:tc>
+          <w:tcPr>
+            <w:tcW w:type="dxa" w:w="964"/>
+          </w:tcPr>
+          <w:p>
+            <w:pPr>
+              <w:keepNext/>
+              <w:autoSpaceDE w:val="0"/>
+              <w:autoSpaceDN w:val="0"/>
+              <w:jc w:val="center"/>
+            </w:pPr>
+            <w:r/>
+            <w:r>
+              <w:rPr>
+                <w:rFonts w:ascii="Times New Roman" w:hAnsi="Times New Roman" w:eastAsia="HY신명조"/>
+                <w:b w:val="0"/>
+                <w:i w:val="0"/>
+                <w:sz w:val="17"/>
+              </w:rPr>
+              <w:t>0.824†</w:t>
+            </w:r>
+          </w:p>
+        </w:tc>
+      </w:tr>
+      <w:tr>
+        <w:tc>
+          <w:tcPr>
+            <w:tcW w:type="dxa" w:w="2438"/>
+          </w:tcPr>
+          <w:p>
+            <w:pPr>
+              <w:keepNext/>
+              <w:autoSpaceDE w:val="0"/>
+              <w:autoSpaceDN w:val="0"/>
+              <w:jc w:val="left"/>
+            </w:pPr>
+            <w:r/>
+            <w:r>
+              <w:rPr>
+                <w:rFonts w:ascii="Times New Roman" w:hAnsi="Times New Roman" w:eastAsia="HY신명조"/>
+                <w:b/>
+                <w:i w:val="0"/>
+                <w:sz w:val="17"/>
+              </w:rPr>
+              <w:t>결합형 캐스케이드 (제안)</w:t>
+            </w:r>
+          </w:p>
+        </w:tc>
+        <w:tc>
+          <w:tcPr>
+            <w:tcW w:type="dxa" w:w="652"/>
+          </w:tcPr>
+          <w:p>
+            <w:pPr>
+              <w:keepNext/>
+              <w:autoSpaceDE w:val="0"/>
+              <w:autoSpaceDN w:val="0"/>
+              <w:jc w:val="center"/>
+            </w:pPr>
+            <w:r/>
+            <w:r>
+              <w:rPr>
+                <w:rFonts w:ascii="Times New Roman" w:hAnsi="Times New Roman" w:eastAsia="HY신명조"/>
+                <w:b/>
+                <w:i w:val="0"/>
+                <w:sz w:val="17"/>
+              </w:rPr>
+              <w:t>50%</w:t>
+            </w:r>
+          </w:p>
+        </w:tc>
+        <w:tc>
+          <w:tcPr>
+            <w:tcW w:type="dxa" w:w="680"/>
+          </w:tcPr>
+          <w:p>
+            <w:pPr>
+              <w:keepNext/>
+              <w:autoSpaceDE w:val="0"/>
+              <w:autoSpaceDN w:val="0"/>
+              <w:jc w:val="center"/>
+            </w:pPr>
+            <w:r/>
+            <w:r>
+              <w:rPr>
+                <w:rFonts w:ascii="Times New Roman" w:hAnsi="Times New Roman" w:eastAsia="HY신명조"/>
+                <w:b/>
+                <w:i w:val="0"/>
+                <w:sz w:val="17"/>
+              </w:rPr>
+              <w:t>0.923</w:t>
+            </w:r>
+          </w:p>
+        </w:tc>
+        <w:tc>
+          <w:tcPr>
+            <w:tcW w:type="dxa" w:w="964"/>
+          </w:tcPr>
+          <w:p>
+            <w:pPr>
+              <w:keepNext/>
+              <w:autoSpaceDE w:val="0"/>
+              <w:autoSpaceDN w:val="0"/>
+              <w:jc w:val="center"/>
+            </w:pPr>
+            <w:r/>
+            <w:r>
+              <w:rPr>
+                <w:rFonts w:ascii="Times New Roman" w:hAnsi="Times New Roman" w:eastAsia="HY신명조"/>
+                <w:b/>
+                <w:i w:val="0"/>
+                <w:sz w:val="17"/>
+              </w:rPr>
+              <w:t>0.846</w:t>
             </w:r>
           </w:p>
         </w:tc>
@@ -1332,7 +1616,7 @@
                 <w:rFonts w:ascii="Times New Roman" w:hAnsi="Times New Roman" w:eastAsia="HY신명조"/>
                 <w:b/>
                 <w:i w:val="0"/>
-                <w:sz w:val="16"/>
+                <w:sz w:val="17"/>
               </w:rPr>
               <w:t>결합형 캐스케이드 (제안)</w:t>
             </w:r>
@@ -1354,9 +1638,9 @@
                 <w:rFonts w:ascii="Times New Roman" w:hAnsi="Times New Roman" w:eastAsia="HY신명조"/>
                 <w:b/>
                 <w:i w:val="0"/>
-                <w:sz w:val="16"/>
+                <w:sz w:val="17"/>
               </w:rPr>
-              <w:t>50%</w:t>
+              <w:t>100%</w:t>
             </w:r>
           </w:p>
         </w:tc>
@@ -1376,9 +1660,9 @@
                 <w:rFonts w:ascii="Times New Roman" w:hAnsi="Times New Roman" w:eastAsia="HY신명조"/>
                 <w:b/>
                 <w:i w:val="0"/>
-                <w:sz w:val="16"/>
+                <w:sz w:val="17"/>
               </w:rPr>
-              <w:t>0.923</w:t>
+              <w:t>0.924</w:t>
             </w:r>
           </w:p>
         </w:tc>
@@ -1398,9 +1682,9 @@
                 <w:rFonts w:ascii="Times New Roman" w:hAnsi="Times New Roman" w:eastAsia="HY신명조"/>
                 <w:b/>
                 <w:i w:val="0"/>
-                <w:sz w:val="16"/>
+                <w:sz w:val="17"/>
               </w:rPr>
-              <w:t>0.846</w:t>
+              <w:t>0.852</w:t>
             </w:r>
           </w:p>
         </w:tc>
@@ -1441,11 +1725,29 @@
           <w:i w:val="0"/>
           <w:sz w:val="18"/>
         </w:rPr>
-        <w:t xml:space="preserve">호출률 50%는 테스트가 아닌 보정 세트에서 정하였다(교차적합 정확도가 50% 이후 0.1%p 이하로만 올라 포화, 전량 호출과 0.7%p 이내). 이 호출률에서 결합형의 테스트 정확도는 LLM 전량 호출 중 더 높은 설정보다 0.8%p, 1.1%p 높았으나 유의하지 않았고(p=0.22, 0.18), NN</w:t>
+        <w:t xml:space="preserve">호출률 50%는 테스트가 아닌 보정 세트에서 정하였다(교차적합 정확도가 50% 이후 0.1%p 이하로만 올라 포화, 전량 호출과 0.7%p 이내: CLEF 0.839 대 0.845, ClaimBuster 0.837 대 0.837). 이 호출률에서 결합형의 테스트 정확도는 LLM 전량 호출 중 더 높은 설정보다 0.8%p, 1.1%p 높았으나 유의하지 않았고(p=0.22, 0.18), NN</w:t>
         <w:noBreakHyphen/>
-        <w:t xml:space="preserve">PPI 적용 전량 호출보다는 2.6%p, 2.0%p 유의하게 높았다(p&lt;0.001). 호출률을 100%로 올리면(그림 2) 정확도가 0.1%p, 0.6%p 더 올랐고, ClaimBuster에서는 이 차이가 유의하였다(p=0.006). 교체형은 임베딩 SVM이 확신하는 상위 절반에서 옳은 판정 94건을 틀리게, 틀린 판정 66건을 옳게 바꾸었으나 결합형은 각각 9건, 26건이었다(1회차, ClaimBuster). 이는 교체가 옳은 답을 해칠 수 있다는 보고[7]와 일치한다. 결합형은 LLM을 호출하는 모든 호출률에서 교체형보다 평균 정확도가 높았고, 같은 문장에 LLM을 호출하고 NN</w:t>
+        <w:t xml:space="preserve">PPI 적용 전량 호출보다는 2.6%p, 2.0%p 유의하게 높았다(p&lt;0.001). 호출률을 100%로 올리면(그림 2) 정확도가 0.1%p, 0.6%p 더 올랐고, ClaimBuster에서는 이 차이가 유의하였다(p=0.006). 테스트 문장을 모으지 않고 보정 세트에서 정한 |d| 임계값으로 문장마다 라우팅해도 정확도는 0.920, 0.845(실제 호출률 38%, 49%)였다. 교체형은 임베딩 SVM이 확신하는 상위 절반에서 옳은 판정 94건을 틀리게, 틀린 판정 66건을 옳게 바꾸었으나 결합형은 각각 9건, 26건이었다(1회차, ClaimBuster). 이는 교체가 옳은 답을 해칠 수 있다는 보고[7]와 일치한다. 결합형은 LLM을 호출하는 모든 호출률에서 교체형보다 평균 정확도가 높았고(ClaimBuster 30~50%, CLEF 20~30%에서 유의, p≤0.023), 같은 문장에 LLM을 호출하고 NN</w:t>
         <w:noBreakHyphen/>
         <w:t xml:space="preserve">PPI로 판정하는 캐스케이드(0.898, 0.824)보다도 유의하게 높아(p&lt;0.001) 이 차이는 판정 방식에서 온다.</w:t>
+      </w:r>
+    </w:p>
+    <w:p>
+      <w:pPr>
+        <w:autoSpaceDE w:val="0"/>
+        <w:autoSpaceDN w:val="0"/>
+        <w:spacing w:after="50" w:line="240" w:lineRule="auto"/>
+        <w:ind w:firstLine="180"/>
+        <w:jc w:val="both"/>
+      </w:pPr>
+      <w:r>
+        <w:rPr>
+          <w:rFonts w:ascii="Times New Roman" w:hAnsi="Times New Roman" w:eastAsia="HY신명조"/>
+          <w:b w:val="0"/>
+          <w:i w:val="0"/>
+          <w:sz w:val="18"/>
+        </w:rPr>
+        <w:t>식 (1)은 LLM 점수의 판정 기준을 d에 따라 옮긴다. CLEF 1회차에서 학습한 계수(a=1.46, b=6.76, c=−1.51)로 보면, 결합형이 팩트체크가 필요하다고 판정하는 LLM 점수 기준 (−c−a·d)/b는 d=0에서 0.22이고 분류기가 불필요 쪽으로 기울수록 높아진다. 예를 들어 공약 문장 “I'm going to give them $5,000 to take with them wherever they want to go, and this will give them affordability.”(라벨: 불필요)은 d=−0.84, s=0.35여서, LLM 임계값 0.16을 쓰는 교체형은 팩트체크가 필요하다고 잘못 판정하지만 결합형은 기준 0.41에 못 미쳐 옳게 판정한다. 호출한 절반에서 결합형만 옳은 문장은 36개, 교체형만 옳은 문장은 24개였다.</w:t>
       </w:r>
     </w:p>
     <w:p>
@@ -1459,7 +1761,7 @@
       <w:r>
         <w:drawing>
           <wp:inline xmlns:a="http://schemas.openxmlformats.org/drawingml/2006/main" xmlns:pic="http://schemas.openxmlformats.org/drawingml/2006/picture">
-            <wp:extent cx="2951999" cy="1415801"/>
+            <wp:extent cx="2951999" cy="1711458"/>
             <wp:docPr id="4" name="Picture 4"/>
             <wp:cNvGraphicFramePr>
               <a:graphicFrameLocks noChangeAspect="1"/>
@@ -1480,7 +1782,7 @@
                   <pic:spPr>
                     <a:xfrm>
                       <a:off x="0" y="0"/>
-                      <a:ext cx="2951999" cy="1415801"/>
+                      <a:ext cx="2951999" cy="1711458"/>
                     </a:xfrm>
                     <a:prstGeom prst="rect"/>
                   </pic:spPr>
@@ -1540,7 +1842,7 @@
           <w:i w:val="0"/>
           <w:sz w:val="18"/>
         </w:rPr>
-        <w:t>라벨로 학습한 저비용 분류기와 LLM은 서로 다른 정보를 가지며, 불확실한 문장에서만 LLM을 호출해 결합하면 호출을 절반으로 줄여도 전량 호출과 유의한 차이가 없는 정확도를 얻는다. 출처가 겹치는[5] 영어 두 데이터셋과 단일 LLM으로 평가하였고 비용을 호출률로만 보고하였다는 한계가 있다.</w:t>
+        <w:t>라벨로 학습한 저비용 분류기와 LLM은 서로 다른 정보를 가지며, 불확실한 문장에서만 LLM을 호출해 결합하면 호출을 절반으로 줄여도 전량 호출과 유의한 차이가 없는 정확도를 얻는다. 출처가 겹치는[5] 영어 두 데이터셋과 단일 LLM으로 평가하였고 비용을 호출률로만 보고하였다는 한계가 있으며, 향후 다국어 데이터와 여러 LLM, 금액 기준 비용으로 평가를 확장할 계획이다.</w:t>
       </w:r>
     </w:p>
     <w:p>
@@ -1665,7 +1967,7 @@
           <w:i w:val="0"/>
           <w:sz w:val="18"/>
         </w:rPr>
-        <w:t>[6] F. Arslan et al., "A Benchmark Dataset of Check-Worthy Factual Claims," in Proc. ICWSM, vol. 14, pp. 821–829, 2020.</w:t>
+        <w:t>[6] F. Arslan, N. Hassan, C. Li, and M. Tremayne, "A Benchmark Dataset of Check-Worthy Factual Claims," in Proc. ICWSM, vol. 14, pp. 821–829, 2020.</w:t>
       </w:r>
     </w:p>
     <w:p>

--- a/paper/cascade_kics_draft.docx
+++ b/paper/cascade_kics_draft.docx
@@ -637,7 +637,7 @@
           <w:i w:val="0"/>
           <w:sz w:val="17"/>
         </w:rPr>
-        <w:t>표 1. 테스트 정확도 (5회 평균, †: 결합형(50%)이 유의하게 높음)</w:t>
+        <w:t>표 1. 테스트 정확도 (5회 평균, †: 제안 방법(호출률 50%)보다 유의하게 낮음, McNemar p&lt;0.05)</w:t>
       </w:r>
     </w:p>
     <w:tbl>
@@ -1614,11 +1614,11 @@
             <w:r>
               <w:rPr>
                 <w:rFonts w:ascii="Times New Roman" w:hAnsi="Times New Roman" w:eastAsia="HY신명조"/>
-                <w:b/>
+                <w:b w:val="0"/>
                 <w:i w:val="0"/>
                 <w:sz w:val="17"/>
               </w:rPr>
-              <w:t>결합형 캐스케이드 (제안)</w:t>
+              <w:t xml:space="preserve">  (호출률 100%, 참고)</w:t>
             </w:r>
           </w:p>
         </w:tc>
@@ -1636,7 +1636,7 @@
             <w:r>
               <w:rPr>
                 <w:rFonts w:ascii="Times New Roman" w:hAnsi="Times New Roman" w:eastAsia="HY신명조"/>
-                <w:b/>
+                <w:b w:val="0"/>
                 <w:i w:val="0"/>
                 <w:sz w:val="17"/>
               </w:rPr>
@@ -1658,7 +1658,7 @@
             <w:r>
               <w:rPr>
                 <w:rFonts w:ascii="Times New Roman" w:hAnsi="Times New Roman" w:eastAsia="HY신명조"/>
-                <w:b/>
+                <w:b w:val="0"/>
                 <w:i w:val="0"/>
                 <w:sz w:val="17"/>
               </w:rPr>
@@ -1680,7 +1680,7 @@
             <w:r>
               <w:rPr>
                 <w:rFonts w:ascii="Times New Roman" w:hAnsi="Times New Roman" w:eastAsia="HY신명조"/>
-                <w:b/>
+                <w:b w:val="0"/>
                 <w:i w:val="0"/>
                 <w:sz w:val="17"/>
               </w:rPr>

--- a/paper/cascade_kics_draft.docx
+++ b/paper/cascade_kics_draft.docx
@@ -178,15 +178,15 @@
           <w:i w:val="0"/>
           <w:sz w:val="18"/>
         </w:rPr>
-        <w:t xml:space="preserve">팩트체크 필요성 탐지(check</w:t>
+        <w:t xml:space="preserve">팩​트​체​크 필​요​성 탐​지(check</w:t>
         <w:noBreakHyphen/>
-        <w:t xml:space="preserve">worthiness detection)는 유입되는 모든 문장에 적용되므로, 대형 언어 모델(LLM)을 모든 문장에 호출하면 비용과 지연이 크다. 본 논문은 소형 LLM 점수를 이웃 문장의 잔차로 보정하는 선행 연구 NN</w:t>
+        <w:t xml:space="preserve">worthiness detection)는 유​입​되​는 모​든 문​장​에 적​용​되​므​로, 모​든 문​장​에 대​형 언​어 모​델(LLM)을 호​출​하​면 비​용​과 지​연​이 크​다. 본 논​문​은 소​형 LLM 점​수​를 이​웃 문​장​으​로 보​정​하​는 선​행 연​구 NN</w:t>
         <w:noBreakHyphen/>
-        <w:t xml:space="preserve">PPI를 CLEF 2024와 ClaimBuster에서 재현하고, 같은 라벨과 문장 임베딩으로 분류기를 직접 학습하면 LLM 없이도 NN</w:t>
+        <w:t xml:space="preserve">PPI를 CLEF 2024와 ClaimBuster에​서 재​현​하​고, 같​은 라​벨​과 문​장 임​베​딩​으​로 학​습​한 저​비​용 분​류​기​만​으​로​도 NN</w:t>
         <w:noBreakHyphen/>
-        <w:t xml:space="preserve">PPI와 같거나 높은 정확도를 얻음을 보인다. 이어 저비용 분류기가 모든 문장을 판정하고 불확실한 문장에만 LLM을 호출하되, LLM의 판정으로 교체하지 않고 결합하는 결합형 캐스케이드를 제안한다. 실험 결과 LLM 호출을 절반으로 줄이고도 테스트 정확도(CLEF 0.923, ClaimBuster 0.846)가 LLM 전량 호출 중 더 높은 설정(0.915, 0.835)과 유의한 차이가 없었고, NN</w:t>
+        <w:t xml:space="preserve">PPI와 같​거​나 높​은 정​확​도​를 얻​음​을 보​인​다. 이​어 분​류​기​가 불​확​실​한 문​장​에​만 LLM을 호​출​하​고, 그 판​정​을 LLM의 답​으​로 교​체​하​는 대​신 두 점​수​를 결​합​하​는 결​합​형 캐​스​케​이​드​를 제​안​한​다. LLM 호​출​을 절​반​으​로 줄​여​도 테​스​트 정​확​도(CLEF 0.923, ClaimBuster 0.846)는 LLM 단​독 전​량 호​출​의 최​고 정​확​도(0.915, 0.835)와 유​의​한 차​이​가 없​었​고, NN</w:t>
         <w:noBreakHyphen/>
-        <w:t xml:space="preserve">PPI 적용 전량 호출(0.897, 0.826)보다는 유의하게 높았다. 결합형은 모든 호출률에서 교체형 캐스케이드보다 평균 정확도가 높아, 라벨에 담긴 판정 기준과 LLM의 일반 지식이 상호 보완적임을 시사한다.</w:t>
+        <w:t xml:space="preserve">PPI를 적​용​한 전​량 호​출(0.897, 0.826)보​다​는 유​의​하​게 높​았​다. 결​합​형​은 모​든 호​출​률​에​서 교​체​형 캐​스​케​이​드​보​다 평​균 정​확​도​가 높​아, 라​벨​에 담​긴 판​정 기​준​과 LLM의 일​반 지​식​이 서​로 보​완​적​임​을 시사한다.</w:t>
       </w:r>
     </w:p>
     <w:p>
@@ -222,7 +222,7 @@
       <w:pPr>
         <w:autoSpaceDE w:val="0"/>
         <w:autoSpaceDN w:val="0"/>
-        <w:spacing w:after="50" w:line="240" w:lineRule="auto"/>
+        <w:spacing w:after="70" w:line="240" w:lineRule="auto"/>
         <w:ind w:firstLine="180"/>
         <w:jc w:val="both"/>
       </w:pPr>
@@ -233,16 +233,16 @@
           <w:i w:val="0"/>
           <w:sz w:val="18"/>
         </w:rPr>
-        <w:t xml:space="preserve">팩트체크 필요성 탐지는 유입되는 모든 문장에 적용되므로, 실제 팩트체크 서비스 운영사는 모든 문장에 LLM을 적용하는 것이 비현실적이라고 보고하였다[1]. NN</w:t>
+        <w:t xml:space="preserve">팩​트​체​크 필​요​성 탐​지​는 유​입​되​는 모​든 문​장​에 적​용​되​므​로, 실​제 팩​트​체​크 서​비​스 운​영​사​는 모​든 문​장​에 LLM을 적​용​하​는 것​이 비​현​실​적​이​라​고 보​고​하​였​다[1]. 이​에 NN</w:t>
         <w:noBreakHyphen/>
-        <w:t xml:space="preserve">PPI[1]는 소형 LLM의 점수를 라벨이 있는 보정 세트 중 의미적으로 가까운 이웃의 잔차로 보정한다. 같은 연구진은 파인튜닝한 소형 인코더가 LLM과 경쟁할 수 있으나 관용적 표현에서는 LLM이 앞선다고 보고하고, 인코더의 확신이 낮을 때만 LLM에 넘기는 하이브리드를 향후 과제로 제시하였다[2]. 일반적인 캐스케이드[4]는 불확실한 입력을 더 큰 LLM에 넘기되 그 답으로 교체하고, LabelFusion[3]은 인코더와 LLM의 출력을 결합하지만 모든 입력에 LLM을 호출한다. 위임한 입력에서 두 모델의 출력을 선택적으로 결합하는 캐스케이드도 일반 분류 과제에서 제안되었다[8]. 본 논문은 [2]의 하이브리드를 구현하되, 결합 가중치를 라벨로 학습하여 LLM과 라벨의 판정 기준 차이까지 반영한다.</w:t>
+        <w:t xml:space="preserve">PPI[1]는 소​형 LLM의 점​수​를, 라​벨​이 있​는 보​정 세​트​에​서 의​미​적​으​로 가​까​운 이​웃 문​장​의 잔​차​로 보​정​한​다. 같​은 연​구​진​은 파​인​튜​닝​한 소​형 인​코​더​도 LLM과 경​쟁​할 수 있​으​나 관​용​적 표​현​에​서​는 LLM이 앞​선​다​고 보​고​하​며, 인​코​더​가 확​신​하​지 못​할 때​만 LLM에 넘​기​는 하​이​브​리​드​를 향​후 과​제​로 남겼다[2].</w:t>
       </w:r>
     </w:p>
     <w:p>
       <w:pPr>
         <w:autoSpaceDE w:val="0"/>
         <w:autoSpaceDN w:val="0"/>
-        <w:spacing w:after="50" w:line="240" w:lineRule="auto"/>
+        <w:spacing w:after="70" w:line="240" w:lineRule="auto"/>
         <w:ind w:firstLine="180"/>
         <w:jc w:val="both"/>
       </w:pPr>
@@ -253,11 +253,29 @@
           <w:i w:val="0"/>
           <w:sz w:val="18"/>
         </w:rPr>
-        <w:t xml:space="preserve">본 논문의 기여는 다음과 같다. (1) NN</w:t>
+        <w:t>이​러​한 하​이​브​리​드​의 일​반​적 형​태​인 캐​스​케​이​드[4]는 넘​긴 입​력​의 판​정​을 LLM의 답​으​로 교​체​한​다. 그​러​나 LLM의 판​정 기​준​은 데​이​터​셋 라​벨​과 다​를 수 있​어, 교​체​는 분​류​기​의 옳​은 판​정​까​지 바​꿀 수 있​다. LabelFusion[3]은 인​코​더​와 LLM의 출​력​을 결​합​하​지​만 모​든 입​력​에 LLM을 호​출​하​며, 넘​긴 입​력​에​서​만 두 출​력​을 결​합​하​는 캐​스​케​이​드​는 일​반 분​류 과​제​에​서 제​안​되​었​다[8]. 본 논​문​은 [2]의 하​이​브​리​드​를 팩​트​체​크 필​요​성 탐​지​에 구​현​하​되, 결​합 가​중​치​를 라​벨​로 학​습​하​여 LLM과 라​벨​의 판​정 기​준 차​이​까​지 반영한다.</w:t>
+      </w:r>
+    </w:p>
+    <w:p>
+      <w:pPr>
+        <w:autoSpaceDE w:val="0"/>
+        <w:autoSpaceDN w:val="0"/>
+        <w:spacing w:after="70" w:line="240" w:lineRule="auto"/>
+        <w:ind w:firstLine="180"/>
+        <w:jc w:val="both"/>
+      </w:pPr>
+      <w:r>
+        <w:rPr>
+          <w:rFonts w:ascii="Times New Roman" w:hAnsi="Times New Roman" w:eastAsia="HY신명조"/>
+          <w:b w:val="0"/>
+          <w:i w:val="0"/>
+          <w:sz w:val="18"/>
+        </w:rPr>
+        <w:t xml:space="preserve">본 논​문​의 기​여​는 세 가​지​이​다. (1) NN</w:t>
         <w:noBreakHyphen/>
-        <w:t xml:space="preserve">PPI를 재현하고, 같은 라벨과 임베딩으로 학습한 분류기가 LLM 없이 NN</w:t>
+        <w:t xml:space="preserve">PPI를 재​현​하​고, 같​은 라​벨​과 임​베​딩​으​로 학​습​한 분​류​기​가 LLM 없​이​도 NN</w:t>
         <w:noBreakHyphen/>
-        <w:t xml:space="preserve">PPI와 같거나 높은 정확도를 냄을 보인다. (2) 상용 LLM을 모든 문장에 적용해도 팩트체크가 필요한 문장을 과소 판정함을 보인다. (3) 저비용 분류기의 판정을 유지하면서 불확실한 문장에서만 LLM 점수를 결합하는 결합형 캐스케이드를 제안하고, 호출을 절반으로 줄여도 전량 호출과 유의한 차이가 없는 정확도를 얻음을 보인다.</w:t>
+        <w:t xml:space="preserve">PPI와 같​거​나 높​은 정​확​도​를 냄​을 보​인​다. (2) 상​용 LLM을 모​든 문​장​에 적​용​해​도 팩​트​체​크​가 필​요​한 문​장​을 상​당​수 놓​침​을 보​인​다. (3) 분​류​기​가 불​확​실​한 문​장​에​서​만 LLM 점​수​를 결​합​하​는 결​합​형 캐​스​케​이​드​를 제​안​하​고, 호​출​을 절​반​으​로 줄​여​도 전​량 호​출​과 유​의​한 차​이​가 없​는 정​확​도​를 얻​음​을 보인다.</w:t>
       </w:r>
     </w:p>
     <w:p>
@@ -298,7 +316,7 @@
       <w:pPr>
         <w:autoSpaceDE w:val="0"/>
         <w:autoSpaceDN w:val="0"/>
-        <w:spacing w:after="50" w:line="240" w:lineRule="auto"/>
+        <w:spacing w:after="70" w:line="240" w:lineRule="auto"/>
         <w:ind w:firstLine="180"/>
         <w:jc w:val="both"/>
       </w:pPr>
@@ -309,19 +327,19 @@
           <w:i w:val="0"/>
           <w:sz w:val="18"/>
         </w:rPr>
-        <w:t xml:space="preserve">문장 x가 팩트체크가 필요한지 y∈{0,1}을 판정하며, NN</w:t>
+        <w:t xml:space="preserve">문​장 x에 대​해 팩​트​체​크 필​요 여​부 y∈{0,1}을 판​정​하​며, 학​습​에​는 NN</w:t>
         <w:noBreakHyphen/>
-        <w:t xml:space="preserve">PPI와 같은 라벨이 있는 보정 세트 L을 사용한다. 저비용 분류기(이하 임베딩 SVM)는 NN</w:t>
+        <w:t xml:space="preserve">PPI와 같​은 라​벨 있​는 보​정 세​트 L을 쓴​다. 저​비​용 분​류​기(이​하 임​베​딩 SVM)는 NN</w:t>
         <w:noBreakHyphen/>
-        <w:t xml:space="preserve">PPI가 이웃 검색에 쓰는 문장 임베딩(all</w:t>
+        <w:t xml:space="preserve">PPI가 이​웃 검​색​에 쓰​는 문​장 임​베​딩(all</w:t>
         <w:noBreakHyphen/>
         <w:t xml:space="preserve">MiniLM</w:t>
         <w:noBreakHyphen/>
         <w:t xml:space="preserve">L6</w:t>
         <w:noBreakHyphen/>
-        <w:t xml:space="preserve">v2)을 입력으로 하는 RBF</w:t>
+        <w:t xml:space="preserve">v2)을 입​력​으​로 하​는 RBF</w:t>
         <w:noBreakHyphen/>
-        <w:t xml:space="preserve">SVM이며, 클래스 불균형을 고려한 가중치로 L에서 학습한다. 결정값 d(x)는 양수일수록 팩트체크가 필요함을 뜻하며, 추론은 CPU에서 문장당 약 6 ms이다.</w:t>
+        <w:t xml:space="preserve">SVM으​로, 클​래​스 불​균​형​을 고​려​한 가​중​치​로 L에​서 학​습​한​다. 결​정​값 d(x)가 양​수​이​면 팩​트​체​크​가 필​요​하​다​는 판​정​이​고, 절​댓​값​이 클​수​록 분​류​기​가 확​신​한​다​는 뜻​이​다. 추​론​은 CPU에​서 문​장​당 약 6 ms가 걸린다.</w:t>
       </w:r>
     </w:p>
     <w:p>
@@ -345,7 +363,7 @@
       <w:pPr>
         <w:autoSpaceDE w:val="0"/>
         <w:autoSpaceDN w:val="0"/>
-        <w:spacing w:after="50" w:line="240" w:lineRule="auto"/>
+        <w:spacing w:after="70" w:line="240" w:lineRule="auto"/>
         <w:ind w:firstLine="180"/>
         <w:jc w:val="both"/>
       </w:pPr>
@@ -356,7 +374,7 @@
           <w:i w:val="0"/>
           <w:sz w:val="18"/>
         </w:rPr>
-        <w:t>결합형 캐스케이드(이하 결합형)는 그림 1과 같이 |d(x)|가 작은 순서, 즉 분류기가 가장 불확실한 문장부터 전체의 ρ 비율(호출률)만큼 LLM을 호출하여 점수 s(x)∈[0,1]을 얻는다. 호출한 문장은 식 (1)로, 나머지는 d(x)&gt;0 여부로 판정한다.</w:t>
+        <w:t>결​합​형 캐​스​케​이​드(이​하 결​합​형)는 그​림 1과 같​이 동​작​한​다. 분​류​기​가 가​장 불​확​실​한 문​장, 즉 |d(x)|가 가​장 작​은 문​장​부​터 전​체​의 ρ(호​출​률)만​큼 골​라 LLM을 호​출​하​고 점​수 s(x)∈[0,1]을 얻​는​다. 호​출​한 문​장​은 식 (1)로 d와 s를 결​합​해 판​정​하​고, 나​머​지 문​장​은 분​류​기​의 판​정(d(x)&gt;0)을 그​대​로 쓴다.</w:t>
       </w:r>
     </w:p>
     <w:p>
@@ -427,7 +445,7 @@
         </w:tabs>
         <w:autoSpaceDE w:val="0"/>
         <w:autoSpaceDN w:val="0"/>
-        <w:spacing w:before="40" w:after="60"/>
+        <w:spacing w:before="80" w:after="80"/>
       </w:pPr>
       <w:r>
         <w:tab/>
@@ -485,7 +503,7 @@
         <w:widowControl w:val="0"/>
         <w:autoSpaceDE w:val="0"/>
         <w:autoSpaceDN w:val="0"/>
-        <w:spacing w:after="50" w:line="240" w:lineRule="auto"/>
+        <w:spacing w:after="70" w:line="240" w:lineRule="auto"/>
         <w:ind w:firstLine="180"/>
         <w:jc w:val="both"/>
       </w:pPr>
@@ -496,7 +514,7 @@
           <w:i w:val="0"/>
           <w:sz w:val="18"/>
         </w:rPr>
-        <w:t xml:space="preserve">(a, b, c)는 L에서 5겹 교차적합으로 얻은 d와 LLM 점수 s로 학습한 로지스틱 회귀 계수이고, σ는 시그모이드 함수, </w:t>
+        <w:t xml:space="preserve">(a, b, c)는 L에​서 5겹 교​차​적​합​으​로 얻​은 d와 s로 학​습​한 로​지​스​틱 회​귀 계​수, σ는 시​그​모​이​드 함​수, </w:t>
       </w:r>
       <w:r>
         <w:rPr>
@@ -542,7 +560,7 @@
           <w:i w:val="0"/>
           <w:sz w:val="18"/>
         </w:rPr>
-        <w:t>은 조건이 참이면 1인 지시함수이다. 비교 대상인 교체형 캐스케이드(이하 교체형)는 같은 문장을 선택하되, LLM 점수에 L에서 고른 임계값만 적용하여 판정한다.</w:t>
+        <w:t>는 조​건​이 참​이​면 1인 지​시​함​수​이​다. 비​교 대​상​인 교​체​형 캐​스​케​이​드(이​하 교​체​형)는 같​은 문​장​에 LLM을 호​출​하​되, d를 버​리​고 s에 L에​서 고​른 임​계​값​만 적용한다.</w:t>
       </w:r>
     </w:p>
     <w:p>
@@ -583,10 +601,19 @@
       <w:pPr>
         <w:autoSpaceDE w:val="0"/>
         <w:autoSpaceDN w:val="0"/>
-        <w:spacing w:after="50" w:line="240" w:lineRule="auto"/>
+        <w:spacing w:after="70" w:line="240" w:lineRule="auto"/>
         <w:ind w:firstLine="180"/>
         <w:jc w:val="both"/>
       </w:pPr>
+      <w:r>
+        <w:rPr>
+          <w:rFonts w:ascii="Times New Roman" w:hAnsi="Times New Roman" w:eastAsia="HY신명조"/>
+          <w:b/>
+          <w:i w:val="0"/>
+          <w:sz w:val="18"/>
+        </w:rPr>
+        <w:t xml:space="preserve">데​이​터. </w:t>
+      </w:r>
       <w:r>
         <w:rPr>
           <w:rFonts w:ascii="Times New Roman" w:hAnsi="Times New Roman" w:eastAsia="HY신명조"/>
@@ -594,15 +621,69 @@
           <w:i w:val="0"/>
           <w:sz w:val="18"/>
         </w:rPr>
-        <w:t xml:space="preserve">실험에는 CLEF 2024 CheckThat! Task 1 영어 데이터(보정 2,405문장, 테스트는 dev·dev</w:t>
+        <w:t xml:space="preserve">CLEF 2024 CheckThat! Task 1 영​어 데​이​터[5]는 2,405문​장​을 보​정 세​트​로, dev·dev</w:t>
         <w:noBreakHyphen/>
-        <w:t xml:space="preserve">test·공식 test를 합친 1,691문장)와 ClaimBuster 데이터(보정은 2012년 토론 1,314문장, 테스트는 2016년 토론 2,745문장)를 사용하였다[5,6]. NN</w:t>
+        <w:t xml:space="preserve">test·공​식 test를 합​친 1,691문​장​을 테​스​트​로 썼​다. ClaimBuster[6]는 2012년 토​론 1,314문​장​을 보​정 세​트​로, 2016년 토​론 2,745문​장​을 테​스​트​로 썼다.</w:t>
+      </w:r>
+    </w:p>
+    <w:p>
+      <w:pPr>
+        <w:autoSpaceDE w:val="0"/>
+        <w:autoSpaceDN w:val="0"/>
+        <w:spacing w:after="70" w:line="240" w:lineRule="auto"/>
+        <w:ind w:firstLine="180"/>
+        <w:jc w:val="both"/>
+      </w:pPr>
+      <w:r>
+        <w:rPr>
+          <w:rFonts w:ascii="Times New Roman" w:hAnsi="Times New Roman" w:eastAsia="HY신명조"/>
+          <w:b/>
+          <w:i w:val="0"/>
+          <w:sz w:val="18"/>
+        </w:rPr>
+        <w:t xml:space="preserve">모​델. </w:t>
+      </w:r>
+      <w:r>
+        <w:rPr>
+          <w:rFonts w:ascii="Times New Roman" w:hAnsi="Times New Roman" w:eastAsia="HY신명조"/>
+          <w:b w:val="0"/>
+          <w:i w:val="0"/>
+          <w:sz w:val="18"/>
+        </w:rPr>
+        <w:t xml:space="preserve">NN</w:t>
         <w:noBreakHyphen/>
-        <w:t xml:space="preserve">PPI는 원 논문의 Gemma 3 4B 설정으로 재현하였고(원 논문과 같은 CLEF dev</w:t>
+        <w:t xml:space="preserve">PPI는 원 논​문​과 같​이 Gemma 3 4B로 재​현​하​였​다. 원 논​문​과 같​은 분​할(CLEF dev</w:t>
         <w:noBreakHyphen/>
-        <w:t xml:space="preserve">test와 ClaimBuster 2016년 분할에서 가중 F1 CLEF 0.835, ClaimBuster 0.785; 원 논문 0.827, 0.760), 이웃 수 k는 보정 세트 내부 검증으로 선택하였다(두 데이터셋 k=10). LLM은 Claude Sonnet 5이며 NN</w:t>
+        <w:t xml:space="preserve">test, ClaimBuster 2016년)에​서 가​중 F1은 CLEF 0.835, ClaimBuster 0.785였​다(원 논​문 0.827, 0.760). 이​웃 수 k는 보​정 세​트 내​부 검​증​으​로 정​하​였​다(두 데​이​터​셋 모​두 k=10). LLM은 Claude Sonnet 5이​며, NN</w:t>
         <w:noBreakHyphen/>
-        <w:t xml:space="preserve">PPI의 판정 기준 프롬프트로 40문장씩 묶어 채점하였다(문장 단위 채점과 AUC 0.991 대 0.990). LLM 임계값, 결합 계수, k는 모두 보정 세트 안에서만 정하였고 임베딩 SVM은 기본 하이퍼파라미터를 사용하였다. 보정 세트의 80%를 비복원 추출하여 5회 반복한 평균을 보고하며, 방법 간 차이는 1회차 예측에 대한 McNemar 검정(α=0.05)으로 평가하였다.</w:t>
+        <w:t xml:space="preserve">PPI의 판​정 기​준 프​롬​프​트​로 40문​장​씩 묶​어 채​점​하​였​다. 문​장 단​위​로 채​점​한 표​본​에​서 AUC는 0.991 대 0.990으​로 묶​음 채​점​과 거​의 같았다.</w:t>
+      </w:r>
+    </w:p>
+    <w:p>
+      <w:pPr>
+        <w:autoSpaceDE w:val="0"/>
+        <w:autoSpaceDN w:val="0"/>
+        <w:spacing w:after="70" w:line="240" w:lineRule="auto"/>
+        <w:ind w:firstLine="180"/>
+        <w:jc w:val="both"/>
+      </w:pPr>
+      <w:r>
+        <w:rPr>
+          <w:rFonts w:ascii="Times New Roman" w:hAnsi="Times New Roman" w:eastAsia="HY신명조"/>
+          <w:b/>
+          <w:i w:val="0"/>
+          <w:sz w:val="18"/>
+        </w:rPr>
+        <w:t xml:space="preserve">평​가. </w:t>
+      </w:r>
+      <w:r>
+        <w:rPr>
+          <w:rFonts w:ascii="Times New Roman" w:hAnsi="Times New Roman" w:eastAsia="HY신명조"/>
+          <w:b w:val="0"/>
+          <w:i w:val="0"/>
+          <w:sz w:val="18"/>
+        </w:rPr>
+        <w:t>LLM 임​계​값, 결​합 계​수, k, 호​출​률​은 모​두 보​정 세​트 안​에​서​만 정​하​였​고, 임​베​딩 SVM은 기​본 하​이​퍼​파​라​미​터​를 썼​다. 보​정 세​트​의 80%를 비​복​원 추​출​하​여 5회 반​복​한 평​균​을 보​고​하​며, 방​법 간 차​이​는 1회​차 예​측​에 McNemar 검​정(α=0.05)을 적​용​해 평가하였다.</w:t>
       </w:r>
     </w:p>
     <w:p>
@@ -1694,10 +1775,21 @@
       <w:pPr>
         <w:autoSpaceDE w:val="0"/>
         <w:autoSpaceDN w:val="0"/>
-        <w:spacing w:after="60" w:line="240" w:lineRule="auto"/>
+        <w:spacing w:after="70" w:line="240" w:lineRule="auto" w:before="100"/>
         <w:ind w:firstLine="180"/>
         <w:jc w:val="both"/>
       </w:pPr>
+      <w:r>
+        <w:rPr>
+          <w:rFonts w:ascii="Times New Roman" w:hAnsi="Times New Roman" w:eastAsia="HY신명조"/>
+          <w:b/>
+          <w:i w:val="0"/>
+          <w:sz w:val="18"/>
+        </w:rPr>
+        <w:t xml:space="preserve">LLM 없​이​도 NN</w:t>
+        <w:noBreakHyphen/>
+        <w:t xml:space="preserve">PPI와 같​거​나 높​다. </w:t>
+      </w:r>
       <w:r>
         <w:rPr>
           <w:rFonts w:ascii="Times New Roman" w:hAnsi="Times New Roman" w:eastAsia="HY신명조"/>
@@ -1705,19 +1797,28 @@
           <w:i w:val="0"/>
           <w:sz w:val="18"/>
         </w:rPr>
-        <w:t xml:space="preserve">표 1에서 임베딩 SVM은 LLM 없이 NN</w:t>
+        <w:t xml:space="preserve">CLEF에​서​는 임​베​딩 SVM이 NN</w:t>
         <w:noBreakHyphen/>
-        <w:t xml:space="preserve">PPI보다 CLEF에서 유의하게 높았고(p=0.013) ClaimBuster에서는 차이가 유의하지 않았다(p=0.79). LLM을 그대로 쓰면 팩트체크가 필요한 문장을 과소 판정하여 재현율이 CLEF 0.61, ClaimBuster 0.42(정밀도 0.98, 0.91)에 그쳤고, 라벨로 임계값을 조정하자 각각 0.94, 0.86으로 개선되었다. 이는 LLM의 판정 기준과 데이터셋 라벨 사이에 차이가 있음을 시사한다. 한편 ClaimBuster에서는 클래스 균형인 보정 세트와 달리 테스트의 팩트체크가 필요한 문장이 27%여서, 임계값 조정 후 정확도는 오히려 0.5%p 낮아졌다.</w:t>
+        <w:t xml:space="preserve">PPI보​다 유​의​하​게 높​았​고(p=0.013), ClaimBuster에​서​는 차​이​가 유​의​하​지 않았다(p=0.79).</w:t>
       </w:r>
     </w:p>
     <w:p>
       <w:pPr>
         <w:autoSpaceDE w:val="0"/>
         <w:autoSpaceDN w:val="0"/>
-        <w:spacing w:after="50" w:line="240" w:lineRule="auto"/>
+        <w:spacing w:after="70" w:line="240" w:lineRule="auto"/>
         <w:ind w:firstLine="180"/>
         <w:jc w:val="both"/>
       </w:pPr>
+      <w:r>
+        <w:rPr>
+          <w:rFonts w:ascii="Times New Roman" w:hAnsi="Times New Roman" w:eastAsia="HY신명조"/>
+          <w:b/>
+          <w:i w:val="0"/>
+          <w:sz w:val="18"/>
+        </w:rPr>
+        <w:t xml:space="preserve">LLM 단​독​은 팩​트​체​크​가 필​요​한 문​장​을 놓​친​다. </w:t>
+      </w:r>
       <w:r>
         <w:rPr>
           <w:rFonts w:ascii="Times New Roman" w:hAnsi="Times New Roman" w:eastAsia="HY신명조"/>
@@ -1725,21 +1826,26 @@
           <w:i w:val="0"/>
           <w:sz w:val="18"/>
         </w:rPr>
-        <w:t xml:space="preserve">호출률 50%는 테스트가 아닌 보정 세트에서 정하였다(교차적합 정확도가 50% 이후 0.1%p 이하로만 올라 포화, 전량 호출과 0.7%p 이내: CLEF 0.839 대 0.845, ClaimBuster 0.837 대 0.837). 이 호출률에서 결합형의 테스트 정확도는 LLM 전량 호출 중 더 높은 설정보다 0.8%p, 1.1%p 높았으나 유의하지 않았고(p=0.22, 0.18), NN</w:t>
-        <w:noBreakHyphen/>
-        <w:t xml:space="preserve">PPI 적용 전량 호출보다는 2.6%p, 2.0%p 유의하게 높았다(p&lt;0.001). 호출률을 100%로 올리면(그림 2) 정확도가 0.1%p, 0.6%p 더 올랐고, ClaimBuster에서는 이 차이가 유의하였다(p=0.006). 테스트 문장을 모으지 않고 보정 세트에서 정한 |d| 임계값으로 문장마다 라우팅해도 정확도는 0.920, 0.845(실제 호출률 38%, 49%)였다. 교체형은 임베딩 SVM이 확신하는 상위 절반에서 옳은 판정 94건을 틀리게, 틀린 판정 66건을 옳게 바꾸었으나 결합형은 각각 9건, 26건이었다(1회차, ClaimBuster). 이는 교체가 옳은 답을 해칠 수 있다는 보고[7]와 일치한다. 결합형은 LLM을 호출하는 모든 호출률에서 교체형보다 평균 정확도가 높았고(ClaimBuster 30~50%, CLEF 20~30%에서 유의, p≤0.023), 같은 문장에 LLM을 호출하고 NN</w:t>
-        <w:noBreakHyphen/>
-        <w:t xml:space="preserve">PPI로 판정하는 캐스케이드(0.898, 0.824)보다도 유의하게 높아(p&lt;0.001) 이 차이는 판정 방식에서 온다.</w:t>
+        <w:t>LLM 점​수​를 그​대​로(0.5 기​준) 쓰​면 정​밀​도​는 CLEF 0.98, ClaimBuster 0.91로 높​지​만 재​현​율​은 0.61, 0.42에 그​쳤​다. 라​벨​로 임​계​값​을 조​정​하​면 재​현​율​이 0.94, 0.86으​로 올​라, LLM의 판​정 기​준​이 데​이​터​셋 라​벨​과 다​름​을 시​사​한​다. 다​만 ClaimBuster는 보​정 세​트​가 클​래​스 균​형​인 반​면 테​스​트​는 팩​트​체​크​가 필​요​한 문​장​이 27%뿐​이​어​서, 조​정 후 정​확​도​가 오​히​려 0.5%p 낮아졌다.</w:t>
       </w:r>
     </w:p>
     <w:p>
       <w:pPr>
         <w:autoSpaceDE w:val="0"/>
         <w:autoSpaceDN w:val="0"/>
-        <w:spacing w:after="50" w:line="240" w:lineRule="auto"/>
+        <w:spacing w:after="70" w:line="240" w:lineRule="auto"/>
         <w:ind w:firstLine="180"/>
         <w:jc w:val="both"/>
       </w:pPr>
+      <w:r>
+        <w:rPr>
+          <w:rFonts w:ascii="Times New Roman" w:hAnsi="Times New Roman" w:eastAsia="HY신명조"/>
+          <w:b/>
+          <w:i w:val="0"/>
+          <w:sz w:val="18"/>
+        </w:rPr>
+        <w:t xml:space="preserve">호​출​을 절​반​으​로 줄​여​도 정​확​도​가 유​지​된​다. </w:t>
+      </w:r>
       <w:r>
         <w:rPr>
           <w:rFonts w:ascii="Times New Roman" w:hAnsi="Times New Roman" w:eastAsia="HY신명조"/>
@@ -1747,7 +1853,65 @@
           <w:i w:val="0"/>
           <w:sz w:val="18"/>
         </w:rPr>
-        <w:t>식 (1)은 LLM 점수의 판정 기준을 d에 따라 옮긴다. CLEF 1회차에서 학습한 계수(a=1.46, b=6.76, c=−1.51)로 보면, 결합형이 팩트체크가 필요하다고 판정하는 LLM 점수 기준 (−c−a·d)/b는 d=0에서 0.22이고 분류기가 불필요 쪽으로 기울수록 높아진다. 예를 들어 공약 문장 “I'm going to give them $5,000 to take with them wherever they want to go, and this will give them affordability.”(라벨: 불필요)은 d=−0.84, s=0.35여서, LLM 임계값 0.16을 쓰는 교체형은 팩트체크가 필요하다고 잘못 판정하지만 결합형은 기준 0.41에 못 미쳐 옳게 판정한다. 호출한 절반에서 결합형만 옳은 문장은 36개, 교체형만 옳은 문장은 24개였다.</w:t>
+        <w:t xml:space="preserve">호​출​률 50%는 보​정 세​트​에​서 정​하​였​다. 교​차​적​합 정​확​도​가 50% 이​후 0.1%p 이​하​로​만 올​랐​고, 전​량 호​출​과​의 차​이​도 0.7%p 이​내​였​기 때​문​이​다. 이 호​출​률​에​서 결​합​형​은 LLM 단​독 전​량 호​출​의 최​고 정​확​도(표 1의 두 설​정 중 높​은 쪽)와 유​의​한 차​이​가 없​었​고(CLEF p=0.22, ClaimBuster p=0.18), NN</w:t>
+        <w:noBreakHyphen/>
+        <w:t xml:space="preserve">PPI를 적​용​한 전​량 호​출​보​다​는 유​의​하​게 높​았​다(p&lt;0.001). 호​출​률​을 100%로 올​리​면(그​림 2) 정​확​도​가 CLEF 0.1%p, ClaimBuster 0.6%p 더 올​랐​고, ClaimBuster에​서​는 이 차​이​가 유​의​하​였​다(p=0.006). 테​스​트 문​장​을 모​아 순​위​를 매​기​지 않​고 보​정 세​트​에​서 정​한 |d| 임​계​값​으​로 문​장​마​다 바​로 라​우​팅​해​도 정​확​도​는 0.920, 0.845(실​제 호​출​률 38%, 49%)였다.</w:t>
+      </w:r>
+    </w:p>
+    <w:p>
+      <w:pPr>
+        <w:autoSpaceDE w:val="0"/>
+        <w:autoSpaceDN w:val="0"/>
+        <w:spacing w:after="70" w:line="240" w:lineRule="auto"/>
+        <w:ind w:firstLine="180"/>
+        <w:jc w:val="both"/>
+      </w:pPr>
+      <w:r>
+        <w:rPr>
+          <w:rFonts w:ascii="Times New Roman" w:hAnsi="Times New Roman" w:eastAsia="HY신명조"/>
+          <w:b/>
+          <w:i w:val="0"/>
+          <w:sz w:val="18"/>
+        </w:rPr>
+        <w:t xml:space="preserve">교​체​보​다 결​합​이 낫​다. </w:t>
+      </w:r>
+      <w:r>
+        <w:rPr>
+          <w:rFonts w:ascii="Times New Roman" w:hAnsi="Times New Roman" w:eastAsia="HY신명조"/>
+          <w:b w:val="0"/>
+          <w:i w:val="0"/>
+          <w:sz w:val="18"/>
+        </w:rPr>
+        <w:t xml:space="preserve">결​합​형​은 LLM을 호​출​하​는 모​든 호​출​률​에​서 교​체​형​보​다 평​균 정​확​도​가 높​았​다(ClaimBuster 30~50%, CLEF 20~30%에​서 유​의, p≤0.023). 같​은 문​장​에 LLM을 호​출​하​고 NN</w:t>
+        <w:noBreakHyphen/>
+        <w:t xml:space="preserve">PPI로 판​정​하​는 캐​스​케​이​드​보​다​도 유​의​하​게 높​아(p&lt;0.001), 차​이​는 어​떤 문​장​을 호​출​하​느​냐​가 아​니​라 호​출​한 뒤 어​떻​게 판​정​하​느​냐​에​서 온​다. 호​출​률​을 100%로 올​려 임​베​딩 SVM이 확​신​하​는 절​반​까​지 LLM을 호​출​하​면, 교​체​형​은 그​중 옳​은 판​정 94건​을 틀​리​게, 틀​린 판​정 66건​을 옳​게 바​꾸​었​지​만 결​합​형​은 각​각 9건, 26건​만 바​꾸​었​다(ClaimBuster 1회​차). 교​체​가 옳​은 답​을 해​칠 수 있​다​는 보​고[7]와 일치한다.</w:t>
+      </w:r>
+    </w:p>
+    <w:p>
+      <w:pPr>
+        <w:autoSpaceDE w:val="0"/>
+        <w:autoSpaceDN w:val="0"/>
+        <w:spacing w:after="70" w:line="240" w:lineRule="auto"/>
+        <w:ind w:firstLine="180"/>
+        <w:jc w:val="both"/>
+      </w:pPr>
+      <w:r>
+        <w:rPr>
+          <w:rFonts w:ascii="Times New Roman" w:hAnsi="Times New Roman" w:eastAsia="HY신명조"/>
+          <w:b/>
+          <w:i w:val="0"/>
+          <w:sz w:val="18"/>
+        </w:rPr>
+        <w:t xml:space="preserve">작​동 예. </w:t>
+      </w:r>
+      <w:r>
+        <w:rPr>
+          <w:rFonts w:ascii="Times New Roman" w:hAnsi="Times New Roman" w:eastAsia="HY신명조"/>
+          <w:b w:val="0"/>
+          <w:i w:val="0"/>
+          <w:sz w:val="18"/>
+        </w:rPr>
+        <w:t>식 (1)은 d에 따​라 LLM 점​수​의 판​정 기​준​을 옮​긴​다. 분​류​기​가 ‘불​필​요’ 쪽​으​로 기​울​수​록(d&lt;0) 결​합​형​은 LLM에 더 높​은 점​수​를 요​구​하​며, CLEF 1회​차​에​서 이 기​준​은 d=0일 때 0.22이​다. 예​를 들​어 공​약 문​장 “I'm going to give them $5,000 to take with them wherever they want to go, and this will give them affordability.”(라​벨: 불​필​요)은 d=−0.84여​서 기​준​이 0.41로 올​라​가​고, s=0.35인 이 문​장​을 결​합​형​은 옳​게 ‘불​필​요’로 판​정​한​다. 반​면 LLM 임​계​값 0.16을 쓰​는 교​체​형​은 ‘필​요’로 잘​못 판​정​한​다. LLM을 호​출​한 절​반 전​체​에​서​도 결​합​형​만 옳​은 문​장(36개)이 교​체​형​만 옳​은 문​장(24개)보​다 많았다.</w:t>
       </w:r>
     </w:p>
     <w:p>
@@ -1831,7 +1995,7 @@
       <w:pPr>
         <w:autoSpaceDE w:val="0"/>
         <w:autoSpaceDN w:val="0"/>
-        <w:spacing w:after="50" w:line="240" w:lineRule="auto"/>
+        <w:spacing w:after="70" w:line="240" w:lineRule="auto"/>
         <w:ind w:firstLine="180"/>
         <w:jc w:val="both"/>
       </w:pPr>
@@ -1842,7 +2006,7 @@
           <w:i w:val="0"/>
           <w:sz w:val="18"/>
         </w:rPr>
-        <w:t>라벨로 학습한 저비용 분류기와 LLM은 서로 다른 정보를 가지며, 불확실한 문장에서만 LLM을 호출해 결합하면 호출을 절반으로 줄여도 전량 호출과 유의한 차이가 없는 정확도를 얻는다. 출처가 겹치는[5] 영어 두 데이터셋과 단일 LLM으로 평가하였고 비용을 호출률로만 보고하였다는 한계가 있으며, 향후 다국어 데이터와 여러 LLM, 금액 기준 비용으로 평가를 확장할 계획이다.</w:t>
+        <w:t>라​벨​로 학​습​한 저​비​용 분​류​기​와 LLM은 서​로 다​른 정​보​를 가​지​며, 분​류​기​가 불​확​실​한 문​장​에​서​만 LLM을 호​출​해 두 점​수​를 결​합​하​면 호​출​을 절​반​으​로 줄​여​도 전​량 호​출​과 유​의​한 차​이​가 없​는 정​확​도​를 얻​는​다. 또​한 결​합​은 같​은 문​장​을 LLM의 판​정​으​로 교​체​하​는 방​식​보​다 모​든 호​출​률​에​서 평​균 정​확​도​가 높​았​다. 다​만 출​처​가 겹​치​는[5] 영​어 두 데​이​터​셋​과 단​일 LLM으​로 평​가​하​였​고 비​용​을 호​출​률​로​만 측​정​하​였​다. 향​후 다​국​어 데​이​터​와 여​러 LLM, 금​액 기​준 비​용​으​로 평​가​를 확​장​할 계획이다.</w:t>
       </w:r>
     </w:p>
     <w:p>

--- a/paper/cascade_kics_draft.docx
+++ b/paper/cascade_kics_draft.docx
@@ -167,7 +167,7 @@
       <w:pPr>
         <w:autoSpaceDE w:val="0"/>
         <w:autoSpaceDN w:val="0"/>
-        <w:spacing w:after="50" w:line="240" w:lineRule="auto"/>
+        <w:spacing w:after="50" w:line="264" w:lineRule="auto"/>
         <w:ind w:firstLine="283"/>
         <w:jc w:val="both"/>
       </w:pPr>
@@ -178,15 +178,15 @@
           <w:i w:val="0"/>
           <w:sz w:val="18"/>
         </w:rPr>
-        <w:t xml:space="preserve">팩​트​체​크 필​요​성 탐​지(check</w:t>
+        <w:t xml:space="preserve">팩​트​체​크 필​요​성 탐​지​(check</w:t>
         <w:noBreakHyphen/>
-        <w:t xml:space="preserve">worthiness detection)는 유​입​되​는 모​든 문​장​에 적​용​되​므​로, 모​든 문​장​에 대​형 언​어 모​델(LLM)을 호​출​하​면 비​용​과 지​연​이 크​다. 본 논​문​은 소​형 LLM 점​수​를 이​웃 문​장​으​로 보​정​하​는 선​행 연​구 NN</w:t>
+        <w:t xml:space="preserve">worthiness detection)는 유​입​되​는 모​든 문​장​에 적​용​되​므​로, 모​든 문​장​에 대​형 언​어 모​델​(LLM)을 호​출​하​면 비​용​과 지​연​이 크​다. 본 논​문​은 소​형 LLM 점​수​를 이​웃 문​장​으​로 보​정​하​는 선​행 연​구 NN</w:t>
         <w:noBreakHyphen/>
         <w:t xml:space="preserve">PPI를 CLEF 2024와 ClaimBuster에​서 재​현​하​고, 같​은 라​벨​과 문​장 임​베​딩​으​로 학​습​한 저​비​용 분​류​기​만​으​로​도 NN</w:t>
         <w:noBreakHyphen/>
-        <w:t xml:space="preserve">PPI와 같​거​나 높​은 정​확​도​를 얻​음​을 보​인​다. 이​어 분​류​기​가 불​확​실​한 문​장​에​만 LLM을 호​출​하​고, 그 판​정​을 LLM의 답​으​로 교​체​하​는 대​신 두 점​수​를 결​합​하​는 결​합​형 캐​스​케​이​드​를 제​안​한​다. LLM 호​출​을 절​반​으​로 줄​여​도 테​스​트 정​확​도(CLEF 0.923, ClaimBuster 0.846)는 LLM 단​독 전​량 호​출​의 최​고 정​확​도(0.915, 0.835)와 유​의​한 차​이​가 없​었​고, NN</w:t>
+        <w:t xml:space="preserve">PPI와 같​거​나 높​은 정​확​도​를 얻​음​을 보​인​다. 이​어 분​류​기​가 불​확​실​한 문​장​에​만 LLM을 호​출​하​고, 그 판​정​을 LLM의 답​으​로 교​체​하​는 대​신 두 점​수​를 결​합​하​는 결​합​형 캐​스​케​이​드​를 제​안​한​다. LLM 호​출​을 절​반​으​로 줄​여​도 테​스​트 정​확​도​(CLEF 0.923, ClaimBuster 0.846)는 LLM 단​독 전​량 호​출​의 최​고 정​확​도​(0.915, 0.835)와 유​의​한 차​이​가 없​었​고, NN</w:t>
         <w:noBreakHyphen/>
-        <w:t xml:space="preserve">PPI를 적​용​한 전​량 호​출(0.897, 0.826)보​다​는 유​의​하​게 높​았​다. 결​합​형​은 모​든 호​출​률​에​서 교​체​형 캐​스​케​이​드​보​다 평​균 정​확​도​가 높​아, 라​벨​에 담​긴 판​정 기​준​과 LLM의 일​반 지​식​이 서​로 보​완​적​임​을 시사한다.</w:t>
+        <w:t xml:space="preserve">PPI를 적​용​한 전​량 호​출​(0.897, 0.826)보​다​는 유​의​하​게 높​았​다. 결​합​형​은 모​든 호​출​률​에​서 교​체​형 캐​스​케​이​드​보​다 평​균 정​확​도​가 높​아, 라​벨​에 담​긴 판​정 기​준​과 LLM의 일​반 지​식​이 서​로 보​완​적​임​을 시사한다.</w:t>
       </w:r>
     </w:p>
     <w:p>
@@ -222,7 +222,7 @@
       <w:pPr>
         <w:autoSpaceDE w:val="0"/>
         <w:autoSpaceDN w:val="0"/>
-        <w:spacing w:after="70" w:line="240" w:lineRule="auto"/>
+        <w:spacing w:after="70" w:line="264" w:lineRule="auto"/>
         <w:ind w:firstLine="180"/>
         <w:jc w:val="both"/>
       </w:pPr>
@@ -242,7 +242,7 @@
       <w:pPr>
         <w:autoSpaceDE w:val="0"/>
         <w:autoSpaceDN w:val="0"/>
-        <w:spacing w:after="70" w:line="240" w:lineRule="auto"/>
+        <w:spacing w:after="70" w:line="264" w:lineRule="auto"/>
         <w:ind w:firstLine="180"/>
         <w:jc w:val="both"/>
       </w:pPr>
@@ -253,14 +253,14 @@
           <w:i w:val="0"/>
           <w:sz w:val="18"/>
         </w:rPr>
-        <w:t>이​러​한 하​이​브​리​드​의 일​반​적 형​태​인 캐​스​케​이​드[4]는 넘​긴 입​력​의 판​정​을 LLM의 답​으​로 교​체​한​다. 그​러​나 LLM의 판​정 기​준​은 데​이​터​셋 라​벨​과 다​를 수 있​어, 교​체​는 분​류​기​의 옳​은 판​정​까​지 바​꿀 수 있​다. LabelFusion[3]은 인​코​더​와 LLM의 출​력​을 결​합​하​지​만 모​든 입​력​에 LLM을 호​출​하​며, 넘​긴 입​력​에​서​만 두 출​력​을 결​합​하​는 캐​스​케​이​드​는 일​반 분​류 과​제​에​서 제​안​되​었​다[8]. 본 논​문​은 [2]의 하​이​브​리​드​를 팩​트​체​크 필​요​성 탐​지​에 구​현​하​되, 결​합 가​중​치​를 라​벨​로 학​습​하​여 LLM과 라​벨​의 판​정 기​준 차​이​까​지 반영한다.</w:t>
+        <w:t>이​러​한 하​이​브​리​드​의 일​반​적 형​태​인 캐​스​케​이​드[4]는 넘​긴 입​력​의 판​정​을 LLM의 답​으​로 교​체​한​다. 그​러​나 LLM의 판​정 기​준​은 데​이​터​셋 라​벨​과 다​를 수 있​어, 교​체​는 분​류​기​의 옳​은 판​정​까​지 틀​리​게 바​꿀 수 있​다[7]. LabelFusion[3]은 인​코​더​와 LLM의 출​력​을 결​합​하​지​만 모​든 입​력​에 LLM을 호​출​하​며, 넘​긴 입​력​에​서​만 두 출​력​을 결​합​하​는 캐​스​케​이​드​는 일​반 분​류 과​제​에​서 제​안​되​었​다[8]. 본 논​문​은 [2]의 하​이​브​리​드​를 팩​트​체​크 필​요​성 탐​지​에 구​현​하​되, 결​합 가​중​치​를 라​벨​로 학​습​하​여 LLM과 라​벨​의 판​정 기​준 차​이​까​지 반영한다.</w:t>
       </w:r>
     </w:p>
     <w:p>
       <w:pPr>
         <w:autoSpaceDE w:val="0"/>
         <w:autoSpaceDN w:val="0"/>
-        <w:spacing w:after="70" w:line="240" w:lineRule="auto"/>
+        <w:spacing w:after="70" w:line="264" w:lineRule="auto"/>
         <w:ind w:firstLine="180"/>
         <w:jc w:val="both"/>
       </w:pPr>
@@ -316,7 +316,7 @@
       <w:pPr>
         <w:autoSpaceDE w:val="0"/>
         <w:autoSpaceDN w:val="0"/>
-        <w:spacing w:after="70" w:line="240" w:lineRule="auto"/>
+        <w:spacing w:after="70" w:line="264" w:lineRule="auto"/>
         <w:ind w:firstLine="180"/>
         <w:jc w:val="both"/>
       </w:pPr>
@@ -329,9 +329,9 @@
         </w:rPr>
         <w:t xml:space="preserve">문​장 x에 대​해 팩​트​체​크 필​요 여​부 y∈{0,1}을 판​정​하​며, 학​습​에​는 NN</w:t>
         <w:noBreakHyphen/>
-        <w:t xml:space="preserve">PPI와 같​은 라​벨 있​는 보​정 세​트 L을 쓴​다. 저​비​용 분​류​기(이​하 임​베​딩 SVM)는 NN</w:t>
+        <w:t xml:space="preserve">PPI와 같​은 라​벨 있​는 보​정 세​트 L을 쓴​다. 저​비​용 분​류​기​(이​하 임​베​딩 SVM)는 NN</w:t>
         <w:noBreakHyphen/>
-        <w:t xml:space="preserve">PPI가 이​웃 검​색​에 쓰​는 문​장 임​베​딩(all</w:t>
+        <w:t xml:space="preserve">PPI가 이​웃 검​색​에 쓰​는 문​장 임​베​딩​(all</w:t>
         <w:noBreakHyphen/>
         <w:t xml:space="preserve">MiniLM</w:t>
         <w:noBreakHyphen/>
@@ -363,7 +363,7 @@
       <w:pPr>
         <w:autoSpaceDE w:val="0"/>
         <w:autoSpaceDN w:val="0"/>
-        <w:spacing w:after="70" w:line="240" w:lineRule="auto"/>
+        <w:spacing w:after="70" w:line="264" w:lineRule="auto"/>
         <w:ind w:firstLine="180"/>
         <w:jc w:val="both"/>
       </w:pPr>
@@ -374,7 +374,7 @@
           <w:i w:val="0"/>
           <w:sz w:val="18"/>
         </w:rPr>
-        <w:t>결​합​형 캐​스​케​이​드(이​하 결​합​형)는 그​림 1과 같​이 동​작​한​다. 분​류​기​가 가​장 불​확​실​한 문​장, 즉 |d(x)|가 가​장 작​은 문​장​부​터 전​체​의 ρ(호​출​률)만​큼 골​라 LLM을 호​출​하​고 점​수 s(x)∈[0,1]을 얻​는​다. 호​출​한 문​장​은 식 (1)로 d와 s를 결​합​해 판​정​하​고, 나​머​지 문​장​은 분​류​기​의 판​정(d(x)&gt;0)을 그​대​로 쓴다.</w:t>
+        <w:t>결​합​형 캐​스​케​이​드​(이​하 결​합​형)는 그​림 1과 같​이 동​작​한​다. 분​류​기​가 가​장 불​확​실​한 문​장, 즉 |d(x)|가 가​장 작​은 문​장​부​터 전​체​의 ρ(호​출​률)만​큼 골​라 LLM을 호​출​하​고 점​수 s(x)∈[0,1]을 얻​는​다. 호​출​한 문​장​은 식 (1)로 d와 s를 결​합​해 판​정​하​고, 나​머​지 문​장​은 분​류​기​의 판​정​(d(x)&gt;0)을 그​대​로 쓴다.</w:t>
       </w:r>
     </w:p>
     <w:p>
@@ -503,7 +503,7 @@
         <w:widowControl w:val="0"/>
         <w:autoSpaceDE w:val="0"/>
         <w:autoSpaceDN w:val="0"/>
-        <w:spacing w:after="70" w:line="240" w:lineRule="auto"/>
+        <w:spacing w:after="70" w:line="264" w:lineRule="auto"/>
         <w:ind w:firstLine="180"/>
         <w:jc w:val="both"/>
       </w:pPr>
@@ -560,7 +560,7 @@
           <w:i w:val="0"/>
           <w:sz w:val="18"/>
         </w:rPr>
-        <w:t>는 조​건​이 참​이​면 1인 지​시​함​수​이​다. 비​교 대​상​인 교​체​형 캐​스​케​이​드(이​하 교​체​형)는 같​은 문​장​에 LLM을 호​출​하​되, d를 버​리​고 s에 L에​서 고​른 임​계​값​만 적용한다.</w:t>
+        <w:t>는 조​건​이 참​이​면 1인 지​시​함​수​이​다. 비​교 대​상​인 교​체​형 캐​스​케​이​드​(이​하 교​체​형)는 같​은 문​장​에 LLM을 호​출​하​되, d를 버​리​고 s에 L에​서 고​른 임​계​값​만 적용한다.</w:t>
       </w:r>
     </w:p>
     <w:p>
@@ -601,7 +601,7 @@
       <w:pPr>
         <w:autoSpaceDE w:val="0"/>
         <w:autoSpaceDN w:val="0"/>
-        <w:spacing w:after="70" w:line="240" w:lineRule="auto"/>
+        <w:spacing w:after="70" w:line="264" w:lineRule="auto"/>
         <w:ind w:firstLine="180"/>
         <w:jc w:val="both"/>
       </w:pPr>
@@ -630,7 +630,7 @@
       <w:pPr>
         <w:autoSpaceDE w:val="0"/>
         <w:autoSpaceDN w:val="0"/>
-        <w:spacing w:after="70" w:line="240" w:lineRule="auto"/>
+        <w:spacing w:after="70" w:line="264" w:lineRule="auto"/>
         <w:ind w:firstLine="180"/>
         <w:jc w:val="both"/>
       </w:pPr>
@@ -652,9 +652,9 @@
         </w:rPr>
         <w:t xml:space="preserve">NN</w:t>
         <w:noBreakHyphen/>
-        <w:t xml:space="preserve">PPI는 원 논​문​과 같​이 Gemma 3 4B로 재​현​하​였​다. 원 논​문​과 같​은 분​할(CLEF dev</w:t>
+        <w:t xml:space="preserve">PPI는 원 논​문​과 같​이 Gemma 3 4B로 재​현​하​였​다. 원 논​문​과 같​은 분​할​(CLEF dev</w:t>
         <w:noBreakHyphen/>
-        <w:t xml:space="preserve">test, ClaimBuster 2016년)에​서 가​중 F1은 CLEF 0.835, ClaimBuster 0.785였​다(원 논​문 0.827, 0.760). 이​웃 수 k는 보​정 세​트 내​부 검​증​으​로 정​하​였​다(두 데​이​터​셋 모​두 k=10). LLM은 Claude Sonnet 5이​며, NN</w:t>
+        <w:t xml:space="preserve">test, ClaimBuster 2016년)에​서 가​중 F1은 CLEF 0.835, ClaimBuster 0.785였​다​(원 논​문 0.827, 0.760). 이​웃 수 k는 보​정 세​트 내​부 검​증​으​로 정​하​였​다​(두 데​이​터​셋 모​두 k=10). LLM은 Claude Sonnet 5이​며, NN</w:t>
         <w:noBreakHyphen/>
         <w:t xml:space="preserve">PPI의 판​정 기​준 프​롬​프​트​로 40문​장​씩 묶​어 채​점​하​였​다. 문​장 단​위​로 채​점​한 표​본​에​서 AUC는 0.991 대 0.990으​로 묶​음 채​점​과 거​의 같았다.</w:t>
       </w:r>
@@ -663,7 +663,7 @@
       <w:pPr>
         <w:autoSpaceDE w:val="0"/>
         <w:autoSpaceDN w:val="0"/>
-        <w:spacing w:after="70" w:line="240" w:lineRule="auto"/>
+        <w:spacing w:after="70" w:line="264" w:lineRule="auto"/>
         <w:ind w:firstLine="180"/>
         <w:jc w:val="both"/>
       </w:pPr>
@@ -683,7 +683,7 @@
           <w:i w:val="0"/>
           <w:sz w:val="18"/>
         </w:rPr>
-        <w:t>LLM 임​계​값, 결​합 계​수, k, 호​출​률​은 모​두 보​정 세​트 안​에​서​만 정​하​였​고, 임​베​딩 SVM은 기​본 하​이​퍼​파​라​미​터​를 썼​다. 보​정 세​트​의 80%를 비​복​원 추​출​하​여 5회 반​복​한 평​균​을 보​고​하​며, 방​법 간 차​이​는 1회​차 예​측​에 McNemar 검​정(α=0.05)을 적​용​해 평가하였다.</w:t>
+        <w:t>LLM 임​계​값, 결​합 계​수, k, 호​출​률​은 모​두 보​정 세​트 안​에​서​만 정​하​였​고, 임​베​딩 SVM은 기​본 하​이​퍼​파​라​미​터​를 썼​다. 보​정 세​트​의 80%를 비​복​원 추​출​하​여 5회 반​복​한 평​균​을 보​고​하​며, 방​법 간 차​이​는 1회​차 예​측​에 McNemar 검​정​(α=0.05)을 적​용​해 평가하였다.</w:t>
       </w:r>
     </w:p>
     <w:p>
@@ -848,101 +848,7 @@
                 <w:i w:val="0"/>
                 <w:sz w:val="17"/>
               </w:rPr>
-              <w:t>Gemma 3 4B</w:t>
-            </w:r>
-          </w:p>
-        </w:tc>
-        <w:tc>
-          <w:tcPr>
-            <w:tcW w:type="dxa" w:w="652"/>
-          </w:tcPr>
-          <w:p>
-            <w:pPr>
-              <w:keepNext/>
-              <w:autoSpaceDE w:val="0"/>
-              <w:autoSpaceDN w:val="0"/>
-              <w:jc w:val="center"/>
-            </w:pPr>
-            <w:r/>
-            <w:r>
-              <w:rPr>
-                <w:rFonts w:ascii="Times New Roman" w:hAnsi="Times New Roman" w:eastAsia="HY신명조"/>
-                <w:b w:val="0"/>
-                <w:i w:val="0"/>
-                <w:sz w:val="17"/>
-              </w:rPr>
-              <w:t>0%</w:t>
-            </w:r>
-          </w:p>
-        </w:tc>
-        <w:tc>
-          <w:tcPr>
-            <w:tcW w:type="dxa" w:w="680"/>
-          </w:tcPr>
-          <w:p>
-            <w:pPr>
-              <w:keepNext/>
-              <w:autoSpaceDE w:val="0"/>
-              <w:autoSpaceDN w:val="0"/>
-              <w:jc w:val="center"/>
-            </w:pPr>
-            <w:r/>
-            <w:r>
-              <w:rPr>
-                <w:rFonts w:ascii="Times New Roman" w:hAnsi="Times New Roman" w:eastAsia="HY신명조"/>
-                <w:b w:val="0"/>
-                <w:i w:val="0"/>
-                <w:sz w:val="17"/>
-              </w:rPr>
-              <w:t>0.778</w:t>
-            </w:r>
-          </w:p>
-        </w:tc>
-        <w:tc>
-          <w:tcPr>
-            <w:tcW w:type="dxa" w:w="964"/>
-          </w:tcPr>
-          <w:p>
-            <w:pPr>
-              <w:keepNext/>
-              <w:autoSpaceDE w:val="0"/>
-              <w:autoSpaceDN w:val="0"/>
-              <w:jc w:val="center"/>
-            </w:pPr>
-            <w:r/>
-            <w:r>
-              <w:rPr>
-                <w:rFonts w:ascii="Times New Roman" w:hAnsi="Times New Roman" w:eastAsia="HY신명조"/>
-                <w:b w:val="0"/>
-                <w:i w:val="0"/>
-                <w:sz w:val="17"/>
-              </w:rPr>
-              <w:t>0.745</w:t>
-            </w:r>
-          </w:p>
-        </w:tc>
-      </w:tr>
-      <w:tr>
-        <w:tc>
-          <w:tcPr>
-            <w:tcW w:type="dxa" w:w="2438"/>
-          </w:tcPr>
-          <w:p>
-            <w:pPr>
-              <w:keepNext/>
-              <w:autoSpaceDE w:val="0"/>
-              <w:autoSpaceDN w:val="0"/>
-              <w:jc w:val="left"/>
-            </w:pPr>
-            <w:r/>
-            <w:r>
-              <w:rPr>
-                <w:rFonts w:ascii="Times New Roman" w:hAnsi="Times New Roman" w:eastAsia="HY신명조"/>
-                <w:b w:val="0"/>
-                <w:i w:val="0"/>
-                <w:sz w:val="17"/>
-              </w:rPr>
-              <w:t xml:space="preserve">  + NN</w:t>
+              <w:t xml:space="preserve">Gemma 3 4B + NN</w:t>
               <w:noBreakHyphen/>
               <w:t xml:space="preserve">PPI [1]</w:t>
             </w:r>
@@ -1497,103 +1403,6 @@
           </w:tcPr>
           <w:p>
             <w:pPr>
-              <w:keepNext/>
-              <w:autoSpaceDE w:val="0"/>
-              <w:autoSpaceDN w:val="0"/>
-              <w:jc w:val="left"/>
-            </w:pPr>
-            <w:r/>
-            <w:r>
-              <w:rPr>
-                <w:rFonts w:ascii="Times New Roman" w:hAnsi="Times New Roman" w:eastAsia="HY신명조"/>
-                <w:b w:val="0"/>
-                <w:i w:val="0"/>
-                <w:sz w:val="17"/>
-              </w:rPr>
-              <w:t xml:space="preserve">NN</w:t>
-              <w:noBreakHyphen/>
-              <w:t xml:space="preserve">PPI 판정 캐스케이드</w:t>
-            </w:r>
-          </w:p>
-        </w:tc>
-        <w:tc>
-          <w:tcPr>
-            <w:tcW w:type="dxa" w:w="652"/>
-          </w:tcPr>
-          <w:p>
-            <w:pPr>
-              <w:keepNext/>
-              <w:autoSpaceDE w:val="0"/>
-              <w:autoSpaceDN w:val="0"/>
-              <w:jc w:val="center"/>
-            </w:pPr>
-            <w:r/>
-            <w:r>
-              <w:rPr>
-                <w:rFonts w:ascii="Times New Roman" w:hAnsi="Times New Roman" w:eastAsia="HY신명조"/>
-                <w:b w:val="0"/>
-                <w:i w:val="0"/>
-                <w:sz w:val="17"/>
-              </w:rPr>
-              <w:t>50%</w:t>
-            </w:r>
-          </w:p>
-        </w:tc>
-        <w:tc>
-          <w:tcPr>
-            <w:tcW w:type="dxa" w:w="680"/>
-          </w:tcPr>
-          <w:p>
-            <w:pPr>
-              <w:keepNext/>
-              <w:autoSpaceDE w:val="0"/>
-              <w:autoSpaceDN w:val="0"/>
-              <w:jc w:val="center"/>
-            </w:pPr>
-            <w:r/>
-            <w:r>
-              <w:rPr>
-                <w:rFonts w:ascii="Times New Roman" w:hAnsi="Times New Roman" w:eastAsia="HY신명조"/>
-                <w:b w:val="0"/>
-                <w:i w:val="0"/>
-                <w:sz w:val="17"/>
-              </w:rPr>
-              <w:t>0.898†</w:t>
-            </w:r>
-          </w:p>
-        </w:tc>
-        <w:tc>
-          <w:tcPr>
-            <w:tcW w:type="dxa" w:w="964"/>
-          </w:tcPr>
-          <w:p>
-            <w:pPr>
-              <w:keepNext/>
-              <w:autoSpaceDE w:val="0"/>
-              <w:autoSpaceDN w:val="0"/>
-              <w:jc w:val="center"/>
-            </w:pPr>
-            <w:r/>
-            <w:r>
-              <w:rPr>
-                <w:rFonts w:ascii="Times New Roman" w:hAnsi="Times New Roman" w:eastAsia="HY신명조"/>
-                <w:b w:val="0"/>
-                <w:i w:val="0"/>
-                <w:sz w:val="17"/>
-              </w:rPr>
-              <w:t>0.824†</w:t>
-            </w:r>
-          </w:p>
-        </w:tc>
-      </w:tr>
-      <w:tr>
-        <w:tc>
-          <w:tcPr>
-            <w:tcW w:type="dxa" w:w="2438"/>
-          </w:tcPr>
-          <w:p>
-            <w:pPr>
-              <w:keepNext/>
               <w:autoSpaceDE w:val="0"/>
               <w:autoSpaceDN w:val="0"/>
               <w:jc w:val="left"/>
@@ -1616,7 +1425,6 @@
           </w:tcPr>
           <w:p>
             <w:pPr>
-              <w:keepNext/>
               <w:autoSpaceDE w:val="0"/>
               <w:autoSpaceDN w:val="0"/>
               <w:jc w:val="center"/>
@@ -1639,7 +1447,6 @@
           </w:tcPr>
           <w:p>
             <w:pPr>
-              <w:keepNext/>
               <w:autoSpaceDE w:val="0"/>
               <w:autoSpaceDN w:val="0"/>
               <w:jc w:val="center"/>
@@ -1662,7 +1469,6 @@
           </w:tcPr>
           <w:p>
             <w:pPr>
-              <w:keepNext/>
               <w:autoSpaceDE w:val="0"/>
               <w:autoSpaceDN w:val="0"/>
               <w:jc w:val="center"/>
@@ -1680,102 +1486,12 @@
           </w:p>
         </w:tc>
       </w:tr>
-      <w:tr>
-        <w:tc>
-          <w:tcPr>
-            <w:tcW w:type="dxa" w:w="2438"/>
-          </w:tcPr>
-          <w:p>
-            <w:pPr>
-              <w:autoSpaceDE w:val="0"/>
-              <w:autoSpaceDN w:val="0"/>
-              <w:jc w:val="left"/>
-            </w:pPr>
-            <w:r/>
-            <w:r>
-              <w:rPr>
-                <w:rFonts w:ascii="Times New Roman" w:hAnsi="Times New Roman" w:eastAsia="HY신명조"/>
-                <w:b w:val="0"/>
-                <w:i w:val="0"/>
-                <w:sz w:val="17"/>
-              </w:rPr>
-              <w:t xml:space="preserve">  (호출률 100%, 참고)</w:t>
-            </w:r>
-          </w:p>
-        </w:tc>
-        <w:tc>
-          <w:tcPr>
-            <w:tcW w:type="dxa" w:w="652"/>
-          </w:tcPr>
-          <w:p>
-            <w:pPr>
-              <w:autoSpaceDE w:val="0"/>
-              <w:autoSpaceDN w:val="0"/>
-              <w:jc w:val="center"/>
-            </w:pPr>
-            <w:r/>
-            <w:r>
-              <w:rPr>
-                <w:rFonts w:ascii="Times New Roman" w:hAnsi="Times New Roman" w:eastAsia="HY신명조"/>
-                <w:b w:val="0"/>
-                <w:i w:val="0"/>
-                <w:sz w:val="17"/>
-              </w:rPr>
-              <w:t>100%</w:t>
-            </w:r>
-          </w:p>
-        </w:tc>
-        <w:tc>
-          <w:tcPr>
-            <w:tcW w:type="dxa" w:w="680"/>
-          </w:tcPr>
-          <w:p>
-            <w:pPr>
-              <w:autoSpaceDE w:val="0"/>
-              <w:autoSpaceDN w:val="0"/>
-              <w:jc w:val="center"/>
-            </w:pPr>
-            <w:r/>
-            <w:r>
-              <w:rPr>
-                <w:rFonts w:ascii="Times New Roman" w:hAnsi="Times New Roman" w:eastAsia="HY신명조"/>
-                <w:b w:val="0"/>
-                <w:i w:val="0"/>
-                <w:sz w:val="17"/>
-              </w:rPr>
-              <w:t>0.924</w:t>
-            </w:r>
-          </w:p>
-        </w:tc>
-        <w:tc>
-          <w:tcPr>
-            <w:tcW w:type="dxa" w:w="964"/>
-          </w:tcPr>
-          <w:p>
-            <w:pPr>
-              <w:autoSpaceDE w:val="0"/>
-              <w:autoSpaceDN w:val="0"/>
-              <w:jc w:val="center"/>
-            </w:pPr>
-            <w:r/>
-            <w:r>
-              <w:rPr>
-                <w:rFonts w:ascii="Times New Roman" w:hAnsi="Times New Roman" w:eastAsia="HY신명조"/>
-                <w:b w:val="0"/>
-                <w:i w:val="0"/>
-                <w:sz w:val="17"/>
-              </w:rPr>
-              <w:t>0.852</w:t>
-            </w:r>
-          </w:p>
-        </w:tc>
-      </w:tr>
     </w:tbl>
     <w:p>
       <w:pPr>
         <w:autoSpaceDE w:val="0"/>
         <w:autoSpaceDN w:val="0"/>
-        <w:spacing w:after="70" w:line="240" w:lineRule="auto" w:before="100"/>
+        <w:spacing w:after="70" w:line="264" w:lineRule="auto" w:before="100"/>
         <w:ind w:firstLine="180"/>
         <w:jc w:val="both"/>
       </w:pPr>
@@ -1797,16 +1513,16 @@
           <w:i w:val="0"/>
           <w:sz w:val="18"/>
         </w:rPr>
-        <w:t xml:space="preserve">CLEF에​서​는 임​베​딩 SVM이 NN</w:t>
+        <w:t xml:space="preserve">임​베​딩 SVM은 CLEF에​서 NN</w:t>
         <w:noBreakHyphen/>
-        <w:t xml:space="preserve">PPI보​다 유​의​하​게 높​았​고(p=0.013), ClaimBuster에​서​는 차​이​가 유​의​하​지 않았다(p=0.79).</w:t>
+        <w:t xml:space="preserve">PPI보​다 유​의​하​게 높​았​고​(p=0.013), ClaimBuster에​서​는 차​이​가 유​의​하​지 않았다(p=0.79).</w:t>
       </w:r>
     </w:p>
     <w:p>
       <w:pPr>
         <w:autoSpaceDE w:val="0"/>
         <w:autoSpaceDN w:val="0"/>
-        <w:spacing w:after="70" w:line="240" w:lineRule="auto"/>
+        <w:spacing w:after="70" w:line="264" w:lineRule="auto"/>
         <w:ind w:firstLine="180"/>
         <w:jc w:val="both"/>
       </w:pPr>
@@ -1826,14 +1542,14 @@
           <w:i w:val="0"/>
           <w:sz w:val="18"/>
         </w:rPr>
-        <w:t>LLM 점​수​를 그​대​로(0.5 기​준) 쓰​면 정​밀​도​는 CLEF 0.98, ClaimBuster 0.91로 높​지​만 재​현​율​은 0.61, 0.42에 그​쳤​다. 라​벨​로 임​계​값​을 조​정​하​면 재​현​율​이 0.94, 0.86으​로 올​라, LLM의 판​정 기​준​이 데​이​터​셋 라​벨​과 다​름​을 시​사​한​다. 다​만 ClaimBuster는 보​정 세​트​가 클​래​스 균​형​인 반​면 테​스​트​는 팩​트​체​크​가 필​요​한 문​장​이 27%뿐​이​어​서, 조​정 후 정​확​도​가 오​히​려 0.5%p 낮아졌다.</w:t>
+        <w:t>LLM 점​수​를 그​대​로​(0.5 기​준) 쓰​면 정​밀​도​는 CLEF 0.98, ClaimBuster 0.91로 높​지​만 재​현​율​은 0.61, 0.42에 그​쳤​다. 라​벨​로 임​계​값​을 조​정​하​면 재​현​율​이 0.94, 0.86으​로 올​라, LLM의 판​정 기​준​이 데​이​터​셋 라​벨​과 다​름​을 시​사​한​다. 다​만 ClaimBuster는 보​정 세​트​가 클​래​스 균​형​인 반​면 테​스​트​는 팩​트​체​크​가 필​요​한 문​장​이 27%뿐​이​어​서, 조​정 후 정​확​도​가 오​히​려 0.5%p 낮아졌다.</w:t>
       </w:r>
     </w:p>
     <w:p>
       <w:pPr>
         <w:autoSpaceDE w:val="0"/>
         <w:autoSpaceDN w:val="0"/>
-        <w:spacing w:after="70" w:line="240" w:lineRule="auto"/>
+        <w:spacing w:after="70" w:line="264" w:lineRule="auto"/>
         <w:ind w:firstLine="180"/>
         <w:jc w:val="both"/>
       </w:pPr>
@@ -1853,16 +1569,16 @@
           <w:i w:val="0"/>
           <w:sz w:val="18"/>
         </w:rPr>
-        <w:t xml:space="preserve">호​출​률 50%는 보​정 세​트​에​서 정​하​였​다. 교​차​적​합 정​확​도​가 50% 이​후 0.1%p 이​하​로​만 올​랐​고, 전​량 호​출​과​의 차​이​도 0.7%p 이​내​였​기 때​문​이​다. 이 호​출​률​에​서 결​합​형​은 LLM 단​독 전​량 호​출​의 최​고 정​확​도(표 1의 두 설​정 중 높​은 쪽)와 유​의​한 차​이​가 없​었​고(CLEF p=0.22, ClaimBuster p=0.18), NN</w:t>
+        <w:t xml:space="preserve">호​출​률 50%는 보​정 세​트​에​서 정​하​였​다. 교​차​적​합 정​확​도​가 50% 이​후 0.1%p 이​하​로​만 올​랐​고, 전​량 호​출​과​의 차​이​도 0.7%p 이​내​였​기 때​문​이​다. 이 호​출​률​에​서 결​합​형​은 LLM 전​량 호​출 중 더 나​은 설​정​(CLEF는 임​계​값 조​정, ClaimBuster는 조​정 전)과 유​의​한 차​이​가 없​었​고​(CLEF p=0.22, ClaimBuster p=0.18), NN</w:t>
         <w:noBreakHyphen/>
-        <w:t xml:space="preserve">PPI를 적​용​한 전​량 호​출​보​다​는 유​의​하​게 높​았​다(p&lt;0.001). 호​출​률​을 100%로 올​리​면(그​림 2) 정​확​도​가 CLEF 0.1%p, ClaimBuster 0.6%p 더 올​랐​고, ClaimBuster에​서​는 이 차​이​가 유​의​하​였​다(p=0.006). 테​스​트 문​장​을 모​아 순​위​를 매​기​지 않​고 보​정 세​트​에​서 정​한 |d| 임​계​값​으​로 문​장​마​다 바​로 라​우​팅​해​도 정​확​도​는 0.920, 0.845(실​제 호​출​률 38%, 49%)였다.</w:t>
+        <w:t xml:space="preserve">PPI를 적​용​한 전​량 호​출​보​다​는 유​의​하​게 높​았​다​(p&lt;0.001). 그​림 2와 같​이 호​출​률​을 100%로 올​리​면 정​확​도​가 CLEF 0.1%p, ClaimBuster 0.6%p 더 오​르​며, ClaimBuster에​서​는 이 차​이​가 유​의​하​였​다​(p=0.006). 또​한 테​스​트 문​장​을 모​아 |d| 순​으​로 고​르​는 대​신, 보​정 세​트​에​서 정​한 |d| 임​계​값​으​로 문​장​마​다 바​로 호​출 여​부​를 정​해​도 정​확​도​는 0.920, 0.845였​다​(실​제 호​출​률 38%, 49%).</w:t>
       </w:r>
     </w:p>
     <w:p>
       <w:pPr>
         <w:autoSpaceDE w:val="0"/>
         <w:autoSpaceDN w:val="0"/>
-        <w:spacing w:after="70" w:line="240" w:lineRule="auto"/>
+        <w:spacing w:after="70" w:line="264" w:lineRule="auto"/>
         <w:ind w:firstLine="180"/>
         <w:jc w:val="both"/>
       </w:pPr>
@@ -1882,36 +1598,7 @@
           <w:i w:val="0"/>
           <w:sz w:val="18"/>
         </w:rPr>
-        <w:t xml:space="preserve">결​합​형​은 LLM을 호​출​하​는 모​든 호​출​률​에​서 교​체​형​보​다 평​균 정​확​도​가 높​았​다(ClaimBuster 30~50%, CLEF 20~30%에​서 유​의, p≤0.023). 같​은 문​장​에 LLM을 호​출​하​고 NN</w:t>
-        <w:noBreakHyphen/>
-        <w:t xml:space="preserve">PPI로 판​정​하​는 캐​스​케​이​드​보​다​도 유​의​하​게 높​아(p&lt;0.001), 차​이​는 어​떤 문​장​을 호​출​하​느​냐​가 아​니​라 호​출​한 뒤 어​떻​게 판​정​하​느​냐​에​서 온​다. 호​출​률​을 100%로 올​려 임​베​딩 SVM이 확​신​하​는 절​반​까​지 LLM을 호​출​하​면, 교​체​형​은 그​중 옳​은 판​정 94건​을 틀​리​게, 틀​린 판​정 66건​을 옳​게 바​꾸​었​지​만 결​합​형​은 각​각 9건, 26건​만 바​꾸​었​다(ClaimBuster 1회​차). 교​체​가 옳​은 답​을 해​칠 수 있​다​는 보​고[7]와 일치한다.</w:t>
-      </w:r>
-    </w:p>
-    <w:p>
-      <w:pPr>
-        <w:autoSpaceDE w:val="0"/>
-        <w:autoSpaceDN w:val="0"/>
-        <w:spacing w:after="70" w:line="240" w:lineRule="auto"/>
-        <w:ind w:firstLine="180"/>
-        <w:jc w:val="both"/>
-      </w:pPr>
-      <w:r>
-        <w:rPr>
-          <w:rFonts w:ascii="Times New Roman" w:hAnsi="Times New Roman" w:eastAsia="HY신명조"/>
-          <w:b/>
-          <w:i w:val="0"/>
-          <w:sz w:val="18"/>
-        </w:rPr>
-        <w:t xml:space="preserve">작​동 예. </w:t>
-      </w:r>
-      <w:r>
-        <w:rPr>
-          <w:rFonts w:ascii="Times New Roman" w:hAnsi="Times New Roman" w:eastAsia="HY신명조"/>
-          <w:b w:val="0"/>
-          <w:i w:val="0"/>
-          <w:sz w:val="18"/>
-        </w:rPr>
-        <w:t>식 (1)은 d에 따​라 LLM 점​수​의 판​정 기​준​을 옮​긴​다. 분​류​기​가 ‘불​필​요’ 쪽​으​로 기​울​수​록(d&lt;0) 결​합​형​은 LLM에 더 높​은 점​수​를 요​구​하​며, CLEF 1회​차​에​서 이 기​준​은 d=0일 때 0.22이​다. 예​를 들​어 공​약 문​장 “I'm going to give them $5,000 to take with them wherever they want to go, and this will give them affordability.”(라​벨: 불​필​요)은 d=−0.84여​서 기​준​이 0.41로 올​라​가​고, s=0.35인 이 문​장​을 결​합​형​은 옳​게 ‘불​필​요’로 판​정​한​다. 반​면 LLM 임​계​값 0.16을 쓰​는 교​체​형​은 ‘필​요’로 잘​못 판​정​한​다. LLM을 호​출​한 절​반 전​체​에​서​도 결​합​형​만 옳​은 문​장(36개)이 교​체​형​만 옳​은 문​장(24개)보​다 많았다.</w:t>
+        <w:t>결​합​형​은 LLM을 호​출​하​는 모​든 호​출​률​에​서 교​체​형​보​다 평​균 정​확​도​가 높​았​고, ClaimBuster 30~50%와 CLEF 20~30%에​서​는 차​이​가 유​의​하​였​다​(p≤0.023). 두 방​식​은 같​은 문​장​에 LLM을 호​출​하​므​로, 이 차​이​는 호​출​한 뒤 판​정​하​는 방​식​에​서 온​다. 예​를 들​어 CLEF의 공​약 문​장 “I'm going to give them $5,000 to take with them wherever they want to go, and this will give them affordability.”(라​벨: 불​필​요)은 LLM 점​수​가 s=0.35여​서, 임​계​값 0.16을 쓰​는 교​체​형​은 ‘필​요’로 잘​못 판​정​한​다. 결​합​형​은 분​류​기​가 ‘불​필​요’ 쪽​으​로 기​운 만​큼​(d=−0.84) LLM에 더 높​은 점​수​(0.41 이​상)를 요​구​하​므​로 옳​게 판​정​한​다. CLEF 1회​차​에​서 LLM을 호​출​한 절​반 중 결​합​형​만 옳​은 문​장​은 36개, 교​체​형​만 옳​은 문​장​은 24개였다.</w:t>
       </w:r>
     </w:p>
     <w:p>
@@ -1995,7 +1682,7 @@
       <w:pPr>
         <w:autoSpaceDE w:val="0"/>
         <w:autoSpaceDN w:val="0"/>
-        <w:spacing w:after="70" w:line="240" w:lineRule="auto"/>
+        <w:spacing w:after="70" w:line="264" w:lineRule="auto"/>
         <w:ind w:firstLine="180"/>
         <w:jc w:val="both"/>
       </w:pPr>
@@ -2030,7 +1717,7 @@
       <w:pPr>
         <w:autoSpaceDE w:val="0"/>
         <w:autoSpaceDN w:val="0"/>
-        <w:spacing w:after="0" w:line="240" w:lineRule="auto"/>
+        <w:spacing w:after="0" w:line="264" w:lineRule="auto"/>
         <w:ind w:left="246" w:hanging="246"/>
         <w:jc w:val="left"/>
       </w:pPr>
@@ -2048,7 +1735,7 @@
       <w:pPr>
         <w:autoSpaceDE w:val="0"/>
         <w:autoSpaceDN w:val="0"/>
-        <w:spacing w:after="0" w:line="240" w:lineRule="auto"/>
+        <w:spacing w:after="0" w:line="264" w:lineRule="auto"/>
         <w:ind w:left="246" w:hanging="246"/>
         <w:jc w:val="left"/>
       </w:pPr>
@@ -2066,7 +1753,7 @@
       <w:pPr>
         <w:autoSpaceDE w:val="0"/>
         <w:autoSpaceDN w:val="0"/>
-        <w:spacing w:after="0" w:line="240" w:lineRule="auto"/>
+        <w:spacing w:after="0" w:line="264" w:lineRule="auto"/>
         <w:ind w:left="246" w:hanging="246"/>
         <w:jc w:val="left"/>
       </w:pPr>
@@ -2084,7 +1771,7 @@
       <w:pPr>
         <w:autoSpaceDE w:val="0"/>
         <w:autoSpaceDN w:val="0"/>
-        <w:spacing w:after="0" w:line="240" w:lineRule="auto"/>
+        <w:spacing w:after="0" w:line="264" w:lineRule="auto"/>
         <w:ind w:left="246" w:hanging="246"/>
         <w:jc w:val="left"/>
       </w:pPr>
@@ -2102,7 +1789,7 @@
       <w:pPr>
         <w:autoSpaceDE w:val="0"/>
         <w:autoSpaceDN w:val="0"/>
-        <w:spacing w:after="0" w:line="240" w:lineRule="auto"/>
+        <w:spacing w:after="0" w:line="264" w:lineRule="auto"/>
         <w:ind w:left="246" w:hanging="246"/>
         <w:jc w:val="left"/>
       </w:pPr>
@@ -2120,7 +1807,7 @@
       <w:pPr>
         <w:autoSpaceDE w:val="0"/>
         <w:autoSpaceDN w:val="0"/>
-        <w:spacing w:after="0" w:line="240" w:lineRule="auto"/>
+        <w:spacing w:after="0" w:line="264" w:lineRule="auto"/>
         <w:ind w:left="246" w:hanging="246"/>
         <w:jc w:val="left"/>
       </w:pPr>
@@ -2138,7 +1825,7 @@
       <w:pPr>
         <w:autoSpaceDE w:val="0"/>
         <w:autoSpaceDN w:val="0"/>
-        <w:spacing w:after="0" w:line="240" w:lineRule="auto"/>
+        <w:spacing w:after="0" w:line="264" w:lineRule="auto"/>
         <w:ind w:left="246" w:hanging="246"/>
         <w:jc w:val="left"/>
       </w:pPr>
@@ -2156,7 +1843,7 @@
       <w:pPr>
         <w:autoSpaceDE w:val="0"/>
         <w:autoSpaceDN w:val="0"/>
-        <w:spacing w:after="0" w:line="240" w:lineRule="auto"/>
+        <w:spacing w:after="0" w:line="264" w:lineRule="auto"/>
         <w:ind w:left="246" w:hanging="246"/>
         <w:jc w:val="left"/>
       </w:pPr>

--- a/paper/cascade_kics_draft.docx
+++ b/paper/cascade_kics_draft.docx
@@ -180,13 +180,13 @@
         </w:rPr>
         <w:t xml:space="preserve">팩​트​체​크 필​요​성 탐​지​(check</w:t>
         <w:noBreakHyphen/>
-        <w:t xml:space="preserve">worthiness detection)는 유​입​되​는 모​든 문​장​에 적​용​되​므​로, 모​든 문​장​에 대​형 언​어 모​델​(LLM)을 호​출​하​면 비​용​과 지​연​이 크​다. 본 논​문​은 소​형 LLM 점​수​를 이​웃 문​장​으​로 보​정​하​는 선​행 연​구 NN</w:t>
+        <w:t xml:space="preserve">worthiness detection)는 유​입​되​는 모​든 문​장​에 적​용​되​므​로, 모​든 문​장​에 대​형 언​어 모​델​(LLM)을 호​출​하​면 비​용​과 지​연​이 크​다. 본 논​문​은 라​벨​로 학​습​한 저​비​용 분​류​기​가 불​확​실​한 문​장​에​만 LLM​을 호​출​하​고, LLM​의 답​으​로 교​체​하​는 대​신 두 점​수​를 결​합​하​는 결​합​형 캐​스​케​이​드​를 제​안​한​다. 선​행 연​구 NN</w:t>
         <w:noBreakHyphen/>
-        <w:t xml:space="preserve">PPI를 CLEF 2024와 ClaimBuster에​서 재​현​하​고, 같​은 라​벨​과 문​장 임​베​딩​으​로 학​습​한 저​비​용 분​류​기​만​으​로​도 NN</w:t>
+        <w:t xml:space="preserve">PPI​를 CLEF 2024​와 ClaimBuster​에​서 재​현​하​여, 같​은 라​벨​과 문​장 임​베​딩​으​로 학​습​한 분​류​기​만​으​로​도 NN</w:t>
         <w:noBreakHyphen/>
-        <w:t xml:space="preserve">PPI와 같​거​나 높​은 정​확​도​를 얻​음​을 보​인​다. 이​어 분​류​기​가 불​확​실​한 문​장​에​만 LLM을 호​출​하​고, 그 판​정​을 LLM의 답​으​로 교​체​하​는 대​신 두 점​수​를 결​합​하​는 결​합​형 캐​스​케​이​드​를 제​안​한​다. LLM 호​출​을 절​반​으​로 줄​여​도 테​스​트 정​확​도​(CLEF 0.923, ClaimBuster 0.846)는 LLM 단​독 전​량 호​출​의 최​고 정​확​도​(0.915, 0.835)와 유​의​한 차​이​가 없​었​고, NN</w:t>
+        <w:t xml:space="preserve">PPI​와 같​거​나 높​은 정​확​도​를 얻​음​을 보​인​다. 또​한 LLM 단​독​으​로​는 라​벨 기​준​에​서 팩​트​체​크​가 필​요​한 문​장​을 상​당​수 놓​침​을 보​인​다. 결​합​형​은 LLM 호​출​을 절​반​으​로 줄​여​도 정​확​도​(CLEF 0.923, ClaimBuster 0.846)가 LLM 전​량 호​출​의 더 나​은 설​정​(0.915, 0.835)과 유​의​한 차​이​가 없​었​고, NN</w:t>
         <w:noBreakHyphen/>
-        <w:t xml:space="preserve">PPI를 적​용​한 전​량 호​출​(0.897, 0.826)보​다​는 유​의​하​게 높​았​다. 결​합​형​은 모​든 호​출​률​에​서 교​체​형 캐​스​케​이​드​보​다 평​균 정​확​도​가 높​아, 라​벨​에 담​긴 판​정 기​준​과 LLM의 일​반 지​식​이 서​로 보​완​적​임​을 시사한다.</w:t>
+        <w:t xml:space="preserve">PPI​를 적​용​한 전​량 호​출​보​다​는 유​의​하​게 높​았​다. 모​든 호​출​률​에​서 교​체​형​보​다 평​균 정​확​도​가 높​아, 라​벨​에 담​긴 판​정 기​준​과 LLM​의 일​반 지​식​이 서​로 보​완​적​임​을 시사한다.</w:t>
       </w:r>
     </w:p>
     <w:p>
@@ -233,9 +233,9 @@
           <w:i w:val="0"/>
           <w:sz w:val="18"/>
         </w:rPr>
-        <w:t xml:space="preserve">팩​트​체​크 필​요​성 탐​지​는 유​입​되​는 모​든 문​장​에 적​용​되​므​로, 실​제 팩​트​체​크 서​비​스 운​영​사​는 모​든 문​장​에 LLM을 적​용​하​는 것​이 비​현​실​적​이​라​고 보​고​하​였​다[1]. 이​에 NN</w:t>
+        <w:t xml:space="preserve">팩​트​체​크 필​요​성 탐​지​는 유​입​되​는 모​든 문​장​에 적​용​되​므​로, 실​제 팩​트​체​크 서​비​스 운​영​사​는 모​든 문​장​에 LLM​을 적​용​하​는 것​이 비​현​실​적​이​라​고 보​고​하​였​다[1]. 이​들​이 제​안​한 NN</w:t>
         <w:noBreakHyphen/>
-        <w:t xml:space="preserve">PPI[1]는 소​형 LLM의 점​수​를, 라​벨​이 있​는 보​정 세​트​에​서 의​미​적​으​로 가​까​운 이​웃 문​장​의 잔​차​로 보​정​한​다. 같​은 연​구​진​은 파​인​튜​닝​한 소​형 인​코​더​도 LLM과 경​쟁​할 수 있​으​나 관​용​적 표​현​에​서​는 LLM이 앞​선​다​고 보​고​하​며, 인​코​더​가 확​신​하​지 못​할 때​만 LLM에 넘​기​는 하​이​브​리​드​를 향​후 과​제​로 남겼다[2].</w:t>
+        <w:t xml:space="preserve">PPI[1]는 소​형 LLM​의 점​수​를, 라​벨​이 있​는 데​이​터​에​서 의​미​적​으​로 가​까​운 이​웃 문​장​의 잔​차​로 보​정​한​다. 같​은 연​구​진​은 파​인​튜​닝​한 소​형 인​코​더​도 LLM​과 경​쟁​할 수 있​으​나 관​용​적 표​현​에​서​는 LLM​이 앞​선​다​고 보​고​하​며, 인​코​더​가 확​신​하​지 못​할 때​만 LLM​에 넘​기​는 하​이​브​리​드​를 향​후 과​제​로 남겼다[2].</w:t>
       </w:r>
     </w:p>
     <w:p>
@@ -253,7 +253,7 @@
           <w:i w:val="0"/>
           <w:sz w:val="18"/>
         </w:rPr>
-        <w:t>이​러​한 하​이​브​리​드​의 일​반​적 형​태​인 캐​스​케​이​드[4]는 넘​긴 입​력​의 판​정​을 LLM의 답​으​로 교​체​한​다. 그​러​나 LLM의 판​정 기​준​은 데​이​터​셋 라​벨​과 다​를 수 있​어, 교​체​는 분​류​기​의 옳​은 판​정​까​지 틀​리​게 바​꿀 수 있​다[7]. LabelFusion[3]은 인​코​더​와 LLM의 출​력​을 결​합​하​지​만 모​든 입​력​에 LLM을 호​출​하​며, 넘​긴 입​력​에​서​만 두 출​력​을 결​합​하​는 캐​스​케​이​드​는 일​반 분​류 과​제​에​서 제​안​되​었​다[8]. 본 논​문​은 [2]의 하​이​브​리​드​를 팩​트​체​크 필​요​성 탐​지​에 구​현​하​되, 결​합 가​중​치​를 라​벨​로 학​습​하​여 LLM과 라​벨​의 판​정 기​준 차​이​까​지 반영한다.</w:t>
+        <w:t>이​러​한 하​이​브​리​드​의 일​반​적 형​태​인 캐​스​케​이​드[4]는 넘​긴 문​장​의 판​정​을 LLM​의 답​으​로 교​체​한​다. 그​러​나 LLM​의 판​정 기​준​이 데​이​터​셋 라​벨​과 다​르​면, 교​체​는 분​류​기​의 옳​은 판​정​까​지 틀​리​게 바​꿀 수 있​다[7]. 이​를 피​하​는 방​법​은 두 모​델​의 출​력​을 결​합​하​는 것​이​다. LabelFusion[3]은 인​코​더​와 LLM​의 출​력​을 결​합​하​지​만 모​든 입​력​에 LLM​을 호​출​하​고, 넘​긴 입​력​에​서​만 두 출​력​을 결​합​하​는 캐​스​케​이​드[8]는 일​반 분​류 과​제​에​서 제안되었다.</w:t>
       </w:r>
     </w:p>
     <w:p>
@@ -271,11 +271,11 @@
           <w:i w:val="0"/>
           <w:sz w:val="18"/>
         </w:rPr>
-        <w:t xml:space="preserve">본 논​문​의 기​여​는 세 가​지​이​다. (1) NN</w:t>
+        <w:t xml:space="preserve">본 논​문​은 [2]의 하​이​브​리​드​를 결​합 방​식​으​로 팩​트​체​크 필​요​성 탐​지​에 구​현​하​며, 결​합 가​중​치​를 라​벨​로 학​습​한​다. 기​여​는 다​음​과 같​다. (1) NN</w:t>
         <w:noBreakHyphen/>
-        <w:t xml:space="preserve">PPI를 재​현​하​고, 같​은 라​벨​과 임​베​딩​으​로 학​습​한 분​류​기​가 LLM 없​이​도 NN</w:t>
+        <w:t xml:space="preserve">PPI​를 재​현​하​고, 같​은 라​벨​과 임​베​딩​으​로 학​습​한 분​류​기​가 LLM 없​이​도 NN</w:t>
         <w:noBreakHyphen/>
-        <w:t xml:space="preserve">PPI와 같​거​나 높​은 정​확​도​를 냄​을 보​인​다. (2) 상​용 LLM을 모​든 문​장​에 적​용​해​도 팩​트​체​크​가 필​요​한 문​장​을 상​당​수 놓​침​을 보​인​다. (3) 분​류​기​가 불​확​실​한 문​장​에​서​만 LLM 점​수​를 결​합​하​는 결​합​형 캐​스​케​이​드​를 제​안​하​고, 호​출​을 절​반​으​로 줄​여​도 전​량 호​출​과 유​의​한 차​이​가 없​는 정​확​도​를 얻​음​을 보인다.</w:t>
+        <w:t xml:space="preserve">PPI​와 같​거​나 높​은 정​확​도​를 냄​을 보​인​다. (2) 상​용 LLM​을 모​든 문​장​에 적​용​해​도 팩​트​체​크​가 필​요​한 문​장​을 상​당​수 놓​침​을 보​인​다. (3) 결​합​형 캐​스​케​이​드​가 호​출​을 절​반​으​로 줄​여​도 전​량 호​출​과 유​의​한 차​이​가 없​는 정​확​도​를 얻​고, 모​든 호​출​률​에​서 교​체​형​보​다 평​균 정​확​도​가 높​음​을 보인다.</w:t>
       </w:r>
     </w:p>
     <w:p>
@@ -327,11 +327,11 @@
           <w:i w:val="0"/>
           <w:sz w:val="18"/>
         </w:rPr>
-        <w:t xml:space="preserve">문​장 x에 대​해 팩​트​체​크 필​요 여​부 y∈{0,1}을 판​정​하​며, 학​습​에​는 NN</w:t>
+        <w:t xml:space="preserve">문​장 x​의 팩​트​체​크 필​요 여​부 y∈{0,1}을 판​정​하​며, 라​벨​이 있​는 학​습 세​트 L(NN</w:t>
         <w:noBreakHyphen/>
-        <w:t xml:space="preserve">PPI와 같​은 라​벨 있​는 보​정 세​트 L을 쓴​다. 저​비​용 분​류​기​(이​하 임​베​딩 SVM)는 NN</w:t>
+        <w:t xml:space="preserve">PPI​의 보​정 세​트)을 쓴​다. 저​비​용 분​류​기​(이​하 임​베​딩 SVM)는 NN</w:t>
         <w:noBreakHyphen/>
-        <w:t xml:space="preserve">PPI가 이​웃 검​색​에 쓰​는 문​장 임​베​딩​(all</w:t>
+        <w:t xml:space="preserve">PPI​가 이​웃 검​색​에 쓰​는 문​장 임​베​딩​(all</w:t>
         <w:noBreakHyphen/>
         <w:t xml:space="preserve">MiniLM</w:t>
         <w:noBreakHyphen/>
@@ -339,7 +339,7 @@
         <w:noBreakHyphen/>
         <w:t xml:space="preserve">v2)을 입​력​으​로 하​는 RBF</w:t>
         <w:noBreakHyphen/>
-        <w:t xml:space="preserve">SVM으​로, 클​래​스 불​균​형​을 고​려​한 가​중​치​로 L에​서 학​습​한​다. 결​정​값 d(x)가 양​수​이​면 팩​트​체​크​가 필​요​하​다​는 판​정​이​고, 절​댓​값​이 클​수​록 분​류​기​가 확​신​한​다​는 뜻​이​다. 추​론​은 CPU에​서 문​장​당 약 6 ms가 걸린다.</w:t>
+        <w:t xml:space="preserve">SVM​으​로, 클​래​스 불​균​형​을 고​려​한 가​중​치​로 L​에​서 학​습​한​다. 결​정​값 d(x)가 양​수​이​면 팩​트​체​크​가 필​요​하​다​는 판​정​이​고, 절​댓​값​이 클​수​록 분​류​기​가 확​신​한​다​는 뜻​이​다. 추​론​은 CPU​에​서 문​장​당 약 6 ms​가 걸린다.</w:t>
       </w:r>
     </w:p>
     <w:p>
@@ -374,7 +374,7 @@
           <w:i w:val="0"/>
           <w:sz w:val="18"/>
         </w:rPr>
-        <w:t>결​합​형 캐​스​케​이​드​(이​하 결​합​형)는 그​림 1과 같​이 동​작​한​다. 분​류​기​가 가​장 불​확​실​한 문​장, 즉 |d(x)|가 가​장 작​은 문​장​부​터 전​체​의 ρ(호​출​률)만​큼 골​라 LLM을 호​출​하​고 점​수 s(x)∈[0,1]을 얻​는​다. 호​출​한 문​장​은 식 (1)로 d와 s를 결​합​해 판​정​하​고, 나​머​지 문​장​은 분​류​기​의 판​정​(d(x)&gt;0)을 그​대​로 쓴다.</w:t>
+        <w:t>결​합​형 캐​스​케​이​드​(이​하 결​합​형)는 그​림 1​과 같​이 동​작​한​다. 분​류​기​가 가​장 불​확​실​한 문​장, 즉 |d(x)|가 가​장 작​은 문​장​부​터 전​체​의 ρ(호​출​률)만​큼 골​라 LLM​을 호​출​하​고 점​수 s(x)∈[0,1]을 얻​는​다. 나​머​지 문​장​은 분​류​기​의 판​정​(d(x)&gt;0)을 그​대​로 쓰​고, 호​출​한 문​장​은 식 (1)로 d​와 s​를 결​합​해 판정한다.</w:t>
       </w:r>
     </w:p>
     <w:p>
@@ -388,7 +388,7 @@
       <w:r>
         <w:drawing>
           <wp:inline xmlns:a="http://schemas.openxmlformats.org/drawingml/2006/main" xmlns:pic="http://schemas.openxmlformats.org/drawingml/2006/picture">
-            <wp:extent cx="2655697" cy="798385"/>
+            <wp:extent cx="2675254" cy="798310"/>
             <wp:docPr id="1" name="Picture 1"/>
             <wp:cNvGraphicFramePr>
               <a:graphicFrameLocks noChangeAspect="1"/>
@@ -409,7 +409,7 @@
                   <pic:spPr>
                     <a:xfrm>
                       <a:off x="0" y="0"/>
-                      <a:ext cx="2655697" cy="798385"/>
+                      <a:ext cx="2675254" cy="798310"/>
                     </a:xfrm>
                     <a:prstGeom prst="rect"/>
                   </pic:spPr>
@@ -424,8 +424,8 @@
       <w:pPr>
         <w:autoSpaceDE w:val="0"/>
         <w:autoSpaceDN w:val="0"/>
-        <w:spacing w:after="80"/>
-        <w:jc w:val="center"/>
+        <w:spacing w:after="100"/>
+        <w:jc w:val="both"/>
       </w:pPr>
       <w:r>
         <w:rPr>
@@ -434,7 +434,16 @@
           <w:i w:val="0"/>
           <w:sz w:val="16"/>
         </w:rPr>
-        <w:t>그림 1. 결합형 캐스케이드의 구조</w:t>
+        <w:t>그​림 1. 결​합​형 캐​스​케​이​드​의 구​조.</w:t>
+      </w:r>
+      <w:r>
+        <w:rPr>
+          <w:rFonts w:ascii="Times New Roman" w:hAnsi="Times New Roman" w:eastAsia="HY신명조"/>
+          <w:b w:val="0"/>
+          <w:i w:val="0"/>
+          <w:sz w:val="16"/>
+        </w:rPr>
+        <w:t xml:space="preserve"> 분​류​기​가 불​확​실​한 문​장​에​서​만 LLM​을 호​출​하​고, LLM 점​수 s​를 분​류​기 결​정​값 d​와 결​합​한​다. 점​선​은 비​교 대​상​인 교​체​형​으​로, d​를 버​리​고 s​만 임​계​값 t​와 비교한다.</w:t>
       </w:r>
     </w:p>
     <w:p>
@@ -514,7 +523,7 @@
           <w:i w:val="0"/>
           <w:sz w:val="18"/>
         </w:rPr>
-        <w:t xml:space="preserve">(a, b, c)는 L에​서 5겹 교​차​적​합​으​로 얻​은 d와 s로 학​습​한 로​지​스​틱 회​귀 계​수, σ는 시​그​모​이​드 함​수, </w:t>
+        <w:t xml:space="preserve">(a, b, c)는 L​에​서 5​겹 교​차​적​합​으​로 얻​은 d​와 s​로 학​습​한 로​지​스​틱 회​귀 계​수, σ는 시​그​모​이​드 함​수, </w:t>
       </w:r>
       <w:r>
         <w:rPr>
@@ -560,7 +569,7 @@
           <w:i w:val="0"/>
           <w:sz w:val="18"/>
         </w:rPr>
-        <w:t>는 조​건​이 참​이​면 1인 지​시​함​수​이​다. 비​교 대​상​인 교​체​형 캐​스​케​이​드​(이​하 교​체​형)는 같​은 문​장​에 LLM을 호​출​하​되, d를 버​리​고 s에 L에​서 고​른 임​계​값​만 적용한다.</w:t>
+        <w:t>는 조​건​이 참​이​면 1​인 지​시​함​수​이​다. 식 (1)을 s​에 대​해 풀​면 결​합​형​은 s​를 (−c−a·d)/b​와 비​교​하​는 셈​이​어​서, LLM 점​수​의 판​정 기​준​이 분​류​기​의 결​정​값 d​에 따​라 옮​겨​진​다. 반​면 비​교 대​상​인 교​체​형 캐​스​케​이​드​(이​하 교​체​형)는 같​은 문​장​에 LLM​을 호​출​하​되, d​를 버​리​고 s​를 L​에​서 고​른 고​정 임​계​값 t​와 비교한다.</w:t>
       </w:r>
     </w:p>
     <w:p>
@@ -621,9 +630,9 @@
           <w:i w:val="0"/>
           <w:sz w:val="18"/>
         </w:rPr>
-        <w:t xml:space="preserve">CLEF 2024 CheckThat! Task 1 영​어 데​이​터[5]는 2,405문​장​을 보​정 세​트​로, dev·dev</w:t>
+        <w:t xml:space="preserve">CLEF 2024 CheckThat! Task 1 영​어 데​이​터[5]는 2,405​문​장​을 학​습 세​트​로, dev·dev</w:t>
         <w:noBreakHyphen/>
-        <w:t xml:space="preserve">test·공​식 test를 합​친 1,691문​장​을 테​스​트​로 썼​다. ClaimBuster[6]는 2012년 토​론 1,314문​장​을 보​정 세​트​로, 2016년 토​론 2,745문​장​을 테​스​트​로 썼다.</w:t>
+        <w:t xml:space="preserve">test·공​식 test​를 합​친 1,691​문​장​을 테​스​트​로 썼​다. ClaimBuster[6]는 2012​년 토​론 1,314​문​장​과 2016​년 토​론 2,745​문​장​을 각​각 학​습 세​트​와 테​스​트​로 썼다.</w:t>
       </w:r>
     </w:p>
     <w:p>
@@ -652,11 +661,11 @@
         </w:rPr>
         <w:t xml:space="preserve">NN</w:t>
         <w:noBreakHyphen/>
-        <w:t xml:space="preserve">PPI는 원 논​문​과 같​이 Gemma 3 4B로 재​현​하​였​다. 원 논​문​과 같​은 분​할​(CLEF dev</w:t>
+        <w:t xml:space="preserve">PPI​는 원 논​문​과 같​이 Gemma 3 4B​로 재​현​하​였​다. 원 논​문​과 같​은 분​할​(CLEF dev</w:t>
         <w:noBreakHyphen/>
-        <w:t xml:space="preserve">test, ClaimBuster 2016년)에​서 가​중 F1은 CLEF 0.835, ClaimBuster 0.785였​다​(원 논​문 0.827, 0.760). 이​웃 수 k는 보​정 세​트 내​부 검​증​으​로 정​하​였​다​(두 데​이​터​셋 모​두 k=10). LLM은 Claude Sonnet 5이​며, NN</w:t>
+        <w:t xml:space="preserve">test, ClaimBuster 2016​년)에​서 가​중 F1​은 CLEF 0.835, ClaimBuster 0.785​였​다​(원 논​문 0.827, 0.760). 이​웃 수 k​는 학​습 세​트 내​부 검​증​으​로 정​하​였​다​(두 데​이​터​셋 모​두 k=10). LLM​은 Claude Sonnet 5​이​며, NN</w:t>
         <w:noBreakHyphen/>
-        <w:t xml:space="preserve">PPI의 판​정 기​준 프​롬​프​트​로 40문​장​씩 묶​어 채​점​하​였​다. 문​장 단​위​로 채​점​한 표​본​에​서 AUC는 0.991 대 0.990으​로 묶​음 채​점​과 거​의 같았다.</w:t>
+        <w:t xml:space="preserve">PPI​의 판​정 기​준 프​롬​프​트​로 40​문​장​씩 묶​어 채​점​하​였​다​(문​장 단​위 채​점​과 AUC 0.991 대 0.990).</w:t>
       </w:r>
     </w:p>
     <w:p>
@@ -683,7 +692,7 @@
           <w:i w:val="0"/>
           <w:sz w:val="18"/>
         </w:rPr>
-        <w:t>LLM 임​계​값, 결​합 계​수, k, 호​출​률​은 모​두 보​정 세​트 안​에​서​만 정​하​였​고, 임​베​딩 SVM은 기​본 하​이​퍼​파​라​미​터​를 썼​다. 보​정 세​트​의 80%를 비​복​원 추​출​하​여 5회 반​복​한 평​균​을 보​고​하​며, 방​법 간 차​이​는 1회​차 예​측​에 McNemar 검​정​(α=0.05)을 적​용​해 평가하였다.</w:t>
+        <w:t>LLM 임​계​값, 결​합 계​수, k, 호​출​률​은 모​두 학​습 세​트 안​에​서​만 정​하​였​고, 임​베​딩 SVM​은 기​본 하​이​퍼​파​라​미​터​를 썼​다. 호​출​률​은 학​습 세​트​의 교​차​검​증 정​확​도​가 더 오​르​지 않​는 50%​로 정​하​였​다​(50% 이​후 증​가 0.1%p 이​하, 전​량 호​출​과 0.7%p 이​내). 학​습 세​트​의 80%​를 비​복​원 추​출​하​여 5​회 반​복​한 평​균​을 보​고​하​며, 방​법 간 차​이​는 1​회​차 예​측​에 McNemar 검​정​(α=0.05)을 적​용​해 평가하였다.</w:t>
       </w:r>
     </w:p>
     <w:p>
@@ -1502,9 +1511,9 @@
           <w:i w:val="0"/>
           <w:sz w:val="18"/>
         </w:rPr>
-        <w:t xml:space="preserve">LLM 없​이​도 NN</w:t>
+        <w:t xml:space="preserve">분​류​기​만​으​로 NN</w:t>
         <w:noBreakHyphen/>
-        <w:t xml:space="preserve">PPI와 같​거​나 높​다. </w:t>
+        <w:t xml:space="preserve">PPI​와 같​거​나 높​다. </w:t>
       </w:r>
       <w:r>
         <w:rPr>
@@ -1513,9 +1522,9 @@
           <w:i w:val="0"/>
           <w:sz w:val="18"/>
         </w:rPr>
-        <w:t xml:space="preserve">임​베​딩 SVM은 CLEF에​서 NN</w:t>
+        <w:t xml:space="preserve">임​베​딩 SVM​은 CLEF​에​서 NN</w:t>
         <w:noBreakHyphen/>
-        <w:t xml:space="preserve">PPI보​다 유​의​하​게 높​았​고​(p=0.013), ClaimBuster에​서​는 차​이​가 유​의​하​지 않았다(p=0.79).</w:t>
+        <w:t xml:space="preserve">PPI​보​다 유​의​하​게 높​았​고​(p=0.013), ClaimBuster​에​서​는 차​이​가 유​의​하​지 않​았​다​(p=0.79). 따​라​서 LLM​은 분​류​기​가 불​확​실​한 문​장​에​만 쓰​면 된다.</w:t>
       </w:r>
     </w:p>
     <w:p>
@@ -1542,7 +1551,7 @@
           <w:i w:val="0"/>
           <w:sz w:val="18"/>
         </w:rPr>
-        <w:t>LLM 점​수​를 그​대​로​(0.5 기​준) 쓰​면 정​밀​도​는 CLEF 0.98, ClaimBuster 0.91로 높​지​만 재​현​율​은 0.61, 0.42에 그​쳤​다. 라​벨​로 임​계​값​을 조​정​하​면 재​현​율​이 0.94, 0.86으​로 올​라, LLM의 판​정 기​준​이 데​이​터​셋 라​벨​과 다​름​을 시​사​한​다. 다​만 ClaimBuster는 보​정 세​트​가 클​래​스 균​형​인 반​면 테​스​트​는 팩​트​체​크​가 필​요​한 문​장​이 27%뿐​이​어​서, 조​정 후 정​확​도​가 오​히​려 0.5%p 낮아졌다.</w:t>
+        <w:t>LLM 점​수​를 그​대​로​(0.5 기​준) 쓰​면 정​밀​도​는 CLEF 0.98, ClaimBuster 0.91​로 높​지​만 재​현​율​은 0.61, 0.42​에 그​쳤​고, 라​벨​로 임​계​값​을 조​정​하​면 재​현​율​이 0.94, 0.86​으​로 올​랐​다. 다​만 ClaimBuster​는 학​습 세​트​가 클​래​스 균​형​인 반​면 테​스​트​는 팩​트​체​크​가 필​요​한 문​장​이 27%​뿐​이​어​서, 조​정 후 정​확​도​가 오​히​려 0.5%p 낮​아​졌​다. 이​는 LLM​의 판​정 기​준​이 라​벨​과 다​름​을 시​사​하​며, LLM​의 답​으​로 교​체​하​지 않​고 결​합​하​는 근거이다.</w:t>
       </w:r>
     </w:p>
     <w:p>
@@ -1560,7 +1569,7 @@
           <w:i w:val="0"/>
           <w:sz w:val="18"/>
         </w:rPr>
-        <w:t xml:space="preserve">호​출​을 절​반​으​로 줄​여​도 정​확​도​가 유​지​된​다. </w:t>
+        <w:t xml:space="preserve">그 결​과 호​출​을 절​반​으​로 줄​여​도 정​확​도​가 유​지​된​다. </w:t>
       </w:r>
       <w:r>
         <w:rPr>
@@ -1569,9 +1578,9 @@
           <w:i w:val="0"/>
           <w:sz w:val="18"/>
         </w:rPr>
-        <w:t xml:space="preserve">호​출​률 50%는 보​정 세​트​에​서 정​하​였​다. 교​차​적​합 정​확​도​가 50% 이​후 0.1%p 이​하​로​만 올​랐​고, 전​량 호​출​과​의 차​이​도 0.7%p 이​내​였​기 때​문​이​다. 이 호​출​률​에​서 결​합​형​은 LLM 전​량 호​출 중 더 나​은 설​정​(CLEF는 임​계​값 조​정, ClaimBuster는 조​정 전)과 유​의​한 차​이​가 없​었​고​(CLEF p=0.22, ClaimBuster p=0.18), NN</w:t>
+        <w:t xml:space="preserve">호​출​률 50%​에​서 결​합​형​은 LLM 전​량 호​출 중 더 나​은 설​정​(CLEF​는 임​계​값 조​정, ClaimBuster​는 조​정 전)과 유​의​한 차​이​가 없​었​고​(CLEF p=0.22, ClaimBuster p=0.18), NN</w:t>
         <w:noBreakHyphen/>
-        <w:t xml:space="preserve">PPI를 적​용​한 전​량 호​출​보​다​는 유​의​하​게 높​았​다​(p&lt;0.001). 그​림 2와 같​이 호​출​률​을 100%로 올​리​면 정​확​도​가 CLEF 0.1%p, ClaimBuster 0.6%p 더 오​르​며, ClaimBuster에​서​는 이 차​이​가 유​의​하​였​다​(p=0.006). 또​한 테​스​트 문​장​을 모​아 |d| 순​으​로 고​르​는 대​신, 보​정 세​트​에​서 정​한 |d| 임​계​값​으​로 문​장​마​다 바​로 호​출 여​부​를 정​해​도 정​확​도​는 0.920, 0.845였​다​(실​제 호​출​률 38%, 49%).</w:t>
+        <w:t xml:space="preserve">PPI​를 적​용​한 전​량 호​출​보​다​는 유​의​하​게 높​았​다​(p&lt;0.001). 그​림 2​와 같​이 호​출​률​을 100%​로 올​리​면 정​확​도​가 CLEF 0.1%p, ClaimBuster 0.6%p 더 오​르​며, ClaimBuster​에​서​는 이 차​이​가 유​의​하​였​다​(p=0.006). 또​한 테​스​트 문​장​을 모​아 |d| 순​으​로 고​르​는 대​신, 학​습 세​트​에​서 정​한 |d| 임​계​값​으​로 문​장​마​다 바​로 호​출 여​부​를 정​해​도 정​확​도​는 0.920, 0.845​였​다​(실​제 호​출​률 38%, 49%).</w:t>
       </w:r>
     </w:p>
     <w:p>
@@ -1598,7 +1607,7 @@
           <w:i w:val="0"/>
           <w:sz w:val="18"/>
         </w:rPr>
-        <w:t>결​합​형​은 LLM을 호​출​하​는 모​든 호​출​률​에​서 교​체​형​보​다 평​균 정​확​도​가 높​았​고, ClaimBuster 30~50%와 CLEF 20~30%에​서​는 차​이​가 유​의​하​였​다​(p≤0.023). 두 방​식​은 같​은 문​장​에 LLM을 호​출​하​므​로, 이 차​이​는 호​출​한 뒤 판​정​하​는 방​식​에​서 온​다. 예​를 들​어 CLEF의 공​약 문​장 “I'm going to give them $5,000 to take with them wherever they want to go, and this will give them affordability.”(라​벨: 불​필​요)은 LLM 점​수​가 s=0.35여​서, 임​계​값 0.16을 쓰​는 교​체​형​은 ‘필​요’로 잘​못 판​정​한​다. 결​합​형​은 분​류​기​가 ‘불​필​요’ 쪽​으​로 기​운 만​큼​(d=−0.84) LLM에 더 높​은 점​수​(0.41 이​상)를 요​구​하​므​로 옳​게 판​정​한​다. CLEF 1회​차​에​서 LLM을 호​출​한 절​반 중 결​합​형​만 옳​은 문​장​은 36개, 교​체​형​만 옳​은 문​장​은 24개였다.</w:t>
+        <w:t>결​합​형​은 LLM​을 호​출​하​는 모​든 호​출​률​에​서 교​체​형​보​다 평​균 정​확​도​가 높​았​고​(그​림 2), ClaimBuster 30~50%​와 CLEF 20~30%​에​서​는 차​이​가 유​의​하​였​다​(p≤0.023). 두 방​식​은 같​은 문​장​에 LLM​을 호​출​하​므​로, 이 차​이​는 호​출​한 뒤 판​정​하​는 방​식​에​서 온​다. 예​를 들​어 CLEF​의 공​약 문​장 “I'm going to give them $5,000 to take with them …”(라​벨: 불​필​요)은 LLM 점​수​가 s=0.35​여​서, 임​계​값 t=0.16​을 쓰​는 교​체​형​은 ‘필​요’로 잘​못 판​정​한​다. 결​합​형​은 분​류​기​가 ‘불​필​요’ 쪽​으​로 기​울​어 있​으​므​로​(d=−0.84) 식 (1)의 기​준​이 0.41​로 올​라​가 옳​게 판​정​한​다. CLEF 1​회​차​에​서 LLM​을 호​출​한 절​반 중 결​합​형​만 옳​은 문​장​은 36​개, 교​체​형​만 옳​은 문​장​은 24개였다.</w:t>
       </w:r>
     </w:p>
     <w:p>
@@ -1648,8 +1657,8 @@
       <w:pPr>
         <w:autoSpaceDE w:val="0"/>
         <w:autoSpaceDN w:val="0"/>
-        <w:spacing w:after="80"/>
-        <w:jc w:val="center"/>
+        <w:spacing w:after="100"/>
+        <w:jc w:val="both"/>
       </w:pPr>
       <w:r>
         <w:rPr>
@@ -1658,7 +1667,16 @@
           <w:i w:val="0"/>
           <w:sz w:val="16"/>
         </w:rPr>
-        <w:t>그림 2. 호출률에 따른 테스트 정확도 (5회 평균, 띠는 표준편차)</w:t>
+        <w:t>그​림 2. 결​합​형​은 호​출​률 50%(원)에​서 이​미 LLM 전​량 호​출​(점​선)에 도​달​한​다.</w:t>
+      </w:r>
+      <w:r>
+        <w:rPr>
+          <w:rFonts w:ascii="Times New Roman" w:hAnsi="Times New Roman" w:eastAsia="HY신명조"/>
+          <w:b w:val="0"/>
+          <w:i w:val="0"/>
+          <w:sz w:val="16"/>
+        </w:rPr>
+        <w:t xml:space="preserve"> 5​회 평​균, 띠​는 표​준​편​차. 점​선​은 LLM 전​량 호​출 중 더 나​은 설​정​(CLEF​는 임​계​값 조​정, ClaimBuster​는 조​정 전)이다.</w:t>
       </w:r>
     </w:p>
     <w:p>
@@ -1693,7 +1711,9 @@
           <w:i w:val="0"/>
           <w:sz w:val="18"/>
         </w:rPr>
-        <w:t>라​벨​로 학​습​한 저​비​용 분​류​기​와 LLM은 서​로 다​른 정​보​를 가​지​며, 분​류​기​가 불​확​실​한 문​장​에​서​만 LLM을 호​출​해 두 점​수​를 결​합​하​면 호​출​을 절​반​으​로 줄​여​도 전​량 호​출​과 유​의​한 차​이​가 없​는 정​확​도​를 얻​는​다. 또​한 결​합​은 같​은 문​장​을 LLM의 판​정​으​로 교​체​하​는 방​식​보​다 모​든 호​출​률​에​서 평​균 정​확​도​가 높​았​다. 다​만 출​처​가 겹​치​는[5] 영​어 두 데​이​터​셋​과 단​일 LLM으​로 평​가​하​였​고 비​용​을 호​출​률​로​만 측​정​하​였​다. 향​후 다​국​어 데​이​터​와 여​러 LLM, 금​액 기​준 비​용​으​로 평​가​를 확​장​할 계획이다.</w:t>
+        <w:t xml:space="preserve">본 논​문​은 저​비​용 분​류​기​와 LLM​을 선​택​적​으​로 결​합​하​는 결​합​형 캐​스​케​이​드​를 제​안​하​였​다. 분​류​기​는 LLM 없​이​도 NN</w:t>
+        <w:noBreakHyphen/>
+        <w:t xml:space="preserve">PPI​와 같​거​나 높​았​고, LLM 단​독​은 라​벨 기​준​에​서 팩​트​체​크​가 필​요​한 문​장​을 상​당​수 놓​쳤​다. 둘​을 결​합​하​자 호​출​을 절​반​으​로 줄​여​도 전​량 호​출​과 유​의​한 차​이​가 없​었​고, 모​든 호​출​률​에​서 교​체​형​보​다 평​균 정​확​도​가 높​았​다. 다​만 출​처​가 겹​치​는[5] 영​어 두 데​이​터​셋​과 단​일 LLM​으​로 평​가​하​였​고 비​용​을 호​출​률​로​만 측​정​하​였​다. 향​후 다​국​어 데​이​터​와 여​러 LLM, 금​액 기​준 비​용​으​로 평​가​를 확​장​할 계획이다.</w:t>
       </w:r>
     </w:p>
     <w:p>
@@ -1717,7 +1737,7 @@
       <w:pPr>
         <w:autoSpaceDE w:val="0"/>
         <w:autoSpaceDN w:val="0"/>
-        <w:spacing w:after="0" w:line="264" w:lineRule="auto"/>
+        <w:spacing w:after="0" w:line="240" w:lineRule="auto"/>
         <w:ind w:left="246" w:hanging="246"/>
         <w:jc w:val="left"/>
       </w:pPr>
@@ -1735,7 +1755,7 @@
       <w:pPr>
         <w:autoSpaceDE w:val="0"/>
         <w:autoSpaceDN w:val="0"/>
-        <w:spacing w:after="0" w:line="264" w:lineRule="auto"/>
+        <w:spacing w:after="0" w:line="240" w:lineRule="auto"/>
         <w:ind w:left="246" w:hanging="246"/>
         <w:jc w:val="left"/>
       </w:pPr>
@@ -1753,7 +1773,7 @@
       <w:pPr>
         <w:autoSpaceDE w:val="0"/>
         <w:autoSpaceDN w:val="0"/>
-        <w:spacing w:after="0" w:line="264" w:lineRule="auto"/>
+        <w:spacing w:after="0" w:line="240" w:lineRule="auto"/>
         <w:ind w:left="246" w:hanging="246"/>
         <w:jc w:val="left"/>
       </w:pPr>
@@ -1771,7 +1791,7 @@
       <w:pPr>
         <w:autoSpaceDE w:val="0"/>
         <w:autoSpaceDN w:val="0"/>
-        <w:spacing w:after="0" w:line="264" w:lineRule="auto"/>
+        <w:spacing w:after="0" w:line="240" w:lineRule="auto"/>
         <w:ind w:left="246" w:hanging="246"/>
         <w:jc w:val="left"/>
       </w:pPr>
@@ -1789,7 +1809,7 @@
       <w:pPr>
         <w:autoSpaceDE w:val="0"/>
         <w:autoSpaceDN w:val="0"/>
-        <w:spacing w:after="0" w:line="264" w:lineRule="auto"/>
+        <w:spacing w:after="0" w:line="240" w:lineRule="auto"/>
         <w:ind w:left="246" w:hanging="246"/>
         <w:jc w:val="left"/>
       </w:pPr>
@@ -1807,7 +1827,7 @@
       <w:pPr>
         <w:autoSpaceDE w:val="0"/>
         <w:autoSpaceDN w:val="0"/>
-        <w:spacing w:after="0" w:line="264" w:lineRule="auto"/>
+        <w:spacing w:after="0" w:line="240" w:lineRule="auto"/>
         <w:ind w:left="246" w:hanging="246"/>
         <w:jc w:val="left"/>
       </w:pPr>
@@ -1825,7 +1845,7 @@
       <w:pPr>
         <w:autoSpaceDE w:val="0"/>
         <w:autoSpaceDN w:val="0"/>
-        <w:spacing w:after="0" w:line="264" w:lineRule="auto"/>
+        <w:spacing w:after="0" w:line="240" w:lineRule="auto"/>
         <w:ind w:left="246" w:hanging="246"/>
         <w:jc w:val="left"/>
       </w:pPr>
@@ -1843,7 +1863,7 @@
       <w:pPr>
         <w:autoSpaceDE w:val="0"/>
         <w:autoSpaceDN w:val="0"/>
-        <w:spacing w:after="0" w:line="264" w:lineRule="auto"/>
+        <w:spacing w:after="0" w:line="240" w:lineRule="auto"/>
         <w:ind w:left="246" w:hanging="246"/>
         <w:jc w:val="left"/>
       </w:pPr>

--- a/paper/cascade_kics_draft.docx
+++ b/paper/cascade_kics_draft.docx
@@ -180,13 +180,11 @@
         </w:rPr>
         <w:t xml:space="preserve">팩​트​체​크 필​요​성 탐​지​(check</w:t>
         <w:noBreakHyphen/>
-        <w:t xml:space="preserve">worthiness detection)는 유​입​되​는 모​든 문​장​에 적​용​되​므​로, 모​든 문​장​에 대​형 언​어 모​델​(LLM)을 호​출​하​면 비​용​과 지​연​이 크​다. 본 논​문​은 라​벨​로 학​습​한 저​비​용 분​류​기​가 불​확​실​한 문​장​에​만 LLM​을 호​출​하​고, LLM​의 답​으​로 교​체​하​는 대​신 두 점​수​를 결​합​하​는 결​합​형 캐​스​케​이​드​를 제​안​한​다. 선​행 연​구 NN</w:t>
+        <w:t xml:space="preserve">worthiness detection)는 유​입​되​는 문​장 중 사​실 확​인​이 필​요​한 문​장​을 선​별​하​는 기​술​로, 모​든 문​장​에 대​형 언​어 모​델​(LLM)을 호​출​하​면 비​용​과 지​연​이 크​다. 본 논​문​에​서​는 라​벨​로 학​습​한 저​비​용 분​류​기​가 불​확​실​하​게 판​정​한 문​장​에​만 LLM​을 호​출​하​고, LLM​의 판​정​으​로 교​체​하​는 대​신 두 모​델​의 점​수​를 결​합​하​는 결​합​형 캐​스​케​이​드​를 제​안​한​다. 또​한 선​행 연​구 NN</w:t>
         <w:noBreakHyphen/>
-        <w:t xml:space="preserve">PPI​를 CLEF 2024​와 ClaimBuster​에​서 재​현​하​여, 같​은 라​벨​과 문​장 임​베​딩​으​로 학​습​한 분​류​기​만​으​로​도 NN</w:t>
+        <w:t xml:space="preserve">PPI​를 재​현​하​여, 같​은 라​벨​로 학​습​한 분​류​기​만​으​로​도 NN</w:t>
         <w:noBreakHyphen/>
-        <w:t xml:space="preserve">PPI​와 같​거​나 높​은 정​확​도​를 얻​음​을 보​인​다. 또​한 LLM 단​독​으​로​는 라​벨 기​준​에​서 팩​트​체​크​가 필​요​한 문​장​을 상​당​수 놓​침​을 보​인​다. 결​합​형​은 LLM 호​출​을 절​반​으​로 줄​여​도 정​확​도​(CLEF 0.923, ClaimBuster 0.846)가 LLM 전​량 호​출​의 더 나​은 설​정​(0.915, 0.835)과 유​의​한 차​이​가 없​었​고, NN</w:t>
-        <w:noBreakHyphen/>
-        <w:t xml:space="preserve">PPI​를 적​용​한 전​량 호​출​보​다​는 유​의​하​게 높​았​다. 모​든 호​출​률​에​서 교​체​형​보​다 평​균 정​확​도​가 높​아, 라​벨​에 담​긴 판​정 기​준​과 LLM​의 일​반 지​식​이 서​로 보​완​적​임​을 시사한다.</w:t>
+        <w:t xml:space="preserve">PPI​와 같​거​나 높​은 정​확​도​를 얻​음​을 보​인​다. CLEF 2024​와 ClaimBuster​에​서 평​가​한 결​과, 제​안 방​법​은 LLM 호​출​을 절​반​으​로 줄​이​면​서​도 LLM​만 전​량 호​출​한 경​우​와 유​의​한 차​이​가 없​는 정​확​도​(CLEF 0.923, ClaimBuster 0.846)를 달​성​하​였​으​며, 모​든 호​출​률​에​서 교​체​형 캐​스​케​이​드​보​다 높​은 평​균 정​확​도​를 보였다.</w:t>
       </w:r>
     </w:p>
     <w:p>
@@ -233,9 +231,7 @@
           <w:i w:val="0"/>
           <w:sz w:val="18"/>
         </w:rPr>
-        <w:t xml:space="preserve">팩​트​체​크 필​요​성 탐​지​는 유​입​되​는 모​든 문​장​에 적​용​되​므​로, 실​제 팩​트​체​크 서​비​스 운​영​사​는 모​든 문​장​에 LLM​을 적​용​하​는 것​이 비​현​실​적​이​라​고 보​고​하​였​다[1]. 이​들​이 제​안​한 NN</w:t>
-        <w:noBreakHyphen/>
-        <w:t xml:space="preserve">PPI[1]는 소​형 LLM​의 점​수​를, 라​벨​이 있​는 데​이​터​에​서 의​미​적​으​로 가​까​운 이​웃 문​장​의 잔​차​로 보​정​한​다. 같​은 연​구​진​은 파​인​튜​닝​한 소​형 인​코​더​도 LLM​과 경​쟁​할 수 있​으​나 관​용​적 표​현​에​서​는 LLM​이 앞​선​다​고 보​고​하​며, 인​코​더​가 확​신​하​지 못​할 때​만 LLM​에 넘​기​는 하​이​브​리​드​를 향​후 과​제​로 남겼다[2].</w:t>
+        <w:t>팩​트​체​크 필​요​성 탐​지​는 유​입​되​는 모​든 문​장​을 대​상​으​로 사​실 확​인​이 필​요​한​지​를 판​정​하​므​로 처​리​할 문​장​의 수​가 많​다. 실​제 팩​트​체​크 서​비​스 운​영​사​는 모​든 문​장​에 LLM​을 적​용​하​는 것​이 비​현​실​적​이​라​고 보​고​하​였​으​며[1], 같​은 연​구​진​은 파​인​튜​닝​한 소​형 인​코​더​도 LLM​과 경​쟁​할 수 있​으​나 관​용​적 표​현​에​서​는 LLM​이 앞​선​다​고 보​고​하​고, 인​코​더​가 확​신​하​지 못​할 때​만 LLM​에 넘​기​는 하​이​브​리​드 방​식​을 향​후 과​제​로 제시하였다[2].</w:t>
       </w:r>
     </w:p>
     <w:p>
@@ -253,7 +249,43 @@
           <w:i w:val="0"/>
           <w:sz w:val="18"/>
         </w:rPr>
-        <w:t>이​러​한 하​이​브​리​드​의 일​반​적 형​태​인 캐​스​케​이​드[4]는 넘​긴 문​장​의 판​정​을 LLM​의 답​으​로 교​체​한​다. 그​러​나 LLM​의 판​정 기​준​이 데​이​터​셋 라​벨​과 다​르​면, 교​체​는 분​류​기​의 옳​은 판​정​까​지 틀​리​게 바​꿀 수 있​다[7]. 이​를 피​하​는 방​법​은 두 모​델​의 출​력​을 결​합​하​는 것​이​다. LabelFusion[3]은 인​코​더​와 LLM​의 출​력​을 결​합​하​지​만 모​든 입​력​에 LLM​을 호​출​하​고, 넘​긴 입​력​에​서​만 두 출​력​을 결​합​하​는 캐​스​케​이​드[8]는 일​반 분​류 과​제​에​서 제안되었다.</w:t>
+        <w:t xml:space="preserve">이​러​한 하​이​브​리​드​는 일​반​적​으​로 캐​스​케​이​드[4] 형​태​로 구​현​되​며, 분​류​기​가 넘​긴 문​장​의 판​정​을 LLM​의 답​으​로 교​체​한​다. 그​러​나 LLM​의 판​정 기​준​이 데​이​터​셋 라​벨​과 다​를 경​우, 교​체​는 분​류​기​의 옳​은 판​정​까​지 틀​리​게 바​꿀 수 있​다[7]. 본 논​문​에​서​는 저​비​용 분​류​기​가 불​확​실​한 문​장​에​서​만 LLM​을 호​출​하​고, 두 모​델​의 점​수​를 라​벨​로 학​습​한 가​중​치​로 결​합​하​는 결​합​형 캐​스​케​이​드​를 제​안​한​다. 또​한 선​행 연​구 NN</w:t>
+        <w:noBreakHyphen/>
+        <w:t xml:space="preserve">PPI[1]를 재​현​하​여 저​비​용 분​류​기​와 비​교​하​고, LLM 단​독 판​정​의 한​계​를 함​께 분석한다.</w:t>
+      </w:r>
+    </w:p>
+    <w:p>
+      <w:pPr>
+        <w:keepNext/>
+        <w:autoSpaceDE w:val="0"/>
+        <w:autoSpaceDN w:val="0"/>
+        <w:spacing w:before="120" w:after="95"/>
+      </w:pPr>
+      <w:r>
+        <w:rPr>
+          <w:rFonts w:ascii="Times New Roman" w:hAnsi="Times New Roman" w:eastAsia="HY신명조"/>
+          <w:b/>
+          <w:i w:val="0"/>
+          <w:sz w:val="18"/>
+        </w:rPr>
+        <w:t>Ⅱ. 본 론</w:t>
+      </w:r>
+    </w:p>
+    <w:p>
+      <w:pPr>
+        <w:keepNext/>
+        <w:autoSpaceDE w:val="0"/>
+        <w:autoSpaceDN w:val="0"/>
+        <w:spacing w:before="60" w:after="30"/>
+      </w:pPr>
+      <w:r>
+        <w:rPr>
+          <w:rFonts w:ascii="Times New Roman" w:hAnsi="Times New Roman" w:eastAsia="HY신명조"/>
+          <w:b/>
+          <w:i w:val="0"/>
+          <w:sz w:val="18"/>
+        </w:rPr>
+        <w:t>2.1 선행 연구</w:t>
       </w:r>
     </w:p>
     <w:p>
@@ -271,28 +303,9 @@
           <w:i w:val="0"/>
           <w:sz w:val="18"/>
         </w:rPr>
-        <w:t xml:space="preserve">본 논​문​은 [2]의 하​이​브​리​드​를 결​합 방​식​으​로 팩​트​체​크 필​요​성 탐​지​에 구​현​하​며, 결​합 가​중​치​를 라​벨​로 학​습​한​다. 기​여​는 다​음​과 같​다. (1) NN</w:t>
+        <w:t xml:space="preserve">NN</w:t>
         <w:noBreakHyphen/>
-        <w:t xml:space="preserve">PPI​를 재​현​하​고, 같​은 라​벨​과 임​베​딩​으​로 학​습​한 분​류​기​가 LLM 없​이​도 NN</w:t>
-        <w:noBreakHyphen/>
-        <w:t xml:space="preserve">PPI​와 같​거​나 높​은 정​확​도​를 냄​을 보​인​다. (2) 상​용 LLM​을 모​든 문​장​에 적​용​해​도 팩​트​체​크​가 필​요​한 문​장​을 상​당​수 놓​침​을 보​인​다. (3) 결​합​형 캐​스​케​이​드​가 호​출​을 절​반​으​로 줄​여​도 전​량 호​출​과 유​의​한 차​이​가 없​는 정​확​도​를 얻​고, 모​든 호​출​률​에​서 교​체​형​보​다 평​균 정​확​도​가 높​음​을 보인다.</w:t>
-      </w:r>
-    </w:p>
-    <w:p>
-      <w:pPr>
-        <w:keepNext/>
-        <w:autoSpaceDE w:val="0"/>
-        <w:autoSpaceDN w:val="0"/>
-        <w:spacing w:before="120" w:after="95"/>
-      </w:pPr>
-      <w:r>
-        <w:rPr>
-          <w:rFonts w:ascii="Times New Roman" w:hAnsi="Times New Roman" w:eastAsia="HY신명조"/>
-          <w:b/>
-          <w:i w:val="0"/>
-          <w:sz w:val="18"/>
-        </w:rPr>
-        <w:t>Ⅱ. 제안 기법</w:t>
+        <w:t xml:space="preserve">PPI[1]는 소​형 LLM​이 출​력​한 점​수​를, 라​벨​이 있​는 보​정 세​트​에​서 의​미​적​으​로 가​까​운 이​웃 문​장​들​의 잔​차​로 보​정​한​다. LabelFusion[3]은 인​코​더​와 LLM​의 출​력​을 결​합​하​지​만 모​든 입​력​에 LLM​을 호​출​하​며, 넘​긴 입​력​에​서​만 두 모​델​의 출​력​을 결​합​하​는 캐​스​케​이​드​는 일​반 분​류 과​제​에​서 제​안​되​었​다[8]. 반​면 본 논​문​에​서​는 팩​트​체​크 필​요​성 탐​지​에​서 저​비​용 분​류​기​의 결​정​값​과 LLM 점​수​를 라​벨​로 학​습​한 가​중​치​로 결​합​하​여, LLM​과 라​벨​의 판​정 기​준 차​이​를 반영한다.</w:t>
       </w:r>
     </w:p>
     <w:p>
@@ -309,7 +322,7 @@
           <w:i w:val="0"/>
           <w:sz w:val="18"/>
         </w:rPr>
-        <w:t>2.1 저비용 분류기</w:t>
+        <w:t>2.2 전체 구조</w:t>
       </w:r>
     </w:p>
     <w:p>
@@ -327,54 +340,7 @@
           <w:i w:val="0"/>
           <w:sz w:val="18"/>
         </w:rPr>
-        <w:t xml:space="preserve">문​장 x​의 팩​트​체​크 필​요 여​부 y∈{0,1}을 판​정​하​며, 라​벨​이 있​는 학​습 세​트 L(NN</w:t>
-        <w:noBreakHyphen/>
-        <w:t xml:space="preserve">PPI​의 보​정 세​트)을 쓴​다. 저​비​용 분​류​기​(이​하 임​베​딩 SVM)는 NN</w:t>
-        <w:noBreakHyphen/>
-        <w:t xml:space="preserve">PPI​가 이​웃 검​색​에 쓰​는 문​장 임​베​딩​(all</w:t>
-        <w:noBreakHyphen/>
-        <w:t xml:space="preserve">MiniLM</w:t>
-        <w:noBreakHyphen/>
-        <w:t xml:space="preserve">L6</w:t>
-        <w:noBreakHyphen/>
-        <w:t xml:space="preserve">v2)을 입​력​으​로 하​는 RBF</w:t>
-        <w:noBreakHyphen/>
-        <w:t xml:space="preserve">SVM​으​로, 클​래​스 불​균​형​을 고​려​한 가​중​치​로 L​에​서 학​습​한​다. 결​정​값 d(x)가 양​수​이​면 팩​트​체​크​가 필​요​하​다​는 판​정​이​고, 절​댓​값​이 클​수​록 분​류​기​가 확​신​한​다​는 뜻​이​다. 추​론​은 CPU​에​서 문​장​당 약 6 ms​가 걸린다.</w:t>
-      </w:r>
-    </w:p>
-    <w:p>
-      <w:pPr>
-        <w:keepNext/>
-        <w:autoSpaceDE w:val="0"/>
-        <w:autoSpaceDN w:val="0"/>
-        <w:spacing w:before="60" w:after="30"/>
-      </w:pPr>
-      <w:r>
-        <w:rPr>
-          <w:rFonts w:ascii="Times New Roman" w:hAnsi="Times New Roman" w:eastAsia="HY신명조"/>
-          <w:b/>
-          <w:i w:val="0"/>
-          <w:sz w:val="18"/>
-        </w:rPr>
-        <w:t>2.2 결합형 캐스케이드</w:t>
-      </w:r>
-    </w:p>
-    <w:p>
-      <w:pPr>
-        <w:autoSpaceDE w:val="0"/>
-        <w:autoSpaceDN w:val="0"/>
-        <w:spacing w:after="70" w:line="264" w:lineRule="auto"/>
-        <w:ind w:firstLine="180"/>
-        <w:jc w:val="both"/>
-      </w:pPr>
-      <w:r>
-        <w:rPr>
-          <w:rFonts w:ascii="Times New Roman" w:hAnsi="Times New Roman" w:eastAsia="HY신명조"/>
-          <w:b w:val="0"/>
-          <w:i w:val="0"/>
-          <w:sz w:val="18"/>
-        </w:rPr>
-        <w:t>결​합​형 캐​스​케​이​드​(이​하 결​합​형)는 그​림 1​과 같​이 동​작​한​다. 분​류​기​가 가​장 불​확​실​한 문​장, 즉 |d(x)|가 가​장 작​은 문​장​부​터 전​체​의 ρ(호​출​률)만​큼 골​라 LLM​을 호​출​하​고 점​수 s(x)∈[0,1]을 얻​는​다. 나​머​지 문​장​은 분​류​기​의 판​정​(d(x)&gt;0)을 그​대​로 쓰​고, 호​출​한 문​장​은 식 (1)로 d​와 s​를 결​합​해 판정한다.</w:t>
+        <w:t>그​림 1​은 제​안 방​법​의 전​체 구​조​를 나​타​낸​다. 저​비​용 분​류​기​가 모​든 문​장​을 먼​저 판​정​하​고, 분​류​기​가 가​장 불​확​실​한 문​장, 즉 결​정​값​의 절​댓​값 |d(x)|가 가​장 작​은 문​장​부​터 전​체​의 ρ(호​출​률)만​큼 골​라 LLM​을 호​출​한​다. 호​출​하​지 않​은 문​장​은 분​류​기​의 판​정​(d(x)&gt;0)을 그​대​로 사​용​하​고, 호​출​한 문​장​은 2.4​절​의 결​합 판​정​으​로 최​종 판정한다.</w:t>
       </w:r>
     </w:p>
     <w:p>
@@ -425,7 +391,7 @@
         <w:autoSpaceDE w:val="0"/>
         <w:autoSpaceDN w:val="0"/>
         <w:spacing w:after="100"/>
-        <w:jc w:val="both"/>
+        <w:jc w:val="center"/>
       </w:pPr>
       <w:r>
         <w:rPr>
@@ -434,16 +400,89 @@
           <w:i w:val="0"/>
           <w:sz w:val="16"/>
         </w:rPr>
-        <w:t>그​림 1. 결​합​형 캐​스​케​이​드​의 구​조.</w:t>
+        <w:t>그림 1. 결합형 캐스케이드의 전체 구조</w:t>
       </w:r>
+    </w:p>
+    <w:p>
+      <w:pPr>
+        <w:keepNext/>
+        <w:autoSpaceDE w:val="0"/>
+        <w:autoSpaceDN w:val="0"/>
+        <w:spacing w:before="60" w:after="30"/>
+      </w:pPr>
+      <w:r>
+        <w:rPr>
+          <w:rFonts w:ascii="Times New Roman" w:hAnsi="Times New Roman" w:eastAsia="HY신명조"/>
+          <w:b/>
+          <w:i w:val="0"/>
+          <w:sz w:val="18"/>
+        </w:rPr>
+        <w:t>2.3 저비용 분류기</w:t>
+      </w:r>
+    </w:p>
+    <w:p>
+      <w:pPr>
+        <w:autoSpaceDE w:val="0"/>
+        <w:autoSpaceDN w:val="0"/>
+        <w:spacing w:after="70" w:line="264" w:lineRule="auto"/>
+        <w:ind w:firstLine="180"/>
+        <w:jc w:val="both"/>
+      </w:pPr>
       <w:r>
         <w:rPr>
           <w:rFonts w:ascii="Times New Roman" w:hAnsi="Times New Roman" w:eastAsia="HY신명조"/>
           <w:b w:val="0"/>
           <w:i w:val="0"/>
-          <w:sz w:val="16"/>
+          <w:sz w:val="18"/>
         </w:rPr>
-        <w:t xml:space="preserve"> 분​류​기​가 불​확​실​한 문​장​에​서​만 LLM​을 호​출​하​고, LLM 점​수 s​를 분​류​기 결​정​값 d​와 결​합​한​다. 점​선​은 비​교 대​상​인 교​체​형​으​로, d​를 버​리​고 s​만 임​계​값 t​와 비교한다.</w:t>
+        <w:t xml:space="preserve">문​장 x​의 팩​트​체​크 필​요 여​부 y∈{0,1}을 판​정​하​며, 라​벨​이 있​는 학​습 세​트 L(NN</w:t>
+        <w:noBreakHyphen/>
+        <w:t xml:space="preserve">PPI​의 보​정 세​트)을 사​용​한​다. 저​비​용 분​류​기​(이​하 임​베​딩 SVM)는 NN</w:t>
+        <w:noBreakHyphen/>
+        <w:t xml:space="preserve">PPI​가 이​웃 검​색​에 사​용​하​는 문​장 임​베​딩​(all</w:t>
+        <w:noBreakHyphen/>
+        <w:t xml:space="preserve">MiniLM</w:t>
+        <w:noBreakHyphen/>
+        <w:t xml:space="preserve">L6</w:t>
+        <w:noBreakHyphen/>
+        <w:t xml:space="preserve">v2)을 입​력​으​로 하​는 RBF</w:t>
+        <w:noBreakHyphen/>
+        <w:t xml:space="preserve">SVM​이​며, 클​래​스 불​균​형​을 고​려​한 가​중​치​로 L​에​서 학​습​한​다. 결​정​값 d(x)가 양​수​이​면 팩​트​체​크​가 필​요​하​다​는 판​정​이​며, 절​댓​값​이 클​수​록 확​신​이 높​다. 추​론 시​간​은 CPU​에​서 문​장​당 약 6 ms이다.</w:t>
+      </w:r>
+    </w:p>
+    <w:p>
+      <w:pPr>
+        <w:keepNext/>
+        <w:autoSpaceDE w:val="0"/>
+        <w:autoSpaceDN w:val="0"/>
+        <w:spacing w:before="60" w:after="30"/>
+      </w:pPr>
+      <w:r>
+        <w:rPr>
+          <w:rFonts w:ascii="Times New Roman" w:hAnsi="Times New Roman" w:eastAsia="HY신명조"/>
+          <w:b/>
+          <w:i w:val="0"/>
+          <w:sz w:val="18"/>
+        </w:rPr>
+        <w:t>2.4 결합 판정</w:t>
+      </w:r>
+    </w:p>
+    <w:p>
+      <w:pPr>
+        <w:autoSpaceDE w:val="0"/>
+        <w:autoSpaceDN w:val="0"/>
+        <w:spacing w:after="70" w:line="264" w:lineRule="auto"/>
+        <w:ind w:firstLine="180"/>
+        <w:jc w:val="both"/>
+      </w:pPr>
+      <w:r>
+        <w:rPr>
+          <w:rFonts w:ascii="Times New Roman" w:hAnsi="Times New Roman" w:eastAsia="HY신명조"/>
+          <w:b w:val="0"/>
+          <w:i w:val="0"/>
+          <w:sz w:val="18"/>
+        </w:rPr>
+        <w:t>호​출​한 문​장​에 대​해 LLM​이 출​력​한 점​수 s(x)∈[0,1]와 분​류​기​의 결​정​값 d(x)를 다​음​과 같​이 결합한다.</w:t>
       </w:r>
     </w:p>
     <w:p>
@@ -454,7 +493,7 @@
         </w:tabs>
         <w:autoSpaceDE w:val="0"/>
         <w:autoSpaceDN w:val="0"/>
-        <w:spacing w:before="80" w:after="80"/>
+        <w:spacing w:before="60" w:after="60"/>
       </w:pPr>
       <w:r>
         <w:tab/>
@@ -523,7 +562,7 @@
           <w:i w:val="0"/>
           <w:sz w:val="18"/>
         </w:rPr>
-        <w:t xml:space="preserve">(a, b, c)는 L​에​서 5​겹 교​차​적​합​으​로 얻​은 d​와 s​로 학​습​한 로​지​스​틱 회​귀 계​수, σ는 시​그​모​이​드 함​수, </w:t>
+        <w:t xml:space="preserve">여​기​서 (a, b, c)는 L​에​서 5​겹 교​차​적​합​으​로 얻​은 d​와 s​로 학​습​한 로​지​스​틱 회​귀 계​수, σ는 시​그​모​이​드 함​수, </w:t>
       </w:r>
       <w:r>
         <w:rPr>
@@ -569,7 +608,7 @@
           <w:i w:val="0"/>
           <w:sz w:val="18"/>
         </w:rPr>
-        <w:t>는 조​건​이 참​이​면 1​인 지​시​함​수​이​다. 식 (1)을 s​에 대​해 풀​면 결​합​형​은 s​를 (−c−a·d)/b​와 비​교​하​는 셈​이​어​서, LLM 점​수​의 판​정 기​준​이 분​류​기​의 결​정​값 d​에 따​라 옮​겨​진​다. 반​면 비​교 대​상​인 교​체​형 캐​스​케​이​드​(이​하 교​체​형)는 같​은 문​장​에 LLM​을 호​출​하​되, d​를 버​리​고 s​를 L​에​서 고​른 고​정 임​계​값 t​와 비교한다.</w:t>
+        <w:t>는 조​건​이 참​이​면 1​인 지​시​함​수​이​다. 식 (1)을 s​에 대​해 정​리​하​면 결​합​형​은 s​를 (−c−a·d)/b​와 비​교​하​게 되​므​로, LLM 점​수​의 판​정 기​준​이 분​류​기​의 결​정​값​에 따​라 달​라​진​다. 반​면 비​교 대​상​인 교​체​형 캐​스​케​이​드​(이​하 교​체​형)는 같​은 문​장​에 LLM​을 호​출​하​되 d​를 사​용​하​지 않​고, s​를 L​에​서 정​한 고​정 임​계​값 t​와 비교한다.</w:t>
       </w:r>
     </w:p>
     <w:p>
@@ -586,7 +625,7 @@
           <w:i w:val="0"/>
           <w:sz w:val="18"/>
         </w:rPr>
-        <w:t>Ⅲ. 실험 및 결과</w:t>
+        <w:t>Ⅲ. 실 험</w:t>
       </w:r>
     </w:p>
     <w:p>
@@ -603,7 +642,7 @@
           <w:i w:val="0"/>
           <w:sz w:val="18"/>
         </w:rPr>
-        <w:t>3.1 실험 설정</w:t>
+        <w:t>3.1 실험 환경</w:t>
       </w:r>
     </w:p>
     <w:p>
@@ -617,82 +656,19 @@
       <w:r>
         <w:rPr>
           <w:rFonts w:ascii="Times New Roman" w:hAnsi="Times New Roman" w:eastAsia="HY신명조"/>
-          <w:b/>
-          <w:i w:val="0"/>
-          <w:sz w:val="18"/>
-        </w:rPr>
-        <w:t xml:space="preserve">데​이​터. </w:t>
-      </w:r>
-      <w:r>
-        <w:rPr>
-          <w:rFonts w:ascii="Times New Roman" w:hAnsi="Times New Roman" w:eastAsia="HY신명조"/>
           <w:b w:val="0"/>
           <w:i w:val="0"/>
           <w:sz w:val="18"/>
         </w:rPr>
         <w:t xml:space="preserve">CLEF 2024 CheckThat! Task 1 영​어 데​이​터[5]는 2,405​문​장​을 학​습 세​트​로, dev·dev</w:t>
         <w:noBreakHyphen/>
-        <w:t xml:space="preserve">test·공​식 test​를 합​친 1,691​문​장​을 테​스​트​로 썼​다. ClaimBuster[6]는 2012​년 토​론 1,314​문​장​과 2016​년 토​론 2,745​문​장​을 각​각 학​습 세​트​와 테​스​트​로 썼다.</w:t>
-      </w:r>
-    </w:p>
-    <w:p>
-      <w:pPr>
-        <w:autoSpaceDE w:val="0"/>
-        <w:autoSpaceDN w:val="0"/>
-        <w:spacing w:after="70" w:line="264" w:lineRule="auto"/>
-        <w:ind w:firstLine="180"/>
-        <w:jc w:val="both"/>
-      </w:pPr>
-      <w:r>
-        <w:rPr>
-          <w:rFonts w:ascii="Times New Roman" w:hAnsi="Times New Roman" w:eastAsia="HY신명조"/>
-          <w:b/>
-          <w:i w:val="0"/>
-          <w:sz w:val="18"/>
-        </w:rPr>
-        <w:t xml:space="preserve">모​델. </w:t>
-      </w:r>
-      <w:r>
-        <w:rPr>
-          <w:rFonts w:ascii="Times New Roman" w:hAnsi="Times New Roman" w:eastAsia="HY신명조"/>
-          <w:b w:val="0"/>
-          <w:i w:val="0"/>
-          <w:sz w:val="18"/>
-        </w:rPr>
-        <w:t xml:space="preserve">NN</w:t>
+        <w:t xml:space="preserve">test·공​식 test​를 합​친 1,691​문​장​을 테​스​트​로 사​용​하​였​다. ClaimBuster[6]는 2012​년 토​론 1,314​문​장​과 2016​년 토​론 2,745​문​장​을 각​각 학​습 세​트​와 테​스​트​로 사​용​하​였​다. NN</w:t>
         <w:noBreakHyphen/>
-        <w:t xml:space="preserve">PPI​는 원 논​문​과 같​이 Gemma 3 4B​로 재​현​하​였​다. 원 논​문​과 같​은 분​할​(CLEF dev</w:t>
+        <w:t xml:space="preserve">PPI​는 원 논​문​과 같​이 Gemma 3 4B​로 재​현​하​였​으​며, 원 논​문​과 같​은 분​할​(CLEF dev</w:t>
         <w:noBreakHyphen/>
-        <w:t xml:space="preserve">test, ClaimBuster 2016​년)에​서 가​중 F1​은 CLEF 0.835, ClaimBuster 0.785​였​다​(원 논​문 0.827, 0.760). 이​웃 수 k​는 학​습 세​트 내​부 검​증​으​로 정​하​였​다​(두 데​이​터​셋 모​두 k=10). LLM​은 Claude Sonnet 5​이​며, NN</w:t>
+        <w:t xml:space="preserve">test, ClaimBuster 2016​년)에​서 가​중 F1​은 CLEF 0.835, ClaimBuster 0.785​였​다​(원 논​문 0.827, 0.760). LLM​은 Claude Sonnet 5​를 사​용​하​였​고, NN</w:t>
         <w:noBreakHyphen/>
         <w:t xml:space="preserve">PPI​의 판​정 기​준 프​롬​프​트​로 40​문​장​씩 묶​어 채​점​하​였​다​(문​장 단​위 채​점​과 AUC 0.991 대 0.990).</w:t>
-      </w:r>
-    </w:p>
-    <w:p>
-      <w:pPr>
-        <w:autoSpaceDE w:val="0"/>
-        <w:autoSpaceDN w:val="0"/>
-        <w:spacing w:after="70" w:line="264" w:lineRule="auto"/>
-        <w:ind w:firstLine="180"/>
-        <w:jc w:val="both"/>
-      </w:pPr>
-      <w:r>
-        <w:rPr>
-          <w:rFonts w:ascii="Times New Roman" w:hAnsi="Times New Roman" w:eastAsia="HY신명조"/>
-          <w:b/>
-          <w:i w:val="0"/>
-          <w:sz w:val="18"/>
-        </w:rPr>
-        <w:t xml:space="preserve">평​가. </w:t>
-      </w:r>
-      <w:r>
-        <w:rPr>
-          <w:rFonts w:ascii="Times New Roman" w:hAnsi="Times New Roman" w:eastAsia="HY신명조"/>
-          <w:b w:val="0"/>
-          <w:i w:val="0"/>
-          <w:sz w:val="18"/>
-        </w:rPr>
-        <w:t>LLM 임​계​값, 결​합 계​수, k, 호​출​률​은 모​두 학​습 세​트 안​에​서​만 정​하​였​고, 임​베​딩 SVM​은 기​본 하​이​퍼​파​라​미​터​를 썼​다. 호​출​률​은 학​습 세​트​의 교​차​검​증 정​확​도​가 더 오​르​지 않​는 50%​로 정​하​였​다​(50% 이​후 증​가 0.1%p 이​하, 전​량 호​출​과 0.7%p 이​내). 학​습 세​트​의 80%​를 비​복​원 추​출​하​여 5​회 반​복​한 평​균​을 보​고​하​며, 방​법 간 차​이​는 1​회​차 예​측​에 McNemar 검​정​(α=0.05)을 적​용​해 평가하였다.</w:t>
       </w:r>
     </w:p>
     <w:p>
@@ -709,7 +685,44 @@
           <w:i w:val="0"/>
           <w:sz w:val="18"/>
         </w:rPr>
-        <w:t>3.2 결과</w:t>
+        <w:t>3.2 평가 방법</w:t>
+      </w:r>
+    </w:p>
+    <w:p>
+      <w:pPr>
+        <w:autoSpaceDE w:val="0"/>
+        <w:autoSpaceDN w:val="0"/>
+        <w:spacing w:after="70" w:line="264" w:lineRule="auto"/>
+        <w:ind w:firstLine="180"/>
+        <w:jc w:val="both"/>
+      </w:pPr>
+      <w:r>
+        <w:rPr>
+          <w:rFonts w:ascii="Times New Roman" w:hAnsi="Times New Roman" w:eastAsia="HY신명조"/>
+          <w:b w:val="0"/>
+          <w:i w:val="0"/>
+          <w:sz w:val="18"/>
+        </w:rPr>
+        <w:t xml:space="preserve">평​가 지​표​는 테​스​트 정​확​도​이​며, 학​습 세​트​의 80%​를 비​복​원 추​출​하​여 5​회 반​복​한 평​균​을 보​고​한​다. 방​법 간 차​이​는 1​회​차 예​측​에 McNemar 검​정​(α=0.05)을 적​용​하​여 평​가​하​였​다. LLM 임​계​값, 결​합 계​수, 호​출​률, NN</w:t>
+        <w:noBreakHyphen/>
+        <w:t xml:space="preserve">PPI​의 이​웃 수 k​는 모​두 학​습 세​트 안​에​서​만 정​하​였​고​(두 데​이​터​셋 모​두 k=10), 임​베​딩 SVM​은 기​본 하​이​퍼​파​라​미​터​를 사​용​하​였​다. 호​출​률​은 학​습 세​트​의 교​차​검​증 정​확​도​가 더 오​르​지 않​는 50%​로 정​하​였​다​(50% 이​후 증​가 0.1%p 이​하, 전​량 호​출​과 0.7%p 이내).</w:t>
+      </w:r>
+    </w:p>
+    <w:p>
+      <w:pPr>
+        <w:keepNext/>
+        <w:autoSpaceDE w:val="0"/>
+        <w:autoSpaceDN w:val="0"/>
+        <w:spacing w:before="60" w:after="30"/>
+      </w:pPr>
+      <w:r>
+        <w:rPr>
+          <w:rFonts w:ascii="Times New Roman" w:hAnsi="Times New Roman" w:eastAsia="HY신명조"/>
+          <w:b/>
+          <w:i w:val="0"/>
+          <w:sz w:val="18"/>
+        </w:rPr>
+        <w:t>3.3 실험 결과</w:t>
       </w:r>
     </w:p>
     <w:p>
@@ -727,7 +740,7 @@
           <w:i w:val="0"/>
           <w:sz w:val="17"/>
         </w:rPr>
-        <w:t>표 1. 테스트 정확도 (5회 평균, †: 제안 방법(호출률 50%)보다 유의하게 낮음, McNemar p&lt;0.05)</w:t>
+        <w:t>표 1. 방법별 테스트 정확도 (†: 제안 방법 대비 유의하게 낮음)</w:t>
       </w:r>
     </w:p>
     <w:tbl>
@@ -736,6 +749,14 @@
         <w:tblW w:type="auto" w:w="0"/>
         <w:jc w:val="center"/>
         <w:tblLook w:firstColumn="1" w:firstRow="1" w:lastColumn="0" w:lastRow="0" w:noHBand="0" w:noVBand="1" w:val="04A0"/>
+        <w:tblBorders>
+          <w:top w:val="nil"/>
+          <w:left w:val="nil"/>
+          <w:bottom w:val="nil"/>
+          <w:right w:val="nil"/>
+          <w:insideH w:val="nil"/>
+          <w:insideV w:val="nil"/>
+        </w:tblBorders>
       </w:tblPr>
       <w:tblGrid>
         <w:gridCol w:w="2480"/>
@@ -747,6 +768,10 @@
         <w:tc>
           <w:tcPr>
             <w:tcW w:type="dxa" w:w="2438"/>
+            <w:tcBorders>
+              <w:top w:val="single" w:sz="8" w:color="000000"/>
+              <w:bottom w:val="single" w:sz="4" w:color="000000"/>
+            </w:tcBorders>
           </w:tcPr>
           <w:p>
             <w:pPr>
@@ -770,6 +795,10 @@
         <w:tc>
           <w:tcPr>
             <w:tcW w:type="dxa" w:w="652"/>
+            <w:tcBorders>
+              <w:top w:val="single" w:sz="8" w:color="000000"/>
+              <w:bottom w:val="single" w:sz="4" w:color="000000"/>
+            </w:tcBorders>
           </w:tcPr>
           <w:p>
             <w:pPr>
@@ -793,6 +822,10 @@
         <w:tc>
           <w:tcPr>
             <w:tcW w:type="dxa" w:w="680"/>
+            <w:tcBorders>
+              <w:top w:val="single" w:sz="8" w:color="000000"/>
+              <w:bottom w:val="single" w:sz="4" w:color="000000"/>
+            </w:tcBorders>
           </w:tcPr>
           <w:p>
             <w:pPr>
@@ -816,6 +849,10 @@
         <w:tc>
           <w:tcPr>
             <w:tcW w:type="dxa" w:w="964"/>
+            <w:tcBorders>
+              <w:top w:val="single" w:sz="8" w:color="000000"/>
+              <w:bottom w:val="single" w:sz="4" w:color="000000"/>
+            </w:tcBorders>
           </w:tcPr>
           <w:p>
             <w:pPr>
@@ -1409,6 +1446,10 @@
         <w:tc>
           <w:tcPr>
             <w:tcW w:type="dxa" w:w="2438"/>
+            <w:tcBorders>
+              <w:top w:val="single" w:sz="4" w:color="000000"/>
+              <w:bottom w:val="single" w:sz="8" w:color="000000"/>
+            </w:tcBorders>
           </w:tcPr>
           <w:p>
             <w:pPr>
@@ -1431,6 +1472,10 @@
         <w:tc>
           <w:tcPr>
             <w:tcW w:type="dxa" w:w="652"/>
+            <w:tcBorders>
+              <w:top w:val="single" w:sz="4" w:color="000000"/>
+              <w:bottom w:val="single" w:sz="8" w:color="000000"/>
+            </w:tcBorders>
           </w:tcPr>
           <w:p>
             <w:pPr>
@@ -1453,6 +1498,10 @@
         <w:tc>
           <w:tcPr>
             <w:tcW w:type="dxa" w:w="680"/>
+            <w:tcBorders>
+              <w:top w:val="single" w:sz="4" w:color="000000"/>
+              <w:bottom w:val="single" w:sz="8" w:color="000000"/>
+            </w:tcBorders>
           </w:tcPr>
           <w:p>
             <w:pPr>
@@ -1475,6 +1524,10 @@
         <w:tc>
           <w:tcPr>
             <w:tcW w:type="dxa" w:w="964"/>
+            <w:tcBorders>
+              <w:top w:val="single" w:sz="4" w:color="000000"/>
+              <w:bottom w:val="single" w:sz="8" w:color="000000"/>
+            </w:tcBorders>
           </w:tcPr>
           <w:p>
             <w:pPr>
@@ -1507,24 +1560,15 @@
       <w:r>
         <w:rPr>
           <w:rFonts w:ascii="Times New Roman" w:hAnsi="Times New Roman" w:eastAsia="HY신명조"/>
-          <w:b/>
-          <w:i w:val="0"/>
-          <w:sz w:val="18"/>
-        </w:rPr>
-        <w:t xml:space="preserve">분​류​기​만​으​로 NN</w:t>
-        <w:noBreakHyphen/>
-        <w:t xml:space="preserve">PPI​와 같​거​나 높​다. </w:t>
-      </w:r>
-      <w:r>
-        <w:rPr>
-          <w:rFonts w:ascii="Times New Roman" w:hAnsi="Times New Roman" w:eastAsia="HY신명조"/>
           <w:b w:val="0"/>
           <w:i w:val="0"/>
           <w:sz w:val="18"/>
         </w:rPr>
-        <w:t xml:space="preserve">임​베​딩 SVM​은 CLEF​에​서 NN</w:t>
+        <w:t xml:space="preserve">표 1​은 각 방​법​의 테​스​트 정​확​도​를 비​교​한 결​과​이​다. LLM​을 사​용​하​지 않​는 임​베​딩 SVM​은 NN</w:t>
         <w:noBreakHyphen/>
-        <w:t xml:space="preserve">PPI​보​다 유​의​하​게 높​았​고​(p=0.013), ClaimBuster​에​서​는 차​이​가 유​의​하​지 않​았​다​(p=0.79). 따​라​서 LLM​은 분​류​기​가 불​확​실​한 문​장​에​만 쓰​면 된다.</w:t>
+        <w:t xml:space="preserve">PPI​보​다 CLEF​에​서 유​의​하​게 높​았​고​(p=0.013), ClaimBuster​에​서​는 유​의​한 차​이​가 없​었​다​(p=0.79). 즉 같​은 라​벨​과 임​베​딩​으​로 학​습​한 저​비​용 분​류​기​만​으​로​도 NN</w:t>
+        <w:noBreakHyphen/>
+        <w:t xml:space="preserve">PPI​와 같​거​나 높​은 성​능​을 얻​을 수 있다.</w:t>
       </w:r>
     </w:p>
     <w:p>
@@ -1538,20 +1582,11 @@
       <w:r>
         <w:rPr>
           <w:rFonts w:ascii="Times New Roman" w:hAnsi="Times New Roman" w:eastAsia="HY신명조"/>
-          <w:b/>
-          <w:i w:val="0"/>
-          <w:sz w:val="18"/>
-        </w:rPr>
-        <w:t xml:space="preserve">LLM 단​독​은 팩​트​체​크​가 필​요​한 문​장​을 놓​친​다. </w:t>
-      </w:r>
-      <w:r>
-        <w:rPr>
-          <w:rFonts w:ascii="Times New Roman" w:hAnsi="Times New Roman" w:eastAsia="HY신명조"/>
           <w:b w:val="0"/>
           <w:i w:val="0"/>
           <w:sz w:val="18"/>
         </w:rPr>
-        <w:t>LLM 점​수​를 그​대​로​(0.5 기​준) 쓰​면 정​밀​도​는 CLEF 0.98, ClaimBuster 0.91​로 높​지​만 재​현​율​은 0.61, 0.42​에 그​쳤​고, 라​벨​로 임​계​값​을 조​정​하​면 재​현​율​이 0.94, 0.86​으​로 올​랐​다. 다​만 ClaimBuster​는 학​습 세​트​가 클​래​스 균​형​인 반​면 테​스​트​는 팩​트​체​크​가 필​요​한 문​장​이 27%​뿐​이​어​서, 조​정 후 정​확​도​가 오​히​려 0.5%p 낮​아​졌​다. 이​는 LLM​의 판​정 기​준​이 라​벨​과 다​름​을 시​사​하​며, LLM​의 답​으​로 교​체​하​지 않​고 결​합​하​는 근거이다.</w:t>
+        <w:t>LLM​을 모​든 문​장​에 호​출​하​고 점​수​를 그​대​로​(0.5 기​준) 사​용​하​면 정​밀​도​는 CLEF 0.98, ClaimBuster 0.91​로 높​았​으​나 재​현​율​은 0.61, 0.42​에 그​쳤​다. 라​벨​로 임​계​값​을 조​정​하​면 재​현​율​은 0.94, 0.86​으​로 향​상​되​었​으​나, ClaimBuster​에​서​는 학​습 세​트​가 클​래​스 균​형​인 반​면 테​스​트​는 팩​트​체​크​가 필​요​한 문​장​이 27%​여​서 정​확​도​가 오​히​려 0.5%p 낮​아​졌​다. 이​는 LLM​의 판​정 기​준​이 데​이​터​셋 라​벨​과 다​름​을 시사한다.</w:t>
       </w:r>
     </w:p>
     <w:p>
@@ -1565,22 +1600,13 @@
       <w:r>
         <w:rPr>
           <w:rFonts w:ascii="Times New Roman" w:hAnsi="Times New Roman" w:eastAsia="HY신명조"/>
-          <w:b/>
-          <w:i w:val="0"/>
-          <w:sz w:val="18"/>
-        </w:rPr>
-        <w:t xml:space="preserve">그 결​과 호​출​을 절​반​으​로 줄​여​도 정​확​도​가 유​지​된​다. </w:t>
-      </w:r>
-      <w:r>
-        <w:rPr>
-          <w:rFonts w:ascii="Times New Roman" w:hAnsi="Times New Roman" w:eastAsia="HY신명조"/>
           <w:b w:val="0"/>
           <w:i w:val="0"/>
           <w:sz w:val="18"/>
         </w:rPr>
-        <w:t xml:space="preserve">호​출​률 50%​에​서 결​합​형​은 LLM 전​량 호​출 중 더 나​은 설​정​(CLEF​는 임​계​값 조​정, ClaimBuster​는 조​정 전)과 유​의​한 차​이​가 없​었​고​(CLEF p=0.22, ClaimBuster p=0.18), NN</w:t>
+        <w:t xml:space="preserve">제​안​한 결​합​형​은 호​출​률 50%​에​서 CLEF 0.923, ClaimBuster 0.846​의 정​확​도​를 달​성​하​였​다. 이​는 LLM 전​량 호​출 중 더 나​은 설​정​(CLEF​는 임​계​값 조​정, ClaimBuster​는 조​정 전)과 유​의​한 차​이​가 없​는 수​준​이​며​(p=0.22, 0.18), NN</w:t>
         <w:noBreakHyphen/>
-        <w:t xml:space="preserve">PPI​를 적​용​한 전​량 호​출​보​다​는 유​의​하​게 높​았​다​(p&lt;0.001). 그​림 2​와 같​이 호​출​률​을 100%​로 올​리​면 정​확​도​가 CLEF 0.1%p, ClaimBuster 0.6%p 더 오​르​며, ClaimBuster​에​서​는 이 차​이​가 유​의​하​였​다​(p=0.006). 또​한 테​스​트 문​장​을 모​아 |d| 순​으​로 고​르​는 대​신, 학​습 세​트​에​서 정​한 |d| 임​계​값​으​로 문​장​마​다 바​로 호​출 여​부​를 정​해​도 정​확​도​는 0.920, 0.845​였​다​(실​제 호​출​률 38%, 49%).</w:t>
+        <w:t xml:space="preserve">PPI​를 적​용​한 전​량 호​출​보​다​는 유​의​하​게 높​다​(p&lt;0.001). 즉 LLM 호​출​을 절​반​으​로 줄​여​도 LLM 전​량 호​출​에 준​하​는 정​확​도​를 얻는다.</w:t>
       </w:r>
     </w:p>
     <w:p>
@@ -1594,12 +1620,21 @@
       <w:r>
         <w:rPr>
           <w:rFonts w:ascii="Times New Roman" w:hAnsi="Times New Roman" w:eastAsia="HY신명조"/>
-          <w:b/>
+          <w:b w:val="0"/>
           <w:i w:val="0"/>
           <w:sz w:val="18"/>
         </w:rPr>
-        <w:t xml:space="preserve">교​체​보​다 결​합​이 낫​다. </w:t>
+        <w:t>그​림 2​는 호​출​률​에 따​른 테​스​트 정​확​도​를 나​타​낸​다. 점​선​은 LLM 전​량 호​출 중 더 나​은 설​정​이​고, 원​은 선​택​한 호​출​률 50%​이​다. 결​합​형​은 LLM​을 호​출​하​는 모​든 호​출​률​에​서 교​체​형​보​다 평​균 정​확​도​가 높​았​으​며, ClaimBuster 30~50%​와 CLEF 20~30%​에​서 그 차​이​가 유​의​하​였​다​(p≤0.023). 호​출​률​을 100%​로 늘​리​면 정​확​도​가 CLEF 0.1%p, ClaimBuster 0.6%p 더 향​상​되​었​고, ClaimBuster​에​서​는 이 차​이​가 유​의​하​였​다​(p=0.006). 또​한 테​스​트 문​장​을 모​아 |d| 순​으​로 선​택​하​는 대​신, 학​습 세​트​에​서 정​한 |d| 임​계​값​으​로 문​장​마​다 호​출 여​부​를 결​정​해​도 정​확​도​는 0.920, 0.845​였​다​(실​제 호​출​률 38%, 49%).</w:t>
       </w:r>
+    </w:p>
+    <w:p>
+      <w:pPr>
+        <w:autoSpaceDE w:val="0"/>
+        <w:autoSpaceDN w:val="0"/>
+        <w:spacing w:after="70" w:line="264" w:lineRule="auto"/>
+        <w:ind w:firstLine="180"/>
+        <w:jc w:val="both"/>
+      </w:pPr>
       <w:r>
         <w:rPr>
           <w:rFonts w:ascii="Times New Roman" w:hAnsi="Times New Roman" w:eastAsia="HY신명조"/>
@@ -1607,7 +1642,7 @@
           <w:i w:val="0"/>
           <w:sz w:val="18"/>
         </w:rPr>
-        <w:t>결​합​형​은 LLM​을 호​출​하​는 모​든 호​출​률​에​서 교​체​형​보​다 평​균 정​확​도​가 높​았​고​(그​림 2), ClaimBuster 30~50%​와 CLEF 20~30%​에​서​는 차​이​가 유​의​하​였​다​(p≤0.023). 두 방​식​은 같​은 문​장​에 LLM​을 호​출​하​므​로, 이 차​이​는 호​출​한 뒤 판​정​하​는 방​식​에​서 온​다. 예​를 들​어 CLEF​의 공​약 문​장 “I'm going to give them $5,000 to take with them …”(라​벨: 불​필​요)은 LLM 점​수​가 s=0.35​여​서, 임​계​값 t=0.16​을 쓰​는 교​체​형​은 ‘필​요’로 잘​못 판​정​한​다. 결​합​형​은 분​류​기​가 ‘불​필​요’ 쪽​으​로 기​울​어 있​으​므​로​(d=−0.84) 식 (1)의 기​준​이 0.41​로 올​라​가 옳​게 판​정​한​다. CLEF 1​회​차​에​서 LLM​을 호​출​한 절​반 중 결​합​형​만 옳​은 문​장​은 36​개, 교​체​형​만 옳​은 문​장​은 24개였다.</w:t>
+        <w:t>결​합​형​과 교​체​형​은 같​은 문​장​에 LLM​을 호​출​하​므​로, 두 방​법​의 차​이​는 호​출 이​후​의 판​정 방​식​에​서 비​롯​된​다. 예​를 들​어 CLEF​의 공​약 문​장 “I'm going to give them $5,000 to take with them …”(라​벨: 불​필​요)은 LLM 점​수​가 s=0.35​로, 임​계​값 t=0.16​을 사​용​하​는 교​체​형​은 이​를 ‘필​요’로 잘​못 판​정​하​였​다. 반​면 결​합​형​은 분​류​기​의 결​정​값​(d=−0.84)에 따​라 판​정 기​준​이 0.41​로 높​아​져 옳​게 판​정​하​였​다. CLEF 1​회​차​에​서 LLM​을 호​출​한 절​반 중 결​합​형​만 옳​게 판​정​한 문​장​은 36​개, 교​체​형​만 옳​게 판​정​한 문​장​은 24개였다.</w:t>
       </w:r>
     </w:p>
     <w:p>
@@ -1658,7 +1693,7 @@
         <w:autoSpaceDE w:val="0"/>
         <w:autoSpaceDN w:val="0"/>
         <w:spacing w:after="100"/>
-        <w:jc w:val="both"/>
+        <w:jc w:val="center"/>
       </w:pPr>
       <w:r>
         <w:rPr>
@@ -1667,16 +1702,7 @@
           <w:i w:val="0"/>
           <w:sz w:val="16"/>
         </w:rPr>
-        <w:t>그​림 2. 결​합​형​은 호​출​률 50%(원)에​서 이​미 LLM 전​량 호​출​(점​선)에 도​달​한​다.</w:t>
-      </w:r>
-      <w:r>
-        <w:rPr>
-          <w:rFonts w:ascii="Times New Roman" w:hAnsi="Times New Roman" w:eastAsia="HY신명조"/>
-          <w:b w:val="0"/>
-          <w:i w:val="0"/>
-          <w:sz w:val="16"/>
-        </w:rPr>
-        <w:t xml:space="preserve"> 5​회 평​균, 띠​는 표​준​편​차. 점​선​은 LLM 전​량 호​출 중 더 나​은 설​정​(CLEF​는 임​계​값 조​정, ClaimBuster​는 조​정 전)이다.</w:t>
+        <w:t>그림 2. 호출률에 따른 테스트 정확도 (5회 평균, 띠는 표준편차)</w:t>
       </w:r>
     </w:p>
     <w:p>
@@ -1711,9 +1737,7 @@
           <w:i w:val="0"/>
           <w:sz w:val="18"/>
         </w:rPr>
-        <w:t xml:space="preserve">본 논​문​은 저​비​용 분​류​기​와 LLM​을 선​택​적​으​로 결​합​하​는 결​합​형 캐​스​케​이​드​를 제​안​하​였​다. 분​류​기​는 LLM 없​이​도 NN</w:t>
-        <w:noBreakHyphen/>
-        <w:t xml:space="preserve">PPI​와 같​거​나 높​았​고, LLM 단​독​은 라​벨 기​준​에​서 팩​트​체​크​가 필​요​한 문​장​을 상​당​수 놓​쳤​다. 둘​을 결​합​하​자 호​출​을 절​반​으​로 줄​여​도 전​량 호​출​과 유​의​한 차​이​가 없​었​고, 모​든 호​출​률​에​서 교​체​형​보​다 평​균 정​확​도​가 높​았​다. 다​만 출​처​가 겹​치​는[5] 영​어 두 데​이​터​셋​과 단​일 LLM​으​로 평​가​하​였​고 비​용​을 호​출​률​로​만 측​정​하​였​다. 향​후 다​국​어 데​이​터​와 여​러 LLM, 금​액 기​준 비​용​으​로 평​가​를 확​장​할 계획이다.</w:t>
+        <w:t>본 논​문​에​서​는 팩​트​체​크 필​요​성 탐​지​의 LLM 호​출 비​용​을 줄​이​기 위​해, 저​비​용 분​류​기​가 불​확​실​한 문​장​에​서​만 LLM​을 호​출​하​고 두 모​델​의 점​수​를 결​합​하​는 결​합​형 캐​스​케​이​드​를 제​안​하​였​다. 제​안 방​법​은 LLM 호​출​을 절​반​으​로 줄​이​면​서​도 LLM​만 전​량 호​출​한 경​우​와 유​의​한 차​이​가 없​는 정​확​도​를 달​성​하​였​으​며, 모​든 호​출​률​에​서 교​체​형​보​다 높​은 평​균 정​확​도​를 보​였​다. 다​만 출​처​가 겹​치​는[5] 영​어 두 데​이​터​셋​과 단​일 LLM​으​로 평​가​하​였​고, 비​용​을 호​출​률​로​만 측​정​하​였​다. 향​후​에​는 다​국​어 데​이​터​와 여​러 LLM, 금​액 기​준 비​용​으​로 평​가​를 확​장​할 계획이다.</w:t>
       </w:r>
     </w:p>
     <w:p>

--- a/paper/cascade_kics_draft.docx
+++ b/paper/cascade_kics_draft.docx
@@ -184,7 +184,7 @@
         <w:noBreakHyphen/>
         <w:t xml:space="preserve">PPI​를 재​현​하​여, 같​은 라​벨​로 학​습​한 분​류​기​만​으​로​도 NN</w:t>
         <w:noBreakHyphen/>
-        <w:t xml:space="preserve">PPI​와 같​거​나 높​은 정​확​도​를 얻​음​을 보​인​다. CLEF 2024​와 ClaimBuster​에​서 평​가​한 결​과, 제​안 방​법​은 LLM 호​출​을 절​반​으​로 줄​이​면​서​도 LLM​만 전​량 호​출​한 경​우​와 유​의​한 차​이​가 없​는 정​확​도​(CLEF 0.923, ClaimBuster 0.846)를 달​성​하​였​으​며, 모​든 호​출​률​에​서 교​체​형 캐​스​케​이​드​보​다 높​은 평​균 정​확​도​를 보였다.</w:t>
+        <w:t xml:space="preserve">PPI​와 같​거​나 높​은 정​확​도​를 얻​음​을 보​인​다. CLEF 2024​와 ClaimBuster​에​서 평​가​한 결​과, 제​안 방​법​은 LLM 호​출​을 절​반​으​로 줄​이​면​서​도 LLM​만 전​량 호​출​한 경​우​와 유​의​한 차​이​가 없​는 정​확​도​(CLEF 0.923, ClaimBuster 0.846)를 달​성​하​였​으​며, 교​체​형​(50%)보​다 적​은 30~40%​의 호​출​률​에​서 전​량 호​출 수​준​에 도달하였다.</w:t>
       </w:r>
     </w:p>
     <w:p>
@@ -305,7 +305,7 @@
         </w:rPr>
         <w:t xml:space="preserve">NN</w:t>
         <w:noBreakHyphen/>
-        <w:t xml:space="preserve">PPI[1]는 소​형 LLM​이 출​력​한 점​수​를, 라​벨​이 있​는 보​정 세​트​에​서 의​미​적​으​로 가​까​운 이​웃 문​장​들​의 잔​차​로 보​정​한​다. LabelFusion[3]은 인​코​더​와 LLM​의 출​력​을 결​합​하​지​만 모​든 입​력​에 LLM​을 호​출​하​며, 넘​긴 입​력​에​서​만 두 모​델​의 출​력​을 결​합​하​는 캐​스​케​이​드​는 일​반 분​류 과​제​에​서 제​안​되​었​다[8]. 반​면 본 논​문​에​서​는 팩​트​체​크 필​요​성 탐​지​에​서 저​비​용 분​류​기​의 결​정​값​과 LLM 점​수​를 라​벨​로 학​습​한 가​중​치​로 결​합​하​여, LLM​과 라​벨​의 판​정 기​준 차​이​를 반영한다.</w:t>
+        <w:t xml:space="preserve">PPI[1]는 소​형 LLM​이 출​력​한 점​수​를, 라​벨​이 있​는 보​정 세​트​에​서 의​미​적​으​로 가​까​운 이​웃 문​장​들​의 잔​차​로 보​정​한​다. LabelFusion[3]은 인​코​더​와 LLM​의 출​력​을 결​합​하​지​만 모​든 입​력​에 LLM​을 호​출​하​며, 넘​긴 입​력​에​서​만 두 모​델​의 출​력​을 결​합​하​는 캐​스​케​이​드​는 일​반 분​류 과​제​에​서 제​안​되​었​다[8]. 반​면 본 논​문​에​서​는 결​합 가​중​치​를 라​벨​로 학​습​하​여 LLM​과 라​벨​의 판​정 기​준 차​이​를 반영한다.</w:t>
       </w:r>
     </w:p>
     <w:p>
@@ -703,7 +703,7 @@
           <w:i w:val="0"/>
           <w:sz w:val="18"/>
         </w:rPr>
-        <w:t xml:space="preserve">평​가 지​표​는 테​스​트 정​확​도​이​며, 학​습 세​트​의 80%​를 비​복​원 추​출​하​여 5​회 반​복​한 평​균​을 보​고​한​다. 방​법 간 차​이​는 1​회​차 예​측​에 McNemar 검​정​(α=0.05)을 적​용​하​여 평​가​하​였​다. LLM 임​계​값, 결​합 계​수, 호​출​률, NN</w:t>
+        <w:t xml:space="preserve">평​가 지​표​는 테​스​트 정​확​도​이​며, 학​습 세​트​의 80%​를 비​복​원 추​출​하​여 5​회 반​복​한 평​균​을 보​고​한​다. 방​법 간 차​이​는 5​회 각​각​의 예​측​에 McNemar 검​정​(α=0.05)을 적​용​하​여 평​가​하​였​다. LLM 임​계​값, 결​합 계​수, 호​출​률, NN</w:t>
         <w:noBreakHyphen/>
         <w:t xml:space="preserve">PPI​의 이​웃 수 k​는 모​두 학​습 세​트 안​에​서​만 정​하​였​고​(두 데​이​터​셋 모​두 k=10), 임​베​딩 SVM​은 기​본 하​이​퍼​파​라​미​터​를 사​용​하​였​다. 호​출​률​은 학​습 세​트​의 교​차​검​증 정​확​도​가 더 오​르​지 않​는 50%​로 정​하​였​다​(50% 이​후 증​가 0.1%p 이​하, 전​량 호​출​과 0.7%p 이내).</w:t>
       </w:r>
@@ -740,7 +740,7 @@
           <w:i w:val="0"/>
           <w:sz w:val="17"/>
         </w:rPr>
-        <w:t>표 1. 방법별 테스트 정확도 (†: 제안 방법 대비 유의하게 낮음)</w:t>
+        <w:t>표 1. 테스트 정확도 (†: 5회 중 3회 이상 제안보다 유의하게 낮음)</w:t>
       </w:r>
     </w:p>
     <w:tbl>
@@ -1566,7 +1566,7 @@
         </w:rPr>
         <w:t xml:space="preserve">표 1​은 각 방​법​의 테​스​트 정​확​도​를 비​교​한 결​과​이​다. LLM​을 사​용​하​지 않​는 임​베​딩 SVM​은 NN</w:t>
         <w:noBreakHyphen/>
-        <w:t xml:space="preserve">PPI​보​다 CLEF​에​서 유​의​하​게 높​았​고​(p=0.013), ClaimBuster​에​서​는 유​의​한 차​이​가 없​었​다​(p=0.79). 즉 같​은 라​벨​과 임​베​딩​으​로 학​습​한 저​비​용 분​류​기​만​으​로​도 NN</w:t>
+        <w:t xml:space="preserve">PPI​보​다 CLEF​에​서 5​회 중 4​회 유​의​하​게 높​았​고, ClaimBuster​에​서​는 5​회 모​두 유​의​한 차​이​가 없​었​다. 즉 같​은 라​벨​과 임​베​딩​으​로 학​습​한 저​비​용 분​류​기​만​으​로​도 NN</w:t>
         <w:noBreakHyphen/>
         <w:t xml:space="preserve">PPI​와 같​거​나 높​은 성​능​을 얻​을 수 있다.</w:t>
       </w:r>
@@ -1586,7 +1586,7 @@
           <w:i w:val="0"/>
           <w:sz w:val="18"/>
         </w:rPr>
-        <w:t>LLM​을 모​든 문​장​에 호​출​하​고 점​수​를 그​대​로​(0.5 기​준) 사​용​하​면 정​밀​도​는 CLEF 0.98, ClaimBuster 0.91​로 높​았​으​나 재​현​율​은 0.61, 0.42​에 그​쳤​다. 라​벨​로 임​계​값​을 조​정​하​면 재​현​율​은 0.94, 0.86​으​로 향​상​되​었​으​나, ClaimBuster​에​서​는 학​습 세​트​가 클​래​스 균​형​인 반​면 테​스​트​는 팩​트​체​크​가 필​요​한 문​장​이 27%​여​서 정​확​도​가 오​히​려 0.5%p 낮​아​졌​다. 이​는 LLM​의 판​정 기​준​이 데​이​터​셋 라​벨​과 다​름​을 시사한다.</w:t>
+        <w:t>LLM 점​수​를 그​대​로​(0.5 기​준) 사​용​하​면 정​밀​도​는 CLEF 0.98, ClaimBuster 0.91​로 높​았​으​나 재​현​율​은 0.61, 0.42​에 그​쳤​다. 라​벨​로 임​계​값​을 조​정​하​면 재​현​율​은 0.94, 0.86​으​로 향​상​되​었​으​나, ClaimBuster​에​서​는 학​습 세​트​가 클​래​스 균​형​인 반​면 테​스​트​는 팩​트​체​크​가 필​요​한 문​장​이 27%​여​서 정​확​도​가 오​히​려 0.5%p 낮​아​졌​다. 이​는 LLM​의 판​정 기​준​이 라​벨​과 다​름​을 시사한다.</w:t>
       </w:r>
     </w:p>
     <w:p>
@@ -1604,9 +1604,9 @@
           <w:i w:val="0"/>
           <w:sz w:val="18"/>
         </w:rPr>
-        <w:t xml:space="preserve">제​안​한 결​합​형​은 호​출​률 50%​에​서 CLEF 0.923, ClaimBuster 0.846​의 정​확​도​를 달​성​하​였​다. 이​는 LLM 전​량 호​출 중 더 나​은 설​정​(CLEF​는 임​계​값 조​정, ClaimBuster​는 조​정 전)과 유​의​한 차​이​가 없​는 수​준​이​며​(p=0.22, 0.18), NN</w:t>
+        <w:t xml:space="preserve">제​안​한 결​합​형​은 호​출​률 50%​에​서 CLEF 0.923, ClaimBuster 0.846​의 정​확​도​를 달​성​하​였​다. 이​는 LLM 전​량 호​출 중 더 나​은 설​정​(CLEF​는 임​계​값 조​정, ClaimBuster​는 조​정 전)과 5​회 모​두 유​의​한 차​이​가 없​는 수​준​이​며​(p≥0.10), NN</w:t>
         <w:noBreakHyphen/>
-        <w:t xml:space="preserve">PPI​를 적​용​한 전​량 호​출​보​다​는 유​의​하​게 높​다​(p&lt;0.001). 즉 LLM 호​출​을 절​반​으​로 줄​여​도 LLM 전​량 호​출​에 준​하​는 정​확​도​를 얻는다.</w:t>
+        <w:t xml:space="preserve">PPI​를 적​용​한 전​량 호​출​보​다​는 5​회 모​두 유​의​하​게 높다(p≤0.016).</w:t>
       </w:r>
     </w:p>
     <w:p>
@@ -1624,7 +1624,7 @@
           <w:i w:val="0"/>
           <w:sz w:val="18"/>
         </w:rPr>
-        <w:t>그​림 2​는 호​출​률​에 따​른 테​스​트 정​확​도​를 나​타​낸​다. 점​선​은 LLM 전​량 호​출 중 더 나​은 설​정​이​고, 원​은 선​택​한 호​출​률 50%​이​다. 결​합​형​은 LLM​을 호​출​하​는 모​든 호​출​률​에​서 교​체​형​보​다 평​균 정​확​도​가 높​았​으​며, ClaimBuster 30~50%​와 CLEF 20~30%​에​서 그 차​이​가 유​의​하​였​다​(p≤0.023). 호​출​률​을 100%​로 늘​리​면 정​확​도​가 CLEF 0.1%p, ClaimBuster 0.6%p 더 향​상​되​었​고, ClaimBuster​에​서​는 이 차​이​가 유​의​하​였​다​(p=0.006). 또​한 테​스​트 문​장​을 모​아 |d| 순​으​로 선​택​하​는 대​신, 학​습 세​트​에​서 정​한 |d| 임​계​값​으​로 문​장​마​다 호​출 여​부​를 결​정​해​도 정​확​도​는 0.920, 0.845​였​다​(실​제 호​출​률 38%, 49%).</w:t>
+        <w:t>그​림 2​는 호​출​률​에 따​른 테​스​트 정​확​도​를 나​타​낸​다. 점​선​은 LLM 전​량 호​출 중 더 나​은 설​정​이​고, 원​은 선​택​한 호​출​률 50%​이​다. 결​합​형​은 LLM​을 호​출​하​는 모​든 호​출​률​에​서 교​체​형​보​다 평​균 정​확​도​가 높​았​으​며, 그 차​이​는 CLEF 20~30%, ClaimBuster 20% 이​상​의 호​출​률​에​서 5​회 중 3​회 이​상 유​의​하​였​다. 한​편 교​체​형​도 호​출​률 50%​에​서 LLM 전​량 호​출 수​준​에 이​르​므​로​(CLEF +0.01%p, ClaimBuster +0.05%p) 호​출 절​감 자​체​는 캐​스​케​이​드 구​조​에​서 비​롯​되​며, 결​합​형​은 이 수​준​에 CLEF 30%, ClaimBuster 40%​의 호​출​률​로 도​달​하​였​다. 호​출​률​을 100%​로 늘​리​면 정​확​도​가 CLEF 0.1%p, ClaimBuster 0.6%p 더 향​상​되​었​고, ClaimBuster​에​서​는 이 차​이​가 5​회 모​두 유​의​하​였​다. 또​한 테​스​트 문​장​의 |d| 순​위 대​신 학​습 세​트​에​서 정​한 |d| 임​계​값​으​로 문​장​마​다 호​출 여​부​를 정​해​도 정​확​도​는 0.920, 0.845​였​다​(실​제 호​출​률 38%, 49%).</w:t>
       </w:r>
     </w:p>
     <w:p>
@@ -1642,7 +1642,7 @@
           <w:i w:val="0"/>
           <w:sz w:val="18"/>
         </w:rPr>
-        <w:t>결​합​형​과 교​체​형​은 같​은 문​장​에 LLM​을 호​출​하​므​로, 두 방​법​의 차​이​는 호​출 이​후​의 판​정 방​식​에​서 비​롯​된​다. 예​를 들​어 CLEF​의 공​약 문​장 “I'm going to give them $5,000 to take with them …”(라​벨: 불​필​요)은 LLM 점​수​가 s=0.35​로, 임​계​값 t=0.16​을 사​용​하​는 교​체​형​은 이​를 ‘필​요’로 잘​못 판​정​하​였​다. 반​면 결​합​형​은 분​류​기​의 결​정​값​(d=−0.84)에 따​라 판​정 기​준​이 0.41​로 높​아​져 옳​게 판​정​하​였​다. CLEF 1​회​차​에​서 LLM​을 호​출​한 절​반 중 결​합​형​만 옳​게 판​정​한 문​장​은 36​개, 교​체​형​만 옳​게 판​정​한 문​장​은 24개였다.</w:t>
+        <w:t>결​합​형​과 교​체​형​은 같​은 문​장​에 LLM​을 호​출​하​므​로, 두 방​법​의 차​이​는 호​출 이​후​의 판​정 방​식​에​서 비​롯​된​다. 예​를 들​어 CLEF​의 한 공​약 문​장​(라​벨: 불​필​요)은 LLM 점​수​가 s=0.35​로, 임​계​값 t=0.16​을 사​용​하​는 교​체​형​은 ‘필​요’로 잘​못 판​정​하​였​으​나, 결​합​형​은 분​류​기​의 결​정​값​(d=−0.84)에 따​라 판​정 기​준​이 0.41​로 높​아​져 옳​게 판​정​하​였​다. CLEF 1​회​차​에​서 LLM​을 호​출​한 절​반 중 결​합​형​만 옳​게 판​정​한 문​장​은 36​개, 교​체​형​만 옳​게 판​정​한 문​장​은 24개였다.</w:t>
       </w:r>
     </w:p>
     <w:p>
@@ -1737,7 +1737,7 @@
           <w:i w:val="0"/>
           <w:sz w:val="18"/>
         </w:rPr>
-        <w:t>본 논​문​에​서​는 팩​트​체​크 필​요​성 탐​지​의 LLM 호​출 비​용​을 줄​이​기 위​해, 저​비​용 분​류​기​가 불​확​실​한 문​장​에​서​만 LLM​을 호​출​하​고 두 모​델​의 점​수​를 결​합​하​는 결​합​형 캐​스​케​이​드​를 제​안​하​였​다. 제​안 방​법​은 LLM 호​출​을 절​반​으​로 줄​이​면​서​도 LLM​만 전​량 호​출​한 경​우​와 유​의​한 차​이​가 없​는 정​확​도​를 달​성​하​였​으​며, 모​든 호​출​률​에​서 교​체​형​보​다 높​은 평​균 정​확​도​를 보​였​다. 다​만 출​처​가 겹​치​는[5] 영​어 두 데​이​터​셋​과 단​일 LLM​으​로 평​가​하​였​고, 비​용​을 호​출​률​로​만 측​정​하​였​다. 향​후​에​는 다​국​어 데​이​터​와 여​러 LLM, 금​액 기​준 비​용​으​로 평​가​를 확​장​할 계획이다.</w:t>
+        <w:t>본 논​문​에​서​는 저​비​용 분​류​기​가 불​확​실​한 문​장​에​서​만 LLM​을 호​출​하​고 두 모​델​의 점​수​를 결​합​하​는 결​합​형 캐​스​케​이​드​를 제​안​하​였​다. 제​안 방​법​은 LLM 호​출​을 절​반​으​로 줄​이​면​서​도 LLM​만 전​량 호​출​한 경​우​와 유​의​한 차​이​가 없​는 정​확​도​를 달​성​하​였​다. 호​출 절​감​은 캐​스​케​이​드 구​조​에​서 비​롯​되​며, 결​합​은 교​체​보​다 적​은 호​출​로 같​은 정​확​도​에 도​달​하​였​다. 다​만 출​처​가 겹​치​는[5] 영​어 두 데​이​터​셋​과 단​일 LLM​으​로 평​가​하​였​고, 비​용​을 호​출​률​로​만 측​정​하​였​다. 향​후 다​국​어 데​이​터​와 여​러 LLM, 금​액 기​준 비​용​으​로 평​가​를 확​장​할 계획이다.</w:t>
       </w:r>
     </w:p>
     <w:p>

--- a/paper/cascade_kics_draft.docx
+++ b/paper/cascade_kics_draft.docx
@@ -50,7 +50,7 @@
           <w:i w:val="0"/>
           <w:sz w:val="22"/>
         </w:rPr>
-        <w:t>이정빈</w:t>
+        <w:t>이정빈, 김은경*</w:t>
       </w:r>
     </w:p>
     <w:p>
@@ -67,7 +67,7 @@
           <w:i w:val="0"/>
           <w:sz w:val="22"/>
         </w:rPr>
-        <w:t>(소속 입력 필요)</w:t>
+        <w:t>국립한밭대학교</w:t>
       </w:r>
     </w:p>
     <w:p>
@@ -84,7 +84,7 @@
           <w:i w:val="0"/>
           <w:sz w:val="22"/>
         </w:rPr>
-        <w:t>leejb020313@gmail.com</w:t>
+        <w:t>leejb020313@gmail.com, *(교신저자 이메일)</w:t>
       </w:r>
     </w:p>
     <w:p>
@@ -126,7 +126,7 @@
           <w:i w:val="0"/>
           <w:sz w:val="22"/>
         </w:rPr>
-        <w:t>Jeongbin Lee</w:t>
+        <w:t>Lee Jeongbin, Kim Eunkyung*</w:t>
       </w:r>
     </w:p>
     <w:p>
@@ -143,7 +143,7 @@
           <w:i w:val="0"/>
           <w:sz w:val="22"/>
         </w:rPr>
-        <w:t>(Affiliation)</w:t>
+        <w:t>Hanbat National Univ.</w:t>
       </w:r>
     </w:p>
     <w:p>

--- a/paper/cascade_kics_draft.docx
+++ b/paper/cascade_kics_draft.docx
@@ -84,7 +84,7 @@
           <w:i w:val="0"/>
           <w:sz w:val="22"/>
         </w:rPr>
-        <w:t>leejb020313@gmail.com, *(교신저자 이메일)</w:t>
+        <w:t>20221065@edu.hanbat.ac.kr, *ekim@hanbat.ac.kr</w:t>
       </w:r>
     </w:p>
     <w:p>

--- a/paper/cascade_kics_draft.docx
+++ b/paper/cascade_kics_draft.docx
@@ -126,7 +126,7 @@
           <w:i w:val="0"/>
           <w:sz w:val="22"/>
         </w:rPr>
-        <w:t>Lee Jeongbin, Kim Eunkyung*</w:t>
+        <w:t>Jeongbin Lee, Eunkyung Kim*</w:t>
       </w:r>
     </w:p>
     <w:p>
@@ -180,11 +180,11 @@
         </w:rPr>
         <w:t xml:space="preserve">팩​트​체​크 필​요​성 탐​지​(check</w:t>
         <w:noBreakHyphen/>
-        <w:t xml:space="preserve">worthiness detection)는 유​입​되​는 문​장 중 사​실 확​인​이 필​요​한 문​장​을 선​별​하​는 기​술​로, 모​든 문​장​에 대​형 언​어 모​델​(LLM)을 호​출​하​면 비​용​과 지​연​이 크​다. 본 논​문​에​서​는 라​벨​로 학​습​한 저​비​용 분​류​기​가 불​확​실​하​게 판​정​한 문​장​에​만 LLM​을 호​출​하​고, LLM​의 판​정​으​로 교​체​하​는 대​신 두 모​델​의 점​수​를 결​합​하​는 결​합​형 캐​스​케​이​드​를 제​안​한​다. 또​한 선​행 연​구 NN</w:t>
+        <w:t xml:space="preserve">worthiness detection)는 유​입​되​는 문​장 중 사​실 확​인​이 필​요​한 문​장​을 선​별​하​는 기​술​로, 모​든 문​장​에 대​형 언​어 모​델​(LLM)을 호​출​하​면 비​용​과 지​연​이 크​다. 본 논​문​에​서​는 라​벨​로 학​습​한 저​비​용 분​류​기​가 불​확​실​하​게 판​정​한 문​장​에​만 LLM​을 호​출​하​고, LLM​의 판​정​으​로 교​체​하​는 대​신 두 모​델​의 점​수​를 결​합​하​는 결​합​형 캐​스​케​이​드​를 제​안​한​다. CLEF 2024​와 ClaimBuster​에​서 평​가​한 결​과, 제​안 방​법​은 호​출​률 50%​에​서 LLM​만 전​량 호​출​한 경​우​와 유​의​한 차​이​가 검​출​되​지 않​는 정​확​도​(CLEF 0.923, ClaimBuster 0.846)를 보​였​고, 교​체​형​(50%)보​다 적​은 30~40%​의 호​출​률​에​서 전​량 호​출 수​준​에 도​달​하​였​다. 이​때 LLM 비​용​은 50%, 처​리 시​간​은 44% 줄​었​다. 또​한 선​행 연​구 NN</w:t>
         <w:noBreakHyphen/>
         <w:t xml:space="preserve">PPI​를 재​현​하​여, 같​은 라​벨​로 학​습​한 분​류​기​만​으​로​도 NN</w:t>
         <w:noBreakHyphen/>
-        <w:t xml:space="preserve">PPI​와 같​거​나 높​은 정​확​도​를 얻​음​을 보​인​다. CLEF 2024​와 ClaimBuster​에​서 평​가​한 결​과, 제​안 방​법​은 LLM 호​출​을 절​반​으​로 줄​이​면​서​도 LLM​만 전​량 호​출​한 경​우​와 유​의​한 차​이​가 없​는 정​확​도​(CLEF 0.923, ClaimBuster 0.846)를 달​성​하​였​으​며, 교​체​형​(50%)보​다 적​은 30~40%​의 호​출​률​에​서 전​량 호​출 수​준​에 도달하였다.</w:t>
+        <w:t xml:space="preserve">PPI​와 같​거​나 높​은 정​확​도​를 얻​음​을 보인다.</w:t>
       </w:r>
     </w:p>
     <w:p>
@@ -231,7 +231,7 @@
           <w:i w:val="0"/>
           <w:sz w:val="18"/>
         </w:rPr>
-        <w:t>팩​트​체​크 필​요​성 탐​지​는 유​입​되​는 모​든 문​장​을 대​상​으​로 사​실 확​인​이 필​요​한​지​를 판​정​하​므​로 처​리​할 문​장​의 수​가 많​다. 실​제 팩​트​체​크 서​비​스 운​영​사​는 모​든 문​장​에 LLM​을 적​용​하​는 것​이 비​현​실​적​이​라​고 보​고​하​였​으​며[1], 같​은 연​구​진​은 파​인​튜​닝​한 소​형 인​코​더​도 LLM​과 경​쟁​할 수 있​으​나 관​용​적 표​현​에​서​는 LLM​이 앞​선​다​고 보​고​하​고, 인​코​더​가 확​신​하​지 못​할 때​만 LLM​에 넘​기​는 하​이​브​리​드 방​식​을 향​후 과​제​로 제시하였다[2].</w:t>
+        <w:t>팩​트​체​크 필​요​성 탐​지​는 유​입​되​는 모​든 문​장​을 판​정​해​야 하​므​로, 실​제 서​비​스 운​영​사​는 모​든 문​장​에 LLM​을 적​용​하​는 것​이 비​현​실​적​이​라​고 보​고​하​였​으​며[1], 같​은 연​구​진​은 인​코​더​가 확​신​하​지 못​할 때​만 LLM​에 넘​기​는 하​이​브​리​드 방​식​을 향​후 과​제​로 제시하였다[2].</w:t>
       </w:r>
     </w:p>
     <w:p>
@@ -249,9 +249,7 @@
           <w:i w:val="0"/>
           <w:sz w:val="18"/>
         </w:rPr>
-        <w:t xml:space="preserve">이​러​한 하​이​브​리​드​는 일​반​적​으​로 캐​스​케​이​드[4] 형​태​로 구​현​되​며, 분​류​기​가 넘​긴 문​장​의 판​정​을 LLM​의 답​으​로 교​체​한​다. 그​러​나 LLM​의 판​정 기​준​이 데​이​터​셋 라​벨​과 다​를 경​우, 교​체​는 분​류​기​의 옳​은 판​정​까​지 틀​리​게 바​꿀 수 있​다[7]. 본 논​문​에​서​는 저​비​용 분​류​기​가 불​확​실​한 문​장​에​서​만 LLM​을 호​출​하​고, 두 모​델​의 점​수​를 라​벨​로 학​습​한 가​중​치​로 결​합​하​는 결​합​형 캐​스​케​이​드​를 제​안​한​다. 또​한 선​행 연​구 NN</w:t>
-        <w:noBreakHyphen/>
-        <w:t xml:space="preserve">PPI[1]를 재​현​하​여 저​비​용 분​류​기​와 비​교​하​고, LLM 단​독 판​정​의 한​계​를 함​께 분석한다.</w:t>
+        <w:t>이​러​한 하​이​브​리​드​는 일​반​적​으​로 캐​스​케​이​드[4] 형​태​로 구​현​되​며, 분​류​기​가 넘​긴 문​장​의 판​정​을 LLM​의 답​으​로 교​체​한​다. 그​러​나 LLM​의 판​정 기​준​이 데​이​터​셋 라​벨​과 다​를 경​우, 교​체​는 분​류​기​의 옳​은 판​정​까​지 틀​리​게 바​꿀 수 있​다[7]. 본 논​문​에​서​는 저​비​용 분​류​기​가 불​확​실​한 문​장​에​서​만 LLM​을 호​출​하​고, 두 모​델​의 점​수​를 라​벨​로 학​습​한 가​중​치​로 결​합​하​는 결​합​형 캐​스​케​이​드​를 제안한다.</w:t>
       </w:r>
     </w:p>
     <w:p>
@@ -305,7 +303,7 @@
         </w:rPr>
         <w:t xml:space="preserve">NN</w:t>
         <w:noBreakHyphen/>
-        <w:t xml:space="preserve">PPI[1]는 소​형 LLM​이 출​력​한 점​수​를, 라​벨​이 있​는 보​정 세​트​에​서 의​미​적​으​로 가​까​운 이​웃 문​장​들​의 잔​차​로 보​정​한​다. LabelFusion[3]은 인​코​더​와 LLM​의 출​력​을 결​합​하​지​만 모​든 입​력​에 LLM​을 호​출​하​며, 넘​긴 입​력​에​서​만 두 모​델​의 출​력​을 결​합​하​는 캐​스​케​이​드​는 일​반 분​류 과​제​에​서 제​안​되​었​다[8]. 반​면 본 논​문​에​서​는 결​합 가​중​치​를 라​벨​로 학​습​하​여 LLM​과 라​벨​의 판​정 기​준 차​이​를 반영한다.</w:t>
+        <w:t xml:space="preserve">PPI[1]는 소​형 LLM​이 출​력​한 점​수​를, 라​벨​이 있​는 보​정 세​트​에​서 의​미​적​으​로 가​까​운 이​웃 문​장​들​의 잔​차​로 보​정​한​다. LabelFusion[3]은 인​코​더​와 LLM​의 출​력​을 결​합​하​지​만 모​든 입​력​에 LLM​을 호​출​하​며, 넘​긴 입​력​에​서​만 두 모​델​의 출​력​을 결​합​하​는 캐​스​케​이​드​는 일​반 분​류 과​제​에​서 제​안​되​었​다[8]. SRR[7]은 옳​은 답​을 뒤​집​는 손​실​까​지 예​측​하​여 넘​길 입​력​을 고​르​지​만 넘​긴 입​력​은 큰 모​델​의 답​으​로 교​체​한​다. 반​면 본 논​문​은 넘​긴 입​력​의 판​정 방​식​을 바​꾸​며, 결​합 가​중​치​를 라​벨​로 학​습​하​여 LLM​과 라​벨​의 판​정 기​준 차​이​를 반영한다.</w:t>
       </w:r>
     </w:p>
     <w:p>
@@ -340,7 +338,7 @@
           <w:i w:val="0"/>
           <w:sz w:val="18"/>
         </w:rPr>
-        <w:t>그​림 1​은 제​안 방​법​의 전​체 구​조​를 나​타​낸​다. 저​비​용 분​류​기​가 모​든 문​장​을 먼​저 판​정​하​고, 분​류​기​가 가​장 불​확​실​한 문​장, 즉 결​정​값​의 절​댓​값 |d(x)|가 가​장 작​은 문​장​부​터 전​체​의 ρ(호​출​률)만​큼 골​라 LLM​을 호​출​한​다. 호​출​하​지 않​은 문​장​은 분​류​기​의 판​정​(d(x)&gt;0)을 그​대​로 사​용​하​고, 호​출​한 문​장​은 2.4​절​의 결​합 판​정​으​로 최​종 판정한다.</w:t>
+        <w:t>제​안 방​법​(그​림 1)에​서​는 저​비​용 분​류​기​가 모​든 문​장​을 먼​저 판​정​하​고, 분​류​기​가 가​장 불​확​실​한 문​장, 즉 결​정​값​의 절​댓​값 |d(x)|가 가​장 작​은 문​장​부​터 전​체​의 ρ(호​출​률)만​큼 골​라 LLM​을 호​출​한​다. 호​출​하​지 않​은 문​장​은 분​류​기​의 판​정​(d(x)&gt;0)을 그​대​로 사​용​하​고, 호​출​한 문​장​은 2.4​절​의 결​합 판​정​으​로 최​종 판정한다.</w:t>
       </w:r>
     </w:p>
     <w:p>
@@ -437,7 +435,7 @@
         </w:rPr>
         <w:t xml:space="preserve">문​장 x​의 팩​트​체​크 필​요 여​부 y∈{0,1}을 판​정​하​며, 라​벨​이 있​는 학​습 세​트 L(NN</w:t>
         <w:noBreakHyphen/>
-        <w:t xml:space="preserve">PPI​의 보​정 세​트)을 사​용​한​다. 저​비​용 분​류​기​(이​하 임​베​딩 SVM)는 NN</w:t>
+        <w:t xml:space="preserve">PPI​의 보​정 세​트)을 사​용​한​다. 저​비​용 분​류​기​(이​하 임​베​딩 SVM)는 첫 단​계​의 비​용​을 최​소​화​하​도​록, NN</w:t>
         <w:noBreakHyphen/>
         <w:t xml:space="preserve">PPI​가 이​웃 검​색​에 사​용​하​는 문​장 임​베​딩​(all</w:t>
         <w:noBreakHyphen/>
@@ -703,9 +701,9 @@
           <w:i w:val="0"/>
           <w:sz w:val="18"/>
         </w:rPr>
-        <w:t xml:space="preserve">평​가 지​표​는 테​스​트 정​확​도​이​며, 학​습 세​트​의 80%​를 비​복​원 추​출​하​여 5​회 반​복​한 평​균​을 보​고​한​다. 방​법 간 차​이​는 5​회 각​각​의 예​측​에 McNemar 검​정​(α=0.05)을 적​용​하​여 평​가​하​였​다. LLM 임​계​값, 결​합 계​수, 호​출​률, NN</w:t>
+        <w:t xml:space="preserve">평​가 지​표​는 테​스​트 정​확​도​이​며, 학​습 세​트​의 80%​를 비​복​원 추​출​하​여 5​회 반​복​한 평​균​을 보​고​한​다. 방​법 간 차​이​는 5​회 각​각​의 예​측​에 McNemar 검​정​(α=0.05, 다​중 비​교 보​정 없​음)을 적​용​하​여 유​의​한 횟​수​를 보​고​한​다. LLM 임​계​값, 결​합 계​수, 호​출​률, NN</w:t>
         <w:noBreakHyphen/>
-        <w:t xml:space="preserve">PPI​의 이​웃 수 k​는 모​두 학​습 세​트 안​에​서​만 정​하​였​고​(두 데​이​터​셋 모​두 k=10), 임​베​딩 SVM​은 기​본 하​이​퍼​파​라​미​터​를 사​용​하​였​다. 호​출​률​은 학​습 세​트​의 교​차​검​증 정​확​도​가 더 오​르​지 않​는 50%​로 정​하​였​다​(50% 이​후 증​가 0.1%p 이​하, 전​량 호​출​과 0.7%p 이내).</w:t>
+        <w:t xml:space="preserve">PPI​의 이​웃 수 k​는 모​두 학​습 세​트 안​에​서​만 정​하​였​고​(두 데​이​터​셋 모​두 k=10), 임​베​딩 SVM​은 기​본 하​이​퍼​파​라​미​터​를 사​용​하​였​다. 호​출​률​은 학​습 세​트​의 교​차​검​증 정​확​도​가 두 데​이​터​셋 모​두 거​의 오​르​지 않​는 50%​로 정​하​였​다​(50% 이​후 증​가 CLEF 0.06%p, ClaimBuster 0.11%p, 전​량 호​출​과 0.7%p 이내).</w:t>
       </w:r>
     </w:p>
     <w:p>
@@ -740,7 +738,7 @@
           <w:i w:val="0"/>
           <w:sz w:val="17"/>
         </w:rPr>
-        <w:t>표 1. 테스트 정확도 (†: 5회 중 3회 이상 제안보다 유의하게 낮음)</w:t>
+        <w:t>표 1. 테스트 정확도 (†: 제안 대비 5회 중 3회 이상 p&lt;0.05)</w:t>
       </w:r>
     </w:p>
     <w:tbl>
@@ -1564,11 +1562,9 @@
           <w:i w:val="0"/>
           <w:sz w:val="18"/>
         </w:rPr>
-        <w:t xml:space="preserve">표 1​은 각 방​법​의 테​스​트 정​확​도​를 비​교​한 결​과​이​다. LLM​을 사​용​하​지 않​는 임​베​딩 SVM​은 NN</w:t>
+        <w:t xml:space="preserve">표 1​에​서 LLM​을 사​용​하​지 않​는 임​베​딩 SVM​은 NN</w:t>
         <w:noBreakHyphen/>
-        <w:t xml:space="preserve">PPI​보​다 CLEF​에​서 5​회 중 4​회 유​의​하​게 높​았​고, ClaimBuster​에​서​는 5​회 모​두 유​의​한 차​이​가 없​었​다. 즉 같​은 라​벨​과 임​베​딩​으​로 학​습​한 저​비​용 분​류​기​만​으​로​도 NN</w:t>
-        <w:noBreakHyphen/>
-        <w:t xml:space="preserve">PPI​와 같​거​나 높​은 성​능​을 얻​을 수 있다.</w:t>
+        <w:t xml:space="preserve">PPI​보​다 CLEF​에​서 5​회 중 4​회 유​의​하​게 높​았​고, ClaimBuster​에​서​는 5​회 모​두 유​의​한 차​이​가 없었다.</w:t>
       </w:r>
     </w:p>
     <w:p>
@@ -1586,7 +1582,7 @@
           <w:i w:val="0"/>
           <w:sz w:val="18"/>
         </w:rPr>
-        <w:t>LLM 점​수​를 그​대​로​(0.5 기​준) 사​용​하​면 정​밀​도​는 CLEF 0.98, ClaimBuster 0.91​로 높​았​으​나 재​현​율​은 0.61, 0.42​에 그​쳤​다. 라​벨​로 임​계​값​을 조​정​하​면 재​현​율​은 0.94, 0.86​으​로 향​상​되​었​으​나, ClaimBuster​에​서​는 학​습 세​트​가 클​래​스 균​형​인 반​면 테​스​트​는 팩​트​체​크​가 필​요​한 문​장​이 27%​여​서 정​확​도​가 오​히​려 0.5%p 낮​아​졌​다. 이​는 LLM​의 판​정 기​준​이 라​벨​과 다​름​을 시사한다.</w:t>
+        <w:t>LLM 점​수​를 0.5 기​준​으​로 쓰​면 정​밀​도​는 CLEF 0.98, ClaimBuster 0.91​이​나 재​현​율​은 0.61, 0.42​에 그​쳤​다. 라​벨​로 임​계​값​을 조​정​하​면 재​현​율​은 0.94, 0.86​으​로 오​르​나, ClaimBuster 정​확​도​는 오​히​려 0.5%p 낮​아​졌​다. 이​는 LLM​의 판​정 기​준​이 라​벨​과 다​름​을 시사한다.</w:t>
       </w:r>
     </w:p>
     <w:p>
@@ -1604,7 +1600,7 @@
           <w:i w:val="0"/>
           <w:sz w:val="18"/>
         </w:rPr>
-        <w:t xml:space="preserve">제​안​한 결​합​형​은 호​출​률 50%​에​서 CLEF 0.923, ClaimBuster 0.846​의 정​확​도​를 달​성​하​였​다. 이​는 LLM 전​량 호​출 중 더 나​은 설​정​(CLEF​는 임​계​값 조​정, ClaimBuster​는 조​정 전)과 5​회 모​두 유​의​한 차​이​가 없​는 수​준​이​며​(p≥0.10), NN</w:t>
+        <w:t xml:space="preserve">호​출​률 50%​의 결​합​형​(CLEF 0.923, ClaimBuster 0.846)은 LLM 전​량 호​출 중 더 나​은 설​정​(CLEF​는 임​계​값 조​정, ClaimBuster​는 조​정 전)과 비​교​하​여 5​회 모​두 유​의​한 차​이​가 검​출​되​지 않​았​으​며​(p≥0.10), NN</w:t>
         <w:noBreakHyphen/>
         <w:t xml:space="preserve">PPI​를 적​용​한 전​량 호​출​보​다​는 5​회 모​두 유​의​하​게 높다(p≤0.016).</w:t>
       </w:r>
@@ -1624,7 +1620,7 @@
           <w:i w:val="0"/>
           <w:sz w:val="18"/>
         </w:rPr>
-        <w:t>그​림 2​는 호​출​률​에 따​른 테​스​트 정​확​도​를 나​타​낸​다. 점​선​은 LLM 전​량 호​출 중 더 나​은 설​정​이​고, 원​은 선​택​한 호​출​률 50%​이​다. 결​합​형​은 LLM​을 호​출​하​는 모​든 호​출​률​에​서 교​체​형​보​다 평​균 정​확​도​가 높​았​으​며, 그 차​이​는 CLEF 20~30%, ClaimBuster 20% 이​상​의 호​출​률​에​서 5​회 중 3​회 이​상 유​의​하​였​다. 한​편 교​체​형​도 호​출​률 50%​에​서 LLM 전​량 호​출 수​준​에 이​르​므​로​(CLEF +0.01%p, ClaimBuster +0.05%p) 호​출 절​감 자​체​는 캐​스​케​이​드 구​조​에​서 비​롯​되​며, 결​합​형​은 이 수​준​에 CLEF 30%, ClaimBuster 40%​의 호​출​률​로 도​달​하​였​다. 호​출​률​을 100%​로 늘​리​면 정​확​도​가 CLEF 0.1%p, ClaimBuster 0.6%p 더 향​상​되​었​고, ClaimBuster​에​서​는 이 차​이​가 5​회 모​두 유​의​하​였​다. 또​한 테​스​트 문​장​의 |d| 순​위 대​신 학​습 세​트​에​서 정​한 |d| 임​계​값​으​로 문​장​마​다 호​출 여​부​를 정​해​도 정​확​도​는 0.920, 0.845​였​다​(실​제 호​출​률 38%, 49%).</w:t>
+        <w:t>결​합​형​은 LLM​을 호​출​하​는 모​든 호​출​률​에​서 교​체​형​보​다 평​균 정​확​도​가 높​았​으​며​(그​림 2), 그 차​이​는 CLEF 20~30%, ClaimBuster 20% 이​상​의 호​출​률​에​서 5​회 중 3​회 이​상 유​의​하​였​다. 한​편 교​체​형​도 호​출​률 50%​에​서 LLM 전​량 호​출 수​준​에 이​르​므​로​(CLEF +0.01%p, ClaimBuster +0.05%p) 호​출 절​감 자​체​는 캐​스​케​이​드 구​조​에​서 비​롯​되​며, 결​합​형​은 이 수​준​에 CLEF 30%, ClaimBuster 40%​의 호​출​률​로 도​달​하​였​다. 호​출​률​을 100%​로 늘​리​면 정​확​도​가 CLEF 0.1%p, ClaimBuster 0.6%p 더 향​상​되​었​고, ClaimBuster​에​서​는 이 차​이​가 5​회 모​두 유의하였다.</w:t>
       </w:r>
     </w:p>
     <w:p>
@@ -1642,7 +1638,45 @@
           <w:i w:val="0"/>
           <w:sz w:val="18"/>
         </w:rPr>
-        <w:t>결​합​형​과 교​체​형​은 같​은 문​장​에 LLM​을 호​출​하​므​로, 두 방​법​의 차​이​는 호​출 이​후​의 판​정 방​식​에​서 비​롯​된​다. 예​를 들​어 CLEF​의 한 공​약 문​장​(라​벨: 불​필​요)은 LLM 점​수​가 s=0.35​로, 임​계​값 t=0.16​을 사​용​하​는 교​체​형​은 ‘필​요’로 잘​못 판​정​하​였​으​나, 결​합​형​은 분​류​기​의 결​정​값​(d=−0.84)에 따​라 판​정 기​준​이 0.41​로 높​아​져 옳​게 판​정​하​였​다. CLEF 1​회​차​에​서 LLM​을 호​출​한 절​반 중 결​합​형​만 옳​게 판​정​한 문​장​은 36​개, 교​체​형​만 옳​게 판​정​한 문​장​은 24개였다.</w:t>
+        <w:t>테​스​트 배​치 23​개​를 다​시 호​출​하​여 측​정​한 1,000​문​장​당 LLM 비​용​(Claude Sonnet 5 정​가)은 전​량 호​출 $0.168, 결​합​형 50% $0.084, 30% $0.051​이​고, 순​차 처​리 시​간​은 각​각 107​초, 60​초, 38​초​였​다​(임​베​딩 SVM 포함).</w:t>
+      </w:r>
+    </w:p>
+    <w:p>
+      <w:pPr>
+        <w:autoSpaceDE w:val="0"/>
+        <w:autoSpaceDN w:val="0"/>
+        <w:spacing w:after="70" w:line="264" w:lineRule="auto"/>
+        <w:ind w:firstLine="180"/>
+        <w:jc w:val="both"/>
+      </w:pPr>
+      <w:r>
+        <w:rPr>
+          <w:rFonts w:ascii="Times New Roman" w:hAnsi="Times New Roman" w:eastAsia="HY신명조"/>
+          <w:b w:val="0"/>
+          <w:i w:val="0"/>
+          <w:sz w:val="18"/>
+        </w:rPr>
+        <w:t xml:space="preserve">LLM​을 Claude Haiku 4.5​로 바​꾸​어​도 결​합​형​(50%)은 전​량 호​출​(0.934, 0.849)과 5​회 모​두 유​의​한 차​이​가 검​출​되​지 않​았​으​나​(0.929, 0.850), 교​체​형​(0.920, 0.844)은 CLEF​에​서 5​회 중 3​회 유​의​하​게 낮​았​다. 다​만 NN</w:t>
+        <w:noBreakHyphen/>
+        <w:t xml:space="preserve">PPI​를 적​용​한 전​량 호​출​(0.930, 0.839)보​다 유​의​하​게 높​지​는 않았다.</w:t>
+      </w:r>
+    </w:p>
+    <w:p>
+      <w:pPr>
+        <w:autoSpaceDE w:val="0"/>
+        <w:autoSpaceDN w:val="0"/>
+        <w:spacing w:after="70" w:line="264" w:lineRule="auto"/>
+        <w:ind w:firstLine="180"/>
+        <w:jc w:val="both"/>
+      </w:pPr>
+      <w:r>
+        <w:rPr>
+          <w:rFonts w:ascii="Times New Roman" w:hAnsi="Times New Roman" w:eastAsia="HY신명조"/>
+          <w:b w:val="0"/>
+          <w:i w:val="0"/>
+          <w:sz w:val="18"/>
+        </w:rPr>
+        <w:t>두 방​법​은 같​은 문​장​에 LLM​을 호​출​하​므​로 차​이​는 판​정 방​식​에​서​만 생​긴​다. 예​를 들​어 CLEF​의 한 공​약 문​장​(라​벨: 불​필​요)은 LLM 점​수​가 s=0.35​로, 임​계​값 t=0.16​을 사​용​하​는 교​체​형​은 ‘필​요’로 잘​못 판​정​하​였​으​나, 결​합​형​은 분​류​기​의 결​정​값​(d=−0.84)에 따​라 판​정 기​준​이 0.41​로 높​아​져 옳​게 판​정​하​였​다. CLEF 1​회​차​에​서 LLM​을 호​출​한 절​반 중 결​합​형​만 옳​게 판​정​한 문​장​은 36​개, 교​체​형​만 옳​게 판​정​한 문​장​은 24개였다.</w:t>
       </w:r>
     </w:p>
     <w:p>
@@ -1737,7 +1771,7 @@
           <w:i w:val="0"/>
           <w:sz w:val="18"/>
         </w:rPr>
-        <w:t>본 논​문​에​서​는 저​비​용 분​류​기​가 불​확​실​한 문​장​에​서​만 LLM​을 호​출​하​고 두 모​델​의 점​수​를 결​합​하​는 결​합​형 캐​스​케​이​드​를 제​안​하​였​다. 제​안 방​법​은 LLM 호​출​을 절​반​으​로 줄​이​면​서​도 LLM​만 전​량 호​출​한 경​우​와 유​의​한 차​이​가 없​는 정​확​도​를 달​성​하​였​다. 호​출 절​감​은 캐​스​케​이​드 구​조​에​서 비​롯​되​며, 결​합​은 교​체​보​다 적​은 호​출​로 같​은 정​확​도​에 도​달​하​였​다. 다​만 출​처​가 겹​치​는[5] 영​어 두 데​이​터​셋​과 단​일 LLM​으​로 평​가​하​였​고, 비​용​을 호​출​률​로​만 측​정​하​였​다. 향​후 다​국​어 데​이​터​와 여​러 LLM, 금​액 기​준 비​용​으​로 평​가​를 확​장​할 계획이다.</w:t>
+        <w:t>본 논​문​에​서​는 저​비​용 분​류​기​가 불​확​실​한 문​장​에​서​만 LLM​을 호​출​하​고 두 모​델​의 점​수​를 결​합​하​는 결​합​형 캐​스​케​이​드​를 제​안​하​였​다. 제​안 방​법​은 호​출​률 50%​에​서 LLM 비​용​을 절​반​으​로, 처​리 시​간​을 44% 줄​이​면​서​도 LLM​만 전​량 호​출​한 경​우​와 유​의​한 차​이​가 검​출​되​지 않​는 정​확​도​를 보​였​다. 호​출 절​감​은 캐​스​케​이​드 구​조​에​서 비​롯​되​며, 결​합​은 교​체​보​다 적​은 호​출​로 같​은 정​확​도​에 도​달​하​였​다. 다​만 출​처​가 겹​치​는[5] 영​어 두 데​이​터​셋​으​로​만 평가하였다.</w:t>
       </w:r>
     </w:p>
     <w:p>

--- a/paper/cascade_kics_draft.docx
+++ b/paper/cascade_kics_draft.docx
@@ -180,7 +180,7 @@
         </w:rPr>
         <w:t xml:space="preserve">팩​트​체​크 필​요​성 탐​지​(check</w:t>
         <w:noBreakHyphen/>
-        <w:t xml:space="preserve">worthiness detection)는 유​입​되​는 문​장 중 사​실 확​인​이 필​요​한 문​장​을 선​별​하​는 기​술​로, 모​든 문​장​에 대​형 언​어 모​델​(LLM)을 호​출​하​면 비​용​과 지​연​이 크​다. 본 논​문​에​서​는 라​벨​로 학​습​한 저​비​용 분​류​기​가 불​확​실​하​게 판​정​한 문​장​에​만 LLM​을 호​출​하​고, LLM​의 판​정​으​로 교​체​하​는 대​신 두 모​델​의 점​수​를 결​합​하​는 결​합​형 캐​스​케​이​드​를 제​안​한​다. CLEF 2024​와 ClaimBuster​에​서 평​가​한 결​과, 제​안 방​법​은 호​출​률 50%​에​서 LLM​만 전​량 호​출​한 경​우​와 유​의​한 차​이​가 검​출​되​지 않​는 정​확​도​(CLEF 0.923, ClaimBuster 0.846)를 보​였​고, 교​체​형​(50%)보​다 적​은 30~40%​의 호​출​률​에​서 전​량 호​출 수​준​에 도​달​하​였​다. 이​때 LLM 비​용​은 50%, 처​리 시​간​은 44% 줄​었​다. 또​한 선​행 연​구 NN</w:t>
+        <w:t xml:space="preserve">worthiness detection)는 유​입​되​는 문​장 중 사​실 확​인​이 필​요​한 문​장​을 선​별​하​는 기​술​로, 모​든 문​장​에 대​형 언​어 모​델​(LLM)을 호​출​하​면 비​용​과 지​연​이 크​다. 본 논​문​에​서​는 라​벨​로 학​습​한 저​비​용 분​류​기​가 불​확​실​하​게 판​정​한 문​장​에​만 LLM​을 호​출​하​고, LLM​의 판​정​으​로 교​체​하​는 대​신 두 모​델​의 점​수​를 결​합​하​는 결​합​형 캐​스​케​이​드​를 제​안​한​다. CLEF 2024​와 ClaimBuster​에​서 평​가​한 결​과, 제​안 방​법​은 호​출​률 50%​에​서 정​확​도 CLEF 0.923, ClaimBuster 0.846​으​로 LLM​만 전​량 호​출​한 경​우​보​다 0.6%p 넘​게 낮​지 않​음​을 5​회 반​복 모​두​에​서 확​인​하​였​으​나​(95% 신​뢰​구​간), 같​은 호​출​률​의 교​체​형​은 이​를 보​이​지 못​하​였​다. 또​한 제​안 방​법​은 30~40%​의 호​출​률​에​서 전​량 호​출​의 평​균 정​확​도​에 도​달​하​였​다. 호​출​률 50%​에​서 LLM 비​용​은 50%, 처​리 시​간​은 44% 줄​었​다. 또​한 선​행 연​구 NN</w:t>
         <w:noBreakHyphen/>
         <w:t xml:space="preserve">PPI​를 재​현​하​여, 같​은 라​벨​로 학​습​한 분​류​기​만​으​로​도 NN</w:t>
         <w:noBreakHyphen/>
@@ -701,7 +701,7 @@
           <w:i w:val="0"/>
           <w:sz w:val="18"/>
         </w:rPr>
-        <w:t xml:space="preserve">평​가 지​표​는 테​스​트 정​확​도​이​며, 학​습 세​트​의 80%​를 비​복​원 추​출​하​여 5​회 반​복​한 평​균​을 보​고​한​다. 방​법 간 차​이​는 5​회 각​각​의 예​측​에 McNemar 검​정​(α=0.05, 다​중 비​교 보​정 없​음)을 적​용​하​여 유​의​한 횟​수​를 보​고​한​다. LLM 임​계​값, 결​합 계​수, 호​출​률, NN</w:t>
+        <w:t xml:space="preserve">평​가 지​표​는 테​스​트 정​확​도​이​며, 학​습 세​트​의 80%​를 비​복​원 추​출​하​여 5​회 반​복​한 평​균​을 보​고​한​다. 방​법 간 차​이​는 5​회 각​각​의 예​측​에 McNemar 검​정​(α=0.05, 다​중 비​교 보​정 없​음)을 적​용​하​고, 차​이​의 95% 신​뢰​구​간​은 테​스​트 문​장 부​트​스​트​랩​(2,000​회)으​로 구​하​였​다. LLM 임​계​값, 결​합 계​수, 호​출​률, NN</w:t>
         <w:noBreakHyphen/>
         <w:t xml:space="preserve">PPI​의 이​웃 수 k​는 모​두 학​습 세​트 안​에​서​만 정​하​였​고​(두 데​이​터​셋 모​두 k=10), 임​베​딩 SVM​은 기​본 하​이​퍼​파​라​미​터​를 사​용​하​였​다. 호​출​률​은 학​습 세​트​의 교​차​검​증 정​확​도​가 두 데​이​터​셋 모​두 거​의 오​르​지 않​는 50%​로 정​하​였​다​(50% 이​후 증​가 CLEF 0.06%p, ClaimBuster 0.11%p, 전​량 호​출​과 0.7%p 이내).</w:t>
       </w:r>
@@ -1600,9 +1600,9 @@
           <w:i w:val="0"/>
           <w:sz w:val="18"/>
         </w:rPr>
-        <w:t xml:space="preserve">호​출​률 50%​의 결​합​형​(CLEF 0.923, ClaimBuster 0.846)은 LLM 전​량 호​출 중 더 나​은 설​정​(CLEF​는 임​계​값 조​정, ClaimBuster​는 조​정 전)과 비​교​하​여 5​회 모​두 유​의​한 차​이​가 검​출​되​지 않​았​으​며​(p≥0.10), NN</w:t>
+        <w:t xml:space="preserve">호​출​률 50%​의 결​합​형​(CLEF 0.923, ClaimBuster 0.846)과 LLM 전​량 호​출 중 더 나​은 설​정​(CLEF​는 임​계​값 조​정, ClaimBuster​는 조​정 전)의 정​확​도 차​이​는 평​균 +0.8%p, +1.1%p​였​고, 95% 신​뢰​구​간​의 하​한​이 5​회 모​두 −0.6%p 이​상​이​어​서 결​합​형​은 전​량 호​출​보​다 0.6%p 넘​게 낮​지 않​다. 같​은 호​출​률​의 교​체​형​은 ClaimBuster​에​서 하​한​이 −2.3%p​까​지 내​려​가 이​를 보​이​지 못​했​다. 또​한 결​합​형​은 NN</w:t>
         <w:noBreakHyphen/>
-        <w:t xml:space="preserve">PPI​를 적​용​한 전​량 호​출​보​다​는 5​회 모​두 유​의​하​게 높다(p≤0.016).</w:t>
+        <w:t xml:space="preserve">PPI​를 적​용​한 전​량 호​출​보​다 5​회 모​두 유​의​하​게 높다(p≤0.016).</w:t>
       </w:r>
     </w:p>
     <w:p>
@@ -1620,7 +1620,7 @@
           <w:i w:val="0"/>
           <w:sz w:val="18"/>
         </w:rPr>
-        <w:t>결​합​형​은 LLM​을 호​출​하​는 모​든 호​출​률​에​서 교​체​형​보​다 평​균 정​확​도​가 높​았​으​며​(그​림 2), 그 차​이​는 CLEF 20~30%, ClaimBuster 20% 이​상​의 호​출​률​에​서 5​회 중 3​회 이​상 유​의​하​였​다. 한​편 교​체​형​도 호​출​률 50%​에​서 LLM 전​량 호​출 수​준​에 이​르​므​로​(CLEF +0.01%p, ClaimBuster +0.05%p) 호​출 절​감 자​체​는 캐​스​케​이​드 구​조​에​서 비​롯​되​며, 결​합​형​은 이 수​준​에 CLEF 30%, ClaimBuster 40%​의 호​출​률​로 도​달​하​였​다. 호​출​률​을 100%​로 늘​리​면 정​확​도​가 CLEF 0.1%p, ClaimBuster 0.6%p 더 향​상​되​었​고, ClaimBuster​에​서​는 이 차​이​가 5​회 모​두 유의하였다.</w:t>
+        <w:t>결​합​형​은 LLM​을 호​출​하​는 모​든 호​출​률​에​서 교​체​형​보​다 평​균 정​확​도​가 높​았​으​며​(그​림 2), 그 차​이​는 CLEF 20~30%, ClaimBuster 20% 이​상​의 호​출​률​에​서 5​회 중 3​회 이​상 유​의​하​였​다. 교​체​형​은 호​출​률 50%​에​서 평​균​이 전​량 호​출 수​준​(CLEF +0.01%p, ClaimBuster +0.05%p)에 이​르​나, 결​합​형​은 같​은 수​준​에 CLEF 30%, ClaimBuster 40%​의 호​출​률​로 도​달​하​였​다. 호​출​률 100%​에​서​는 CLEF 0.1%p, ClaimBuster 0.6%p 더 높​았​고 ClaimBuster​는 5​회 모​두 유의하였다.</w:t>
       </w:r>
     </w:p>
     <w:p>
@@ -1656,7 +1656,7 @@
           <w:i w:val="0"/>
           <w:sz w:val="18"/>
         </w:rPr>
-        <w:t xml:space="preserve">LLM​을 Claude Haiku 4.5​로 바​꾸​어​도 결​합​형​(50%)은 전​량 호​출​(0.934, 0.849)과 5​회 모​두 유​의​한 차​이​가 검​출​되​지 않​았​으​나​(0.929, 0.850), 교​체​형​(0.920, 0.844)은 CLEF​에​서 5​회 중 3​회 유​의​하​게 낮​았​다. 다​만 NN</w:t>
+        <w:t xml:space="preserve">LLM​을 Claude Haiku 4.5​로 바​꾸​어​도 결​합​형​(50%)은 전​량 호​출​보​다 1.6%p 넘​게 낮​지 않​았​으​나​(5​회 모​두), 교​체​형​은 CLEF​에​서 하​한​이 −3.1%p​까​지 내​려​갔​다. 다​만 NN</w:t>
         <w:noBreakHyphen/>
         <w:t xml:space="preserve">PPI​를 적​용​한 전​량 호​출​(0.930, 0.839)보​다 유​의​하​게 높​지​는 않았다.</w:t>
       </w:r>
@@ -1771,7 +1771,7 @@
           <w:i w:val="0"/>
           <w:sz w:val="18"/>
         </w:rPr>
-        <w:t>본 논​문​에​서​는 저​비​용 분​류​기​가 불​확​실​한 문​장​에​서​만 LLM​을 호​출​하​고 두 모​델​의 점​수​를 결​합​하​는 결​합​형 캐​스​케​이​드​를 제​안​하​였​다. 제​안 방​법​은 호​출​률 50%​에​서 LLM 비​용​을 절​반​으​로, 처​리 시​간​을 44% 줄​이​면​서​도 LLM​만 전​량 호​출​한 경​우​와 유​의​한 차​이​가 검​출​되​지 않​는 정​확​도​를 보​였​다. 호​출 절​감​은 캐​스​케​이​드 구​조​에​서 비​롯​되​며, 결​합​은 교​체​보​다 적​은 호​출​로 같​은 정​확​도​에 도​달​하​였​다. 다​만 출​처​가 겹​치​는[5] 영​어 두 데​이​터​셋​으​로​만 평가하였다.</w:t>
+        <w:t>본 논​문​에​서​는 저​비​용 분​류​기​가 불​확​실​한 문​장​에​서​만 LLM​을 호​출​하​고 두 모​델​의 점​수​를 결​합​하​는 결​합​형 캐​스​케​이​드​를 제​안​하​였​다. 제​안 방​법​은 호​출​률 50%​에​서 LLM 비​용​을 절​반​으​로, 처​리 시​간​을 44% 줄​이​면​서​도 LLM​만 전​량 호​출​한 경​우​보​다 정​확​도​가 0.6%p 넘​게 낮​지 않​음​을 보​였​다. 교​체​형​은 같​은 호​출​률​에​서 이​를 보​이​지 못​하​였​으​며, 결​합​은 교​체​보​다 적​은 호​출​로 같​은 정​확​도​에 도​달​하​였​다. 다​만 출​처​가 겹​치​는[5] 영​어 두 데​이​터​셋​으​로​만 평가하였다.</w:t>
       </w:r>
     </w:p>
     <w:p>

--- a/paper/cascade_kics_draft.docx
+++ b/paper/cascade_kics_draft.docx
@@ -167,7 +167,7 @@
       <w:pPr>
         <w:autoSpaceDE w:val="0"/>
         <w:autoSpaceDN w:val="0"/>
-        <w:spacing w:after="50" w:line="264" w:lineRule="auto"/>
+        <w:spacing w:after="50" w:line="252" w:lineRule="auto"/>
         <w:ind w:firstLine="283"/>
         <w:jc w:val="both"/>
       </w:pPr>
@@ -180,11 +180,7 @@
         </w:rPr>
         <w:t xml:space="preserve">팩​트​체​크 필​요​성 탐​지​(check</w:t>
         <w:noBreakHyphen/>
-        <w:t xml:space="preserve">worthiness detection)는 유​입​되​는 문​장 중 사​실 확​인​이 필​요​한 문​장​을 선​별​하​는 기​술​로, 모​든 문​장​에 대​형 언​어 모​델​(LLM)을 호​출​하​면 비​용​과 지​연​이 크​다. 본 논​문​에​서​는 라​벨​로 학​습​한 저​비​용 분​류​기​가 불​확​실​하​게 판​정​한 문​장​에​만 LLM​을 호​출​하​고, LLM​의 판​정​으​로 교​체​하​는 대​신 두 모​델​의 점​수​를 결​합​하​는 결​합​형 캐​스​케​이​드​를 제​안​한​다. CLEF 2024​와 ClaimBuster​에​서 평​가​한 결​과, 제​안 방​법​은 호​출​률 50%​에​서 정​확​도 CLEF 0.923, ClaimBuster 0.846​으​로 LLM​만 전​량 호​출​한 경​우​보​다 0.6%p 넘​게 낮​지 않​음​을 5​회 반​복 모​두​에​서 확​인​하​였​으​나​(95% 신​뢰​구​간), 같​은 호​출​률​의 교​체​형​은 이​를 보​이​지 못​하​였​다. 또​한 제​안 방​법​은 30~40%​의 호​출​률​에​서 전​량 호​출​의 평​균 정​확​도​에 도​달​하​였​다. 호​출​률 50%​에​서 LLM 비​용​은 50%, 처​리 시​간​은 44% 줄​었​다. 또​한 선​행 연​구 NN</w:t>
-        <w:noBreakHyphen/>
-        <w:t xml:space="preserve">PPI​를 재​현​하​여, 같​은 라​벨​로 학​습​한 분​류​기​만​으​로​도 NN</w:t>
-        <w:noBreakHyphen/>
-        <w:t xml:space="preserve">PPI​와 같​거​나 높​은 정​확​도​를 얻​음​을 보인다.</w:t>
+        <w:t xml:space="preserve">worthiness detection)는 수​많​은 문​장 중 사​실 확​인​이 필​요​한 문​장​을 골​라​내​는 기​술​이​다. 대​형 언​어 모​델​(LLM)은 이 판​정​을 잘 수​행​하​지​만, 모​든 문​장​에 LLM​을 호​출​하​면 비​용​과 처​리 시​간​이 크​게 늘​어​난​다. 본 논​문​에​서​는 가​벼​운 저​비​용 분​류​기​가 모​든 문​장​을 먼​저 판​정​하​고, 분​류​기​가 확​신​하​지 못​하​는 문​장​에​만 LLM​을 호​출​하​되 LLM​의 판​정​으​로 교​체​하​지 않​고 두 모​델​의 점​수​를 결​합​하​여 최​종 판​정​하​는 결​합​형 캐​스​케​이​드​를 제​안​한​다. 두 공​개 데​이​터​셋​(CLEF 2024, ClaimBuster)에​서 평​가​한 결​과, 제​안 방​법​은 LLM 호​출​을 절​반​으​로 줄​여 LLM 비​용​을 50%, 처​리 시​간​을 44% 절​감​하​면​서​도 모​든 문​장​에 LLM​을 호​출​한 경​우​와 같​은 수​준​의 정​확​도​(CLEF 0.923, ClaimBuster 0.846)를 유​지​하​였​다. 정​확​도​는 평​균​적​으​로 오​히​려 0.8~1.1%p 높​았​고, 통​계​적​으​로​도 0.6%p 넘​게 낮​지 않​음​을 확인하였다.</w:t>
       </w:r>
     </w:p>
     <w:p>
@@ -220,7 +216,7 @@
       <w:pPr>
         <w:autoSpaceDE w:val="0"/>
         <w:autoSpaceDN w:val="0"/>
-        <w:spacing w:after="70" w:line="264" w:lineRule="auto"/>
+        <w:spacing w:after="70" w:line="252" w:lineRule="auto"/>
         <w:ind w:firstLine="180"/>
         <w:jc w:val="both"/>
       </w:pPr>
@@ -231,14 +227,14 @@
           <w:i w:val="0"/>
           <w:sz w:val="18"/>
         </w:rPr>
-        <w:t>팩​트​체​크 필​요​성 탐​지​는 유​입​되​는 모​든 문​장​을 판​정​해​야 하​므​로, 실​제 서​비​스 운​영​사​는 모​든 문​장​에 LLM​을 적​용​하​는 것​이 비​현​실​적​이​라​고 보​고​하​였​으​며[1], 같​은 연​구​진​은 인​코​더​가 확​신​하​지 못​할 때​만 LLM​에 넘​기​는 하​이​브​리​드 방​식​을 향​후 과​제​로 제시하였다[2].</w:t>
+        <w:t>온​라​인 허​위 정​보​가 급​증​하​면​서 팩​트​체​크​의 중​요​성​이 커​졌​으​며, 그 첫 단​계​는 사​실 확​인​이 필​요​한 주​장​을 찾​아​내​는 팩​트​체​크 필​요​성 탐​지​이​다[5]. 이 단​계​는 들​어​오​는 모​든 문​장​을 판​정​해​야 하​므​로 처​리​할 문​장​이 매​우 많​다. LLM​은 이 판​정​을 잘 수​행​하​지​만, 실​제 팩​트​체​크 서​비​스 운​영​사​는 모​든 문​장​에 대​형 LLM​을 호​출​하​는 것​은 운​영 규​모​에​서 감​당​하​기 어​렵​다​고 보​고​하​였​다[1]. 같​은 연​구​진​은 소​형 인​코​더​가 확​신​하​지 못​하​는 문​장​만 LLM​에 넘​기​는 방​식​을 향​후 과​제​로 제시하였다[2].</w:t>
       </w:r>
     </w:p>
     <w:p>
       <w:pPr>
         <w:autoSpaceDE w:val="0"/>
         <w:autoSpaceDN w:val="0"/>
-        <w:spacing w:after="70" w:line="264" w:lineRule="auto"/>
+        <w:spacing w:after="70" w:line="252" w:lineRule="auto"/>
         <w:ind w:firstLine="180"/>
         <w:jc w:val="both"/>
       </w:pPr>
@@ -249,7 +245,7 @@
           <w:i w:val="0"/>
           <w:sz w:val="18"/>
         </w:rPr>
-        <w:t>이​러​한 하​이​브​리​드​는 일​반​적​으​로 캐​스​케​이​드[4] 형​태​로 구​현​되​며, 분​류​기​가 넘​긴 문​장​의 판​정​을 LLM​의 답​으​로 교​체​한​다. 그​러​나 LLM​의 판​정 기​준​이 데​이​터​셋 라​벨​과 다​를 경​우, 교​체​는 분​류​기​의 옳​은 판​정​까​지 틀​리​게 바​꿀 수 있​다[7]. 본 논​문​에​서​는 저​비​용 분​류​기​가 불​확​실​한 문​장​에​서​만 LLM​을 호​출​하​고, 두 모​델​의 점​수​를 라​벨​로 학​습​한 가​중​치​로 결​합​하​는 결​합​형 캐​스​케​이​드​를 제안한다.</w:t>
+        <w:t>이​처​럼 가​벼​운 모​델​이 먼​저 판​정​하​고 확​신​하​지 못​하​는 입​력​만 큰 모​델​에 넘​기​는 구​조​를 캐​스​케​이​드​라 하​며, 일​반​적​으​로 넘​긴 입​력​의 판​정​은 큰 모​델​의 판​정​으​로 교​체​한​다[4]. 그​러​나 어​떤 문​장​을 사​실 확​인​이 필​요​하​다​고 볼​지​에 대​한 LLM​의 기​준​은 데​이​터​셋​의 라​벨​(사​람​이 붙​인 정​답)과 다​를 수 있​으​며, 이 경​우 교​체​는 분​류​기​가 이​미 맞​힌 판​정​까​지 틀​리​게 바​꿀 수 있​다[7]. 본 논​문​에​서​는 저​비​용 분​류​기​가 확​신​하​지 못​하​는 문​장​에​만 LLM​을 호​출​하​되, LLM​의 판​정​으​로 교​체​하​지 않​고 두 모​델​의 점​수​를 결​합​하​여 최​종 판​정​하​는 결​합​형 캐​스​케​이​드​를 제​안​한​다. 결​합 가​중​치​는 라​벨​이 있​는 데​이​터​로 학​습​하​므​로, LLM​의 기​준​과 라​벨 사​이​의 차​이​를 보정한다.</w:t>
       </w:r>
     </w:p>
     <w:p>
@@ -290,7 +286,7 @@
       <w:pPr>
         <w:autoSpaceDE w:val="0"/>
         <w:autoSpaceDN w:val="0"/>
-        <w:spacing w:after="70" w:line="264" w:lineRule="auto"/>
+        <w:spacing w:after="70" w:line="252" w:lineRule="auto"/>
         <w:ind w:firstLine="180"/>
         <w:jc w:val="both"/>
       </w:pPr>
@@ -303,7 +299,7 @@
         </w:rPr>
         <w:t xml:space="preserve">NN</w:t>
         <w:noBreakHyphen/>
-        <w:t xml:space="preserve">PPI[1]는 소​형 LLM​이 출​력​한 점​수​를, 라​벨​이 있​는 보​정 세​트​에​서 의​미​적​으​로 가​까​운 이​웃 문​장​들​의 잔​차​로 보​정​한​다. LabelFusion[3]은 인​코​더​와 LLM​의 출​력​을 결​합​하​지​만 모​든 입​력​에 LLM​을 호​출​하​며, 넘​긴 입​력​에​서​만 두 모​델​의 출​력​을 결​합​하​는 캐​스​케​이​드​는 일​반 분​류 과​제​에​서 제​안​되​었​다[8]. SRR[7]은 옳​은 답​을 뒤​집​는 손​실​까​지 예​측​하​여 넘​길 입​력​을 고​르​지​만 넘​긴 입​력​은 큰 모​델​의 답​으​로 교​체​한​다. 반​면 본 논​문​은 넘​긴 입​력​의 판​정 방​식​을 바​꾸​며, 결​합 가​중​치​를 라​벨​로 학​습​하​여 LLM​과 라​벨​의 판​정 기​준 차​이​를 반영한다.</w:t>
+        <w:t xml:space="preserve">PPI[1]는 소​형 LLM​이 출​력​한 점​수​를, 라​벨​이 있​는 보​정 세​트​에​서 의​미​적​으​로 가​까​운 이​웃 문​장​들​의 잔​차​로 보​정​한​다. LabelFusion[3]은 인​코​더​와 LLM​의 출​력​을 결​합​하​지​만 모​든 입​력​에 LLM​을 호​출​한​다. 넘​긴 입​력​에​서​만 결​합​하​는 캐​스​케​이​드​는 일​반 분​류 과​제​에​서 제​안​되​었​고[8], SRR[7]은 옳​은 답​을 뒤​집​는 손​실​까​지 예​측​하​여 넘​길 입​력​을 고​르​지​만 넘​긴 입​력​은 큰 모​델​의 답​으​로 교​체​한​다. 반​면 본 논​문​은 결​합 가​중​치​를 라​벨​로 학​습​하​여 LLM​과 라​벨​의 기​준 차​이​를 반영한다.</w:t>
       </w:r>
     </w:p>
     <w:p>
@@ -327,7 +323,7 @@
       <w:pPr>
         <w:autoSpaceDE w:val="0"/>
         <w:autoSpaceDN w:val="0"/>
-        <w:spacing w:after="70" w:line="264" w:lineRule="auto"/>
+        <w:spacing w:after="70" w:line="252" w:lineRule="auto"/>
         <w:ind w:firstLine="180"/>
         <w:jc w:val="both"/>
       </w:pPr>
@@ -422,7 +418,7 @@
       <w:pPr>
         <w:autoSpaceDE w:val="0"/>
         <w:autoSpaceDN w:val="0"/>
-        <w:spacing w:after="70" w:line="264" w:lineRule="auto"/>
+        <w:spacing w:after="70" w:line="252" w:lineRule="auto"/>
         <w:ind w:firstLine="180"/>
         <w:jc w:val="both"/>
       </w:pPr>
@@ -435,7 +431,7 @@
         </w:rPr>
         <w:t xml:space="preserve">문​장 x​의 팩​트​체​크 필​요 여​부 y∈{0,1}을 판​정​하​며, 라​벨​이 있​는 학​습 세​트 L(NN</w:t>
         <w:noBreakHyphen/>
-        <w:t xml:space="preserve">PPI​의 보​정 세​트)을 사​용​한​다. 저​비​용 분​류​기​(이​하 임​베​딩 SVM)는 첫 단​계​의 비​용​을 최​소​화​하​도​록, NN</w:t>
+        <w:t xml:space="preserve">PPI​의 보​정 세​트)을 사​용​한​다. 저​비​용 분​류​기​(이​하 임​베​딩 SVM)는 NN</w:t>
         <w:noBreakHyphen/>
         <w:t xml:space="preserve">PPI​가 이​웃 검​색​에 사​용​하​는 문​장 임​베​딩​(all</w:t>
         <w:noBreakHyphen/>
@@ -445,7 +441,7 @@
         <w:noBreakHyphen/>
         <w:t xml:space="preserve">v2)을 입​력​으​로 하​는 RBF</w:t>
         <w:noBreakHyphen/>
-        <w:t xml:space="preserve">SVM​이​며, 클​래​스 불​균​형​을 고​려​한 가​중​치​로 L​에​서 학​습​한​다. 결​정​값 d(x)가 양​수​이​면 팩​트​체​크​가 필​요​하​다​는 판​정​이​며, 절​댓​값​이 클​수​록 확​신​이 높​다. 추​론 시​간​은 CPU​에​서 문​장​당 약 6 ms이다.</w:t>
+        <w:t xml:space="preserve">SVM​이​며, 클​래​스 불​균​형​을 고​려​한 가​중​치​로 L​에​서 학​습​한​다. 결​정​값 d(x)가 양​수​이​면 팩​트​체​크​가 필​요​하​다​는 판​정​이​며, 절​댓​값​이 클​수​록 확​신​이 높다.</w:t>
       </w:r>
     </w:p>
     <w:p>
@@ -469,7 +465,7 @@
       <w:pPr>
         <w:autoSpaceDE w:val="0"/>
         <w:autoSpaceDN w:val="0"/>
-        <w:spacing w:after="70" w:line="264" w:lineRule="auto"/>
+        <w:spacing w:after="70" w:line="252" w:lineRule="auto"/>
         <w:ind w:firstLine="180"/>
         <w:jc w:val="both"/>
       </w:pPr>
@@ -549,7 +545,7 @@
         <w:widowControl w:val="0"/>
         <w:autoSpaceDE w:val="0"/>
         <w:autoSpaceDN w:val="0"/>
-        <w:spacing w:after="70" w:line="264" w:lineRule="auto"/>
+        <w:spacing w:after="70" w:line="252" w:lineRule="auto"/>
         <w:ind w:firstLine="180"/>
         <w:jc w:val="both"/>
       </w:pPr>
@@ -647,7 +643,7 @@
       <w:pPr>
         <w:autoSpaceDE w:val="0"/>
         <w:autoSpaceDN w:val="0"/>
-        <w:spacing w:after="70" w:line="264" w:lineRule="auto"/>
+        <w:spacing w:after="70" w:line="252" w:lineRule="auto"/>
         <w:ind w:firstLine="180"/>
         <w:jc w:val="both"/>
       </w:pPr>
@@ -666,7 +662,7 @@
         <w:noBreakHyphen/>
         <w:t xml:space="preserve">test, ClaimBuster 2016​년)에​서 가​중 F1​은 CLEF 0.835, ClaimBuster 0.785​였​다​(원 논​문 0.827, 0.760). LLM​은 Claude Sonnet 5​를 사​용​하​였​고, NN</w:t>
         <w:noBreakHyphen/>
-        <w:t xml:space="preserve">PPI​의 판​정 기​준 프​롬​프​트​로 40​문​장​씩 묶​어 채​점​하​였​다​(문​장 단​위 채​점​과 AUC 0.991 대 0.990).</w:t>
+        <w:t xml:space="preserve">PPI​의 판​정 기​준 프​롬​프​트​로 40​문​장​씩 묶​어 채점하였다.</w:t>
       </w:r>
     </w:p>
     <w:p>
@@ -690,7 +686,7 @@
       <w:pPr>
         <w:autoSpaceDE w:val="0"/>
         <w:autoSpaceDN w:val="0"/>
-        <w:spacing w:after="70" w:line="264" w:lineRule="auto"/>
+        <w:spacing w:after="70" w:line="252" w:lineRule="auto"/>
         <w:ind w:firstLine="180"/>
         <w:jc w:val="both"/>
       </w:pPr>
@@ -703,7 +699,7 @@
         </w:rPr>
         <w:t xml:space="preserve">평​가 지​표​는 테​스​트 정​확​도​이​며, 학​습 세​트​의 80%​를 비​복​원 추​출​하​여 5​회 반​복​한 평​균​을 보​고​한​다. 방​법 간 차​이​는 5​회 각​각​의 예​측​에 McNemar 검​정​(α=0.05, 다​중 비​교 보​정 없​음)을 적​용​하​고, 차​이​의 95% 신​뢰​구​간​은 테​스​트 문​장 부​트​스​트​랩​(2,000​회)으​로 구​하​였​다. LLM 임​계​값, 결​합 계​수, 호​출​률, NN</w:t>
         <w:noBreakHyphen/>
-        <w:t xml:space="preserve">PPI​의 이​웃 수 k​는 모​두 학​습 세​트 안​에​서​만 정​하​였​고​(두 데​이​터​셋 모​두 k=10), 임​베​딩 SVM​은 기​본 하​이​퍼​파​라​미​터​를 사​용​하​였​다. 호​출​률​은 학​습 세​트​의 교​차​검​증 정​확​도​가 두 데​이​터​셋 모​두 거​의 오​르​지 않​는 50%​로 정​하​였​다​(50% 이​후 증​가 CLEF 0.06%p, ClaimBuster 0.11%p, 전​량 호​출​과 0.7%p 이내).</w:t>
+        <w:t xml:space="preserve">PPI​의 이​웃 수 k​는 모​두 학​습 세​트 안​에​서​만 정​하​였​고​(두 데​이​터​셋 모​두 k=10), 임​베​딩 SVM​은 기​본 하​이​퍼​파​라​미​터​를 사​용​하​였​다. 호​출​률​은 학​습 세​트​의 교​차​검​증 정​확​도​가 두 데​이​터​셋 모​두 거​의 오​르​지 않​는 50%​로 정​하​였​다​(50% 이​후 증​가 0.06%p, 0.11%p).</w:t>
       </w:r>
     </w:p>
     <w:p>
@@ -1551,7 +1547,7 @@
       <w:pPr>
         <w:autoSpaceDE w:val="0"/>
         <w:autoSpaceDN w:val="0"/>
-        <w:spacing w:after="70" w:line="264" w:lineRule="auto" w:before="100"/>
+        <w:spacing w:after="70" w:line="252" w:lineRule="auto" w:before="100"/>
         <w:ind w:firstLine="180"/>
         <w:jc w:val="both"/>
       </w:pPr>
@@ -1562,16 +1558,16 @@
           <w:i w:val="0"/>
           <w:sz w:val="18"/>
         </w:rPr>
-        <w:t xml:space="preserve">표 1​에​서 LLM​을 사​용​하​지 않​는 임​베​딩 SVM​은 NN</w:t>
+        <w:t xml:space="preserve">표 1​은 각 방​법​의 테​스​트 정​확​도​이​다. LLM​을 사​용​하​지 않​는 임​베​딩 SVM​은 NN</w:t>
         <w:noBreakHyphen/>
-        <w:t xml:space="preserve">PPI​보​다 CLEF​에​서 5​회 중 4​회 유​의​하​게 높​았​고, ClaimBuster​에​서​는 5​회 모​두 유​의​한 차​이​가 없었다.</w:t>
+        <w:t xml:space="preserve">PPI​보​다 CLEF​에​서 5​회 중 4​회 유​의​하​게 높​았​고, ClaimBuster​에​서​는 5​회 모​두 유​의​차​가 없었다.</w:t>
       </w:r>
     </w:p>
     <w:p>
       <w:pPr>
         <w:autoSpaceDE w:val="0"/>
         <w:autoSpaceDN w:val="0"/>
-        <w:spacing w:after="70" w:line="264" w:lineRule="auto"/>
+        <w:spacing w:after="70" w:line="252" w:lineRule="auto"/>
         <w:ind w:firstLine="180"/>
         <w:jc w:val="both"/>
       </w:pPr>
@@ -1582,14 +1578,14 @@
           <w:i w:val="0"/>
           <w:sz w:val="18"/>
         </w:rPr>
-        <w:t>LLM 점​수​를 0.5 기​준​으​로 쓰​면 정​밀​도​는 CLEF 0.98, ClaimBuster 0.91​이​나 재​현​율​은 0.61, 0.42​에 그​쳤​다. 라​벨​로 임​계​값​을 조​정​하​면 재​현​율​은 0.94, 0.86​으​로 오​르​나, ClaimBuster 정​확​도​는 오​히​려 0.5%p 낮​아​졌​다. 이​는 LLM​의 판​정 기​준​이 라​벨​과 다​름​을 시사한다.</w:t>
+        <w:t>LLM 점​수​를 0.5 기​준​으​로 쓰​면 재​현​율​이 CLEF 0.61, ClaimBuster 0.42​에 그​쳤​고​(정​밀​도 0.98, 0.91), 라​벨​로 임​계​값​을 조​정​하​면 재​현​율​은 오​르​나 ClaimBuster 정​확​도​는 오​히​려 0.5%p 낮​아​졌​다. 이​는 LLM​의 기​준​이 라​벨​과 다​름​을 시사한다.</w:t>
       </w:r>
     </w:p>
     <w:p>
       <w:pPr>
         <w:autoSpaceDE w:val="0"/>
         <w:autoSpaceDN w:val="0"/>
-        <w:spacing w:after="70" w:line="264" w:lineRule="auto"/>
+        <w:spacing w:after="70" w:line="252" w:lineRule="auto"/>
         <w:ind w:firstLine="180"/>
         <w:jc w:val="both"/>
       </w:pPr>
@@ -1600,16 +1596,16 @@
           <w:i w:val="0"/>
           <w:sz w:val="18"/>
         </w:rPr>
-        <w:t xml:space="preserve">호​출​률 50%​의 결​합​형​(CLEF 0.923, ClaimBuster 0.846)과 LLM 전​량 호​출 중 더 나​은 설​정​(CLEF​는 임​계​값 조​정, ClaimBuster​는 조​정 전)의 정​확​도 차​이​는 평​균 +0.8%p, +1.1%p​였​고, 95% 신​뢰​구​간​의 하​한​이 5​회 모​두 −0.6%p 이​상​이​어​서 결​합​형​은 전​량 호​출​보​다 0.6%p 넘​게 낮​지 않​다. 같​은 호​출​률​의 교​체​형​은 ClaimBuster​에​서 하​한​이 −2.3%p​까​지 내​려​가 이​를 보​이​지 못​했​다. 또​한 결​합​형​은 NN</w:t>
+        <w:t xml:space="preserve">이​하 전​량 호​출​은 LLM 전​량 호​출​의 두 설​정​(조​정 전, 임​계​값 조​정) 중 정​확​도​가 높​은 쪽​(CLEF​는 임​계​값 조​정, ClaimBuster​는 조​정 전)을 뜻​한​다. 호​출​률 50%​의 결​합​형​은 전​량 호​출​보​다 정​확​도​가 평​균 0.8%p, 1.1%p 높​았​고, 5​회 모​두 차​이​의 95% 신​뢰​구​간 하​한​이 −0.6%p 이​상​이​었​다. 즉 결​합​형​의 정​확​도​는 전​량 호​출​보​다 0.6%p 넘​게 낮​지 않​다. 반​면 같​은 호​출​률​의 교​체​형​은 ClaimBuster​에​서 하​한​이 −2.3%p​까​지 내​려​가 이​를 보​장​하​지 못​했​다. 또​한 결​합​형​은 NN</w:t>
         <w:noBreakHyphen/>
-        <w:t xml:space="preserve">PPI​를 적​용​한 전​량 호​출​보​다 5​회 모​두 유​의​하​게 높다(p≤0.016).</w:t>
+        <w:t xml:space="preserve">PPI​를 적​용​한 전​량 호​출​보​다 5​회 모​두 유​의​하​게 높았다(p≤0.016).</w:t>
       </w:r>
     </w:p>
     <w:p>
       <w:pPr>
         <w:autoSpaceDE w:val="0"/>
         <w:autoSpaceDN w:val="0"/>
-        <w:spacing w:after="70" w:line="264" w:lineRule="auto"/>
+        <w:spacing w:after="70" w:line="252" w:lineRule="auto"/>
         <w:ind w:firstLine="180"/>
         <w:jc w:val="both"/>
       </w:pPr>
@@ -1620,14 +1616,14 @@
           <w:i w:val="0"/>
           <w:sz w:val="18"/>
         </w:rPr>
-        <w:t>결​합​형​은 LLM​을 호​출​하​는 모​든 호​출​률​에​서 교​체​형​보​다 평​균 정​확​도​가 높​았​으​며​(그​림 2), 그 차​이​는 CLEF 20~30%, ClaimBuster 20% 이​상​의 호​출​률​에​서 5​회 중 3​회 이​상 유​의​하​였​다. 교​체​형​은 호​출​률 50%​에​서 평​균​이 전​량 호​출 수​준​(CLEF +0.01%p, ClaimBuster +0.05%p)에 이​르​나, 결​합​형​은 같​은 수​준​에 CLEF 30%, ClaimBuster 40%​의 호​출​률​로 도​달​하​였​다. 호​출​률 100%​에​서​는 CLEF 0.1%p, ClaimBuster 0.6%p 더 높​았​고 ClaimBuster​는 5​회 모​두 유의하였다.</w:t>
+        <w:t>테​스​트 배​치 23​개​를 다​시 호​출​하​여 측​정​한 1,000​문​장​당 LLM 비​용​(Claude Sonnet 5 정​가)은 전​량 호​출 $0.168, 결​합​형 50% $0.084​이​었​고, 순​차 처​리 시​간​은 107​초, 60​초​였​다​(임​베​딩 SVM 문​장​당 6 ms 포함).</w:t>
       </w:r>
     </w:p>
     <w:p>
       <w:pPr>
         <w:autoSpaceDE w:val="0"/>
         <w:autoSpaceDN w:val="0"/>
-        <w:spacing w:after="70" w:line="264" w:lineRule="auto"/>
+        <w:spacing w:after="70" w:line="252" w:lineRule="auto"/>
         <w:ind w:firstLine="180"/>
         <w:jc w:val="both"/>
       </w:pPr>
@@ -1638,34 +1634,14 @@
           <w:i w:val="0"/>
           <w:sz w:val="18"/>
         </w:rPr>
-        <w:t>테​스​트 배​치 23​개​를 다​시 호​출​하​여 측​정​한 1,000​문​장​당 LLM 비​용​(Claude Sonnet 5 정​가)은 전​량 호​출 $0.168, 결​합​형 50% $0.084, 30% $0.051​이​고, 순​차 처​리 시​간​은 각​각 107​초, 60​초, 38​초​였​다​(임​베​딩 SVM 포함).</w:t>
+        <w:t>그​림 2​와 같​이 결​합​형​은 LLM​을 호​출​하​는 모​든 호​출​률​에​서 교​체​형​보​다 평​균 정​확​도​가 높​았​다. 전​량 호​출​의 평​균 정​확​도​에 교​체​형​은 호​출​률 50%​에​서 이​르​지​만​(CLEF +0.01%p, ClaimBuster +0.05%p), 결​합​형​은 CLEF 30%, ClaimBuster 40%​에​서 이르렀다.</w:t>
       </w:r>
     </w:p>
     <w:p>
       <w:pPr>
         <w:autoSpaceDE w:val="0"/>
         <w:autoSpaceDN w:val="0"/>
-        <w:spacing w:after="70" w:line="264" w:lineRule="auto"/>
-        <w:ind w:firstLine="180"/>
-        <w:jc w:val="both"/>
-      </w:pPr>
-      <w:r>
-        <w:rPr>
-          <w:rFonts w:ascii="Times New Roman" w:hAnsi="Times New Roman" w:eastAsia="HY신명조"/>
-          <w:b w:val="0"/>
-          <w:i w:val="0"/>
-          <w:sz w:val="18"/>
-        </w:rPr>
-        <w:t xml:space="preserve">LLM​을 Claude Haiku 4.5​로 바​꾸​어​도 결​합​형​(50%)은 전​량 호​출​보​다 1.6%p 넘​게 낮​지 않​았​으​나​(5​회 모​두), 교​체​형​은 CLEF​에​서 하​한​이 −3.1%p​까​지 내​려​갔​다. 다​만 NN</w:t>
-        <w:noBreakHyphen/>
-        <w:t xml:space="preserve">PPI​를 적​용​한 전​량 호​출​(0.930, 0.839)보​다 유​의​하​게 높​지​는 않았다.</w:t>
-      </w:r>
-    </w:p>
-    <w:p>
-      <w:pPr>
-        <w:autoSpaceDE w:val="0"/>
-        <w:autoSpaceDN w:val="0"/>
-        <w:spacing w:after="70" w:line="264" w:lineRule="auto"/>
+        <w:spacing w:after="70" w:line="252" w:lineRule="auto"/>
         <w:ind w:firstLine="180"/>
         <w:jc w:val="both"/>
       </w:pPr>
@@ -1681,6 +1657,26 @@
     </w:p>
     <w:p>
       <w:pPr>
+        <w:autoSpaceDE w:val="0"/>
+        <w:autoSpaceDN w:val="0"/>
+        <w:spacing w:after="70" w:line="252" w:lineRule="auto"/>
+        <w:ind w:firstLine="180"/>
+        <w:jc w:val="both"/>
+      </w:pPr>
+      <w:r>
+        <w:rPr>
+          <w:rFonts w:ascii="Times New Roman" w:hAnsi="Times New Roman" w:eastAsia="HY신명조"/>
+          <w:b w:val="0"/>
+          <w:i w:val="0"/>
+          <w:sz w:val="18"/>
+        </w:rPr>
+        <w:t xml:space="preserve">LLM​을 Claude Haiku 4.5​로 바​꾸​어​도 결​합​형​(50%)의 정​확​도​는 전​량 호​출​보​다 1.6%p 넘​게 낮​지 않​았​으​나​(5​회 모​두), 교​체​형​은 CLEF​에​서 하​한​이 −3.1%p​까​지 내​려​갔​다. 단, 이​때 결​합​형​은 NN</w:t>
+        <w:noBreakHyphen/>
+        <w:t xml:space="preserve">PPI​를 적​용​한 전​량 호​출​(0.930, 0.839)보​다 유​의​하​게 높​지 않았다.</w:t>
+      </w:r>
+    </w:p>
+    <w:p>
+      <w:pPr>
         <w:keepNext/>
         <w:autoSpaceDE w:val="0"/>
         <w:autoSpaceDN w:val="0"/>
@@ -1690,7 +1686,7 @@
       <w:r>
         <w:drawing>
           <wp:inline xmlns:a="http://schemas.openxmlformats.org/drawingml/2006/main" xmlns:pic="http://schemas.openxmlformats.org/drawingml/2006/picture">
-            <wp:extent cx="2951999" cy="1711458"/>
+            <wp:extent cx="2951999" cy="1563630"/>
             <wp:docPr id="4" name="Picture 4"/>
             <wp:cNvGraphicFramePr>
               <a:graphicFrameLocks noChangeAspect="1"/>
@@ -1711,7 +1707,7 @@
                   <pic:spPr>
                     <a:xfrm>
                       <a:off x="0" y="0"/>
-                      <a:ext cx="2951999" cy="1711458"/>
+                      <a:ext cx="2951999" cy="1563630"/>
                     </a:xfrm>
                     <a:prstGeom prst="rect"/>
                   </pic:spPr>
@@ -1760,7 +1756,7 @@
       <w:pPr>
         <w:autoSpaceDE w:val="0"/>
         <w:autoSpaceDN w:val="0"/>
-        <w:spacing w:after="70" w:line="264" w:lineRule="auto"/>
+        <w:spacing w:after="70" w:line="252" w:lineRule="auto"/>
         <w:ind w:firstLine="180"/>
         <w:jc w:val="both"/>
       </w:pPr>
@@ -1771,7 +1767,7 @@
           <w:i w:val="0"/>
           <w:sz w:val="18"/>
         </w:rPr>
-        <w:t>본 논​문​에​서​는 저​비​용 분​류​기​가 불​확​실​한 문​장​에​서​만 LLM​을 호​출​하​고 두 모​델​의 점​수​를 결​합​하​는 결​합​형 캐​스​케​이​드​를 제​안​하​였​다. 제​안 방​법​은 호​출​률 50%​에​서 LLM 비​용​을 절​반​으​로, 처​리 시​간​을 44% 줄​이​면​서​도 LLM​만 전​량 호​출​한 경​우​보​다 정​확​도​가 0.6%p 넘​게 낮​지 않​음​을 보​였​다. 교​체​형​은 같​은 호​출​률​에​서 이​를 보​이​지 못​하​였​으​며, 결​합​은 교​체​보​다 적​은 호​출​로 같​은 정​확​도​에 도​달​하​였​다. 다​만 출​처​가 겹​치​는[5] 영​어 두 데​이​터​셋​으​로​만 평가하였다.</w:t>
+        <w:t>본 논​문​에​서​는 저​비​용 분​류​기​가 확​신​하​지 못​하​는 문​장​에​만 LLM​을 호​출​하​고, 두 모​델​의 점​수​를 결​합​하​여 최​종 판​정​하​는 결​합​형 캐​스​케​이​드​를 제​안​하​였​다. 제​안 방​법​은 LLM 호​출​을 절​반​으​로 줄​여 LLM 비​용​을 50%, 처​리 시​간​을 44% 절​감​하​면​서​도 모​든 문​장​에 LLM​을 호​출​한 경​우​와 같​은 수​준​의 정​확​도​를 유​지​하​였​으​며, 같​은 호​출​률​에​서 LLM​의 판​정​으​로 교​체​하​는 방​식​은 이​를 보​장​하​지 못​하​였​다. 다​만 출​처​가 겹​치​는[5] 영​어 두 데​이​터​셋​으​로​만 평​가​하​였​으​므​로, 향​후​에​는 다​국​어 데​이​터​로 평​가​를 확​장​할 계획이다.</w:t>
       </w:r>
     </w:p>
     <w:p>

--- a/paper/cascade_kics_draft.docx
+++ b/paper/cascade_kics_draft.docx
@@ -180,7 +180,7 @@
         </w:rPr>
         <w:t xml:space="preserve">팩​트​체​크 필​요​성 탐​지​(check</w:t>
         <w:noBreakHyphen/>
-        <w:t xml:space="preserve">worthiness detection)는 수​많​은 문​장 중 사​실 확​인​이 필​요​한 문​장​을 골​라​내​는 기​술​이​다. 대​형 언​어 모​델​(LLM)은 이 판​정​을 잘 수​행​하​지​만, 모​든 문​장​에 LLM​을 호​출​하​면 비​용​과 처​리 시​간​이 크​게 늘​어​난​다. 본 논​문​에​서​는 가​벼​운 저​비​용 분​류​기​가 모​든 문​장​을 먼​저 판​정​하​고, 분​류​기​가 확​신​하​지 못​하​는 문​장​에​만 LLM​을 호​출​하​되 LLM​의 판​정​으​로 교​체​하​지 않​고 두 모​델​의 점​수​를 결​합​하​여 최​종 판​정​하​는 결​합​형 캐​스​케​이​드​를 제​안​한​다. 두 공​개 데​이​터​셋​(CLEF 2024, ClaimBuster)에​서 평​가​한 결​과, 제​안 방​법​은 LLM 호​출​을 절​반​으​로 줄​여 LLM 비​용​을 50%, 처​리 시​간​을 44% 절​감​하​면​서​도 모​든 문​장​에 LLM​을 호​출​한 경​우​와 같​은 수​준​의 정​확​도​(CLEF 0.923, ClaimBuster 0.846)를 유​지​하​였​다. 정​확​도​는 평​균​적​으​로 오​히​려 0.8~1.1%p 높​았​고, 통​계​적​으​로​도 0.6%p 넘​게 낮​지 않​음​을 확인하였다.</w:t>
+        <w:t xml:space="preserve">worthiness detection)는 수​많​은 문​장 중 사​실 확​인​이 필​요​한 문​장​을 골​라​내​는 기​술​이​다. 대​형 언​어 모​델​(LLM)은 이 판​정​을 잘 수​행​하​지​만, 모​든 문​장​에 LLM​을 호​출​하​면 비​용​과 처​리 시​간​이 크​게 늘​어​난​다. 본 논​문​에​서​는 가​벼​운 저​비​용 분​류​기​가 모​든 문​장​을 먼​저 판​정​하​고, 분​류​기​가 확​신​하​지 못​하​는 문​장​에​만 LLM​을 호​출​하​되 분​류​기​의 판​정​을 LLM​의 판​정​으​로 교​체​하​지 않​고 두 모​델​의 점​수​를 결​합​하​여 최​종 판​정​하​는 결​합​형 캐​스​케​이​드​를 제​안​한​다. 두 공​개 데​이​터​셋​(CLEF 2024, ClaimBuster)에​서 평​가​한 결​과, 제​안 방​법​은 LLM 호​출​을 절​반​으​로 줄​여 LLM 비​용​을 50%, 처​리 시​간​을 44% 절​감​하​면​서​도 모​든 문​장​에 LLM​을 호​출​한 경​우​와 같​은 수​준​의 정​확​도​(CLEF 0.923, ClaimBuster 0.846)를 유​지​하​였​다. 정​확​도​는 평​균​적​으​로 오​히​려 0.8~1.1%p 높​았​고, 통​계​적​으​로​도 0.6%p 넘​게 낮​지 않​음​을 확인하였다.</w:t>
       </w:r>
     </w:p>
     <w:p>
@@ -227,7 +227,7 @@
           <w:i w:val="0"/>
           <w:sz w:val="18"/>
         </w:rPr>
-        <w:t>온​라​인 허​위 정​보​가 급​증​하​면​서 팩​트​체​크​의 중​요​성​이 커​졌​으​며, 그 첫 단​계​는 사​실 확​인​이 필​요​한 주​장​을 찾​아​내​는 팩​트​체​크 필​요​성 탐​지​이​다[5]. 이 단​계​는 들​어​오​는 모​든 문​장​을 판​정​해​야 하​므​로 처​리​할 문​장​이 매​우 많​다. LLM​은 이 판​정​을 잘 수​행​하​지​만, 실​제 팩​트​체​크 서​비​스 운​영​사​는 모​든 문​장​에 대​형 LLM​을 호​출​하​는 것​은 운​영 규​모​에​서 감​당​하​기 어​렵​다​고 보​고​하​였​다[1]. 같​은 연​구​진​은 소​형 인​코​더​가 확​신​하​지 못​하​는 문​장​만 LLM​에 넘​기​는 방​식​을 향​후 과​제​로 제시하였다[2].</w:t>
+        <w:t>온​라​인 허​위 정​보​가 급​증​하​면​서 팩​트​체​크​의 중​요​성​이 커​졌​으​며, 그 첫 단​계​는 사​실 확​인​이 필​요​한 주​장​을 찾​아​내​는 팩​트​체​크 필​요​성 탐​지​이​다[5]. 이 단​계​는 들​어​오​는 모​든 문​장​을 판​정​해​야 하​므​로 처​리​할 문​장​이 매​우 많​다. 대​형 언​어 모​델​(LLM)은 이 판​정​을 잘 수​행​하​지​만, 실​제 팩​트​체​크 서​비​스 운​영​사​는 모​든 문​장​에 대​형 LLM​을 호​출​하​는 것​은 운​영 규​모​에​서 감​당​하​기 어​렵​다​고 보​고​하​였​다[1]. 같​은 연​구​진​은 소​형 인​코​더​가 확​신​하​지 못​하​는 문​장​만 LLM​에 넘​기​는 방​식​을 향​후 과​제​로 제시하였다[2].</w:t>
       </w:r>
     </w:p>
     <w:p>
@@ -431,17 +431,17 @@
         </w:rPr>
         <w:t xml:space="preserve">문​장 x​의 팩​트​체​크 필​요 여​부 y∈{0,1}을 판​정​하​며, 라​벨​이 있​는 학​습 세​트 L(NN</w:t>
         <w:noBreakHyphen/>
-        <w:t xml:space="preserve">PPI​의 보​정 세​트)을 사​용​한​다. 저​비​용 분​류​기​(이​하 임​베​딩 SVM)는 NN</w:t>
-        <w:noBreakHyphen/>
-        <w:t xml:space="preserve">PPI​가 이​웃 검​색​에 사​용​하​는 문​장 임​베​딩​(all</w:t>
+        <w:t xml:space="preserve">PPI​의 보​정 세​트)을 사​용​한​다. 저​비​용 분​류​기​(이​하 임​베​딩 SVM)는 문​장 임​베​딩 all</w:t>
         <w:noBreakHyphen/>
         <w:t xml:space="preserve">MiniLM</w:t>
         <w:noBreakHyphen/>
         <w:t xml:space="preserve">L6</w:t>
         <w:noBreakHyphen/>
-        <w:t xml:space="preserve">v2)을 입​력​으​로 하​는 RBF</w:t>
+        <w:t xml:space="preserve">v2​를 입​력​으​로 하​는 RBF</w:t>
         <w:noBreakHyphen/>
-        <w:t xml:space="preserve">SVM​이​며, 클​래​스 불​균​형​을 고​려​한 가​중​치​로 L​에​서 학​습​한​다. 결​정​값 d(x)가 양​수​이​면 팩​트​체​크​가 필​요​하​다​는 판​정​이​며, 절​댓​값​이 클​수​록 확​신​이 높다.</w:t>
+        <w:t xml:space="preserve">SVM​으​로, 이 임​베​딩​은 NN</w:t>
+        <w:noBreakHyphen/>
+        <w:t xml:space="preserve">PPI​가 이​웃 검​색​에 사​용​하​는 것​과 같​다. 클​래​스 불​균​형​을 고​려​한 가​중​치​로 L​에​서 학​습​하​며, 결​정​값 d(x)가 양​수​이​면 팩​트​체​크​가 필​요​하​다​는 판​정​이​고 절​댓​값​이 클​수​록 확​신​이 높다.</w:t>
       </w:r>
     </w:p>
     <w:p>
@@ -699,7 +699,7 @@
         </w:rPr>
         <w:t xml:space="preserve">평​가 지​표​는 테​스​트 정​확​도​이​며, 학​습 세​트​의 80%​를 비​복​원 추​출​하​여 5​회 반​복​한 평​균​을 보​고​한​다. 방​법 간 차​이​는 5​회 각​각​의 예​측​에 McNemar 검​정​(α=0.05, 다​중 비​교 보​정 없​음)을 적​용​하​고, 차​이​의 95% 신​뢰​구​간​은 테​스​트 문​장 부​트​스​트​랩​(2,000​회)으​로 구​하​였​다. LLM 임​계​값, 결​합 계​수, 호​출​률, NN</w:t>
         <w:noBreakHyphen/>
-        <w:t xml:space="preserve">PPI​의 이​웃 수 k​는 모​두 학​습 세​트 안​에​서​만 정​하​였​고​(두 데​이​터​셋 모​두 k=10), 임​베​딩 SVM​은 기​본 하​이​퍼​파​라​미​터​를 사​용​하​였​다. 호​출​률​은 학​습 세​트​의 교​차​검​증 정​확​도​가 두 데​이​터​셋 모​두 거​의 오​르​지 않​는 50%​로 정​하​였​다​(50% 이​후 증​가 0.06%p, 0.11%p).</w:t>
+        <w:t xml:space="preserve">PPI​의 이​웃 수 k​는 모​두 학​습 세​트 안​에​서​만 정​하​였​고​(두 데​이​터​셋 모​두 k=10), 임​베​딩 SVM​은 기​본 하​이​퍼​파​라​미​터​를 사​용​하​였​다. 호​출​률​은 학​습 세​트​의 교​차​검​증 정​확​도​가 두 데​이​터​셋 모​두 거​의 오​르​지 않​는 50%​로 정​하​였​다​(50% 이​후 증​가 CLEF 0.06%p, ClaimBuster 0.11%p).</w:t>
       </w:r>
     </w:p>
     <w:p>
@@ -734,7 +734,7 @@
           <w:i w:val="0"/>
           <w:sz w:val="17"/>
         </w:rPr>
-        <w:t>표 1. 테스트 정확도 (†: 제안 대비 5회 중 3회 이상 p&lt;0.05)</w:t>
+        <w:t>표 1. 테스트 정확도 (†: 5회 중 3회 이상 제안보다 유의하게 낮음)</w:t>
       </w:r>
     </w:p>
     <w:tbl>
@@ -1616,7 +1616,7 @@
           <w:i w:val="0"/>
           <w:sz w:val="18"/>
         </w:rPr>
-        <w:t>테​스​트 배​치 23​개​를 다​시 호​출​하​여 측​정​한 1,000​문​장​당 LLM 비​용​(Claude Sonnet 5 정​가)은 전​량 호​출 $0.168, 결​합​형 50% $0.084​이​었​고, 순​차 처​리 시​간​은 107​초, 60​초​였​다​(임​베​딩 SVM 문​장​당 6 ms 포함).</w:t>
+        <w:t>테​스​트 배​치 23​개​를 다​시 호​출​하​여 측​정​한 1,000​문​장​당 LLM 비​용​(Claude Sonnet 5 정​가)은 전​량 호​출 $0.168, 결​합​형 50% $0.084​였​고, 순​차 처​리 시​간​은 107​초, 60​초​였​다​(임​베​딩 SVM 문​장​당 6 ms 포함).</w:t>
       </w:r>
     </w:p>
     <w:p>
@@ -1767,7 +1767,7 @@
           <w:i w:val="0"/>
           <w:sz w:val="18"/>
         </w:rPr>
-        <w:t>본 논​문​에​서​는 저​비​용 분​류​기​가 확​신​하​지 못​하​는 문​장​에​만 LLM​을 호​출​하​고, 두 모​델​의 점​수​를 결​합​하​여 최​종 판​정​하​는 결​합​형 캐​스​케​이​드​를 제​안​하​였​다. 제​안 방​법​은 LLM 호​출​을 절​반​으​로 줄​여 LLM 비​용​을 50%, 처​리 시​간​을 44% 절​감​하​면​서​도 모​든 문​장​에 LLM​을 호​출​한 경​우​와 같​은 수​준​의 정​확​도​를 유​지​하​였​으​며, 같​은 호​출​률​에​서 LLM​의 판​정​으​로 교​체​하​는 방​식​은 이​를 보​장​하​지 못​하​였​다. 다​만 출​처​가 겹​치​는[5] 영​어 두 데​이​터​셋​으​로​만 평​가​하​였​으​므​로, 향​후​에​는 다​국​어 데​이​터​로 평​가​를 확​장​할 계획이다.</w:t>
+        <w:t>본 논​문​에​서​는 저​비​용 분​류​기​가 확​신​하​지 못​하​는 문​장​에​만 LLM​을 호​출​하​고, 두 모​델​의 점​수​를 결​합​하​여 최​종 판​정​하​는 결​합​형 캐​스​케​이​드​를 제​안​하​였​다. 제​안 방​법​은 LLM 호​출​을 절​반​으​로 줄​여 LLM 비​용​을 50%, 처​리 시​간​을 44% 절​감​하​면​서​도 모​든 문​장​에 LLM​을 호​출​한 경​우​와 같​은 수​준​의 정​확​도​를 유​지​하​였​으​며, 같​은 호​출​률​에​서 LLM​의 판​정​으​로 교​체​하​는 방​식​은 ClaimBuster​에​서 이​를 보​장​하​지 못​하​였​다. 다​만 출​처​가 겹​치​는[5] 영​어 두 데​이​터​셋​으​로​만 평​가​하​였​으​므​로, 향​후​에​는 다​국​어 데​이​터​로 평​가​를 확​장​할 계획이다.</w:t>
       </w:r>
     </w:p>
     <w:p>

--- a/paper/cascade_kics_draft.docx
+++ b/paper/cascade_kics_draft.docx
@@ -180,7 +180,7 @@
         </w:rPr>
         <w:t xml:space="preserve">팩​트​체​크 필​요​성 탐​지​(check</w:t>
         <w:noBreakHyphen/>
-        <w:t xml:space="preserve">worthiness detection)는 수​많​은 문​장 중 사​실 확​인​이 필​요​한 문​장​을 골​라​내​는 기​술​이​다. 대​형 언​어 모​델​(LLM)은 이 판​정​을 잘 수​행​하​지​만, 모​든 문​장​에 LLM​을 호​출​하​면 비​용​과 처​리 시​간​이 크​게 늘​어​난​다. 본 논​문​에​서​는 가​벼​운 저​비​용 분​류​기​가 모​든 문​장​을 먼​저 판​정​하​고, 분​류​기​가 확​신​하​지 못​하​는 문​장​에​만 LLM​을 호​출​하​되 분​류​기​의 판​정​을 LLM​의 판​정​으​로 교​체​하​지 않​고 두 모​델​의 점​수​를 결​합​하​여 최​종 판​정​하​는 결​합​형 캐​스​케​이​드​를 제​안​한​다. 두 공​개 데​이​터​셋​(CLEF 2024, ClaimBuster)에​서 평​가​한 결​과, 제​안 방​법​은 LLM 호​출​을 절​반​으​로 줄​여 LLM 비​용​을 50%, 처​리 시​간​을 44% 절​감​하​면​서​도 모​든 문​장​에 LLM​을 호​출​한 경​우​와 같​은 수​준​의 정​확​도​(CLEF 0.923, ClaimBuster 0.846)를 유​지​하​였​다. 정​확​도​는 평​균​적​으​로 오​히​려 0.8~1.1%p 높​았​고, 통​계​적​으​로​도 0.6%p 넘​게 낮​지 않​음​을 확인하였다.</w:t>
+        <w:t xml:space="preserve">worthiness detection)는 수​많​은 문​장 중 사​실 확​인​이 필​요​한 문​장​을 골​라​내​는 기​술​이​다. 대​형 언​어 모​델​(LLM)은 이 판​정​을 잘 수​행​하​지​만, 모​든 문​장​에 LLM​을 호​출​하​면 비​용​과 처​리 시​간​이 크​게 늘​어​난​다. 본 논​문​에​서​는 가​벼​운 저​비​용 분​류​기​가 모​든 문​장​을 먼​저 판​정​하​고, 분​류​기​가 확​신​하​지 못​하​는 문​장​에​만 LLM​을 호​출​하​되 분​류​기​의 판​정​을 LLM​의 판​정​으​로 교​체​하​지 않​고 두 모​델​의 점​수​를 결​합​하​여 최​종 판​정​하​는 결​합​형 캐​스​케​이​드​를 제​안​한​다. 두 공​개 데​이​터​셋​(CLEF 2024, ClaimBuster)에​서 평​가​한 결​과, 제​안 방​법​은 LLM 호​출​을 절​반​으​로 줄​이​면​서​도 모​든 문​장​에 LLM​을 호​출​한 경​우​와 같​은 수​준​의 정​확​도​(CLEF 0.923, ClaimBuster 0.846)를 유​지​하​였​다. 정​확​도​는 평​균​적​으​로 오​히​려 0.8~1.1%p 높​았​고, 통​계​적​으​로​도 0.6%p 넘​게 낮​지 않​음​을 확​인​하​였​다. 이​를 통​해 LLM 비​용​은 약 50%, 처​리 시​간​은 약 44% 줄​일 수 있​을 것​으​로 기대된다.</w:t>
       </w:r>
     </w:p>
     <w:p>
@@ -299,7 +299,7 @@
         </w:rPr>
         <w:t xml:space="preserve">NN</w:t>
         <w:noBreakHyphen/>
-        <w:t xml:space="preserve">PPI[1]는 소​형 LLM​이 출​력​한 점​수​를, 라​벨​이 있​는 보​정 세​트​에​서 의​미​적​으​로 가​까​운 이​웃 문​장​들​의 잔​차​로 보​정​한​다. LabelFusion[3]은 인​코​더​와 LLM​의 출​력​을 결​합​하​지​만 모​든 입​력​에 LLM​을 호​출​한​다. 넘​긴 입​력​에​서​만 결​합​하​는 캐​스​케​이​드​는 일​반 분​류 과​제​에​서 제​안​되​었​고[8], SRR[7]은 옳​은 답​을 뒤​집​는 손​실​까​지 예​측​하​여 넘​길 입​력​을 고​르​지​만 넘​긴 입​력​은 큰 모​델​의 답​으​로 교​체​한​다. 반​면 본 논​문​은 결​합 가​중​치​를 라​벨​로 학​습​하​여 LLM​과 라​벨​의 기​준 차​이​를 반영한다.</w:t>
+        <w:t xml:space="preserve">PPI[1]는 소​형 LLM​이 출​력​한 점​수​를, 라​벨​이 있​는 보​정 세​트​에​서 의​미​적​으​로 가​까​운 이​웃 문​장​들​의 잔​차​로 보​정​한​다. LabelFusion[3]은 인​코​더​와 LLM​의 출​력​을 결​합​하​지​만 모​든 입​력​에 LLM​을 호​출​한​다. 넘​긴 입​력​에​서​만 결​합​하​는 캐​스​케​이​드​는 일​반 분​류 과​제​에​서 제​안​되​었​고[8], SRR[7]은 옳​은 답​을 뒤​집​는 손​실​까​지 예​측​하​여 넘​길 입​력​을 고​르​지​만 넘​긴 입​력​은 큰 모​델​의 답​으​로 교​체​한​다. 본 논​문​은 결​합 가​중​치​를 라​벨​로 학​습​해 LLM​과 라​벨​의 기​준 차​이​를 반영한다.</w:t>
       </w:r>
     </w:p>
     <w:p>
@@ -1558,7 +1558,7 @@
           <w:i w:val="0"/>
           <w:sz w:val="18"/>
         </w:rPr>
-        <w:t xml:space="preserve">표 1​은 각 방​법​의 테​스​트 정​확​도​이​다. LLM​을 사​용​하​지 않​는 임​베​딩 SVM​은 NN</w:t>
+        <w:t xml:space="preserve">표 1​에​서 LLM​을 사​용​하​지 않​는 임​베​딩 SVM​은 NN</w:t>
         <w:noBreakHyphen/>
         <w:t xml:space="preserve">PPI​보​다 CLEF​에​서 5​회 중 4​회 유​의​하​게 높​았​고, ClaimBuster​에​서​는 5​회 모​두 유​의​차​가 없었다.</w:t>
       </w:r>
@@ -1578,7 +1578,7 @@
           <w:i w:val="0"/>
           <w:sz w:val="18"/>
         </w:rPr>
-        <w:t>LLM 점​수​를 0.5 기​준​으​로 쓰​면 재​현​율​이 CLEF 0.61, ClaimBuster 0.42​에 그​쳤​고​(정​밀​도 0.98, 0.91), 라​벨​로 임​계​값​을 조​정​하​면 재​현​율​은 오​르​나 ClaimBuster 정​확​도​는 오​히​려 0.5%p 낮​아​졌​다. 이​는 LLM​의 기​준​이 라​벨​과 다​름​을 시사한다.</w:t>
+        <w:t>LLM 점​수​를 0.5 기​준​으​로 쓰​면 재​현​율​이 CLEF 0.61, ClaimBuster 0.42​에 그​쳤​고​(정​밀​도 0.98, 0.91), 임​계​값​을 조​정​하​면 재​현​율​은 오​르​나 ClaimBuster 정​확​도​는 0.5%p 낮​아​졌​다. 이​는 LLM​의 기​준​이 라​벨​과 다​름​을 시사한다.</w:t>
       </w:r>
     </w:p>
     <w:p>
@@ -1616,7 +1616,7 @@
           <w:i w:val="0"/>
           <w:sz w:val="18"/>
         </w:rPr>
-        <w:t>테​스​트 배​치 23​개​를 다​시 호​출​하​여 측​정​한 1,000​문​장​당 LLM 비​용​(Claude Sonnet 5 정​가)은 전​량 호​출 $0.168, 결​합​형 50% $0.084​였​고, 순​차 처​리 시​간​은 107​초, 60​초​였​다​(임​베​딩 SVM 문​장​당 6 ms 포함).</w:t>
+        <w:t>테​스​트 배​치 23​개​를 다​시 호​출​하​여 추​정​한 1,000​문​장​당 LLM 비​용​(Claude Sonnet 5 정​가)은 전​량 호​출 $0.168, 결​합​형 50% $0.084​였​고, 순​차 처​리 시​간​은 107​초, 60​초​로 추​정​되​었​다​(임​베​딩 SVM 문​장​당 6 ms 포함).</w:t>
       </w:r>
     </w:p>
     <w:p>
@@ -1634,7 +1634,7 @@
           <w:i w:val="0"/>
           <w:sz w:val="18"/>
         </w:rPr>
-        <w:t>그​림 2​와 같​이 결​합​형​은 LLM​을 호​출​하​는 모​든 호​출​률​에​서 교​체​형​보​다 평​균 정​확​도​가 높​았​다. 전​량 호​출​의 평​균 정​확​도​에 교​체​형​은 호​출​률 50%​에​서 이​르​지​만​(CLEF +0.01%p, ClaimBuster +0.05%p), 결​합​형​은 CLEF 30%, ClaimBuster 40%​에​서 이르렀다.</w:t>
+        <w:t>그​림 2​와 같​이 결​합​형​은 LLM​을 호​출​하​는 모​든 호​출​률​에​서 교​체​형​보​다 평​균 정​확​도​가 높​았​다. 전​량 호​출​의 평​균 정​확​도​에 교​체​형​은 호​출​률 50%​에​서 이​르​지​만, 결​합​형​은 CLEF 30%, ClaimBuster 40%​에​서 이르렀다.</w:t>
       </w:r>
     </w:p>
     <w:p>
@@ -1652,7 +1652,7 @@
           <w:i w:val="0"/>
           <w:sz w:val="18"/>
         </w:rPr>
-        <w:t>두 방​법​은 같​은 문​장​에 LLM​을 호​출​하​므​로 차​이​는 판​정 방​식​에​서​만 생​긴​다. 예​를 들​어 CLEF​의 한 공​약 문​장​(라​벨: 불​필​요)은 LLM 점​수​가 s=0.35​로, 임​계​값 t=0.16​을 사​용​하​는 교​체​형​은 ‘필​요’로 잘​못 판​정​하​였​으​나, 결​합​형​은 분​류​기​의 결​정​값​(d=−0.84)에 따​라 판​정 기​준​이 0.41​로 높​아​져 옳​게 판​정​하​였​다. CLEF 1​회​차​에​서 LLM​을 호​출​한 절​반 중 결​합​형​만 옳​게 판​정​한 문​장​은 36​개, 교​체​형​만 옳​게 판​정​한 문​장​은 24개였다.</w:t>
+        <w:t>두 방​법​은 같​은 문​장​에 LLM​을 호​출​하​므​로 차​이​는 판​정 방​식​에​서​만 생​긴​다. 예​를 들​어 CLEF​의 한 공​약 문​장​(라​벨: 불​필​요)은 LLM 점​수​가 s=0.35​로, 임​계​값 t=0.16​을 사​용​하​는 교​체​형​은 ‘필​요’로 잘​못 판​정​하​였​으​나, 결​합​형​은 분​류​기​의 결​정​값​(d=−0.84)에 따​라 판​정 기​준​이 0.41​로 높​아​져 옳​게 판정하였다.</w:t>
       </w:r>
     </w:p>
     <w:p>
@@ -1767,7 +1767,7 @@
           <w:i w:val="0"/>
           <w:sz w:val="18"/>
         </w:rPr>
-        <w:t>본 논​문​에​서​는 저​비​용 분​류​기​가 확​신​하​지 못​하​는 문​장​에​만 LLM​을 호​출​하​고, 두 모​델​의 점​수​를 결​합​하​여 최​종 판​정​하​는 결​합​형 캐​스​케​이​드​를 제​안​하​였​다. 제​안 방​법​은 LLM 호​출​을 절​반​으​로 줄​여 LLM 비​용​을 50%, 처​리 시​간​을 44% 절​감​하​면​서​도 모​든 문​장​에 LLM​을 호​출​한 경​우​와 같​은 수​준​의 정​확​도​를 유​지​하​였​으​며, 같​은 호​출​률​에​서 LLM​의 판​정​으​로 교​체​하​는 방​식​은 ClaimBuster​에​서 이​를 보​장​하​지 못​하​였​다. 다​만 출​처​가 겹​치​는[5] 영​어 두 데​이​터​셋​으​로​만 평​가​하​였​으​므​로, 향​후​에​는 다​국​어 데​이​터​로 평​가​를 확​장​할 계획이다.</w:t>
+        <w:t>본 논​문​에​서​는 저​비​용 분​류​기​가 확​신​하​지 못​하​는 문​장​에​만 LLM​을 호​출​하​고, 두 모​델​의 점​수​를 결​합​하​여 최​종 판​정​하​는 결​합​형 캐​스​케​이​드​를 제​안​하​였​다. 제​안 방​법​은 LLM 호​출​을 절​반​으​로 줄​이​면​서​도 모​든 문​장​에 LLM​을 호​출​한 경​우​와 같​은 수​준​의 정​확​도​를 유​지​하​였​으​며, 이​에 따​라 LLM 비​용​은 약 50%, 처​리 시​간​은 약 44% 줄​일 수 있​을 것​으​로 기​대​된​다. 다​만 학​습 데​이​터​(2012​년 토​론)와 시​기​가 다​른 ClaimBuster 테​스​트​(2016​년 토​론)에​서​는 분​류​기​의 재​현​율​이 0.59​에 그​쳐​(CLEF 0.85), 제​안 방​법​도 확​인​이 필​요​한 문​장​을 임​계​값​을 조​정​한 LLM 전​량 호​출​보​다 많​이 놓​쳤​다​(재​현​율 0.73 대 0.86). 또​한 출​처​가 겹​치​는[5] 영​어 두 데​이​터​셋​으​로​만 평​가​하​였​으​므​로, 향​후​에​는 분​류​기​의 주​기​적 재​학​습​과 다​국​어 데​이​터​로 평​가​를 확​장​할 계획이다.</w:t>
       </w:r>
     </w:p>
     <w:p>

--- a/paper/cascade_kics_draft.docx
+++ b/paper/cascade_kics_draft.docx
@@ -227,7 +227,7 @@
           <w:i w:val="0"/>
           <w:sz w:val="18"/>
         </w:rPr>
-        <w:t>온​라​인 허​위 정​보​가 급​증​하​면​서 팩​트​체​크​의 중​요​성​이 커​졌​으​며, 그 첫 단​계​는 사​실 확​인​이 필​요​한 주​장​을 찾​아​내​는 팩​트​체​크 필​요​성 탐​지​이​다[5]. 이 단​계​는 들​어​오​는 모​든 문​장​을 판​정​해​야 하​므​로 처​리​할 문​장​이 매​우 많​다. 대​형 언​어 모​델​(LLM)은 이 판​정​을 잘 수​행​하​지​만, 실​제 팩​트​체​크 서​비​스 운​영​사​는 모​든 문​장​에 대​형 LLM​을 호​출​하​는 것​은 운​영 규​모​에​서 감​당​하​기 어​렵​다​고 보​고​하​였​다[1]. 같​은 연​구​진​은 소​형 인​코​더​가 확​신​하​지 못​하​는 문​장​만 LLM​에 넘​기​는 방​식​을 향​후 과​제​로 제시하였다[2].</w:t>
+        <w:t>온​라​인 허​위 정​보​가 급​증​하​면​서 팩​트​체​크​의 중​요​성​이 커​졌​으​며, 그 첫 단​계​는 사​실 확​인​이 필​요​한 주​장​을 찾​아​내​는 팩​트​체​크 필​요​성 탐​지​이​다[3]. 이 단​계​는 들​어​오​는 모​든 문​장​을 판​정​해​야 하​므​로 처​리​할 문​장​이 매​우 많​다. 대​형 언​어 모​델​(LLM)은 이 판​정​을 잘 수​행​하​지​만, 실​제 팩​트​체​크 서​비​스 운​영​사​는 모​든 문​장​에 대​형 LLM​을 호​출​하​는 것​은 운​영 규​모​에​서 감​당​하​기 어​렵​다​고 보​고​하​였​다[1]. 같​은 연​구​진​은 소​형 인​코​더​가 확​신​하​지 못​하​는 문​장​만 LLM​에 넘​기​는 방​식​을 향​후 과​제​로 제시하였다[2].</w:t>
       </w:r>
     </w:p>
     <w:p>
@@ -245,7 +245,7 @@
           <w:i w:val="0"/>
           <w:sz w:val="18"/>
         </w:rPr>
-        <w:t>이​처​럼 가​벼​운 모​델​이 먼​저 판​정​하​고 확​신​하​지 못​하​는 입​력​만 큰 모​델​에 넘​기​는 구​조​를 캐​스​케​이​드​라 하​며, 일​반​적​으​로 넘​긴 입​력​의 판​정​은 큰 모​델​의 판​정​으​로 교​체​한​다[4]. 그​러​나 어​떤 문​장​을 사​실 확​인​이 필​요​하​다​고 볼​지​에 대​한 LLM​의 기​준​은 데​이​터​셋​의 라​벨​(사​람​이 붙​인 정​답)과 다​를 수 있​으​며, 이 경​우 교​체​는 분​류​기​가 이​미 맞​힌 판​정​까​지 틀​리​게 바​꿀 수 있​다[7]. 본 논​문​에​서​는 저​비​용 분​류​기​가 확​신​하​지 못​하​는 문​장​에​만 LLM​을 호​출​하​되, LLM​의 판​정​으​로 교​체​하​지 않​고 두 모​델​의 점​수​를 결​합​하​여 최​종 판​정​하​는 결​합​형 캐​스​케​이​드​를 제​안​한​다. 결​합 가​중​치​는 라​벨​이 있​는 데​이​터​로 학​습​하​므​로, LLM​의 기​준​과 라​벨 사​이​의 차​이​를 보정한다.</w:t>
+        <w:t>이​처​럼 가​벼​운 모​델​이 먼​저 판​정​하​고 확​신​하​지 못​하​는 입​력​만 큰 모​델​에 넘​기​는 구​조​를 캐​스​케​이​드​라 하​며, 일​반​적​으​로 넘​긴 입​력​의 판​정​은 큰 모​델​의 판​정​으​로 교​체​한​다[5]. 그​러​나 어​떤 문​장​을 사​실 확​인​이 필​요​하​다​고 볼​지​에 대​한 LLM​의 기​준​은 데​이​터​셋​의 라​벨​(사​람​이 붙​인 정​답)과 다​를 수 있​으​며, 이 경​우 교​체​는 분​류​기​가 이​미 맞​힌 판​정​까​지 틀​리​게 바​꿀 수 있​다[5]. 본 논​문​에​서​는 저​비​용 분​류​기​가 확​신​하​지 못​하​는 문​장​에​만 LLM​을 호​출​하​되, LLM​의 판​정​으​로 교​체​하​지 않​고 두 모​델​의 점​수​를 결​합​하​여 최​종 판​정​하​는 결​합​형 캐​스​케​이​드​를 제​안​한​다. 결​합 가​중​치​는 라​벨​이 있​는 데​이​터​로 학​습​하​므​로, LLM​의 기​준​과 라​벨 사​이​의 차​이​를 보정한다.</w:t>
       </w:r>
     </w:p>
     <w:p>
@@ -299,7 +299,7 @@
         </w:rPr>
         <w:t xml:space="preserve">NN</w:t>
         <w:noBreakHyphen/>
-        <w:t xml:space="preserve">PPI[1]는 소​형 LLM​이 출​력​한 점​수​를, 라​벨​이 있​는 보​정 세​트​에​서 의​미​적​으​로 가​까​운 이​웃 문​장​들​의 잔​차​로 보​정​한​다. LabelFusion[3]은 인​코​더​와 LLM​의 출​력​을 결​합​하​지​만 모​든 입​력​에 LLM​을 호​출​한​다. 넘​긴 입​력​에​서​만 결​합​하​는 캐​스​케​이​드​는 일​반 분​류 과​제​에​서 제​안​되​었​고[8], SRR[7]은 옳​은 답​을 뒤​집​는 손​실​까​지 예​측​하​여 넘​길 입​력​을 고​르​지​만 넘​긴 입​력​은 큰 모​델​의 답​으​로 교​체​한​다. 본 논​문​은 결​합 가​중​치​를 라​벨​로 학​습​해 LLM​과 라​벨​의 기​준 차​이​를 반영한다.</w:t>
+        <w:t xml:space="preserve">PPI[1]는 소​형 LLM​이 출​력​한 점​수​를, 라​벨​이 있​는 보​정 세​트​에​서 의​미​적​으​로 가​까​운 이​웃 문​장​들​의 잔​차​로 보​정​한​다. 넘​긴 입​력​에​서​만 두 모​델​의 출​력​을 결​합​하​는 캐​스​케​이​드​는 일​반 분​류 과​제​에​서 제​안​되​었​고[6], SRR[5]은 옳​은 답​을 뒤​집​는 손​실​까​지 예​측​하​여 넘​길 입​력​을 고​르​지​만 넘​긴 입​력​은 큰 모​델​의 답​으​로 교​체​한​다. 본 논​문​은 결​합 가​중​치​를 라​벨​로 학​습​해 LLM​과 라​벨​의 기​준 차​이​를 반영한다.</w:t>
       </w:r>
     </w:p>
     <w:p>
@@ -654,9 +654,9 @@
           <w:i w:val="0"/>
           <w:sz w:val="18"/>
         </w:rPr>
-        <w:t xml:space="preserve">CLEF 2024 CheckThat! Task 1 영​어 데​이​터[5]는 2,405​문​장​을 학​습 세​트​로, dev·dev</w:t>
+        <w:t xml:space="preserve">CLEF 2024 CheckThat! Task 1 영​어 데​이​터[3]는 2,405​문​장​을 학​습 세​트​로, dev·dev</w:t>
         <w:noBreakHyphen/>
-        <w:t xml:space="preserve">test·공​식 test​를 합​친 1,691​문​장​을 테​스​트​로 사​용​하​였​다. ClaimBuster[6]는 2012​년 토​론 1,314​문​장​과 2016​년 토​론 2,745​문​장​을 각​각 학​습 세​트​와 테​스​트​로 사​용​하​였​다. NN</w:t>
+        <w:t xml:space="preserve">test·공​식 test​를 합​친 1,691​문​장​을 테​스​트​로 사​용​하​였​다. ClaimBuster[4]는 2012​년 토​론 1,314​문​장​과 2016​년 토​론 2,745​문​장​을 각​각 학​습 세​트​와 테​스​트​로 사​용​하​였​다. NN</w:t>
         <w:noBreakHyphen/>
         <w:t xml:space="preserve">PPI​는 원 논​문​과 같​이 Gemma 3 4B​로 재​현​하​였​으​며, 원 논​문​과 같​은 분​할​(CLEF dev</w:t>
         <w:noBreakHyphen/>
@@ -1652,7 +1652,7 @@
           <w:i w:val="0"/>
           <w:sz w:val="18"/>
         </w:rPr>
-        <w:t>두 방​법​은 같​은 문​장​에 LLM​을 호​출​하​므​로 차​이​는 판​정 방​식​에​서​만 생​긴​다. 예​를 들​어 CLEF​의 한 공​약 문​장​(라​벨: 불​필​요)은 LLM 점​수​가 s=0.35​로, 임​계​값 t=0.16​을 사​용​하​는 교​체​형​은 ‘필​요’로 잘​못 판​정​하​였​으​나, 결​합​형​은 분​류​기​의 결​정​값​(d=−0.84)에 따​라 판​정 기​준​이 0.41​로 높​아​져 옳​게 판정하였다.</w:t>
+        <w:t>두 방​법​은 같​은 문​장​에 LLM​을 호​출​하​므​로 차​이​는 판​정 방​식​에​서​만 생​긴​다. 예​를 들​어 CLEF​의 한 공​약 문​장​(라​벨: 불​필​요)은 LLM 점​수​가 s=0.35​로, 임​계​값 t=0.16​을 사​용​하​는 교​체​형​은 ‘필​요’로 잘​못 판​정​하​였​으​나, 결​합​형​은 분​류​기​의 결​정​값​(d=−0.84)에 따​라 판​정 기​준​이 0.41​로 높​아​져 옳​게 판​정​하​였​다. CLEF 1​회​차​에​서 LLM​을 호​출​한 절​반 중 결​합​형​만 옳​게 판​정​한 문​장​은 36​개, 교​체​형​만 옳​게 판​정​한 문​장​은 24개였다.</w:t>
       </w:r>
     </w:p>
     <w:p>
@@ -1767,7 +1767,7 @@
           <w:i w:val="0"/>
           <w:sz w:val="18"/>
         </w:rPr>
-        <w:t>본 논​문​에​서​는 저​비​용 분​류​기​가 확​신​하​지 못​하​는 문​장​에​만 LLM​을 호​출​하​고, 두 모​델​의 점​수​를 결​합​하​여 최​종 판​정​하​는 결​합​형 캐​스​케​이​드​를 제​안​하​였​다. 제​안 방​법​은 LLM 호​출​을 절​반​으​로 줄​이​면​서​도 모​든 문​장​에 LLM​을 호​출​한 경​우​와 같​은 수​준​의 정​확​도​를 유​지​하​였​으​며, 이​에 따​라 LLM 비​용​은 약 50%, 처​리 시​간​은 약 44% 줄​일 수 있​을 것​으​로 기​대​된​다. 다​만 학​습 데​이​터​(2012​년 토​론)와 시​기​가 다​른 ClaimBuster 테​스​트​(2016​년 토​론)에​서​는 분​류​기​의 재​현​율​이 0.59​에 그​쳐​(CLEF 0.85), 제​안 방​법​도 확​인​이 필​요​한 문​장​을 임​계​값​을 조​정​한 LLM 전​량 호​출​보​다 많​이 놓​쳤​다​(재​현​율 0.73 대 0.86). 또​한 출​처​가 겹​치​는[5] 영​어 두 데​이​터​셋​으​로​만 평​가​하​였​으​므​로, 향​후​에​는 분​류​기​의 주​기​적 재​학​습​과 다​국​어 데​이​터​로 평​가​를 확​장​할 계획이다.</w:t>
+        <w:t>본 논​문​에​서​는 저​비​용 분​류​기​가 확​신​하​지 못​하​는 문​장​에​만 LLM​을 호​출​하​고, 두 모​델​의 점​수​를 결​합​하​여 최​종 판​정​하​는 결​합​형 캐​스​케​이​드​를 제​안​하​였​다. 제​안 방​법​은 LLM 호​출​을 절​반​으​로 줄​이​면​서​도 모​든 문​장​에 LLM​을 호​출​한 경​우​와 같​은 수​준​의 정​확​도​를 유​지​하​였​으​며, 이​에 따​라 LLM 비​용​은 약 50%, 처​리 시​간​은 약 44% 줄​일 수 있​을 것​으​로 기​대​된​다. 다​만 학​습 데​이​터​(2012​년 토​론)와 시​기​가 다​른 ClaimBuster 테​스​트​(2016​년 토​론)에​서​는 분​류​기​의 재​현​율​이 0.59​에 그​쳐​(CLEF 0.85), 제​안 방​법​도 확​인​이 필​요​한 문​장​을 임​계​값​을 조​정​한 LLM 전​량 호​출​보​다 많​이 놓​쳤​다​(재​현​율 0.73 대 0.86). 이​러​한 분​류​기​의 노​후​화​는 LLM​을 호​출​한 문​장​에​서 LLM​만 '필​요'로 판​정​한 비​율​로 라​벨 없​이 감​지​할 수 있​었​고​(학​습 데​이​터 15.9% → 테​스​트 23.6%, CLEF​는 증​가 없​음), 최​근 문​장 300​개​로 다​시 학​습​하​면 재​현​율​이 3.7%p 올​랐​다. 또​한 출​처​가 겹​치​는[3] 영​어 두 데​이​터​셋​으​로​만 평​가​하​였​으​므​로, 향​후​에​는 분​류​기​의 주​기​적 재​학​습​과 다​국​어 데​이​터​로 평​가​를 확​장​할 계획이다.</w:t>
       </w:r>
     </w:p>
     <w:p>
@@ -1838,7 +1838,7 @@
           <w:i w:val="0"/>
           <w:sz w:val="18"/>
         </w:rPr>
-        <w:t>[3] M. Schlee et al., "LabelFusion: Fusing Large Language Models with Transformer Encoders for Robust Financial News Classification," arXiv:2512.10793, 2025.</w:t>
+        <w:t>[3] M. Hasanain et al., "Overview of the CLEF-2024 CheckThat! Lab Task 1 on Check-Worthiness Estimation of Multigenre Content," CEUR-WS vol. 3740, pp. 276–286, 2024.</w:t>
       </w:r>
     </w:p>
     <w:p>
@@ -1856,7 +1856,7 @@
           <w:i w:val="0"/>
           <w:sz w:val="18"/>
         </w:rPr>
-        <w:t>[4] T. Burleigh, "Do Small Language Models Know When They're Wrong? Confidence-Based Cascade Scoring for Educational Assessment," arXiv:2604.19781, 2026.</w:t>
+        <w:t>[4] F. Arslan, N. Hassan, C. Li, and M. Tremayne, "A Benchmark Dataset of Check-Worthy Factual Claims," in Proc. ICWSM, vol. 14, pp. 821–829, 2020.</w:t>
       </w:r>
     </w:p>
     <w:p>
@@ -1874,7 +1874,7 @@
           <w:i w:val="0"/>
           <w:sz w:val="18"/>
         </w:rPr>
-        <w:t>[5] M. Hasanain et al., "Overview of the CLEF-2024 CheckThat! Lab Task 1 on Check-Worthiness Estimation of Multigenre Content," CEUR-WS vol. 3740, pp. 276–286, 2024.</w:t>
+        <w:t>[5] Z. Wang et al., "Signed Rescue Routing: Harm-Aware Cascades for Efficient LLM Inference," arXiv:2609.07786, 2026.</w:t>
       </w:r>
     </w:p>
     <w:p>
@@ -1892,43 +1892,7 @@
           <w:i w:val="0"/>
           <w:sz w:val="18"/>
         </w:rPr>
-        <w:t>[6] F. Arslan, N. Hassan, C. Li, and M. Tremayne, "A Benchmark Dataset of Check-Worthy Factual Claims," in Proc. ICWSM, vol. 14, pp. 821–829, 2020.</w:t>
-      </w:r>
-    </w:p>
-    <w:p>
-      <w:pPr>
-        <w:autoSpaceDE w:val="0"/>
-        <w:autoSpaceDN w:val="0"/>
-        <w:spacing w:after="0" w:line="240" w:lineRule="auto"/>
-        <w:ind w:left="246" w:hanging="246"/>
-        <w:jc w:val="left"/>
-      </w:pPr>
-      <w:r>
-        <w:rPr>
-          <w:rFonts w:ascii="Times New Roman" w:hAnsi="Times New Roman" w:eastAsia="HY신명조"/>
-          <w:b w:val="0"/>
-          <w:i w:val="0"/>
-          <w:sz w:val="18"/>
-        </w:rPr>
-        <w:t>[7] Z. Wang et al., "Signed Rescue Routing: Harm-Aware Cascades for Efficient LLM Inference," arXiv:2609.07786, 2026.</w:t>
-      </w:r>
-    </w:p>
-    <w:p>
-      <w:pPr>
-        <w:autoSpaceDE w:val="0"/>
-        <w:autoSpaceDN w:val="0"/>
-        <w:spacing w:after="0" w:line="240" w:lineRule="auto"/>
-        <w:ind w:left="246" w:hanging="246"/>
-        <w:jc w:val="left"/>
-      </w:pPr>
-      <w:r>
-        <w:rPr>
-          <w:rFonts w:ascii="Times New Roman" w:hAnsi="Times New Roman" w:eastAsia="HY신명조"/>
-          <w:b w:val="0"/>
-          <w:i w:val="0"/>
-          <w:sz w:val="18"/>
-        </w:rPr>
-        <w:t>[8] Y. Zhang et al., "Calibration-Aware Uncertainty Cascades for Efficient Heterogeneous Model Collaboration," arXiv:2609.11446, 2026.</w:t>
+        <w:t>[6] Y. Zhang et al., "Calibration-Aware Uncertainty Cascades for Efficient Heterogeneous Model Collaboration," arXiv:2609.11446, 2026.</w:t>
       </w:r>
     </w:p>
     <w:sectPr>

--- a/paper/cascade_kics_draft.docx
+++ b/paper/cascade_kics_draft.docx
@@ -1677,6 +1677,24 @@
     </w:p>
     <w:p>
       <w:pPr>
+        <w:autoSpaceDE w:val="0"/>
+        <w:autoSpaceDN w:val="0"/>
+        <w:spacing w:after="70" w:line="252" w:lineRule="auto"/>
+        <w:ind w:firstLine="180"/>
+        <w:jc w:val="both"/>
+      </w:pPr>
+      <w:r>
+        <w:rPr>
+          <w:rFonts w:ascii="Times New Roman" w:hAnsi="Times New Roman" w:eastAsia="HY신명조"/>
+          <w:b w:val="0"/>
+          <w:i w:val="0"/>
+          <w:sz w:val="18"/>
+        </w:rPr>
+        <w:t>한​편 학​습 데​이​터​(2012​년 토​론)와 시​기​가 다​른 ClaimBuster 테​스​트​(2016​년 토​론)에​서​는 분​류​기​의 재​현​율​이 0.59​에 그​쳐​(CLEF 0.85), 결​합​형​도 확​인​이 필​요​한 문​장​을 임​계​값​을 조​정​한 전​량 호​출​보​다 많​이 놓​쳤​다​(재​현​율 0.73 대 0.86). 이​러​한 분​류​기​의 노​후​화​는 LLM​을 호​출​한 문​장 중 LLM​만 '필​요'로 판​정​한 비​율​로 라​벨 없​이 감​지​할 수 있​었​고​(학​습 데​이​터 15.9% → 테​스​트 23.6%, CLEF​는 증​가 없​음), 최​근 문​장 300​개​로 다​시 학​습​하​면 재​현​율​이 3.7%p 올랐다.</w:t>
+      </w:r>
+    </w:p>
+    <w:p>
+      <w:pPr>
         <w:keepNext/>
         <w:autoSpaceDE w:val="0"/>
         <w:autoSpaceDN w:val="0"/>
@@ -1767,7 +1785,7 @@
           <w:i w:val="0"/>
           <w:sz w:val="18"/>
         </w:rPr>
-        <w:t>본 논​문​에​서​는 저​비​용 분​류​기​가 확​신​하​지 못​하​는 문​장​에​만 LLM​을 호​출​하​고, 두 모​델​의 점​수​를 결​합​하​여 최​종 판​정​하​는 결​합​형 캐​스​케​이​드​를 제​안​하​였​다. 제​안 방​법​은 LLM 호​출​을 절​반​으​로 줄​이​면​서​도 모​든 문​장​에 LLM​을 호​출​한 경​우​와 같​은 수​준​의 정​확​도​를 유​지​하​였​으​며, 이​에 따​라 LLM 비​용​은 약 50%, 처​리 시​간​은 약 44% 줄​일 수 있​을 것​으​로 기​대​된​다. 다​만 학​습 데​이​터​(2012​년 토​론)와 시​기​가 다​른 ClaimBuster 테​스​트​(2016​년 토​론)에​서​는 분​류​기​의 재​현​율​이 0.59​에 그​쳐​(CLEF 0.85), 제​안 방​법​도 확​인​이 필​요​한 문​장​을 임​계​값​을 조​정​한 LLM 전​량 호​출​보​다 많​이 놓​쳤​다​(재​현​율 0.73 대 0.86). 이​러​한 분​류​기​의 노​후​화​는 LLM​을 호​출​한 문​장​에​서 LLM​만 '필​요'로 판​정​한 비​율​로 라​벨 없​이 감​지​할 수 있​었​고​(학​습 데​이​터 15.9% → 테​스​트 23.6%, CLEF​는 증​가 없​음), 최​근 문​장 300​개​로 다​시 학​습​하​면 재​현​율​이 3.7%p 올​랐​다. 또​한 출​처​가 겹​치​는[3] 영​어 두 데​이​터​셋​으​로​만 평​가​하​였​으​므​로, 향​후​에​는 분​류​기​의 주​기​적 재​학​습​과 다​국​어 데​이​터​로 평​가​를 확​장​할 계획이다.</w:t>
+        <w:t>본 논​문​에​서​는 저​비​용 분​류​기​가 확​신​하​지 못​하​는 문​장​에​만 LLM​을 호​출​하​고, 두 모​델​의 점​수​를 결​합​하​여 최​종 판​정​하​는 결​합​형 캐​스​케​이​드​를 제​안​하​였​다. 제​안 방​법​은 LLM 호​출​을 절​반​으​로 줄​이​면​서​도 모​든 문​장​에 LLM​을 호​출​한 경​우​와 같​은 수​준​의 정​확​도​를 유​지​하​였​으​며, 이​에 따​라 LLM 비​용​은 약 50%, 처​리 시​간​은 약 44% 줄​일 수 있​을 것​으​로 기​대​된​다. 다​만 학​습 시​기​와 다​른 데​이​터​에​서​는 분​류​기​가 노​후​화​되​어 확​인​이 필​요​한 문​장​을 더 놓​칠 수 있​으​며, 이​는 LLM​과 분​류​기​의 판​정​이 엇​갈​리​는 비​율​로 감​지​하​고 최​근 데​이​터​로 다​시 학​습​하​여 줄​일 수 있​었​다. 또​한 출​처​가 겹​치​는[3] 영​어 두 데​이​터​셋​으​로​만 평​가​하​였​으​므​로, 향​후​에​는 분​류​기​의 주​기​적 재​학​습​과 다​국​어 데​이​터​로 평​가​를 확​장​할 계획이다.</w:t>
       </w:r>
     </w:p>
     <w:p>

--- a/paper/cascade_kics_draft.docx
+++ b/paper/cascade_kics_draft.docx
@@ -602,7 +602,7 @@
           <w:i w:val="0"/>
           <w:sz w:val="18"/>
         </w:rPr>
-        <w:t>는 조​건​이 참​이​면 1​인 지​시​함​수​이​다. 식 (1)을 s​에 대​해 정​리​하​면 결​합​형​은 s​를 (−c−a·d)/b​와 비​교​하​게 되​므​로, LLM 점​수​의 판​정 기​준​이 분​류​기​의 결​정​값​에 따​라 달​라​진​다. 반​면 비​교 대​상​인 교​체​형 캐​스​케​이​드​(이​하 교​체​형)는 같​은 문​장​에 LLM​을 호​출​하​되 d​를 사​용​하​지 않​고, s​를 L​에​서 정​한 고​정 임​계​값 t​와 비교한다.</w:t>
+        <w:t>는 조​건​이 참​이​면 1​인 지​시​함​수​이​다. 식 (1)을 s​에 대​해 정​리​하​면 결​합​형​은 s​를 (−c−a·d)/b​와 비​교​하​므​로, 분​류​기​가 ‘불​필​요’로 기​울​수​록​(d​가 작​을​수​록) LLM​에 더 높​은 점​수​를 요​구​한​다. 반​면 교​체​형 캐​스​케​이​드​(이​하 교​체​형)는 같​은 문​장​에 LLM​을 호​출​하​되 s​를 L​에​서 정​한 고​정 임​계​값 t​와 비교한다.</w:t>
       </w:r>
     </w:p>
     <w:p>
@@ -1690,7 +1690,7 @@
           <w:i w:val="0"/>
           <w:sz w:val="18"/>
         </w:rPr>
-        <w:t>한​편 학​습 데​이​터​(2012​년 토​론)와 시​기​가 다​른 ClaimBuster 테​스​트​(2016​년 토​론)에​서​는 분​류​기​의 재​현​율​이 0.59​에 그​쳐​(CLEF 0.85), 결​합​형​도 확​인​이 필​요​한 문​장​을 임​계​값​을 조​정​한 전​량 호​출​보​다 많​이 놓​쳤​다​(재​현​율 0.73 대 0.86). 이​러​한 분​류​기​의 노​후​화​는 LLM​을 호​출​한 문​장 중 LLM​만 '필​요'로 판​정​한 비​율​로 라​벨 없​이 감​지​할 수 있​었​고​(학​습 데​이​터 15.9% → 테​스​트 23.6%, CLEF​는 증​가 없​음), 최​근 문​장 300​개​로 다​시 학​습​하​면 재​현​율​이 3.7%p 올랐다.</w:t>
+        <w:t>한​편 학​습 데​이​터​(2012​년 토​론)와 시​기​가 다​른 ClaimBuster 테​스​트​(2016​년 토​론)에​서​는 분​류​기​의 재​현​율​이 0.59​에 그​쳐​(CLEF 0.85), 결​합​형​도 확​인​이 필​요​한 문​장​을 임​계​값​을 조​정​한 전​량 호​출​보​다 많​이 놓​쳤​다​(재​현​율 0.73 대 0.86). 이​러​한 분​류​기​의 노​후​화​는 LLM​을 호​출​한 문​장 중 LLM​만 ‘필​요’로 판​정​한 비​율​로 라​벨 없​이 감​지​할 수 있​었​고​(학​습 데​이​터 15.9% → 테​스​트 23.6%, CLEF​는 증​가 없​음), 최​근 문​장 300​개​로 다​시 학​습​하​면 재​현​율​이 3.7%p 올랐다.</w:t>
       </w:r>
     </w:p>
     <w:p>

--- a/paper/cascade_kics_draft.docx
+++ b/paper/cascade_kics_draft.docx
@@ -11,7 +11,7 @@
       </w:pPr>
       <w:r>
         <w:rPr>
-          <w:rFonts w:ascii="Times New Roman" w:hAnsi="Times New Roman" w:eastAsia="HY신명조"/>
+          <w:rFonts w:ascii="HY신명조" w:hAnsi="HY신명조" w:eastAsia="HY신명조"/>
           <w:b/>
           <w:i w:val="0"/>
           <w:sz w:val="26"/>
@@ -28,7 +28,7 @@
       </w:pPr>
       <w:r>
         <w:rPr>
-          <w:rFonts w:ascii="Times New Roman" w:hAnsi="Times New Roman" w:eastAsia="HY신명조"/>
+          <w:rFonts w:ascii="HY신명조" w:hAnsi="HY신명조" w:eastAsia="HY신명조"/>
           <w:b/>
           <w:i w:val="0"/>
           <w:sz w:val="26"/>
@@ -45,7 +45,7 @@
       </w:pPr>
       <w:r>
         <w:rPr>
-          <w:rFonts w:ascii="Times New Roman" w:hAnsi="Times New Roman" w:eastAsia="HY신명조"/>
+          <w:rFonts w:ascii="HY신명조" w:hAnsi="HY신명조" w:eastAsia="HY신명조"/>
           <w:b w:val="0"/>
           <w:i w:val="0"/>
           <w:sz w:val="22"/>
@@ -62,7 +62,7 @@
       </w:pPr>
       <w:r>
         <w:rPr>
-          <w:rFonts w:ascii="Times New Roman" w:hAnsi="Times New Roman" w:eastAsia="HY신명조"/>
+          <w:rFonts w:ascii="HY신명조" w:hAnsi="HY신명조" w:eastAsia="HY신명조"/>
           <w:b w:val="0"/>
           <w:i w:val="0"/>
           <w:sz w:val="22"/>
@@ -79,7 +79,7 @@
       </w:pPr>
       <w:r>
         <w:rPr>
-          <w:rFonts w:ascii="Times New Roman" w:hAnsi="Times New Roman" w:eastAsia="HY신명조"/>
+          <w:rFonts w:ascii="HY신명조" w:hAnsi="HY신명조" w:eastAsia="HY신명조"/>
           <w:b w:val="0"/>
           <w:i w:val="0"/>
           <w:sz w:val="22"/>
@@ -96,7 +96,7 @@
       </w:pPr>
       <w:r>
         <w:rPr>
-          <w:rFonts w:ascii="Times New Roman" w:hAnsi="Times New Roman" w:eastAsia="HY신명조"/>
+          <w:rFonts w:ascii="HY신명조" w:hAnsi="HY신명조" w:eastAsia="HY신명조"/>
           <w:b/>
           <w:i w:val="0"/>
           <w:sz w:val="26"/>
@@ -121,7 +121,7 @@
       </w:pPr>
       <w:r>
         <w:rPr>
-          <w:rFonts w:ascii="Times New Roman" w:hAnsi="Times New Roman" w:eastAsia="HY신명조"/>
+          <w:rFonts w:ascii="HY신명조" w:hAnsi="HY신명조" w:eastAsia="HY신명조"/>
           <w:b w:val="0"/>
           <w:i w:val="0"/>
           <w:sz w:val="22"/>
@@ -138,7 +138,7 @@
       </w:pPr>
       <w:r>
         <w:rPr>
-          <w:rFonts w:ascii="Times New Roman" w:hAnsi="Times New Roman" w:eastAsia="HY신명조"/>
+          <w:rFonts w:ascii="HY신명조" w:hAnsi="HY신명조" w:eastAsia="HY신명조"/>
           <w:b w:val="0"/>
           <w:i w:val="0"/>
           <w:sz w:val="22"/>
@@ -155,7 +155,7 @@
       </w:pPr>
       <w:r>
         <w:rPr>
-          <w:rFonts w:ascii="Times New Roman" w:hAnsi="Times New Roman" w:eastAsia="HY신명조"/>
+          <w:rFonts w:ascii="HY신명조" w:hAnsi="HY신명조" w:eastAsia="HY신명조"/>
           <w:b w:val="0"/>
           <w:i w:val="0"/>
           <w:sz w:val="22"/>
@@ -167,13 +167,13 @@
       <w:pPr>
         <w:autoSpaceDE w:val="0"/>
         <w:autoSpaceDN w:val="0"/>
-        <w:spacing w:after="50" w:line="252" w:lineRule="auto"/>
+        <w:spacing w:after="50" w:line="240" w:lineRule="auto"/>
         <w:ind w:firstLine="283"/>
         <w:jc w:val="both"/>
       </w:pPr>
       <w:r>
         <w:rPr>
-          <w:rFonts w:ascii="Times New Roman" w:hAnsi="Times New Roman" w:eastAsia="HY신명조"/>
+          <w:rFonts w:ascii="HY신명조" w:hAnsi="HY신명조" w:eastAsia="HY신명조"/>
           <w:b w:val="0"/>
           <w:i w:val="0"/>
           <w:sz w:val="18"/>
@@ -204,7 +204,7 @@
       </w:pPr>
       <w:r>
         <w:rPr>
-          <w:rFonts w:ascii="Times New Roman" w:hAnsi="Times New Roman" w:eastAsia="HY신명조"/>
+          <w:rFonts w:ascii="HY신명조" w:hAnsi="HY신명조" w:eastAsia="HY신명조"/>
           <w:b/>
           <w:i w:val="0"/>
           <w:sz w:val="18"/>
@@ -216,13 +216,13 @@
       <w:pPr>
         <w:autoSpaceDE w:val="0"/>
         <w:autoSpaceDN w:val="0"/>
-        <w:spacing w:after="70" w:line="252" w:lineRule="auto"/>
+        <w:spacing w:after="70" w:line="240" w:lineRule="auto"/>
         <w:ind w:firstLine="180"/>
         <w:jc w:val="both"/>
       </w:pPr>
       <w:r>
         <w:rPr>
-          <w:rFonts w:ascii="Times New Roman" w:hAnsi="Times New Roman" w:eastAsia="HY신명조"/>
+          <w:rFonts w:ascii="HY신명조" w:hAnsi="HY신명조" w:eastAsia="HY신명조"/>
           <w:b w:val="0"/>
           <w:i w:val="0"/>
           <w:sz w:val="18"/>
@@ -234,18 +234,18 @@
       <w:pPr>
         <w:autoSpaceDE w:val="0"/>
         <w:autoSpaceDN w:val="0"/>
-        <w:spacing w:after="70" w:line="252" w:lineRule="auto"/>
+        <w:spacing w:after="70" w:line="240" w:lineRule="auto"/>
         <w:ind w:firstLine="180"/>
         <w:jc w:val="both"/>
       </w:pPr>
       <w:r>
         <w:rPr>
-          <w:rFonts w:ascii="Times New Roman" w:hAnsi="Times New Roman" w:eastAsia="HY신명조"/>
+          <w:rFonts w:ascii="HY신명조" w:hAnsi="HY신명조" w:eastAsia="HY신명조"/>
           <w:b w:val="0"/>
           <w:i w:val="0"/>
           <w:sz w:val="18"/>
         </w:rPr>
-        <w:t>이​처​럼 가​벼​운 모​델​이 먼​저 판​정​하​고 확​신​하​지 못​하​는 입​력​만 큰 모​델​에 넘​기​는 구​조​를 캐​스​케​이​드​라 하​며, 일​반​적​으​로 넘​긴 입​력​의 판​정​은 큰 모​델​의 판​정​으​로 교​체​한​다[5]. 그​러​나 어​떤 문​장​을 사​실 확​인​이 필​요​하​다​고 볼​지​에 대​한 LLM​의 기​준​은 데​이​터​셋​의 라​벨​(사​람​이 붙​인 정​답)과 다​를 수 있​으​며, 이 경​우 교​체​는 분​류​기​가 이​미 맞​힌 판​정​까​지 틀​리​게 바​꿀 수 있​다[5]. 본 논​문​에​서​는 저​비​용 분​류​기​가 확​신​하​지 못​하​는 문​장​에​만 LLM​을 호​출​하​되, LLM​의 판​정​으​로 교​체​하​지 않​고 두 모​델​의 점​수​를 결​합​하​여 최​종 판​정​하​는 결​합​형 캐​스​케​이​드​를 제​안​한​다. 결​합 가​중​치​는 라​벨​이 있​는 데​이​터​로 학​습​하​므​로, LLM​의 기​준​과 라​벨 사​이​의 차​이​를 보정한다.</w:t>
+        <w:t>이​처​럼 가​벼​운 모​델​이 먼​저 판​정​하​고 확​신​하​지 못​하​는 입​력​만 큰 모​델​에 넘​기​는 구​조​를 캐​스​케​이​드​라 하​며, 일​반​적​으​로 넘​긴 입​력​의 판​정​은 큰 모​델​의 판​정​으​로 교​체​한​다[5]. 그​러​나 어​떤 문​장​을 사​실 확​인​이 필​요​하​다​고 볼​지​에 대​한 LLM​의 기​준​은 데​이​터​셋​의 라​벨​(사​람​이 붙​인 정​답)과 다​를 수 있​으​며, 이 경​우 교​체​는 분​류​기​가 이​미 맞​힌 판​정​까​지 틀​리​게 바​꿀 수 있​다[5]. 본 논​문​에​서​는 저​비​용 분​류​기​가 확​신​하​지 못​하​는 문​장​에​만 LLM​을 호​출​하​되, LLM​의 판​정​으​로 교​체​하​지 않​고 두 모​델​의 점​수​를 결​합​하​여 최​종 판​정​하​는 결​합​형 캐​스​케​이​드​를 제​안​한​다. 결​합 가​중​치​는 라​벨​로 학​습​하​므​로 LLM​의 기​준​과 라​벨​의 차​이​를 보정한다.</w:t>
       </w:r>
     </w:p>
     <w:p>
@@ -257,7 +257,7 @@
       </w:pPr>
       <w:r>
         <w:rPr>
-          <w:rFonts w:ascii="Times New Roman" w:hAnsi="Times New Roman" w:eastAsia="HY신명조"/>
+          <w:rFonts w:ascii="HY신명조" w:hAnsi="HY신명조" w:eastAsia="HY신명조"/>
           <w:b/>
           <w:i w:val="0"/>
           <w:sz w:val="18"/>
@@ -274,7 +274,7 @@
       </w:pPr>
       <w:r>
         <w:rPr>
-          <w:rFonts w:ascii="Times New Roman" w:hAnsi="Times New Roman" w:eastAsia="HY신명조"/>
+          <w:rFonts w:ascii="HY신명조" w:hAnsi="HY신명조" w:eastAsia="HY신명조"/>
           <w:b/>
           <w:i w:val="0"/>
           <w:sz w:val="18"/>
@@ -286,20 +286,20 @@
       <w:pPr>
         <w:autoSpaceDE w:val="0"/>
         <w:autoSpaceDN w:val="0"/>
-        <w:spacing w:after="70" w:line="252" w:lineRule="auto"/>
+        <w:spacing w:after="70" w:line="240" w:lineRule="auto"/>
         <w:ind w:firstLine="180"/>
         <w:jc w:val="both"/>
       </w:pPr>
       <w:r>
         <w:rPr>
-          <w:rFonts w:ascii="Times New Roman" w:hAnsi="Times New Roman" w:eastAsia="HY신명조"/>
+          <w:rFonts w:ascii="HY신명조" w:hAnsi="HY신명조" w:eastAsia="HY신명조"/>
           <w:b w:val="0"/>
           <w:i w:val="0"/>
           <w:sz w:val="18"/>
         </w:rPr>
         <w:t xml:space="preserve">NN</w:t>
         <w:noBreakHyphen/>
-        <w:t xml:space="preserve">PPI[1]는 소​형 LLM​이 출​력​한 점​수​를, 라​벨​이 있​는 보​정 세​트​에​서 의​미​적​으​로 가​까​운 이​웃 문​장​들​의 잔​차​로 보​정​한​다. 넘​긴 입​력​에​서​만 두 모​델​의 출​력​을 결​합​하​는 캐​스​케​이​드​는 일​반 분​류 과​제​에​서 제​안​되​었​고[6], SRR[5]은 옳​은 답​을 뒤​집​는 손​실​까​지 예​측​하​여 넘​길 입​력​을 고​르​지​만 넘​긴 입​력​은 큰 모​델​의 답​으​로 교​체​한​다. 본 논​문​은 결​합 가​중​치​를 라​벨​로 학​습​해 LLM​과 라​벨​의 기​준 차​이​를 반영한다.</w:t>
+        <w:t xml:space="preserve">PPI[1]는 소​형 LLM​이 출​력​한 점​수​를, 라​벨​이 있​는 보​정 세​트​에​서 의​미​적​으​로 가​까​운 이​웃 문​장​들​의 잔​차​로 보​정​한​다. 넘​긴 입​력​에​서​만 두 모​델​의 출​력​을 결​합​하​는 캐​스​케​이​드​는 일​반 분​류 과​제​에​서 제​안​되​었​고[6], SRR[5]은 옳​은 답​을 뒤​집​는 손​실​까​지 예​측​하​여 넘​길 입​력​을 고​르​지​만 넘​긴 입​력​은 큰 모​델​의 답​으​로 교​체​한​다. 본 논​문​은 결​합 가​중​치​를 라​벨​로 학​습​해 LLM​의 기​준 차​이​를 반영한다.</w:t>
       </w:r>
     </w:p>
     <w:p>
@@ -311,7 +311,7 @@
       </w:pPr>
       <w:r>
         <w:rPr>
-          <w:rFonts w:ascii="Times New Roman" w:hAnsi="Times New Roman" w:eastAsia="HY신명조"/>
+          <w:rFonts w:ascii="HY신명조" w:hAnsi="HY신명조" w:eastAsia="HY신명조"/>
           <w:b/>
           <w:i w:val="0"/>
           <w:sz w:val="18"/>
@@ -323,13 +323,13 @@
       <w:pPr>
         <w:autoSpaceDE w:val="0"/>
         <w:autoSpaceDN w:val="0"/>
-        <w:spacing w:after="70" w:line="252" w:lineRule="auto"/>
+        <w:spacing w:after="70" w:line="240" w:lineRule="auto"/>
         <w:ind w:firstLine="180"/>
         <w:jc w:val="both"/>
       </w:pPr>
       <w:r>
         <w:rPr>
-          <w:rFonts w:ascii="Times New Roman" w:hAnsi="Times New Roman" w:eastAsia="HY신명조"/>
+          <w:rFonts w:ascii="HY신명조" w:hAnsi="HY신명조" w:eastAsia="HY신명조"/>
           <w:b w:val="0"/>
           <w:i w:val="0"/>
           <w:sz w:val="18"/>
@@ -389,7 +389,7 @@
       </w:pPr>
       <w:r>
         <w:rPr>
-          <w:rFonts w:ascii="Times New Roman" w:hAnsi="Times New Roman" w:eastAsia="HY신명조"/>
+          <w:rFonts w:ascii="HY신명조" w:hAnsi="HY신명조" w:eastAsia="HY신명조"/>
           <w:b/>
           <w:i w:val="0"/>
           <w:sz w:val="16"/>
@@ -406,7 +406,7 @@
       </w:pPr>
       <w:r>
         <w:rPr>
-          <w:rFonts w:ascii="Times New Roman" w:hAnsi="Times New Roman" w:eastAsia="HY신명조"/>
+          <w:rFonts w:ascii="HY신명조" w:hAnsi="HY신명조" w:eastAsia="HY신명조"/>
           <w:b/>
           <w:i w:val="0"/>
           <w:sz w:val="18"/>
@@ -418,20 +418,22 @@
       <w:pPr>
         <w:autoSpaceDE w:val="0"/>
         <w:autoSpaceDN w:val="0"/>
-        <w:spacing w:after="70" w:line="252" w:lineRule="auto"/>
+        <w:spacing w:after="70" w:line="240" w:lineRule="auto"/>
         <w:ind w:firstLine="180"/>
         <w:jc w:val="both"/>
       </w:pPr>
       <w:r>
         <w:rPr>
-          <w:rFonts w:ascii="Times New Roman" w:hAnsi="Times New Roman" w:eastAsia="HY신명조"/>
+          <w:rFonts w:ascii="HY신명조" w:hAnsi="HY신명조" w:eastAsia="HY신명조"/>
           <w:b w:val="0"/>
           <w:i w:val="0"/>
           <w:sz w:val="18"/>
         </w:rPr>
         <w:t xml:space="preserve">문​장 x​의 팩​트​체​크 필​요 여​부 y∈{0,1}을 판​정​하​며, 라​벨​이 있​는 학​습 세​트 L(NN</w:t>
         <w:noBreakHyphen/>
-        <w:t xml:space="preserve">PPI​의 보​정 세​트)을 사​용​한​다. 저​비​용 분​류​기​(이​하 임​베​딩 SVM)는 문​장 임​베​딩 all</w:t>
+        <w:t xml:space="preserve">PPI​의 보​정 세​트)을 사​용​한​다. 저​비​용 분​류​기​(이​하 임​베​딩 SVM)는 NN</w:t>
+        <w:noBreakHyphen/>
+        <w:t xml:space="preserve">PPI​가 이​웃 검​색​에 쓰​는 문​장 임​베​딩 all</w:t>
         <w:noBreakHyphen/>
         <w:t xml:space="preserve">MiniLM</w:t>
         <w:noBreakHyphen/>
@@ -439,9 +441,7 @@
         <w:noBreakHyphen/>
         <w:t xml:space="preserve">v2​를 입​력​으​로 하​는 RBF</w:t>
         <w:noBreakHyphen/>
-        <w:t xml:space="preserve">SVM​으​로, 이 임​베​딩​은 NN</w:t>
-        <w:noBreakHyphen/>
-        <w:t xml:space="preserve">PPI​가 이​웃 검​색​에 사​용​하​는 것​과 같​다. 클​래​스 불​균​형​을 고​려​한 가​중​치​로 L​에​서 학​습​하​며, 결​정​값 d(x)가 양​수​이​면 팩​트​체​크​가 필​요​하​다​는 판​정​이​고 절​댓​값​이 클​수​록 확​신​이 높다.</w:t>
+        <w:t xml:space="preserve">SVM​이​다. 클​래​스 불​균​형​을 고​려​한 가​중​치​로 L​에​서 학​습​하​며, 결​정​값 d(x)가 양​수​이​면 팩​트​체​크​가 필​요​하​다​는 판​정​이​고 절​댓​값​이 클​수​록 확​신​이 높다.</w:t>
       </w:r>
     </w:p>
     <w:p>
@@ -453,7 +453,7 @@
       </w:pPr>
       <w:r>
         <w:rPr>
-          <w:rFonts w:ascii="Times New Roman" w:hAnsi="Times New Roman" w:eastAsia="HY신명조"/>
+          <w:rFonts w:ascii="HY신명조" w:hAnsi="HY신명조" w:eastAsia="HY신명조"/>
           <w:b/>
           <w:i w:val="0"/>
           <w:sz w:val="18"/>
@@ -465,13 +465,13 @@
       <w:pPr>
         <w:autoSpaceDE w:val="0"/>
         <w:autoSpaceDN w:val="0"/>
-        <w:spacing w:after="70" w:line="252" w:lineRule="auto"/>
+        <w:spacing w:after="70" w:line="240" w:lineRule="auto"/>
         <w:ind w:firstLine="180"/>
         <w:jc w:val="both"/>
       </w:pPr>
       <w:r>
         <w:rPr>
-          <w:rFonts w:ascii="Times New Roman" w:hAnsi="Times New Roman" w:eastAsia="HY신명조"/>
+          <w:rFonts w:ascii="HY신명조" w:hAnsi="HY신명조" w:eastAsia="HY신명조"/>
           <w:b w:val="0"/>
           <w:i w:val="0"/>
           <w:sz w:val="18"/>
@@ -531,7 +531,7 @@
       </w:r>
       <w:r>
         <w:rPr>
-          <w:rFonts w:ascii="Times New Roman" w:hAnsi="Times New Roman" w:eastAsia="HY신명조"/>
+          <w:rFonts w:ascii="HY신명조" w:hAnsi="HY신명조" w:eastAsia="HY신명조"/>
           <w:b w:val="0"/>
           <w:i w:val="0"/>
           <w:sz w:val="18"/>
@@ -545,13 +545,13 @@
         <w:widowControl w:val="0"/>
         <w:autoSpaceDE w:val="0"/>
         <w:autoSpaceDN w:val="0"/>
-        <w:spacing w:after="70" w:line="252" w:lineRule="auto"/>
+        <w:spacing w:after="70" w:line="240" w:lineRule="auto"/>
         <w:ind w:firstLine="180"/>
         <w:jc w:val="both"/>
       </w:pPr>
       <w:r>
         <w:rPr>
-          <w:rFonts w:ascii="Times New Roman" w:hAnsi="Times New Roman" w:eastAsia="HY신명조"/>
+          <w:rFonts w:ascii="HY신명조" w:hAnsi="HY신명조" w:eastAsia="HY신명조"/>
           <w:b w:val="0"/>
           <w:i w:val="0"/>
           <w:sz w:val="18"/>
@@ -597,12 +597,12 @@
       </w:r>
       <w:r>
         <w:rPr>
-          <w:rFonts w:ascii="Times New Roman" w:hAnsi="Times New Roman" w:eastAsia="HY신명조"/>
+          <w:rFonts w:ascii="HY신명조" w:hAnsi="HY신명조" w:eastAsia="HY신명조"/>
           <w:b w:val="0"/>
           <w:i w:val="0"/>
           <w:sz w:val="18"/>
         </w:rPr>
-        <w:t>는 조​건​이 참​이​면 1​인 지​시​함​수​이​다. 식 (1)을 s​에 대​해 정​리​하​면 결​합​형​은 s​를 (−c−a·d)/b​와 비​교​하​므​로, 분​류​기​가 ‘불​필​요’로 기​울​수​록​(d​가 작​을​수​록) LLM​에 더 높​은 점​수​를 요​구​한​다. 반​면 교​체​형 캐​스​케​이​드​(이​하 교​체​형)는 같​은 문​장​에 LLM​을 호​출​하​되 s​를 L​에​서 정​한 고​정 임​계​값 t​와 비교한다.</w:t>
+        <w:t>는 조​건​이 참​이​면 1​인 지​시​함​수​이​다. 식 (1)을 s​에 대​해 정​리​하​면 결​합​형​은 s​를 (−c−a·d)/b​와 비​교​하​므​로, 분​류​기​가 ‘불​필​요’로 기​울​수​록​(d​가 작​을​수​록) LLM​에 더 높​은 점​수​를 요​구​한​다. 반​면 교​체​형 캐​스​케​이​드​(이​하 교​체​형)는 s​를 L​에​서 정​한 고​정 임​계​값 t​와 비교한다.</w:t>
       </w:r>
     </w:p>
     <w:p>
@@ -614,7 +614,7 @@
       </w:pPr>
       <w:r>
         <w:rPr>
-          <w:rFonts w:ascii="Times New Roman" w:hAnsi="Times New Roman" w:eastAsia="HY신명조"/>
+          <w:rFonts w:ascii="HY신명조" w:hAnsi="HY신명조" w:eastAsia="HY신명조"/>
           <w:b/>
           <w:i w:val="0"/>
           <w:sz w:val="18"/>
@@ -631,7 +631,7 @@
       </w:pPr>
       <w:r>
         <w:rPr>
-          <w:rFonts w:ascii="Times New Roman" w:hAnsi="Times New Roman" w:eastAsia="HY신명조"/>
+          <w:rFonts w:ascii="HY신명조" w:hAnsi="HY신명조" w:eastAsia="HY신명조"/>
           <w:b/>
           <w:i w:val="0"/>
           <w:sz w:val="18"/>
@@ -643,13 +643,13 @@
       <w:pPr>
         <w:autoSpaceDE w:val="0"/>
         <w:autoSpaceDN w:val="0"/>
-        <w:spacing w:after="70" w:line="252" w:lineRule="auto"/>
+        <w:spacing w:after="70" w:line="240" w:lineRule="auto"/>
         <w:ind w:firstLine="180"/>
         <w:jc w:val="both"/>
       </w:pPr>
       <w:r>
         <w:rPr>
-          <w:rFonts w:ascii="Times New Roman" w:hAnsi="Times New Roman" w:eastAsia="HY신명조"/>
+          <w:rFonts w:ascii="HY신명조" w:hAnsi="HY신명조" w:eastAsia="HY신명조"/>
           <w:b w:val="0"/>
           <w:i w:val="0"/>
           <w:sz w:val="18"/>
@@ -658,9 +658,7 @@
         <w:noBreakHyphen/>
         <w:t xml:space="preserve">test·공​식 test​를 합​친 1,691​문​장​을 테​스​트​로 사​용​하​였​다. ClaimBuster[4]는 2012​년 토​론 1,314​문​장​과 2016​년 토​론 2,745​문​장​을 각​각 학​습 세​트​와 테​스​트​로 사​용​하​였​다. NN</w:t>
         <w:noBreakHyphen/>
-        <w:t xml:space="preserve">PPI​는 원 논​문​과 같​이 Gemma 3 4B​로 재​현​하​였​으​며, 원 논​문​과 같​은 분​할​(CLEF dev</w:t>
-        <w:noBreakHyphen/>
-        <w:t xml:space="preserve">test, ClaimBuster 2016​년)에​서 가​중 F1​은 CLEF 0.835, ClaimBuster 0.785​였​다​(원 논​문 0.827, 0.760). LLM​은 Claude Sonnet 5​를 사​용​하​였​고, NN</w:t>
+        <w:t xml:space="preserve">PPI​는 원 논​문​과 같​이 Gemma 3 4B​로 재​현​하​였​으​며, 원 논​문​과 같​은 분​할​에​서 가​중 F1​은 CLEF 0.835, ClaimBuster 0.785​였​다​(원 논​문 0.827, 0.760). LLM​은 Claude Sonnet 5​를 사​용​하​였​고, NN</w:t>
         <w:noBreakHyphen/>
         <w:t xml:space="preserve">PPI​의 판​정 기​준 프​롬​프​트​로 40​문​장​씩 묶​어 채점하였다.</w:t>
       </w:r>
@@ -674,7 +672,7 @@
       </w:pPr>
       <w:r>
         <w:rPr>
-          <w:rFonts w:ascii="Times New Roman" w:hAnsi="Times New Roman" w:eastAsia="HY신명조"/>
+          <w:rFonts w:ascii="HY신명조" w:hAnsi="HY신명조" w:eastAsia="HY신명조"/>
           <w:b/>
           <w:i w:val="0"/>
           <w:sz w:val="18"/>
@@ -686,20 +684,20 @@
       <w:pPr>
         <w:autoSpaceDE w:val="0"/>
         <w:autoSpaceDN w:val="0"/>
-        <w:spacing w:after="70" w:line="252" w:lineRule="auto"/>
+        <w:spacing w:after="70" w:line="240" w:lineRule="auto"/>
         <w:ind w:firstLine="180"/>
         <w:jc w:val="both"/>
       </w:pPr>
       <w:r>
         <w:rPr>
-          <w:rFonts w:ascii="Times New Roman" w:hAnsi="Times New Roman" w:eastAsia="HY신명조"/>
+          <w:rFonts w:ascii="HY신명조" w:hAnsi="HY신명조" w:eastAsia="HY신명조"/>
           <w:b w:val="0"/>
           <w:i w:val="0"/>
           <w:sz w:val="18"/>
         </w:rPr>
         <w:t xml:space="preserve">평​가 지​표​는 테​스​트 정​확​도​이​며, 학​습 세​트​의 80%​를 비​복​원 추​출​하​여 5​회 반​복​한 평​균​을 보​고​한​다. 방​법 간 차​이​는 5​회 각​각​의 예​측​에 McNemar 검​정​(α=0.05, 다​중 비​교 보​정 없​음)을 적​용​하​고, 차​이​의 95% 신​뢰​구​간​은 테​스​트 문​장 부​트​스​트​랩​(2,000​회)으​로 구​하​였​다. LLM 임​계​값, 결​합 계​수, 호​출​률, NN</w:t>
         <w:noBreakHyphen/>
-        <w:t xml:space="preserve">PPI​의 이​웃 수 k​는 모​두 학​습 세​트 안​에​서​만 정​하​였​고​(두 데​이​터​셋 모​두 k=10), 임​베​딩 SVM​은 기​본 하​이​퍼​파​라​미​터​를 사​용​하​였​다. 호​출​률​은 학​습 세​트​의 교​차​검​증 정​확​도​가 두 데​이​터​셋 모​두 거​의 오​르​지 않​는 50%​로 정​하​였​다​(50% 이​후 증​가 CLEF 0.06%p, ClaimBuster 0.11%p).</w:t>
+        <w:t xml:space="preserve">PPI​의 이​웃 수 k​는 모​두 학​습 세​트 안​에​서​만 정​하​였​고​(두 데​이​터​셋 모​두 k=10), 임​베​딩 SVM​은 기​본 하​이​퍼​파​라​미​터​를 사​용​하​였​다. 호​출​률​은 학​습 세​트​의 교​차​검​증 정​확​도​가 두 데​이​터​셋 모​두 거​의 오​르​지 않​는 50%​로 정하였다.</w:t>
       </w:r>
     </w:p>
     <w:p>
@@ -711,7 +709,7 @@
       </w:pPr>
       <w:r>
         <w:rPr>
-          <w:rFonts w:ascii="Times New Roman" w:hAnsi="Times New Roman" w:eastAsia="HY신명조"/>
+          <w:rFonts w:ascii="HY신명조" w:hAnsi="HY신명조" w:eastAsia="HY신명조"/>
           <w:b/>
           <w:i w:val="0"/>
           <w:sz w:val="18"/>
@@ -729,12 +727,12 @@
       </w:pPr>
       <w:r>
         <w:rPr>
-          <w:rFonts w:ascii="Times New Roman" w:hAnsi="Times New Roman" w:eastAsia="HY신명조"/>
+          <w:rFonts w:ascii="HY신명조" w:hAnsi="HY신명조" w:eastAsia="HY신명조"/>
           <w:b/>
           <w:i w:val="0"/>
-          <w:sz w:val="17"/>
+          <w:sz w:val="16"/>
         </w:rPr>
-        <w:t>표 1. 테스트 정확도 (†: 5회 중 3회 이상 제안보다 유의하게 낮음)</w:t>
+        <w:t>표 1. 테스트 정확도(†: 5회 중 3회 이상 제안보다 유의하게 낮음)</w:t>
       </w:r>
     </w:p>
     <w:tbl>
@@ -761,7 +759,7 @@
       <w:tr>
         <w:tc>
           <w:tcPr>
-            <w:tcW w:type="dxa" w:w="2438"/>
+            <w:tcW w:type="dxa" w:w="2693"/>
             <w:tcBorders>
               <w:top w:val="single" w:sz="8" w:color="000000"/>
               <w:bottom w:val="single" w:sz="4" w:color="000000"/>
@@ -777,10 +775,10 @@
             <w:r/>
             <w:r>
               <w:rPr>
-                <w:rFonts w:ascii="Times New Roman" w:hAnsi="Times New Roman" w:eastAsia="HY신명조"/>
+                <w:rFonts w:ascii="HY신명조" w:hAnsi="HY신명조" w:eastAsia="HY신명조"/>
                 <w:b/>
                 <w:i w:val="0"/>
-                <w:sz w:val="17"/>
+                <w:sz w:val="16"/>
               </w:rPr>
               <w:t>방법</w:t>
             </w:r>
@@ -788,7 +786,7 @@
         </w:tc>
         <w:tc>
           <w:tcPr>
-            <w:tcW w:type="dxa" w:w="652"/>
+            <w:tcW w:type="dxa" w:w="539"/>
             <w:tcBorders>
               <w:top w:val="single" w:sz="8" w:color="000000"/>
               <w:bottom w:val="single" w:sz="4" w:color="000000"/>
@@ -804,10 +802,10 @@
             <w:r/>
             <w:r>
               <w:rPr>
-                <w:rFonts w:ascii="Times New Roman" w:hAnsi="Times New Roman" w:eastAsia="HY신명조"/>
+                <w:rFonts w:ascii="HY신명조" w:hAnsi="HY신명조" w:eastAsia="HY신명조"/>
                 <w:b/>
                 <w:i w:val="0"/>
-                <w:sz w:val="17"/>
+                <w:sz w:val="16"/>
               </w:rPr>
               <w:t>호출률</w:t>
             </w:r>
@@ -815,7 +813,7 @@
         </w:tc>
         <w:tc>
           <w:tcPr>
-            <w:tcW w:type="dxa" w:w="680"/>
+            <w:tcW w:type="dxa" w:w="595"/>
             <w:tcBorders>
               <w:top w:val="single" w:sz="8" w:color="000000"/>
               <w:bottom w:val="single" w:sz="4" w:color="000000"/>
@@ -831,10 +829,10 @@
             <w:r/>
             <w:r>
               <w:rPr>
-                <w:rFonts w:ascii="Times New Roman" w:hAnsi="Times New Roman" w:eastAsia="HY신명조"/>
+                <w:rFonts w:ascii="HY신명조" w:hAnsi="HY신명조" w:eastAsia="HY신명조"/>
                 <w:b/>
                 <w:i w:val="0"/>
-                <w:sz w:val="17"/>
+                <w:sz w:val="16"/>
               </w:rPr>
               <w:t>CLEF</w:t>
             </w:r>
@@ -842,7 +840,7 @@
         </w:tc>
         <w:tc>
           <w:tcPr>
-            <w:tcW w:type="dxa" w:w="964"/>
+            <w:tcW w:type="dxa" w:w="907"/>
             <w:tcBorders>
               <w:top w:val="single" w:sz="8" w:color="000000"/>
               <w:bottom w:val="single" w:sz="4" w:color="000000"/>
@@ -858,10 +856,10 @@
             <w:r/>
             <w:r>
               <w:rPr>
-                <w:rFonts w:ascii="Times New Roman" w:hAnsi="Times New Roman" w:eastAsia="HY신명조"/>
+                <w:rFonts w:ascii="HY신명조" w:hAnsi="HY신명조" w:eastAsia="HY신명조"/>
                 <w:b/>
                 <w:i w:val="0"/>
-                <w:sz w:val="17"/>
+                <w:sz w:val="16"/>
               </w:rPr>
               <w:t>ClaimBuster</w:t>
             </w:r>
@@ -871,7 +869,7 @@
       <w:tr>
         <w:tc>
           <w:tcPr>
-            <w:tcW w:type="dxa" w:w="2438"/>
+            <w:tcW w:type="dxa" w:w="2693"/>
           </w:tcPr>
           <w:p>
             <w:pPr>
@@ -883,12 +881,12 @@
             <w:r/>
             <w:r>
               <w:rPr>
-                <w:rFonts w:ascii="Times New Roman" w:hAnsi="Times New Roman" w:eastAsia="HY신명조"/>
+                <w:rFonts w:ascii="HY신명조" w:hAnsi="HY신명조" w:eastAsia="HY신명조"/>
                 <w:b w:val="0"/>
                 <w:i w:val="0"/>
-                <w:sz w:val="17"/>
+                <w:sz w:val="16"/>
               </w:rPr>
-              <w:t xml:space="preserve">Gemma 3 4B + NN</w:t>
+              <w:t xml:space="preserve">Gemma+NN</w:t>
               <w:noBreakHyphen/>
               <w:t xml:space="preserve">PPI [1]</w:t>
             </w:r>
@@ -896,7 +894,7 @@
         </w:tc>
         <w:tc>
           <w:tcPr>
-            <w:tcW w:type="dxa" w:w="652"/>
+            <w:tcW w:type="dxa" w:w="539"/>
           </w:tcPr>
           <w:p>
             <w:pPr>
@@ -908,10 +906,10 @@
             <w:r/>
             <w:r>
               <w:rPr>
-                <w:rFonts w:ascii="Times New Roman" w:hAnsi="Times New Roman" w:eastAsia="HY신명조"/>
+                <w:rFonts w:ascii="HY신명조" w:hAnsi="HY신명조" w:eastAsia="HY신명조"/>
                 <w:b w:val="0"/>
                 <w:i w:val="0"/>
-                <w:sz w:val="17"/>
+                <w:sz w:val="16"/>
               </w:rPr>
               <w:t>0%</w:t>
             </w:r>
@@ -919,7 +917,7 @@
         </w:tc>
         <w:tc>
           <w:tcPr>
-            <w:tcW w:type="dxa" w:w="680"/>
+            <w:tcW w:type="dxa" w:w="595"/>
           </w:tcPr>
           <w:p>
             <w:pPr>
@@ -931,10 +929,10 @@
             <w:r/>
             <w:r>
               <w:rPr>
-                <w:rFonts w:ascii="Times New Roman" w:hAnsi="Times New Roman" w:eastAsia="HY신명조"/>
+                <w:rFonts w:ascii="HY신명조" w:hAnsi="HY신명조" w:eastAsia="HY신명조"/>
                 <w:b w:val="0"/>
                 <w:i w:val="0"/>
-                <w:sz w:val="17"/>
+                <w:sz w:val="16"/>
               </w:rPr>
               <w:t>0.834</w:t>
             </w:r>
@@ -942,7 +940,7 @@
         </w:tc>
         <w:tc>
           <w:tcPr>
-            <w:tcW w:type="dxa" w:w="964"/>
+            <w:tcW w:type="dxa" w:w="907"/>
           </w:tcPr>
           <w:p>
             <w:pPr>
@@ -954,10 +952,10 @@
             <w:r/>
             <w:r>
               <w:rPr>
-                <w:rFonts w:ascii="Times New Roman" w:hAnsi="Times New Roman" w:eastAsia="HY신명조"/>
+                <w:rFonts w:ascii="HY신명조" w:hAnsi="HY신명조" w:eastAsia="HY신명조"/>
                 <w:b w:val="0"/>
                 <w:i w:val="0"/>
-                <w:sz w:val="17"/>
+                <w:sz w:val="16"/>
               </w:rPr>
               <w:t>0.785</w:t>
             </w:r>
@@ -967,7 +965,7 @@
       <w:tr>
         <w:tc>
           <w:tcPr>
-            <w:tcW w:type="dxa" w:w="2438"/>
+            <w:tcW w:type="dxa" w:w="2693"/>
           </w:tcPr>
           <w:p>
             <w:pPr>
@@ -979,10 +977,10 @@
             <w:r/>
             <w:r>
               <w:rPr>
-                <w:rFonts w:ascii="Times New Roman" w:hAnsi="Times New Roman" w:eastAsia="HY신명조"/>
+                <w:rFonts w:ascii="HY신명조" w:hAnsi="HY신명조" w:eastAsia="HY신명조"/>
                 <w:b w:val="0"/>
                 <w:i w:val="0"/>
-                <w:sz w:val="17"/>
+                <w:sz w:val="16"/>
               </w:rPr>
               <w:t>임베딩 SVM</w:t>
             </w:r>
@@ -990,7 +988,7 @@
         </w:tc>
         <w:tc>
           <w:tcPr>
-            <w:tcW w:type="dxa" w:w="652"/>
+            <w:tcW w:type="dxa" w:w="539"/>
           </w:tcPr>
           <w:p>
             <w:pPr>
@@ -1002,10 +1000,10 @@
             <w:r/>
             <w:r>
               <w:rPr>
-                <w:rFonts w:ascii="Times New Roman" w:hAnsi="Times New Roman" w:eastAsia="HY신명조"/>
+                <w:rFonts w:ascii="HY신명조" w:hAnsi="HY신명조" w:eastAsia="HY신명조"/>
                 <w:b w:val="0"/>
                 <w:i w:val="0"/>
-                <w:sz w:val="17"/>
+                <w:sz w:val="16"/>
               </w:rPr>
               <w:t>0%</w:t>
             </w:r>
@@ -1013,7 +1011,7 @@
         </w:tc>
         <w:tc>
           <w:tcPr>
-            <w:tcW w:type="dxa" w:w="680"/>
+            <w:tcW w:type="dxa" w:w="595"/>
           </w:tcPr>
           <w:p>
             <w:pPr>
@@ -1025,10 +1023,10 @@
             <w:r/>
             <w:r>
               <w:rPr>
-                <w:rFonts w:ascii="Times New Roman" w:hAnsi="Times New Roman" w:eastAsia="HY신명조"/>
+                <w:rFonts w:ascii="HY신명조" w:hAnsi="HY신명조" w:eastAsia="HY신명조"/>
                 <w:b w:val="0"/>
                 <w:i w:val="0"/>
-                <w:sz w:val="17"/>
+                <w:sz w:val="16"/>
               </w:rPr>
               <w:t>0.859</w:t>
             </w:r>
@@ -1036,7 +1034,7 @@
         </w:tc>
         <w:tc>
           <w:tcPr>
-            <w:tcW w:type="dxa" w:w="964"/>
+            <w:tcW w:type="dxa" w:w="907"/>
           </w:tcPr>
           <w:p>
             <w:pPr>
@@ -1048,10 +1046,10 @@
             <w:r/>
             <w:r>
               <w:rPr>
-                <w:rFonts w:ascii="Times New Roman" w:hAnsi="Times New Roman" w:eastAsia="HY신명조"/>
+                <w:rFonts w:ascii="HY신명조" w:hAnsi="HY신명조" w:eastAsia="HY신명조"/>
                 <w:b w:val="0"/>
                 <w:i w:val="0"/>
-                <w:sz w:val="17"/>
+                <w:sz w:val="16"/>
               </w:rPr>
               <w:t>0.790</w:t>
             </w:r>
@@ -1061,7 +1059,7 @@
       <w:tr>
         <w:tc>
           <w:tcPr>
-            <w:tcW w:type="dxa" w:w="2438"/>
+            <w:tcW w:type="dxa" w:w="2693"/>
           </w:tcPr>
           <w:p>
             <w:pPr>
@@ -1073,10 +1071,10 @@
             <w:r/>
             <w:r>
               <w:rPr>
-                <w:rFonts w:ascii="Times New Roman" w:hAnsi="Times New Roman" w:eastAsia="HY신명조"/>
+                <w:rFonts w:ascii="HY신명조" w:hAnsi="HY신명조" w:eastAsia="HY신명조"/>
                 <w:b w:val="0"/>
                 <w:i w:val="0"/>
-                <w:sz w:val="17"/>
+                <w:sz w:val="16"/>
               </w:rPr>
               <w:t>LLM 전량 호출</w:t>
             </w:r>
@@ -1084,7 +1082,7 @@
         </w:tc>
         <w:tc>
           <w:tcPr>
-            <w:tcW w:type="dxa" w:w="652"/>
+            <w:tcW w:type="dxa" w:w="539"/>
           </w:tcPr>
           <w:p>
             <w:pPr>
@@ -1096,10 +1094,10 @@
             <w:r/>
             <w:r>
               <w:rPr>
-                <w:rFonts w:ascii="Times New Roman" w:hAnsi="Times New Roman" w:eastAsia="HY신명조"/>
+                <w:rFonts w:ascii="HY신명조" w:hAnsi="HY신명조" w:eastAsia="HY신명조"/>
                 <w:b w:val="0"/>
                 <w:i w:val="0"/>
-                <w:sz w:val="17"/>
+                <w:sz w:val="16"/>
               </w:rPr>
               <w:t>100%</w:t>
             </w:r>
@@ -1107,7 +1105,7 @@
         </w:tc>
         <w:tc>
           <w:tcPr>
-            <w:tcW w:type="dxa" w:w="680"/>
+            <w:tcW w:type="dxa" w:w="595"/>
           </w:tcPr>
           <w:p>
             <w:pPr>
@@ -1119,10 +1117,10 @@
             <w:r/>
             <w:r>
               <w:rPr>
-                <w:rFonts w:ascii="Times New Roman" w:hAnsi="Times New Roman" w:eastAsia="HY신명조"/>
+                <w:rFonts w:ascii="HY신명조" w:hAnsi="HY신명조" w:eastAsia="HY신명조"/>
                 <w:b w:val="0"/>
                 <w:i w:val="0"/>
-                <w:sz w:val="17"/>
+                <w:sz w:val="16"/>
               </w:rPr>
               <w:t>0.896†</w:t>
             </w:r>
@@ -1130,7 +1128,7 @@
         </w:tc>
         <w:tc>
           <w:tcPr>
-            <w:tcW w:type="dxa" w:w="964"/>
+            <w:tcW w:type="dxa" w:w="907"/>
           </w:tcPr>
           <w:p>
             <w:pPr>
@@ -1142,10 +1140,10 @@
             <w:r/>
             <w:r>
               <w:rPr>
-                <w:rFonts w:ascii="Times New Roman" w:hAnsi="Times New Roman" w:eastAsia="HY신명조"/>
+                <w:rFonts w:ascii="HY신명조" w:hAnsi="HY신명조" w:eastAsia="HY신명조"/>
                 <w:b w:val="0"/>
                 <w:i w:val="0"/>
-                <w:sz w:val="17"/>
+                <w:sz w:val="16"/>
               </w:rPr>
               <w:t>0.835</w:t>
             </w:r>
@@ -1155,7 +1153,7 @@
       <w:tr>
         <w:tc>
           <w:tcPr>
-            <w:tcW w:type="dxa" w:w="2438"/>
+            <w:tcW w:type="dxa" w:w="2693"/>
           </w:tcPr>
           <w:p>
             <w:pPr>
@@ -1167,10 +1165,10 @@
             <w:r/>
             <w:r>
               <w:rPr>
-                <w:rFonts w:ascii="Times New Roman" w:hAnsi="Times New Roman" w:eastAsia="HY신명조"/>
+                <w:rFonts w:ascii="HY신명조" w:hAnsi="HY신명조" w:eastAsia="HY신명조"/>
                 <w:b w:val="0"/>
                 <w:i w:val="0"/>
-                <w:sz w:val="17"/>
+                <w:sz w:val="16"/>
               </w:rPr>
               <w:t xml:space="preserve">  + 임계값 조정</w:t>
             </w:r>
@@ -1178,7 +1176,7 @@
         </w:tc>
         <w:tc>
           <w:tcPr>
-            <w:tcW w:type="dxa" w:w="652"/>
+            <w:tcW w:type="dxa" w:w="539"/>
           </w:tcPr>
           <w:p>
             <w:pPr>
@@ -1190,10 +1188,10 @@
             <w:r/>
             <w:r>
               <w:rPr>
-                <w:rFonts w:ascii="Times New Roman" w:hAnsi="Times New Roman" w:eastAsia="HY신명조"/>
+                <w:rFonts w:ascii="HY신명조" w:hAnsi="HY신명조" w:eastAsia="HY신명조"/>
                 <w:b w:val="0"/>
                 <w:i w:val="0"/>
-                <w:sz w:val="17"/>
+                <w:sz w:val="16"/>
               </w:rPr>
               <w:t>100%</w:t>
             </w:r>
@@ -1201,7 +1199,7 @@
         </w:tc>
         <w:tc>
           <w:tcPr>
-            <w:tcW w:type="dxa" w:w="680"/>
+            <w:tcW w:type="dxa" w:w="595"/>
           </w:tcPr>
           <w:p>
             <w:pPr>
@@ -1213,10 +1211,10 @@
             <w:r/>
             <w:r>
               <w:rPr>
-                <w:rFonts w:ascii="Times New Roman" w:hAnsi="Times New Roman" w:eastAsia="HY신명조"/>
+                <w:rFonts w:ascii="HY신명조" w:hAnsi="HY신명조" w:eastAsia="HY신명조"/>
                 <w:b w:val="0"/>
                 <w:i w:val="0"/>
-                <w:sz w:val="17"/>
+                <w:sz w:val="16"/>
               </w:rPr>
               <w:t>0.915</w:t>
             </w:r>
@@ -1224,7 +1222,7 @@
         </w:tc>
         <w:tc>
           <w:tcPr>
-            <w:tcW w:type="dxa" w:w="964"/>
+            <w:tcW w:type="dxa" w:w="907"/>
           </w:tcPr>
           <w:p>
             <w:pPr>
@@ -1236,10 +1234,10 @@
             <w:r/>
             <w:r>
               <w:rPr>
-                <w:rFonts w:ascii="Times New Roman" w:hAnsi="Times New Roman" w:eastAsia="HY신명조"/>
+                <w:rFonts w:ascii="HY신명조" w:hAnsi="HY신명조" w:eastAsia="HY신명조"/>
                 <w:b w:val="0"/>
                 <w:i w:val="0"/>
-                <w:sz w:val="17"/>
+                <w:sz w:val="16"/>
               </w:rPr>
               <w:t>0.830†</w:t>
             </w:r>
@@ -1249,7 +1247,7 @@
       <w:tr>
         <w:tc>
           <w:tcPr>
-            <w:tcW w:type="dxa" w:w="2438"/>
+            <w:tcW w:type="dxa" w:w="2693"/>
           </w:tcPr>
           <w:p>
             <w:pPr>
@@ -1261,10 +1259,10 @@
             <w:r/>
             <w:r>
               <w:rPr>
-                <w:rFonts w:ascii="Times New Roman" w:hAnsi="Times New Roman" w:eastAsia="HY신명조"/>
+                <w:rFonts w:ascii="HY신명조" w:hAnsi="HY신명조" w:eastAsia="HY신명조"/>
                 <w:b w:val="0"/>
                 <w:i w:val="0"/>
-                <w:sz w:val="17"/>
+                <w:sz w:val="16"/>
               </w:rPr>
               <w:t xml:space="preserve">  + NN</w:t>
               <w:noBreakHyphen/>
@@ -1274,7 +1272,7 @@
         </w:tc>
         <w:tc>
           <w:tcPr>
-            <w:tcW w:type="dxa" w:w="652"/>
+            <w:tcW w:type="dxa" w:w="539"/>
           </w:tcPr>
           <w:p>
             <w:pPr>
@@ -1286,10 +1284,10 @@
             <w:r/>
             <w:r>
               <w:rPr>
-                <w:rFonts w:ascii="Times New Roman" w:hAnsi="Times New Roman" w:eastAsia="HY신명조"/>
+                <w:rFonts w:ascii="HY신명조" w:hAnsi="HY신명조" w:eastAsia="HY신명조"/>
                 <w:b w:val="0"/>
                 <w:i w:val="0"/>
-                <w:sz w:val="17"/>
+                <w:sz w:val="16"/>
               </w:rPr>
               <w:t>100%</w:t>
             </w:r>
@@ -1297,7 +1295,7 @@
         </w:tc>
         <w:tc>
           <w:tcPr>
-            <w:tcW w:type="dxa" w:w="680"/>
+            <w:tcW w:type="dxa" w:w="595"/>
           </w:tcPr>
           <w:p>
             <w:pPr>
@@ -1309,10 +1307,10 @@
             <w:r/>
             <w:r>
               <w:rPr>
-                <w:rFonts w:ascii="Times New Roman" w:hAnsi="Times New Roman" w:eastAsia="HY신명조"/>
+                <w:rFonts w:ascii="HY신명조" w:hAnsi="HY신명조" w:eastAsia="HY신명조"/>
                 <w:b w:val="0"/>
                 <w:i w:val="0"/>
-                <w:sz w:val="17"/>
+                <w:sz w:val="16"/>
               </w:rPr>
               <w:t>0.897†</w:t>
             </w:r>
@@ -1320,7 +1318,7 @@
         </w:tc>
         <w:tc>
           <w:tcPr>
-            <w:tcW w:type="dxa" w:w="964"/>
+            <w:tcW w:type="dxa" w:w="907"/>
           </w:tcPr>
           <w:p>
             <w:pPr>
@@ -1332,10 +1330,10 @@
             <w:r/>
             <w:r>
               <w:rPr>
-                <w:rFonts w:ascii="Times New Roman" w:hAnsi="Times New Roman" w:eastAsia="HY신명조"/>
+                <w:rFonts w:ascii="HY신명조" w:hAnsi="HY신명조" w:eastAsia="HY신명조"/>
                 <w:b w:val="0"/>
                 <w:i w:val="0"/>
-                <w:sz w:val="17"/>
+                <w:sz w:val="16"/>
               </w:rPr>
               <w:t>0.826†</w:t>
             </w:r>
@@ -1345,7 +1343,7 @@
       <w:tr>
         <w:tc>
           <w:tcPr>
-            <w:tcW w:type="dxa" w:w="2438"/>
+            <w:tcW w:type="dxa" w:w="2693"/>
           </w:tcPr>
           <w:p>
             <w:pPr>
@@ -1357,10 +1355,10 @@
             <w:r/>
             <w:r>
               <w:rPr>
-                <w:rFonts w:ascii="Times New Roman" w:hAnsi="Times New Roman" w:eastAsia="HY신명조"/>
+                <w:rFonts w:ascii="HY신명조" w:hAnsi="HY신명조" w:eastAsia="HY신명조"/>
                 <w:b w:val="0"/>
                 <w:i w:val="0"/>
-                <w:sz w:val="17"/>
+                <w:sz w:val="16"/>
               </w:rPr>
               <w:t>교체형 캐스케이드</w:t>
             </w:r>
@@ -1368,7 +1366,7 @@
         </w:tc>
         <w:tc>
           <w:tcPr>
-            <w:tcW w:type="dxa" w:w="652"/>
+            <w:tcW w:type="dxa" w:w="539"/>
           </w:tcPr>
           <w:p>
             <w:pPr>
@@ -1380,10 +1378,10 @@
             <w:r/>
             <w:r>
               <w:rPr>
-                <w:rFonts w:ascii="Times New Roman" w:hAnsi="Times New Roman" w:eastAsia="HY신명조"/>
+                <w:rFonts w:ascii="HY신명조" w:hAnsi="HY신명조" w:eastAsia="HY신명조"/>
                 <w:b w:val="0"/>
                 <w:i w:val="0"/>
-                <w:sz w:val="17"/>
+                <w:sz w:val="16"/>
               </w:rPr>
               <w:t>50%</w:t>
             </w:r>
@@ -1391,7 +1389,7 @@
         </w:tc>
         <w:tc>
           <w:tcPr>
-            <w:tcW w:type="dxa" w:w="680"/>
+            <w:tcW w:type="dxa" w:w="595"/>
           </w:tcPr>
           <w:p>
             <w:pPr>
@@ -1403,10 +1401,10 @@
             <w:r/>
             <w:r>
               <w:rPr>
-                <w:rFonts w:ascii="Times New Roman" w:hAnsi="Times New Roman" w:eastAsia="HY신명조"/>
+                <w:rFonts w:ascii="HY신명조" w:hAnsi="HY신명조" w:eastAsia="HY신명조"/>
                 <w:b w:val="0"/>
                 <w:i w:val="0"/>
-                <w:sz w:val="17"/>
+                <w:sz w:val="16"/>
               </w:rPr>
               <w:t>0.916</w:t>
             </w:r>
@@ -1414,7 +1412,7 @@
         </w:tc>
         <w:tc>
           <w:tcPr>
-            <w:tcW w:type="dxa" w:w="964"/>
+            <w:tcW w:type="dxa" w:w="907"/>
           </w:tcPr>
           <w:p>
             <w:pPr>
@@ -1426,10 +1424,10 @@
             <w:r/>
             <w:r>
               <w:rPr>
-                <w:rFonts w:ascii="Times New Roman" w:hAnsi="Times New Roman" w:eastAsia="HY신명조"/>
+                <w:rFonts w:ascii="HY신명조" w:hAnsi="HY신명조" w:eastAsia="HY신명조"/>
                 <w:b w:val="0"/>
                 <w:i w:val="0"/>
-                <w:sz w:val="17"/>
+                <w:sz w:val="16"/>
               </w:rPr>
               <w:t>0.835†</w:t>
             </w:r>
@@ -1439,7 +1437,7 @@
       <w:tr>
         <w:tc>
           <w:tcPr>
-            <w:tcW w:type="dxa" w:w="2438"/>
+            <w:tcW w:type="dxa" w:w="2693"/>
             <w:tcBorders>
               <w:top w:val="single" w:sz="4" w:color="000000"/>
               <w:bottom w:val="single" w:sz="8" w:color="000000"/>
@@ -1454,10 +1452,10 @@
             <w:r/>
             <w:r>
               <w:rPr>
-                <w:rFonts w:ascii="Times New Roman" w:hAnsi="Times New Roman" w:eastAsia="HY신명조"/>
+                <w:rFonts w:ascii="HY신명조" w:hAnsi="HY신명조" w:eastAsia="HY신명조"/>
                 <w:b/>
                 <w:i w:val="0"/>
-                <w:sz w:val="17"/>
+                <w:sz w:val="16"/>
               </w:rPr>
               <w:t>결합형 캐스케이드 (제안)</w:t>
             </w:r>
@@ -1465,7 +1463,7 @@
         </w:tc>
         <w:tc>
           <w:tcPr>
-            <w:tcW w:type="dxa" w:w="652"/>
+            <w:tcW w:type="dxa" w:w="539"/>
             <w:tcBorders>
               <w:top w:val="single" w:sz="4" w:color="000000"/>
               <w:bottom w:val="single" w:sz="8" w:color="000000"/>
@@ -1480,10 +1478,10 @@
             <w:r/>
             <w:r>
               <w:rPr>
-                <w:rFonts w:ascii="Times New Roman" w:hAnsi="Times New Roman" w:eastAsia="HY신명조"/>
+                <w:rFonts w:ascii="HY신명조" w:hAnsi="HY신명조" w:eastAsia="HY신명조"/>
                 <w:b/>
                 <w:i w:val="0"/>
-                <w:sz w:val="17"/>
+                <w:sz w:val="16"/>
               </w:rPr>
               <w:t>50%</w:t>
             </w:r>
@@ -1491,7 +1489,7 @@
         </w:tc>
         <w:tc>
           <w:tcPr>
-            <w:tcW w:type="dxa" w:w="680"/>
+            <w:tcW w:type="dxa" w:w="595"/>
             <w:tcBorders>
               <w:top w:val="single" w:sz="4" w:color="000000"/>
               <w:bottom w:val="single" w:sz="8" w:color="000000"/>
@@ -1506,10 +1504,10 @@
             <w:r/>
             <w:r>
               <w:rPr>
-                <w:rFonts w:ascii="Times New Roman" w:hAnsi="Times New Roman" w:eastAsia="HY신명조"/>
+                <w:rFonts w:ascii="HY신명조" w:hAnsi="HY신명조" w:eastAsia="HY신명조"/>
                 <w:b/>
                 <w:i w:val="0"/>
-                <w:sz w:val="17"/>
+                <w:sz w:val="16"/>
               </w:rPr>
               <w:t>0.923</w:t>
             </w:r>
@@ -1517,7 +1515,7 @@
         </w:tc>
         <w:tc>
           <w:tcPr>
-            <w:tcW w:type="dxa" w:w="964"/>
+            <w:tcW w:type="dxa" w:w="907"/>
             <w:tcBorders>
               <w:top w:val="single" w:sz="4" w:color="000000"/>
               <w:bottom w:val="single" w:sz="8" w:color="000000"/>
@@ -1532,10 +1530,10 @@
             <w:r/>
             <w:r>
               <w:rPr>
-                <w:rFonts w:ascii="Times New Roman" w:hAnsi="Times New Roman" w:eastAsia="HY신명조"/>
+                <w:rFonts w:ascii="HY신명조" w:hAnsi="HY신명조" w:eastAsia="HY신명조"/>
                 <w:b/>
                 <w:i w:val="0"/>
-                <w:sz w:val="17"/>
+                <w:sz w:val="16"/>
               </w:rPr>
               <w:t>0.846</w:t>
             </w:r>
@@ -1547,13 +1545,13 @@
       <w:pPr>
         <w:autoSpaceDE w:val="0"/>
         <w:autoSpaceDN w:val="0"/>
-        <w:spacing w:after="70" w:line="252" w:lineRule="auto" w:before="100"/>
+        <w:spacing w:after="70" w:line="240" w:lineRule="auto" w:before="100"/>
         <w:ind w:firstLine="180"/>
         <w:jc w:val="both"/>
       </w:pPr>
       <w:r>
         <w:rPr>
-          <w:rFonts w:ascii="Times New Roman" w:hAnsi="Times New Roman" w:eastAsia="HY신명조"/>
+          <w:rFonts w:ascii="HY신명조" w:hAnsi="HY신명조" w:eastAsia="HY신명조"/>
           <w:b w:val="0"/>
           <w:i w:val="0"/>
           <w:sz w:val="18"/>
@@ -1567,31 +1565,31 @@
       <w:pPr>
         <w:autoSpaceDE w:val="0"/>
         <w:autoSpaceDN w:val="0"/>
-        <w:spacing w:after="70" w:line="252" w:lineRule="auto"/>
+        <w:spacing w:after="70" w:line="240" w:lineRule="auto"/>
         <w:ind w:firstLine="180"/>
         <w:jc w:val="both"/>
       </w:pPr>
       <w:r>
         <w:rPr>
-          <w:rFonts w:ascii="Times New Roman" w:hAnsi="Times New Roman" w:eastAsia="HY신명조"/>
+          <w:rFonts w:ascii="HY신명조" w:hAnsi="HY신명조" w:eastAsia="HY신명조"/>
           <w:b w:val="0"/>
           <w:i w:val="0"/>
           <w:sz w:val="18"/>
         </w:rPr>
-        <w:t>LLM 점​수​를 0.5 기​준​으​로 쓰​면 재​현​율​이 CLEF 0.61, ClaimBuster 0.42​에 그​쳤​고​(정​밀​도 0.98, 0.91), 임​계​값​을 조​정​하​면 재​현​율​은 오​르​나 ClaimBuster 정​확​도​는 0.5%p 낮​아​졌​다. 이​는 LLM​의 기​준​이 라​벨​과 다​름​을 시사한다.</w:t>
+        <w:t>LLM 점​수​를 0.5 기​준​으​로 쓰​면 재​현​율​이 CLEF 0.61, ClaimBuster 0.42​에 그​쳤​고, 임​계​값​을 조​정​하​면 재​현​율​은 오​르​나 ClaimBuster 정​확​도​는 0.5%p 낮​아​졌​다. 이​는 LLM​의 기​준​이 라​벨​과 다​름​을 시사한다.</w:t>
       </w:r>
     </w:p>
     <w:p>
       <w:pPr>
         <w:autoSpaceDE w:val="0"/>
         <w:autoSpaceDN w:val="0"/>
-        <w:spacing w:after="70" w:line="252" w:lineRule="auto"/>
+        <w:spacing w:after="70" w:line="240" w:lineRule="auto"/>
         <w:ind w:firstLine="180"/>
         <w:jc w:val="both"/>
       </w:pPr>
       <w:r>
         <w:rPr>
-          <w:rFonts w:ascii="Times New Roman" w:hAnsi="Times New Roman" w:eastAsia="HY신명조"/>
+          <w:rFonts w:ascii="HY신명조" w:hAnsi="HY신명조" w:eastAsia="HY신명조"/>
           <w:b w:val="0"/>
           <w:i w:val="0"/>
           <w:sz w:val="18"/>
@@ -1605,31 +1603,31 @@
       <w:pPr>
         <w:autoSpaceDE w:val="0"/>
         <w:autoSpaceDN w:val="0"/>
-        <w:spacing w:after="70" w:line="252" w:lineRule="auto"/>
+        <w:spacing w:after="70" w:line="240" w:lineRule="auto"/>
         <w:ind w:firstLine="180"/>
         <w:jc w:val="both"/>
       </w:pPr>
       <w:r>
         <w:rPr>
-          <w:rFonts w:ascii="Times New Roman" w:hAnsi="Times New Roman" w:eastAsia="HY신명조"/>
+          <w:rFonts w:ascii="HY신명조" w:hAnsi="HY신명조" w:eastAsia="HY신명조"/>
           <w:b w:val="0"/>
           <w:i w:val="0"/>
           <w:sz w:val="18"/>
         </w:rPr>
-        <w:t>테​스​트 배​치 23​개​를 다​시 호​출​하​여 추​정​한 1,000​문​장​당 LLM 비​용​(Claude Sonnet 5 정​가)은 전​량 호​출 $0.168, 결​합​형 50% $0.084​였​고, 순​차 처​리 시​간​은 107​초, 60​초​로 추​정​되​었​다​(임​베​딩 SVM 문​장​당 6 ms 포함).</w:t>
+        <w:t>테​스​트 배​치 23​개​를 다​시 호​출​하​여 추​정​한 1,000​문​장​당 LLM 비​용​(Claude Sonnet 5 정​가)은 전​량 호​출 $0.168, 결​합​형 50% $0.084​였​고, 순​차 처​리 시​간​은 임​베​딩 SVM​을 포​함​하​여 107​초, 60​초​로 추정되었다.</w:t>
       </w:r>
     </w:p>
     <w:p>
       <w:pPr>
         <w:autoSpaceDE w:val="0"/>
         <w:autoSpaceDN w:val="0"/>
-        <w:spacing w:after="70" w:line="252" w:lineRule="auto"/>
+        <w:spacing w:after="70" w:line="240" w:lineRule="auto"/>
         <w:ind w:firstLine="180"/>
         <w:jc w:val="both"/>
       </w:pPr>
       <w:r>
         <w:rPr>
-          <w:rFonts w:ascii="Times New Roman" w:hAnsi="Times New Roman" w:eastAsia="HY신명조"/>
+          <w:rFonts w:ascii="HY신명조" w:hAnsi="HY신명조" w:eastAsia="HY신명조"/>
           <w:b w:val="0"/>
           <w:i w:val="0"/>
           <w:sz w:val="18"/>
@@ -1641,31 +1639,31 @@
       <w:pPr>
         <w:autoSpaceDE w:val="0"/>
         <w:autoSpaceDN w:val="0"/>
-        <w:spacing w:after="70" w:line="252" w:lineRule="auto"/>
+        <w:spacing w:after="70" w:line="240" w:lineRule="auto"/>
         <w:ind w:firstLine="180"/>
         <w:jc w:val="both"/>
       </w:pPr>
       <w:r>
         <w:rPr>
-          <w:rFonts w:ascii="Times New Roman" w:hAnsi="Times New Roman" w:eastAsia="HY신명조"/>
+          <w:rFonts w:ascii="HY신명조" w:hAnsi="HY신명조" w:eastAsia="HY신명조"/>
           <w:b w:val="0"/>
           <w:i w:val="0"/>
           <w:sz w:val="18"/>
         </w:rPr>
-        <w:t>두 방​법​은 같​은 문​장​에 LLM​을 호​출​하​므​로 차​이​는 판​정 방​식​에​서​만 생​긴​다. 예​를 들​어 CLEF​의 한 공​약 문​장​(라​벨: 불​필​요)은 LLM 점​수​가 s=0.35​로, 임​계​값 t=0.16​을 사​용​하​는 교​체​형​은 ‘필​요’로 잘​못 판​정​하​였​으​나, 결​합​형​은 분​류​기​의 결​정​값​(d=−0.84)에 따​라 판​정 기​준​이 0.41​로 높​아​져 옳​게 판​정​하​였​다. CLEF 1​회​차​에​서 LLM​을 호​출​한 절​반 중 결​합​형​만 옳​게 판​정​한 문​장​은 36​개, 교​체​형​만 옳​게 판​정​한 문​장​은 24개였다.</w:t>
+        <w:t>두 방​법​은 같​은 문​장​에 LLM​을 호​출​하​므​로 차​이​는 판​정 방​식​에​서​만 생​긴​다. 예​를 들​어 CLEF​의 한 공​약 문​장​(라​벨: 불​필​요)은 LLM 점​수​가 s=0.35​로, 임​계​값 t=0.16​을 사​용​하​는 교​체​형​은 ‘필​요’로 잘​못 판​정​하​였​으​나, 결​합​형​은 분​류​기​의 결​정​값​(d=−0.84)에 따​라 판​정 기​준​이 0.41​로 높​아​져 옳​게 판정하였다.</w:t>
       </w:r>
     </w:p>
     <w:p>
       <w:pPr>
         <w:autoSpaceDE w:val="0"/>
         <w:autoSpaceDN w:val="0"/>
-        <w:spacing w:after="70" w:line="252" w:lineRule="auto"/>
+        <w:spacing w:after="70" w:line="240" w:lineRule="auto"/>
         <w:ind w:firstLine="180"/>
         <w:jc w:val="both"/>
       </w:pPr>
       <w:r>
         <w:rPr>
-          <w:rFonts w:ascii="Times New Roman" w:hAnsi="Times New Roman" w:eastAsia="HY신명조"/>
+          <w:rFonts w:ascii="HY신명조" w:hAnsi="HY신명조" w:eastAsia="HY신명조"/>
           <w:b w:val="0"/>
           <w:i w:val="0"/>
           <w:sz w:val="18"/>
@@ -1679,13 +1677,13 @@
       <w:pPr>
         <w:autoSpaceDE w:val="0"/>
         <w:autoSpaceDN w:val="0"/>
-        <w:spacing w:after="70" w:line="252" w:lineRule="auto"/>
+        <w:spacing w:after="70" w:line="240" w:lineRule="auto"/>
         <w:ind w:firstLine="180"/>
         <w:jc w:val="both"/>
       </w:pPr>
       <w:r>
         <w:rPr>
-          <w:rFonts w:ascii="Times New Roman" w:hAnsi="Times New Roman" w:eastAsia="HY신명조"/>
+          <w:rFonts w:ascii="HY신명조" w:hAnsi="HY신명조" w:eastAsia="HY신명조"/>
           <w:b w:val="0"/>
           <w:i w:val="0"/>
           <w:sz w:val="18"/>
@@ -1704,7 +1702,7 @@
       <w:r>
         <w:drawing>
           <wp:inline xmlns:a="http://schemas.openxmlformats.org/drawingml/2006/main" xmlns:pic="http://schemas.openxmlformats.org/drawingml/2006/picture">
-            <wp:extent cx="2951999" cy="1563630"/>
+            <wp:extent cx="2951999" cy="1415801"/>
             <wp:docPr id="4" name="Picture 4"/>
             <wp:cNvGraphicFramePr>
               <a:graphicFrameLocks noChangeAspect="1"/>
@@ -1725,7 +1723,7 @@
                   <pic:spPr>
                     <a:xfrm>
                       <a:off x="0" y="0"/>
-                      <a:ext cx="2951999" cy="1563630"/>
+                      <a:ext cx="2951999" cy="1415801"/>
                     </a:xfrm>
                     <a:prstGeom prst="rect"/>
                   </pic:spPr>
@@ -1745,7 +1743,7 @@
       </w:pPr>
       <w:r>
         <w:rPr>
-          <w:rFonts w:ascii="Times New Roman" w:hAnsi="Times New Roman" w:eastAsia="HY신명조"/>
+          <w:rFonts w:ascii="HY신명조" w:hAnsi="HY신명조" w:eastAsia="HY신명조"/>
           <w:b/>
           <w:i w:val="0"/>
           <w:sz w:val="16"/>
@@ -1762,7 +1760,7 @@
       </w:pPr>
       <w:r>
         <w:rPr>
-          <w:rFonts w:ascii="Times New Roman" w:hAnsi="Times New Roman" w:eastAsia="HY신명조"/>
+          <w:rFonts w:ascii="HY신명조" w:hAnsi="HY신명조" w:eastAsia="HY신명조"/>
           <w:b/>
           <w:i w:val="0"/>
           <w:sz w:val="18"/>
@@ -1774,13 +1772,13 @@
       <w:pPr>
         <w:autoSpaceDE w:val="0"/>
         <w:autoSpaceDN w:val="0"/>
-        <w:spacing w:after="70" w:line="252" w:lineRule="auto"/>
+        <w:spacing w:after="70" w:line="240" w:lineRule="auto"/>
         <w:ind w:firstLine="180"/>
         <w:jc w:val="both"/>
       </w:pPr>
       <w:r>
         <w:rPr>
-          <w:rFonts w:ascii="Times New Roman" w:hAnsi="Times New Roman" w:eastAsia="HY신명조"/>
+          <w:rFonts w:ascii="HY신명조" w:hAnsi="HY신명조" w:eastAsia="HY신명조"/>
           <w:b w:val="0"/>
           <w:i w:val="0"/>
           <w:sz w:val="18"/>
@@ -1797,7 +1795,7 @@
       </w:pPr>
       <w:r>
         <w:rPr>
-          <w:rFonts w:ascii="Times New Roman" w:hAnsi="Times New Roman" w:eastAsia="HY신명조"/>
+          <w:rFonts w:ascii="HY신명조" w:hAnsi="HY신명조" w:eastAsia="HY신명조"/>
           <w:b/>
           <w:i w:val="0"/>
           <w:sz w:val="18"/>
@@ -1815,7 +1813,7 @@
       </w:pPr>
       <w:r>
         <w:rPr>
-          <w:rFonts w:ascii="Times New Roman" w:hAnsi="Times New Roman" w:eastAsia="HY신명조"/>
+          <w:rFonts w:ascii="HY신명조" w:hAnsi="HY신명조" w:eastAsia="HY신명조"/>
           <w:b w:val="0"/>
           <w:i w:val="0"/>
           <w:sz w:val="18"/>
@@ -1833,7 +1831,7 @@
       </w:pPr>
       <w:r>
         <w:rPr>
-          <w:rFonts w:ascii="Times New Roman" w:hAnsi="Times New Roman" w:eastAsia="HY신명조"/>
+          <w:rFonts w:ascii="HY신명조" w:hAnsi="HY신명조" w:eastAsia="HY신명조"/>
           <w:b w:val="0"/>
           <w:i w:val="0"/>
           <w:sz w:val="18"/>
@@ -1851,12 +1849,12 @@
       </w:pPr>
       <w:r>
         <w:rPr>
-          <w:rFonts w:ascii="Times New Roman" w:hAnsi="Times New Roman" w:eastAsia="HY신명조"/>
+          <w:rFonts w:ascii="HY신명조" w:hAnsi="HY신명조" w:eastAsia="HY신명조"/>
           <w:b w:val="0"/>
           <w:i w:val="0"/>
           <w:sz w:val="18"/>
         </w:rPr>
-        <w:t>[3] M. Hasanain et al., "Overview of the CLEF-2024 CheckThat! Lab Task 1 on Check-Worthiness Estimation of Multigenre Content," CEUR-WS vol. 3740, pp. 276–286, 2024.</w:t>
+        <w:t>[3] M. Hasanain et al., "Overview of the CLEF-2024 CheckThat! Lab Task 1 on Check-Worthiness Estimation of Multigenre Content," CEUR-WS vol. 3740, pp. 276-286, 2024.</w:t>
       </w:r>
     </w:p>
     <w:p>
@@ -1869,12 +1867,12 @@
       </w:pPr>
       <w:r>
         <w:rPr>
-          <w:rFonts w:ascii="Times New Roman" w:hAnsi="Times New Roman" w:eastAsia="HY신명조"/>
+          <w:rFonts w:ascii="HY신명조" w:hAnsi="HY신명조" w:eastAsia="HY신명조"/>
           <w:b w:val="0"/>
           <w:i w:val="0"/>
           <w:sz w:val="18"/>
         </w:rPr>
-        <w:t>[4] F. Arslan, N. Hassan, C. Li, and M. Tremayne, "A Benchmark Dataset of Check-Worthy Factual Claims," in Proc. ICWSM, vol. 14, pp. 821–829, 2020.</w:t>
+        <w:t>[4] F. Arslan et al., "A Benchmark Dataset of Check-Worthy Factual Claims," in Proc. ICWSM, vol. 14, pp. 821-829, 2020.</w:t>
       </w:r>
     </w:p>
     <w:p>
@@ -1887,7 +1885,7 @@
       </w:pPr>
       <w:r>
         <w:rPr>
-          <w:rFonts w:ascii="Times New Roman" w:hAnsi="Times New Roman" w:eastAsia="HY신명조"/>
+          <w:rFonts w:ascii="HY신명조" w:hAnsi="HY신명조" w:eastAsia="HY신명조"/>
           <w:b w:val="0"/>
           <w:i w:val="0"/>
           <w:sz w:val="18"/>
@@ -1905,7 +1903,7 @@
       </w:pPr>
       <w:r>
         <w:rPr>
-          <w:rFonts w:ascii="Times New Roman" w:hAnsi="Times New Roman" w:eastAsia="HY신명조"/>
+          <w:rFonts w:ascii="HY신명조" w:hAnsi="HY신명조" w:eastAsia="HY신명조"/>
           <w:b w:val="0"/>
           <w:i w:val="0"/>
           <w:sz w:val="18"/>

--- a/paper/cascade_kics_draft.docx
+++ b/paper/cascade_kics_draft.docx
@@ -50,7 +50,7 @@
           <w:i w:val="0"/>
           <w:sz w:val="22"/>
         </w:rPr>
-        <w:t>이정빈, 김은경*</w:t>
+        <w:t>이정빈, 노고산, 김은경</w:t>
       </w:r>
     </w:p>
     <w:p>
@@ -84,7 +84,7 @@
           <w:i w:val="0"/>
           <w:sz w:val="22"/>
         </w:rPr>
-        <w:t>20221065@edu.hanbat.ac.kr, *ekim@hanbat.ac.kr</w:t>
+        <w:t>20221065@edu.hanbat.ac.kr, {gsnoh, ekim}@hanbat.ac.kr</w:t>
       </w:r>
     </w:p>
     <w:p>
@@ -126,7 +126,7 @@
           <w:i w:val="0"/>
           <w:sz w:val="22"/>
         </w:rPr>
-        <w:t>Jeongbin Lee, Eunkyung Kim*</w:t>
+        <w:t>Jeongbin Lee, Gosan Noh, Eunkyung Kim</w:t>
       </w:r>
     </w:p>
     <w:p>

--- a/paper/cascade_kics_draft.docx
+++ b/paper/cascade_kics_draft.docx
@@ -101,15 +101,9 @@
           <w:i w:val="0"/>
           <w:sz w:val="26"/>
         </w:rPr>
-        <w:t xml:space="preserve">Cost</w:t>
-        <w:noBreakHyphen/>
-        <w:t xml:space="preserve">Efficient Check</w:t>
-        <w:noBreakHyphen/>
-        <w:t xml:space="preserve">Worthy Claim Detection via Selective Fusion</w:t>
+        <w:t>Cost-​Efficient Check-​Worthy Claim Detection via Selective Fusion</w:t>
         <w:br/>
-        <w:t xml:space="preserve">of a Low</w:t>
-        <w:noBreakHyphen/>
-        <w:t xml:space="preserve">Cost Classifier and a Large Language Model</w:t>
+        <w:t>of a Low-​Cost Classifier and a Large Language Model</w:t>
       </w:r>
     </w:p>
     <w:p>
@@ -178,9 +172,7 @@
           <w:i w:val="0"/>
           <w:sz w:val="18"/>
         </w:rPr>
-        <w:t xml:space="preserve">팩​트​체​크 필​요​성 탐​지​(check</w:t>
-        <w:noBreakHyphen/>
-        <w:t xml:space="preserve">worthiness detection)는 수​많​은 문​장 중 사​실 확​인​이 필​요​한 문​장​을 골​라​내​는 기​술​이​다. 대​형 언​어 모​델​(LLM)은 이 판​정​을 잘 수​행​하​지​만, 모​든 문​장​에 LLM​을 호​출​하​면 비​용​과 처​리 시​간​이 크​게 늘​어​난​다. 본 논​문​에​서​는 가​벼​운 저​비​용 분​류​기​가 모​든 문​장​을 먼​저 판​정​하​고, 분​류​기​가 확​신​하​지 못​하​는 문​장​에​만 LLM​을 호​출​하​되 분​류​기​의 판​정​을 LLM​의 판​정​으​로 교​체​하​지 않​고 두 모​델​의 점​수​를 결​합​하​여 최​종 판​정​하​는 결​합​형 캐​스​케​이​드​를 제​안​한​다. 두 공​개 데​이​터​셋​(CLEF 2024, ClaimBuster)에​서 평​가​한 결​과, 제​안 방​법​은 LLM 호​출​을 절​반​으​로 줄​이​면​서​도 모​든 문​장​에 LLM​을 호​출​한 경​우​와 같​은 수​준​의 정​확​도​(CLEF 0.923, ClaimBuster 0.846)를 유​지​하​였​다. 정​확​도​는 평​균​적​으​로 오​히​려 0.8~1.1%p 높​았​고, 통​계​적​으​로​도 0.6%p 넘​게 낮​지 않​음​을 확​인​하​였​다. 이​를 통​해 LLM 비​용​은 약 50%, 처​리 시​간​은 약 44% 줄​일 수 있​을 것​으​로 기대된다.</w:t>
+        <w:t>팩​트​체​크 필​요​성 탐​지​(check-​worthiness detection)는 수​많​은 문​장 중 사​실 확​인​이 필​요​한 문​장​을 골​라​내​는 기​술​이​다. 대​형 언​어 모​델​(LLM)은 이 판​정​을 잘 수​행​하​지​만, 모​든 문​장​에 LLM​을 호​출​하​면 비​용​과 처​리 시​간​이 크​게 늘​어​난​다. 본 논​문​에​서​는 가​벼​운 저​비​용 분​류​기​가 모​든 문​장​을 먼​저 판​정​하​고, 분​류​기​가 확​신​하​지 못​하​는 문​장​에​만 LLM​을 호​출​하​되 분​류​기​의 판​정​을 LLM​의 판​정​으​로 교​체​하​지 않​고 두 모​델​의 점​수​를 결​합​하​여 최​종 판​정​하​는 결​합​형 캐​스​케​이​드​를 제​안​한​다. 두 공​개 데​이​터​셋​(CLEF 2024, ClaimBuster)에​서 평​가​한 결​과, 제​안 방​법​은 LLM 호​출​을 절​반​으​로 줄​이​면​서​도 모​든 문​장​에 LLM​을 호​출​한 경​우​와 같​은 수​준​의 정​확​도​(CLEF 0.923, ClaimBuster 0.846)를 유​지​하​였​다. 정​확​도​는 평​균​적​으​로 오​히​려 0.8~1.1%p 높​았​고, 5​회 반​복 모​두 차​이​의 95% 신​뢰​구​간 하​한​이 −0.6%p 이​상​이​었​다. 이​를 통​해 LLM 비​용​은 약 50%, 처​리 시​간​은 약 44% 줄​일 수 있​을 것​으​로 기대된다.</w:t>
       </w:r>
     </w:p>
     <w:p>
@@ -297,9 +289,7 @@
           <w:i w:val="0"/>
           <w:sz w:val="18"/>
         </w:rPr>
-        <w:t xml:space="preserve">NN</w:t>
-        <w:noBreakHyphen/>
-        <w:t xml:space="preserve">PPI[1]는 소​형 LLM​이 출​력​한 점​수​를, 라​벨​이 있​는 보​정 세​트​에​서 의​미​적​으​로 가​까​운 이​웃 문​장​들​의 잔​차​로 보​정​한​다. 넘​긴 입​력​에​서​만 두 모​델​의 출​력​을 결​합​하​는 캐​스​케​이​드​는 일​반 분​류 과​제​에​서 제​안​되​었​고[6], SRR[5]은 옳​은 답​을 뒤​집​는 손​실​까​지 예​측​하​여 넘​길 입​력​을 고​르​지​만 넘​긴 입​력​은 큰 모​델​의 답​으​로 교​체​한​다. 본 논​문​은 결​합 가​중​치​를 라​벨​로 학​습​해 LLM​의 기​준 차​이​를 반영한다.</w:t>
+        <w:t>NN-​PPI[1]는 소​형 LLM​이 출​력​한 점​수​를, 라​벨​이 있​는 보​정 세​트​에​서 의​미​적​으​로 가​까​운 이​웃 문​장​들​의 잔​차​로 보​정​한​다. 넘​긴 입​력​에​서​만 두 모​델​의 출​력​을 결​합​하​는 캐​스​케​이​드​는 일​반 분​류 과​제​에​서 제​안​되​었​고[6], SRR[5]은 옳​은 답​을 뒤​집​는 손​실​까​지 예​측​하​여 넘​길 입​력​을 고​르​지​만 넘​긴 입​력​은 큰 모​델​의 답​으​로 교​체​한​다. 본 논​문​은 결​합 가​중​치​를 라​벨​로 학​습​해 LLM​의 기​준 차​이​를 반영한다.</w:t>
       </w:r>
     </w:p>
     <w:p>
@@ -429,19 +419,7 @@
           <w:i w:val="0"/>
           <w:sz w:val="18"/>
         </w:rPr>
-        <w:t xml:space="preserve">문​장 x​의 팩​트​체​크 필​요 여​부 y∈{0,1}을 판​정​하​며, 라​벨​이 있​는 학​습 세​트 L(NN</w:t>
-        <w:noBreakHyphen/>
-        <w:t xml:space="preserve">PPI​의 보​정 세​트)을 사​용​한​다. 저​비​용 분​류​기​(이​하 임​베​딩 SVM)는 NN</w:t>
-        <w:noBreakHyphen/>
-        <w:t xml:space="preserve">PPI​가 이​웃 검​색​에 쓰​는 문​장 임​베​딩 all</w:t>
-        <w:noBreakHyphen/>
-        <w:t xml:space="preserve">MiniLM</w:t>
-        <w:noBreakHyphen/>
-        <w:t xml:space="preserve">L6</w:t>
-        <w:noBreakHyphen/>
-        <w:t xml:space="preserve">v2​를 입​력​으​로 하​는 RBF</w:t>
-        <w:noBreakHyphen/>
-        <w:t xml:space="preserve">SVM​이​다. 클​래​스 불​균​형​을 고​려​한 가​중​치​로 L​에​서 학​습​하​며, 결​정​값 d(x)가 양​수​이​면 팩​트​체​크​가 필​요​하​다​는 판​정​이​고 절​댓​값​이 클​수​록 확​신​이 높다.</w:t>
+        <w:t>문​장 x​의 팩​트​체​크 필​요 여​부 y∈{0,1}을 판​정​하​며, 라​벨​이 있​는 학​습 세​트 L(NN-​PPI​의 보​정 세​트)을 사​용​한​다. 저​비​용 분​류​기​(이​하 임​베​딩 SVM)는 NN-​PPI​가 이​웃 검​색​에 쓰​는 문​장 임​베​딩 all-​MiniLM-​L6-​v2​를 입​력​으​로 하​는 RBF-​SVM​이​다. 클​래​스 불​균​형​을 고​려​한 가​중​치​로 L​에​서 학​습​하​며, 결​정​값 d(x)가 양​수​이​면 팩​트​체​크​가 필​요​하​다​는 판​정​이​고 절​댓​값​이 클​수​록 확​신​이 높다.</w:t>
       </w:r>
     </w:p>
     <w:p>
@@ -654,13 +632,7 @@
           <w:i w:val="0"/>
           <w:sz w:val="18"/>
         </w:rPr>
-        <w:t xml:space="preserve">CLEF 2024 CheckThat! Task 1 영​어 데​이​터[3]는 2,405​문​장​을 학​습 세​트​로, dev·dev</w:t>
-        <w:noBreakHyphen/>
-        <w:t xml:space="preserve">test·공​식 test​를 합​친 1,691​문​장​을 테​스​트​로 사​용​하​였​다. ClaimBuster[4]는 2012​년 토​론 1,314​문​장​과 2016​년 토​론 2,745​문​장​을 각​각 학​습 세​트​와 테​스​트​로 사​용​하​였​다. NN</w:t>
-        <w:noBreakHyphen/>
-        <w:t xml:space="preserve">PPI​는 원 논​문​과 같​이 Gemma 3 4B​로 재​현​하​였​으​며, 원 논​문​과 같​은 분​할​에​서 가​중 F1​은 CLEF 0.835, ClaimBuster 0.785​였​다​(원 논​문 0.827, 0.760). LLM​은 Claude Sonnet 5​를 사​용​하​였​고, NN</w:t>
-        <w:noBreakHyphen/>
-        <w:t xml:space="preserve">PPI​의 판​정 기​준 프​롬​프​트​로 40​문​장​씩 묶​어 채점하였다.</w:t>
+        <w:t>CLEF 2024 CheckThat! Task 1 영​어 데​이​터[3]는 2,405​문​장​을 학​습 세​트​로, dev·dev-​test·공​식 test​를 합​친 1,691​문​장​을 테​스​트​로 사​용​하​였​다. 또 다​른 데​이​터​셋​인 ClaimBuster[4]는 2012​년 토​론 1,314​문​장​을 학​습 세​트​로, 2016​년 토​론 2,745​문​장​을 테​스​트​로 사​용​하​였​다. NN-​PPI​는 원 논​문​과 같​이 Gemma 3 4B​로 재​현​하​였​으​며, 원 논​문​과 같​은 분​할​에​서 가​중 F1​은 CLEF 0.835, ClaimBuster 0.785​였​다​(원 논​문 0.827, 0.760). LLM​은 Claude Sonnet 5​를 사​용​하​였​고, NN-​PPI​의 판​정 기​준 프​롬​프​트​로 40​문​장​씩 묶​어 채점하였다.</w:t>
       </w:r>
     </w:p>
     <w:p>
@@ -695,9 +667,7 @@
           <w:i w:val="0"/>
           <w:sz w:val="18"/>
         </w:rPr>
-        <w:t xml:space="preserve">평​가 지​표​는 테​스​트 정​확​도​이​며, 학​습 세​트​의 80%​를 비​복​원 추​출​하​여 5​회 반​복​한 평​균​을 보​고​한​다. 방​법 간 차​이​는 5​회 각​각​의 예​측​에 McNemar 검​정​(α=0.05, 다​중 비​교 보​정 없​음)을 적​용​하​고, 차​이​의 95% 신​뢰​구​간​은 테​스​트 문​장 부​트​스​트​랩​(2,000​회)으​로 구​하​였​다. LLM 임​계​값, 결​합 계​수, 호​출​률, NN</w:t>
-        <w:noBreakHyphen/>
-        <w:t xml:space="preserve">PPI​의 이​웃 수 k​는 모​두 학​습 세​트 안​에​서​만 정​하​였​고​(두 데​이​터​셋 모​두 k=10), 임​베​딩 SVM​은 기​본 하​이​퍼​파​라​미​터​를 사​용​하​였​다. 호​출​률​은 학​습 세​트​의 교​차​검​증 정​확​도​가 두 데​이​터​셋 모​두 거​의 오​르​지 않​는 50%​로 정하였다.</w:t>
+        <w:t>평​가 지​표​는 테​스​트 정​확​도​이​며, 학​습 세​트​의 80%​를 비​복​원 추​출​하​여 5​회 반​복​한 평​균​을 보​고​한​다. 방​법 간 차​이​는 5​회 각​각​의 예​측​에 McNemar 검​정​(α=0.05, 다​중 비​교 보​정 없​음)을 적​용​하​고, 차​이​의 95% 신​뢰​구​간​은 테​스​트 문​장 부​트​스​트​랩​(2,000​회)으​로 구​하​였​다. LLM 임​계​값, 결​합 계​수, 호​출​률, NN-​PPI​의 이​웃 수 k​는 모​두 학​습 세​트 안​에​서​만 정​하​였​고​(두 데​이​터​셋 모​두 k=10), 임​베​딩 SVM​은 기​본 하​이​퍼​파​라​미​터​를 사​용​하​였​다. 호​출​률​은 학​습 세​트​의 교​차​검​증 정​확​도​가 두 데​이​터​셋 모​두 거​의 오​르​지 않​는 50%​로 정하였다.</w:t>
       </w:r>
     </w:p>
     <w:p>
@@ -886,9 +856,7 @@
                 <w:i w:val="0"/>
                 <w:sz w:val="16"/>
               </w:rPr>
-              <w:t xml:space="preserve">Gemma+NN</w:t>
-              <w:noBreakHyphen/>
-              <w:t xml:space="preserve">PPI [1]</w:t>
+              <w:t>Gemma+NN-​PPI [1]</w:t>
             </w:r>
           </w:p>
         </w:tc>
@@ -1264,9 +1232,7 @@
                 <w:i w:val="0"/>
                 <w:sz w:val="16"/>
               </w:rPr>
-              <w:t xml:space="preserve">  + NN</w:t>
-              <w:noBreakHyphen/>
-              <w:t xml:space="preserve">PPI [1]</w:t>
+              <w:t xml:space="preserve">  + NN-​PPI [1]</w:t>
             </w:r>
           </w:p>
         </w:tc>
@@ -1556,9 +1522,7 @@
           <w:i w:val="0"/>
           <w:sz w:val="18"/>
         </w:rPr>
-        <w:t xml:space="preserve">표 1​에​서 LLM​을 사​용​하​지 않​는 임​베​딩 SVM​은 NN</w:t>
-        <w:noBreakHyphen/>
-        <w:t xml:space="preserve">PPI​보​다 CLEF​에​서 5​회 중 4​회 유​의​하​게 높​았​고, ClaimBuster​에​서​는 5​회 모​두 유​의​차​가 없었다.</w:t>
+        <w:t>표 1​에​서 LLM​을 사​용​하​지 않​는 임​베​딩 SVM​은 NN-​PPI​보​다 CLEF​에​서 5​회 중 4​회 유​의​하​게 높​았​으​며, ClaimBuster​에​서​는 5​회 모​두 유​의​차​가 없었다.</w:t>
       </w:r>
     </w:p>
     <w:p>
@@ -1594,9 +1558,7 @@
           <w:i w:val="0"/>
           <w:sz w:val="18"/>
         </w:rPr>
-        <w:t xml:space="preserve">이​하 전​량 호​출​은 LLM 전​량 호​출​의 두 설​정​(조​정 전, 임​계​값 조​정) 중 정​확​도​가 높​은 쪽​(CLEF​는 임​계​값 조​정, ClaimBuster​는 조​정 전)을 뜻​한​다. 호​출​률 50%​의 결​합​형​은 전​량 호​출​보​다 정​확​도​가 평​균 0.8%p, 1.1%p 높​았​고, 5​회 모​두 차​이​의 95% 신​뢰​구​간 하​한​이 −0.6%p 이​상​이​었​다. 즉 결​합​형​의 정​확​도​는 전​량 호​출​보​다 0.6%p 넘​게 낮​지 않​다. 반​면 같​은 호​출​률​의 교​체​형​은 ClaimBuster​에​서 하​한​이 −2.3%p​까​지 내​려​가 이​를 보​장​하​지 못​했​다. 또​한 결​합​형​은 NN</w:t>
-        <w:noBreakHyphen/>
-        <w:t xml:space="preserve">PPI​를 적​용​한 전​량 호​출​보​다 5​회 모​두 유​의​하​게 높았다(p≤0.016).</w:t>
+        <w:t>이​하 전​량 호​출​은 LLM 전​량 호​출​의 두 설​정​(조​정 전, 임​계​값 조​정) 중 정​확​도​가 높​은 쪽​(CLEF​는 임​계​값 조​정, ClaimBuster​는 조​정 전)을 뜻​한​다. 호​출​률 50%​의 결​합​형​은 전​량 호​출​보​다 정​확​도​가 평​균 0.8%p, 1.1%p 높​았​고, 5​회 모​두 차​이​의 95% 신​뢰​구​간 하​한​이 −0.6%p 이​상​이​었​다. 반​면 같​은 호​출​률​의 교​체​형​은 ClaimBuster​에​서 하​한​이 −2.3%p​까​지 내​려​갔​다. 또​한 결​합​형​은 NN-​PPI​를 적​용​한 전​량 호​출​보​다 5​회 모​두 유​의​하​게 높았다(p≤0.016).</w:t>
       </w:r>
     </w:p>
     <w:p>
@@ -1668,9 +1630,7 @@
           <w:i w:val="0"/>
           <w:sz w:val="18"/>
         </w:rPr>
-        <w:t xml:space="preserve">LLM​을 Claude Haiku 4.5​로 바​꾸​어​도 결​합​형​(50%)의 정​확​도​는 전​량 호​출​보​다 1.6%p 넘​게 낮​지 않​았​으​나​(5​회 모​두), 교​체​형​은 CLEF​에​서 하​한​이 −3.1%p​까​지 내​려​갔​다. 단, 이​때 결​합​형​은 NN</w:t>
-        <w:noBreakHyphen/>
-        <w:t xml:space="preserve">PPI​를 적​용​한 전​량 호​출​(0.930, 0.839)보​다 유​의​하​게 높​지 않았다.</w:t>
+        <w:t>LLM​을 Claude Haiku 4.5​로 바​꾸​면 결​합​형​(50%)의 하​한​은 5​회 모​두 −1.6%p 이​상​이​었​으​나, 교​체​형​은 CLEF​에​서 하​한​이 −3.1%p​까​지 내​려​갔​다. 다​만 이​때 결​합​형​은 NN-​PPI​를 적​용​한 전​량 호​출​(0.930, 0.839)보​다 유​의​하​게 높​지 않았다.</w:t>
       </w:r>
     </w:p>
     <w:p>
@@ -1688,7 +1648,7 @@
           <w:i w:val="0"/>
           <w:sz w:val="18"/>
         </w:rPr>
-        <w:t>한​편 학​습 데​이​터​(2012​년 토​론)와 시​기​가 다​른 ClaimBuster 테​스​트​(2016​년 토​론)에​서​는 분​류​기​의 재​현​율​이 0.59​에 그​쳐​(CLEF 0.85), 결​합​형​도 확​인​이 필​요​한 문​장​을 임​계​값​을 조​정​한 전​량 호​출​보​다 많​이 놓​쳤​다​(재​현​율 0.73 대 0.86). 이​러​한 분​류​기​의 노​후​화​는 LLM​을 호​출​한 문​장 중 LLM​만 ‘필​요’로 판​정​한 비​율​로 라​벨 없​이 감​지​할 수 있​었​고​(학​습 데​이​터 15.9% → 테​스​트 23.6%, CLEF​는 증​가 없​음), 최​근 문​장 300​개​로 다​시 학​습​하​면 재​현​율​이 3.7%p 올랐다.</w:t>
+        <w:t>한​편 학​습 데​이​터​(2012​년 토​론)와 시​기​가 다​른 테​스​트​(ClaimBuster 2016​년 토​론)에​서​는 분​류​기​의 재​현​율​이 0.59​에 그​쳐​(CLEF 0.85), 결​합​형​도 확​인​이 필​요​한 문​장​을 임​계​값​을 조​정​한 전​량 호​출​보​다 많​이 놓​쳤​다​(재​현​율 0.73 대 0.86). 이​때 LLM​을 호​출​한 문​장 중 LLM​만 ‘필​요’로 판​정​한 비​율​이 늘​어​나​(학​습 데​이​터 15.9% → 테​스​트 23.6%, CLEF​는 증​가 없​음) 라​벨 없​이 노​후​화​의 징​후​로 쓸 수 있​어 보​이​며, 2016​년 토​론 중 300​문​장​의 라​벨​을 학​습 세​트​에 추​가​하​면 나​머​지 문​장​에​서 재​현​율​이 3.7%p 올랐다.</w:t>
       </w:r>
     </w:p>
     <w:p>
@@ -1783,7 +1743,7 @@
           <w:i w:val="0"/>
           <w:sz w:val="18"/>
         </w:rPr>
-        <w:t>본 논​문​에​서​는 저​비​용 분​류​기​가 확​신​하​지 못​하​는 문​장​에​만 LLM​을 호​출​하​고, 두 모​델​의 점​수​를 결​합​하​여 최​종 판​정​하​는 결​합​형 캐​스​케​이​드​를 제​안​하​였​다. 제​안 방​법​은 LLM 호​출​을 절​반​으​로 줄​이​면​서​도 모​든 문​장​에 LLM​을 호​출​한 경​우​와 같​은 수​준​의 정​확​도​를 유​지​하​였​으​며, 이​에 따​라 LLM 비​용​은 약 50%, 처​리 시​간​은 약 44% 줄​일 수 있​을 것​으​로 기​대​된​다. 다​만 학​습 시​기​와 다​른 데​이​터​에​서​는 분​류​기​가 노​후​화​되​어 확​인​이 필​요​한 문​장​을 더 놓​칠 수 있​으​며, 이​는 LLM​과 분​류​기​의 판​정​이 엇​갈​리​는 비​율​로 감​지​하​고 최​근 데​이​터​로 다​시 학​습​하​여 줄​일 수 있​었​다. 또​한 출​처​가 겹​치​는[3] 영​어 두 데​이​터​셋​으​로​만 평​가​하​였​으​므​로, 향​후​에​는 분​류​기​의 주​기​적 재​학​습​과 다​국​어 데​이​터​로 평​가​를 확​장​할 계획이다.</w:t>
+        <w:t>본 논​문​에​서​는 저​비​용 분​류​기​가 확​신​하​지 못​하​는 문​장​에​만 LLM​을 호​출​하​고, 두 모​델​의 점​수​를 결​합​하​여 최​종 판​정​하​는 결​합​형 캐​스​케​이​드​를 제​안​하​였​다. 제​안 방​법​은 LLM 호​출​을 절​반​으​로 줄​이​면​서​도 모​든 문​장​에 LLM​을 호​출​한 경​우​와 같​은 수​준​의 정​확​도​를 유​지​하​였​으​며, 이​에 따​라 LLM 비​용​은 약 50%, 처​리 시​간​은 약 44% 줄​일 수 있​을 것​으​로 기​대​된​다. 다​만 학​습 시​기​와 다​른 데​이​터​에​서​는 분​류​기​가 노​후​화​되​어 확​인​이 필​요​한 문​장​을 더 놓​칠 수 있​으​며, LLM​과 분​류​기​의 판​정​이 엇​갈​리​는 비​율​이 그 징​후​가 될 수 있​고 새 데​이​터 일​부​로 다​시 학​습​하​면 이​를 줄​일 수 있​었​다. 또​한 CLEF 영​어 데​이​터​가 ClaimBuster​에​서 구​축​된[3] 두 영​어 데​이​터​셋​으​로​만 평​가​하​였​으​므​로, 향​후​에​는 분​류​기​의 주​기​적 재​학​습​과 다​국​어 데​이​터​로 평​가​를 확​장​할 계획이다.</w:t>
       </w:r>
     </w:p>
     <w:p>

--- a/paper/cascade_kics_draft.docx
+++ b/paper/cascade_kics_draft.docx
@@ -219,7 +219,7 @@
           <w:i w:val="0"/>
           <w:sz w:val="18"/>
         </w:rPr>
-        <w:t>온​라​인 허​위 정​보​가 급​증​하​면​서 팩​트​체​크​의 중​요​성​이 커​졌​으​며, 그 첫 단​계​는 사​실 확​인​이 필​요​한 주​장​을 찾​아​내​는 팩​트​체​크 필​요​성 탐​지​이​다[3]. 이 단​계​는 들​어​오​는 모​든 문​장​을 판​정​해​야 하​므​로 처​리​할 문​장​이 매​우 많​다. 대​형 언​어 모​델​(LLM)은 이 판​정​을 잘 수​행​하​지​만, 실​제 팩​트​체​크 서​비​스 운​영​사​는 모​든 문​장​에 대​형 LLM​을 호​출​하​는 것​은 운​영 규​모​에​서 감​당​하​기 어​렵​다​고 보​고​하​였​다[1]. 같​은 연​구​진​은 소​형 인​코​더​가 확​신​하​지 못​하​는 문​장​만 LLM​에 넘​기​는 방​식​을 향​후 과​제​로 제시하였다[2].</w:t>
+        <w:t>온​라​인 허​위 정​보​가 급​증​하​면​서 팩​트​체​크​의 중​요​성​이 커​졌​으​며, 그 첫 단​계​는 사​실 확​인​이 필​요​한 주​장​을 찾​아​내​는 팩​트​체​크 필​요​성 탐​지​이​다[3]. 이 단​계​는 들​어​오​는 모​든 문​장​을 판​정​해​야 하​므​로 처​리​할 문​장​이 매​우 많​다. 대​형 언​어 모​델​(LLM)은 이 판​정​을 잘 수​행​하​지​만, 실​제 팩​트​체​크 서​비​스 운​영​사​는 모​든 문​장​에 대​형 LLM​을 호​출​하​는 것​이 운​영 규​모​에​서 감​당​하​기 어​렵​다​고 보​고​하​였​다[1]. 같​은 연​구​진​은 소​형 인​코​더​가 확​신​하​지 못​하​는 문​장​만 LLM​에 넘​기​는 방​식​을 향​후 과​제​로 제시하였다[2].</w:t>
       </w:r>
     </w:p>
     <w:p>
@@ -667,7 +667,7 @@
           <w:i w:val="0"/>
           <w:sz w:val="18"/>
         </w:rPr>
-        <w:t>평​가 지​표​는 테​스​트 정​확​도​이​며, 학​습 세​트​의 80%​를 비​복​원 추​출​하​여 5​회 반​복​한 평​균​을 보​고​한​다. 방​법 간 차​이​는 5​회 각​각​의 예​측​에 McNemar 검​정​(α=0.05, 다​중 비​교 보​정 없​음)을 적​용​하​고, 차​이​의 95% 신​뢰​구​간​은 테​스​트 문​장 부​트​스​트​랩​(2,000​회)으​로 구​하​였​다. LLM 임​계​값, 결​합 계​수, 호​출​률, NN-​PPI​의 이​웃 수 k​는 모​두 학​습 세​트 안​에​서​만 정​하​였​고​(두 데​이​터​셋 모​두 k=10), 임​베​딩 SVM​은 기​본 하​이​퍼​파​라​미​터​를 사​용​하​였​다. 호​출​률​은 학​습 세​트​의 교​차​검​증 정​확​도​가 두 데​이​터​셋 모​두 거​의 오​르​지 않​는 50%​로 정하였다.</w:t>
+        <w:t>평​가 지​표​는 테​스​트 정​확​도​이​며, 학​습 세​트​의 80%​를 비​복​원 추​출​하​여 5​회 반​복​한 평​균​을 보​고​한​다. 방​법 간 차​이​는 5​회 각​각​의 예​측​에 McNemar 검​정​(α=0.05, 다​중 비​교 보​정 없​음)을 적​용​하​고, 차​이​의 95% 신​뢰​구​간​은 테​스​트 문​장 부​트​스​트​랩​(2,000​회)으​로 구​하​였​다. LLM 임​계​값, 결​합 계​수, 호​출​률, NN-​PPI​의 이​웃 수 k​는 모​두 학​습 세​트 안​에​서​만 정​하​였​고​(두 데​이​터​셋 모​두 k=10), 임​베​딩 SVM​은 기​본 하​이​퍼​파​라​미​터​를 사​용​하​였​다. 호​출​률​은 그 이​상 높​여​도 학​습 세​트​의 교​차​검​증 정​확​도​가 두 데​이​터​셋 모​두 거​의 오​르​지 않​는 50%​로 정하였다.</w:t>
       </w:r>
     </w:p>
     <w:p>
@@ -1594,7 +1594,7 @@
           <w:i w:val="0"/>
           <w:sz w:val="18"/>
         </w:rPr>
-        <w:t>그​림 2​와 같​이 결​합​형​은 LLM​을 호​출​하​는 모​든 호​출​률​에​서 교​체​형​보​다 평​균 정​확​도​가 높​았​다. 전​량 호​출​의 평​균 정​확​도​에 교​체​형​은 호​출​률 50%​에​서 이​르​지​만, 결​합​형​은 CLEF 30%, ClaimBuster 40%​에​서 이르렀다.</w:t>
+        <w:t>그​림 2​와 같​이 결​합​형​은 LLM​을 호​출​하​는 모​든 호​출​률​에​서 교​체​형​보​다 평​균 정​확​도​가 높​았​다. 전​량 호​출​의 평​균 정​확​도​에 교​체​형​은 호​출​률 50%​에​서 이​르​렀​지​만, 결​합​형​은 CLEF 30%, ClaimBuster 40%​에​서 이르렀다.</w:t>
       </w:r>
     </w:p>
     <w:p>
@@ -1630,7 +1630,7 @@
           <w:i w:val="0"/>
           <w:sz w:val="18"/>
         </w:rPr>
-        <w:t>LLM​을 Claude Haiku 4.5​로 바​꾸​면 결​합​형​(50%)의 하​한​은 5​회 모​두 −1.6%p 이​상​이​었​으​나, 교​체​형​은 CLEF​에​서 하​한​이 −3.1%p​까​지 내​려​갔​다. 다​만 이​때 결​합​형​은 NN-​PPI​를 적​용​한 전​량 호​출​(0.930, 0.839)보​다 유​의​하​게 높​지 않았다.</w:t>
+        <w:t>LLM​을 Claude Haiku 4.5​로 바​꾸​면 결​합​형​(50%)의 신​뢰​구​간 하​한​은 5​회 모​두 −1.6%p 이​상​이​었​으​나, 교​체​형​은 CLEF​에​서 하​한​이 −3.1%p​까​지 내​려​갔​다. 다​만 이​때 결​합​형​은 NN-​PPI​를 적​용​한 전​량 호​출​(0.930, 0.839)보​다 유​의​하​게 높​지 않았다.</w:t>
       </w:r>
     </w:p>
     <w:p>
@@ -1648,7 +1648,7 @@
           <w:i w:val="0"/>
           <w:sz w:val="18"/>
         </w:rPr>
-        <w:t>한​편 학​습 데​이​터​(2012​년 토​론)와 시​기​가 다​른 테​스​트​(ClaimBuster 2016​년 토​론)에​서​는 분​류​기​의 재​현​율​이 0.59​에 그​쳐​(CLEF 0.85), 결​합​형​도 확​인​이 필​요​한 문​장​을 임​계​값​을 조​정​한 전​량 호​출​보​다 많​이 놓​쳤​다​(재​현​율 0.73 대 0.86). 이​때 LLM​을 호​출​한 문​장 중 LLM​만 ‘필​요’로 판​정​한 비​율​이 늘​어​나​(학​습 데​이​터 15.9% → 테​스​트 23.6%, CLEF​는 증​가 없​음) 라​벨 없​이 노​후​화​의 징​후​로 쓸 수 있​어 보​이​며, 2016​년 토​론 중 300​문​장​의 라​벨​을 학​습 세​트​에 추​가​하​면 나​머​지 문​장​에​서 재​현​율​이 3.7%p 올랐다.</w:t>
+        <w:t>한​편 학​습 데​이​터​(2012​년 토​론)와 시​기​가 다​른 테​스​트​(ClaimBuster 2016​년 토​론)에​서​는 분​류​기​의 재​현​율​이 0.59​에 그​쳐​(CLEF 0.85), 결​합​형​도 확​인​이 필​요​한 문​장​을 임​계​값​을 조​정​한 전​량 호​출​보​다 많​이 놓​쳤​다​(재​현​율 0.73 대 0.86). 이​때 LLM​을 호​출​한 문​장 중 LLM​만 ‘필​요’로 판​정​한 비​율​이 늘​어​나​(학​습 데​이​터 15.9% → 테​스​트 23.6%, CLEF​는 증​가 없​음) 이 비​율​을 라​벨 없​이 분​류​기 노​후​화​의 징​후​로 쓸 수 있​어 보​인​다. 또​한 2016​년 토​론 중 300​문​장​의 라​벨​을 학​습 세​트​에 추​가​하​면 나​머​지 문​장​에​서 재​현​율​이 3.7%p 올랐다.</w:t>
       </w:r>
     </w:p>
     <w:p>
@@ -1743,7 +1743,7 @@
           <w:i w:val="0"/>
           <w:sz w:val="18"/>
         </w:rPr>
-        <w:t>본 논​문​에​서​는 저​비​용 분​류​기​가 확​신​하​지 못​하​는 문​장​에​만 LLM​을 호​출​하​고, 두 모​델​의 점​수​를 결​합​하​여 최​종 판​정​하​는 결​합​형 캐​스​케​이​드​를 제​안​하​였​다. 제​안 방​법​은 LLM 호​출​을 절​반​으​로 줄​이​면​서​도 모​든 문​장​에 LLM​을 호​출​한 경​우​와 같​은 수​준​의 정​확​도​를 유​지​하​였​으​며, 이​에 따​라 LLM 비​용​은 약 50%, 처​리 시​간​은 약 44% 줄​일 수 있​을 것​으​로 기​대​된​다. 다​만 학​습 시​기​와 다​른 데​이​터​에​서​는 분​류​기​가 노​후​화​되​어 확​인​이 필​요​한 문​장​을 더 놓​칠 수 있​으​며, LLM​과 분​류​기​의 판​정​이 엇​갈​리​는 비​율​이 그 징​후​가 될 수 있​고 새 데​이​터 일​부​로 다​시 학​습​하​면 이​를 줄​일 수 있​었​다. 또​한 CLEF 영​어 데​이​터​가 ClaimBuster​에​서 구​축​된[3] 두 영​어 데​이​터​셋​으​로​만 평​가​하​였​으​므​로, 향​후​에​는 분​류​기​의 주​기​적 재​학​습​과 다​국​어 데​이​터​로 평​가​를 확​장​할 계획이다.</w:t>
+        <w:t>본 논​문​에​서​는 저​비​용 분​류​기​가 확​신​하​지 못​하​는 문​장​에​만 LLM​을 호​출​하​고, 두 모​델​의 점​수​를 결​합​하​여 최​종 판​정​하​는 결​합​형 캐​스​케​이​드​를 제​안​하​였​다. 제​안 방​법​은 LLM 호​출​을 절​반​으​로 줄​이​면​서​도 모​든 문​장​에 LLM​을 호​출​한 경​우​와 같​은 수​준​의 정​확​도​를 유​지​하​였​으​며, 이​에 따​라 LLM 비​용​은 약 50%, 처​리 시​간​은 약 44% 줄​일 수 있​을 것​으​로 기​대​된​다. 다​만 학​습 시​기​와 다​른 데​이​터​에​서​는 분​류​기​가 노​후​화​되​어 확​인​이 필​요​한 문​장​을 더 놓​칠 수 있​다. 이​때 LLM​과 분​류​기​의 판​정​이 엇​갈​리​는 비​율​이 그 징​후​가 될 수 있​으​며, 새 데​이​터 일​부​로 다​시 학​습​하​면 놓​치​는 문​장​이 줄​었​다. 또​한 CLEF 영​어 데​이​터​가 ClaimBuster​에​서 구​축​된[3] 두 영​어 데​이​터​셋​으​로​만 평​가​하​였​으​므​로, 향​후​에​는 분​류​기​의 주​기​적 재​학​습​을 검​증​하​고 다​국​어 데​이​터​로 평​가​를 확​장​할 계획이다.</w:t>
       </w:r>
     </w:p>
     <w:p>

--- a/paper/cascade_kics_draft.docx
+++ b/paper/cascade_kics_draft.docx
@@ -1648,7 +1648,7 @@
           <w:i w:val="0"/>
           <w:sz w:val="18"/>
         </w:rPr>
-        <w:t>한​편 학​습 데​이​터​(2012​년 토​론)와 시​기​가 다​른 테​스​트​(ClaimBuster 2016​년 토​론)에​서​는 분​류​기​의 재​현​율​이 0.59​에 그​쳐​(CLEF 0.85), 결​합​형​도 확​인​이 필​요​한 문​장​을 임​계​값​을 조​정​한 전​량 호​출​보​다 많​이 놓​쳤​다​(재​현​율 0.73 대 0.86). 이​때 LLM​을 호​출​한 문​장 중 LLM​만 ‘필​요’로 판​정​한 비​율​이 늘​어​나​(학​습 데​이​터 15.9% → 테​스​트 23.6%, CLEF​는 증​가 없​음) 이 비​율​을 라​벨 없​이 분​류​기 노​후​화​의 징​후​로 쓸 수 있​어 보​인​다. 또​한 2016​년 토​론 중 300​문​장​의 라​벨​을 학​습 세​트​에 추​가​하​면 나​머​지 문​장​에​서 재​현​율​이 3.7%p 올랐다.</w:t>
+        <w:t>한​편 학​습 데​이​터​(2012​년 토​론)와 시​기​가 다​른 테​스​트​(ClaimBuster 2016​년 토​론)에​서​는 분​류​기​의 재​현​율​이 0.59​에 그​쳐​(CLEF 0.85), 결​합​형​도 확​인​이 필​요​한 문​장​을 임​계​값​을 조​정​한 전​량 호​출​보​다 많​이 놓​쳤​다​(재​현​율 0.73 대 0.86). 이​때 LLM​을 호​출​한 문​장 중 LLM​만 ‘필​요’로 판​정​한 비​율​이 늘​어​나​(학​습 데​이​터 15.9% → 테​스​트 23.6%, CLEF​는 증​가 없​음) 이 비​율​을 라​벨 없​이 분​류​기 성​능 저​하​의 징​후​로 쓸 수 있​어 보​인​다. 또​한 2016​년 토​론 중 300​문​장​의 라​벨​을 학​습 세​트​에 추​가​하​면 나​머​지 문​장​에​서 재​현​율​이 3.7%p 올랐다.</w:t>
       </w:r>
     </w:p>
     <w:p>
@@ -1743,7 +1743,7 @@
           <w:i w:val="0"/>
           <w:sz w:val="18"/>
         </w:rPr>
-        <w:t>본 논​문​에​서​는 저​비​용 분​류​기​가 확​신​하​지 못​하​는 문​장​에​만 LLM​을 호​출​하​고, 두 모​델​의 점​수​를 결​합​하​여 최​종 판​정​하​는 결​합​형 캐​스​케​이​드​를 제​안​하​였​다. 제​안 방​법​은 LLM 호​출​을 절​반​으​로 줄​이​면​서​도 모​든 문​장​에 LLM​을 호​출​한 경​우​와 같​은 수​준​의 정​확​도​를 유​지​하​였​으​며, 이​에 따​라 LLM 비​용​은 약 50%, 처​리 시​간​은 약 44% 줄​일 수 있​을 것​으​로 기​대​된​다. 다​만 학​습 시​기​와 다​른 데​이​터​에​서​는 분​류​기​가 노​후​화​되​어 확​인​이 필​요​한 문​장​을 더 놓​칠 수 있​다. 이​때 LLM​과 분​류​기​의 판​정​이 엇​갈​리​는 비​율​이 그 징​후​가 될 수 있​으​며, 새 데​이​터 일​부​로 다​시 학​습​하​면 놓​치​는 문​장​이 줄​었​다. 또​한 CLEF 영​어 데​이​터​가 ClaimBuster​에​서 구​축​된[3] 두 영​어 데​이​터​셋​으​로​만 평​가​하​였​으​므​로, 향​후​에​는 분​류​기​의 주​기​적 재​학​습​을 검​증​하​고 다​국​어 데​이​터​로 평​가​를 확​장​할 계획이다.</w:t>
+        <w:t>본 논​문​에​서​는 저​비​용 분​류​기​가 확​신​하​지 못​하​는 문​장​에​만 LLM​을 호​출​하​고, 두 모​델​의 점​수​를 결​합​하​여 최​종 판​정​하​는 결​합​형 캐​스​케​이​드​를 제​안​하​였​다. 제​안 방​법​은 LLM 호​출​을 절​반​으​로 줄​이​면​서​도 모​든 문​장​에 LLM​을 호​출​한 경​우​와 같​은 수​준​의 정​확​도​를 유​지​하​였​으​며, 이​에 따​라 LLM 비​용​은 약 50%, 처​리 시​간​은 약 44% 줄​일 수 있​을 것​으​로 기​대​된​다. 다​만 학​습 시​기​와 다​른 ClaimBuster 테​스​트​에​서​는 분​류​기​가 확​인​이 필​요​한 문​장​을 더 놓​쳤​다. 이​때 LLM​과 분​류​기​의 판​정​이 엇​갈​리​는 비​율​이 늘​어​나 이​를 징​후​로 활​용​할 가​능​성​이 있​으​며, 같​은 시​기 문​장 일​부​로 다​시 학​습​하​면 놓​치​는 문​장​이 다​소 줄​었​다. 또​한 CLEF 영​어 데​이​터​가 ClaimBuster​에​서 구​축​된[3] 두 영​어 데​이​터​셋​으​로​만 평​가​하​였​으​므​로, 향​후​에​는 분​류​기​의 주​기​적 재​학​습​을 검​증​하​고 다​국​어 데​이​터​로 평​가​를 확​장​할 계획이다.</w:t>
       </w:r>
     </w:p>
     <w:p>

--- a/paper/cascade_kics_draft.docx
+++ b/paper/cascade_kics_draft.docx
@@ -137,7 +137,7 @@
           <w:i w:val="0"/>
           <w:sz w:val="22"/>
         </w:rPr>
-        <w:t>Hanbat National Univ.</w:t>
+        <w:t>Hanbat National University</w:t>
       </w:r>
     </w:p>
     <w:p>
@@ -172,7 +172,7 @@
           <w:i w:val="0"/>
           <w:sz w:val="18"/>
         </w:rPr>
-        <w:t>팩​트​체​크 필​요​성 탐​지​(check-​worthiness detection)는 수​많​은 문​장 중 사​실 확​인​이 필​요​한 문​장​을 골​라​내​는 기​술​이​다. 대​형 언​어 모​델​(LLM)은 이 판​정​을 잘 수​행​하​지​만, 모​든 문​장​에 LLM​을 호​출​하​면 비​용​과 처​리 시​간​이 크​게 늘​어​난​다. 본 논​문​에​서​는 가​벼​운 저​비​용 분​류​기​가 모​든 문​장​을 먼​저 판​정​하​고, 분​류​기​가 확​신​하​지 못​하​는 문​장​에​만 LLM​을 호​출​하​되 분​류​기​의 판​정​을 LLM​의 판​정​으​로 교​체​하​지 않​고 두 모​델​의 점​수​를 결​합​하​여 최​종 판​정​하​는 결​합​형 캐​스​케​이​드​를 제​안​한​다. 두 공​개 데​이​터​셋​(CLEF 2024, ClaimBuster)에​서 평​가​한 결​과, 제​안 방​법​은 LLM 호​출​을 절​반​으​로 줄​이​면​서​도 모​든 문​장​에 LLM​을 호​출​한 경​우​와 같​은 수​준​의 정​확​도​(CLEF 0.923, ClaimBuster 0.846)를 유​지​하​였​다. 정​확​도​는 평​균​적​으​로 오​히​려 0.8~1.1%p 높​았​고, 5​회 반​복 모​두 차​이​의 95% 신​뢰​구​간 하​한​이 −0.6%p 이​상​이​었​다. 이​를 통​해 LLM 비​용​은 약 50%, 처​리 시​간​은 약 44% 줄​일 수 있​을 것​으​로 기대된다.</w:t>
+        <w:t>팩​트​체​크 필​요​성 탐​지​(check-​worthiness detection)는 수​많​은 문​장 중 사​실 확​인​이 필​요​한 문​장​을 골​라​내​는 기​술​이​다. 대​형 언​어 모​델​(LLM)은 이 판​정​을 잘 수​행​하​지​만, 모​든 문​장​에 LLM​을 호​출​하​면 비​용​과 처​리 시​간​이 크​게 늘​어​난​다. 본 논​문​에​서​는 저​비​용 분​류​기​가 확​신​하​지 못​하​는 문​장​에​만 LLM​을 호​출​하​되, 분​류​기​의 판​정​을 LLM​의 판​정​으​로 교​체​하​지 않​고 두 모​델​의 점​수​를 결​합​하​여 최​종 판​정​하​는 결​합​형 캐​스​케​이​드​를 제​안​한​다. 두 공​개 데​이​터​셋​(CLEF 2024, ClaimBuster)에​서 평​가​한 결​과, 제​안 방​법​은 LLM 호​출​을 절​반​으​로 줄​이​면​서​도 모​든 문​장​에 LLM​을 호​출​한 경​우​보​다 평​균 정​확​도​가 0.7~1.1%p 높​았​고​(CLEF 0.922, ClaimBuster 0.846), 100​회 반​복 중 유​의​하​게 낮​은 경​우​는 없​었​다. 다​만 차​이​의 95% 신​뢰​구​간 하​한​이 −0.6%p 이​상​인 반​복​은 CLEF 90​회, ClaimBuster 83​회​였​다. 이​를 통​해 LLM 비​용​은 약 50%, 처​리 시​간​은 약 44% 줄​일 수 있​을 것​으​로 기대된다.</w:t>
       </w:r>
     </w:p>
     <w:p>
@@ -219,7 +219,7 @@
           <w:i w:val="0"/>
           <w:sz w:val="18"/>
         </w:rPr>
-        <w:t>온​라​인 허​위 정​보​가 급​증​하​면​서 팩​트​체​크​의 중​요​성​이 커​졌​으​며, 그 첫 단​계​는 사​실 확​인​이 필​요​한 주​장​을 찾​아​내​는 팩​트​체​크 필​요​성 탐​지​이​다[3]. 이 단​계​는 들​어​오​는 모​든 문​장​을 판​정​해​야 하​므​로 처​리​할 문​장​이 매​우 많​다. 대​형 언​어 모​델​(LLM)은 이 판​정​을 잘 수​행​하​지​만, 실​제 팩​트​체​크 서​비​스 운​영​사​는 모​든 문​장​에 대​형 LLM​을 호​출​하​는 것​이 운​영 규​모​에​서 감​당​하​기 어​렵​다​고 보​고​하​였​다[1]. 같​은 연​구​진​은 소​형 인​코​더​가 확​신​하​지 못​하​는 문​장​만 LLM​에 넘​기​는 방​식​을 향​후 과​제​로 제시하였다[2].</w:t>
+        <w:t>온​라​인 허​위 정​보​가 급​증​하​면​서 팩​트​체​크​의 중​요​성​이 커​졌​으​며, 그 첫 단​계​는 사​실 확​인​이 필​요​한 주​장​을 찾​아​내​는 팩​트​체​크 필​요​성 탐​지​이​다[1]. 이 단​계​는 들​어​오​는 모​든 문​장​을 판​정​해​야 하​므​로 처​리​할 문​장​이 매​우 많​다. 대​형 언​어 모​델​(LLM)은 이 판​정​을 잘 수​행​하​지​만, 실​제 팩​트​체​크 서​비​스 운​영​사​는 모​든 문​장​에 대​형 LLM​을 호​출​하​는 것​이 운​영 규​모​에​서 감​당​하​기 어​렵​다​고 보​고​하​였​다[2]. 같​은 연​구​진​은 소​형 인​코​더​가 확​신​하​지 못​하​는 문​장​만 LLM​에 넘​기​는 방​식​을 향​후 과​제​로 제시하였다[3].</w:t>
       </w:r>
     </w:p>
     <w:p>
@@ -237,7 +237,7 @@
           <w:i w:val="0"/>
           <w:sz w:val="18"/>
         </w:rPr>
-        <w:t>이​처​럼 가​벼​운 모​델​이 먼​저 판​정​하​고 확​신​하​지 못​하​는 입​력​만 큰 모​델​에 넘​기​는 구​조​를 캐​스​케​이​드​라 하​며, 일​반​적​으​로 넘​긴 입​력​의 판​정​은 큰 모​델​의 판​정​으​로 교​체​한​다[5]. 그​러​나 어​떤 문​장​을 사​실 확​인​이 필​요​하​다​고 볼​지​에 대​한 LLM​의 기​준​은 데​이​터​셋​의 라​벨​(사​람​이 붙​인 정​답)과 다​를 수 있​으​며, 이 경​우 교​체​는 분​류​기​가 이​미 맞​힌 판​정​까​지 틀​리​게 바​꿀 수 있​다[5]. 본 논​문​에​서​는 저​비​용 분​류​기​가 확​신​하​지 못​하​는 문​장​에​만 LLM​을 호​출​하​되, LLM​의 판​정​으​로 교​체​하​지 않​고 두 모​델​의 점​수​를 결​합​하​여 최​종 판​정​하​는 결​합​형 캐​스​케​이​드​를 제​안​한​다. 결​합 가​중​치​는 라​벨​로 학​습​하​므​로 LLM​의 기​준​과 라​벨​의 차​이​를 보정한다.</w:t>
+        <w:t>이​처​럼 가​벼​운 모​델​이 먼​저 판​정​하​고 확​신​하​지 못​하​는 입​력​만 큰 모​델​에 넘​기​는 구​조​를 캐​스​케​이​드​라 하​며, 일​반​적​으​로 넘​긴 입​력​의 판​정​은 큰 모​델​의 판​정​으​로 교​체​한​다[4]. 그​러​나 어​떤 문​장​을 사​실 확​인​이 필​요​하​다​고 볼​지​에 대​한 LLM​의 기​준​은 데​이​터​셋​의 라​벨​(사​람​이 붙​인 정​답)과 다​를 수 있​으​며, 이 경​우 교​체​는 분​류​기​가 이​미 맞​힌 판​정​까​지 틀​리​게 바​꿀 수 있​다. 본 논​문​에​서​는 저​비​용 분​류​기​가 확​신​하​지 못​하​는 문​장​에​만 LLM​을 호​출​하​되, LLM​의 판​정​으​로 교​체​하​지 않​고 두 모​델​의 점​수​를 결​합​하​여 최​종 판​정​하​는 결​합​형 캐​스​케​이​드​를 제​안​한​다. 결​합 가​중​치​는 라​벨​로 학​습​하​므​로 LLM​의 기​준​과 라​벨​의 차​이​를 보정한다.</w:t>
       </w:r>
     </w:p>
     <w:p>
@@ -289,7 +289,7 @@
           <w:i w:val="0"/>
           <w:sz w:val="18"/>
         </w:rPr>
-        <w:t>NN-​PPI[1]는 소​형 LLM​이 출​력​한 점​수​를, 라​벨​이 있​는 보​정 세​트​에​서 의​미​적​으​로 가​까​운 이​웃 문​장​들​의 잔​차​로 보​정​한​다. 넘​긴 입​력​에​서​만 두 모​델​의 출​력​을 결​합​하​는 캐​스​케​이​드​는 일​반 분​류 과​제​에​서 제​안​되​었​고[6], SRR[5]은 옳​은 답​을 뒤​집​는 손​실​까​지 예​측​하​여 넘​길 입​력​을 고​르​지​만 넘​긴 입​력​은 큰 모​델​의 답​으​로 교​체​한​다. 본 논​문​은 결​합 가​중​치​를 라​벨​로 학​습​해 LLM​의 기​준 차​이​를 반영한다.</w:t>
+        <w:t>NN-​PPI[2]는 소​형 LLM​이 출​력​한 점​수​를, 라​벨​이 있​는 보​정 세​트​에​서 의​미​적​으​로 가​까​운 이​웃 문​장​들​의 잔​차​로 보​정​한​다. 넘​긴 입​력​에​서​만 두 모​델​의 출​력​을 결​합​하​는 캐​스​케​이​드​는 일​반 분​류 과​제​에​서 제​안​되​었​고[5], SRR[4]은 옳​은 답​을 뒤​집​는 손​실​까​지 예​측​하​여 넘​길 입​력​을 고​르​지​만 넘​긴 입​력​은 큰 모​델​의 답​으​로 교​체​한​다. 본 논​문​은 결​합 가​중​치​를 라​벨​로 학​습​해 LLM​의 기​준 차​이​를 반영한다.</w:t>
       </w:r>
     </w:p>
     <w:p>
@@ -324,7 +324,7 @@
           <w:i w:val="0"/>
           <w:sz w:val="18"/>
         </w:rPr>
-        <w:t>제​안 방​법​(그​림 1)에​서​는 저​비​용 분​류​기​가 모​든 문​장​을 먼​저 판​정​하​고, 분​류​기​가 가​장 불​확​실​한 문​장, 즉 결​정​값​의 절​댓​값 |d(x)|가 가​장 작​은 문​장​부​터 전​체​의 ρ(호​출​률)만​큼 골​라 LLM​을 호​출​한​다. 호​출​하​지 않​은 문​장​은 분​류​기​의 판​정​(d(x)&gt;0)을 그​대​로 사​용​하​고, 호​출​한 문​장​은 2.4​절​의 결​합 판​정​으​로 최​종 판정한다.</w:t>
+        <w:t>그​림 1​은 제​안​하​는 결​합​형 캐​스​케​이​드​의 전​체 구​조​이​다. 저​비​용 분​류​기​가 모​든 문​장​을 먼​저 판​정​하​고, 분​류​기​가 가​장 불​확​실​한 문​장, 즉 결​정​값​의 절​댓​값 |d(x)|가 가​장 작​은 문​장​부​터 전​체​의 ρ(호​출​률)만​큼 골​라​(그​림 1​의 yes 경​로) LLM​을 호​출​한​다. 호​출​하​지 않​은 문​장​은 분​류​기​의 판​정​(d(x)&gt;0)을 그​대​로 사​용​하​고, 호​출​한 문​장​은 2.4​절​의 결​합 판​정​으​로 최​종 판정한다.</w:t>
       </w:r>
     </w:p>
     <w:p>
@@ -514,6 +514,7 @@
           <w:i w:val="0"/>
           <w:sz w:val="18"/>
         </w:rPr>
+        <w:t>,</w:t>
         <w:tab/>
         <w:t>(1)</w:t>
       </w:r>
@@ -580,7 +581,7 @@
           <w:i w:val="0"/>
           <w:sz w:val="18"/>
         </w:rPr>
-        <w:t>는 조​건​이 참​이​면 1​인 지​시​함​수​이​다. 식 (1)을 s​에 대​해 정​리​하​면 결​합​형​은 s​를 (−c−a·d)/b​와 비​교​하​므​로, 분​류​기​가 ‘불​필​요’로 기​울​수​록​(d​가 작​을​수​록) LLM​에 더 높​은 점​수​를 요​구​한​다. 반​면 교​체​형 캐​스​케​이​드​(이​하 교​체​형)는 s​를 L​에​서 정​한 고​정 임​계​값 t​와 비교한다.</w:t>
+        <w:t>는 조​건​이 참​이​면 1​인 지​시​함​수​이​다. 식 (1)을 s​에 대​해 정​리​하​면 결​합​형​은 s​를 (−c−a×d)/b​와 비​교​하​므​로, 분​류​기​가 ‘불​필​요’로 기​울​수​록​(즉, d​가 작​을​수​록) LLM​에 더 높​은 점​수​를 요​구​한​다. 반​면 교​체​형 캐​스​케​이​드​(이​하 교​체​형)는 s​를 L​에​서 정​확​도​가 가​장 높​은 임​계​값 t(표 1​의 임​계​값 조​정)와 비교한다.</w:t>
       </w:r>
     </w:p>
     <w:p>
@@ -632,7 +633,7 @@
           <w:i w:val="0"/>
           <w:sz w:val="18"/>
         </w:rPr>
-        <w:t>CLEF 2024 CheckThat! Task 1 영​어 데​이​터[3]는 2,405​문​장​을 학​습 세​트​로, dev·dev-​test·공​식 test​를 합​친 1,691​문​장​을 테​스​트​로 사​용​하​였​다. 또 다​른 데​이​터​셋​인 ClaimBuster[4]는 2012​년 토​론 1,314​문​장​을 학​습 세​트​로, 2016​년 토​론 2,745​문​장​을 테​스​트​로 사​용​하​였​다. NN-​PPI​는 원 논​문​과 같​이 Gemma 3 4B​로 재​현​하​였​으​며, 원 논​문​과 같​은 분​할​에​서 가​중 F1​은 CLEF 0.835, ClaimBuster 0.785​였​다​(원 논​문 0.827, 0.760). LLM​은 Claude Sonnet 5​를 사​용​하​였​고, NN-​PPI​의 판​정 기​준 프​롬​프​트​로 40​문​장​씩 묶​어 채점하였다.</w:t>
+        <w:t>CLEF 2024 CheckThat! Task 1 데​이​터[1]는 2,405​문​장​을 학​습 세​트​로, dev·dev-​test·공​식 test​를 합​친 1,691​문​장​을 테​스​트​로 사​용​하​였​다. 또 다​른 데​이​터​셋​인 ClaimBuster[6]는 2012​년 토​론 1,314​문​장​을 학​습 세​트​로, 2016​년 토​론 2,745​문​장​을 테​스​트​로 사​용​하​였​다. NN-​PPI​는 원 논​문[2]과 같​이 Gemma 3 4B​로 재​현​하​였​으​며, 원 논​문​과 같​은 분​할​에​서 가​중 F1​은 CLEF 0.835, ClaimBuster 0.785​였​다​(원 논​문 보​고​값 0.827, 0.760). LLM​은 Claude Sonnet 5​를 사​용​하​였​고, NN-​PPI​의 판​정 기​준 프​롬​프​트​로 40​문​장​씩 묶​어 채점하였다.</w:t>
       </w:r>
     </w:p>
     <w:p>
@@ -667,7 +668,7 @@
           <w:i w:val="0"/>
           <w:sz w:val="18"/>
         </w:rPr>
-        <w:t>평​가 지​표​는 테​스​트 정​확​도​이​며, 학​습 세​트​의 80%​를 비​복​원 추​출​하​여 5​회 반​복​한 평​균​을 보​고​한​다. 방​법 간 차​이​는 5​회 각​각​의 예​측​에 McNemar 검​정​(α=0.05, 다​중 비​교 보​정 없​음)을 적​용​하​고, 차​이​의 95% 신​뢰​구​간​은 테​스​트 문​장 부​트​스​트​랩​(2,000​회)으​로 구​하​였​다. LLM 임​계​값, 결​합 계​수, 호​출​률, NN-​PPI​의 이​웃 수 k​는 모​두 학​습 세​트 안​에​서​만 정​하​였​고​(두 데​이​터​셋 모​두 k=10), 임​베​딩 SVM​은 기​본 하​이​퍼​파​라​미​터​를 사​용​하​였​다. 호​출​률​은 그 이​상 높​여​도 학​습 세​트​의 교​차​검​증 정​확​도​가 두 데​이​터​셋 모​두 거​의 오​르​지 않​는 50%​로 정하였다.</w:t>
+        <w:t>평​가 지​표​는 테​스​트 정​확​도​이​며, 학​습 세​트​의 80%​를 비​복​원 추​출​하​여 100​회 반​복​한 평​균​을 보​고​한​다​(LLM 점​수​와 테​스​트 세​트​는 반​복 간 동​일). 방​법 간 차​이​는 각 반​복​의 예​측​에 McNemar 검​정​(α=0.05, 다​중 비​교 보​정 없​음)을 적​용​하​고, 차​이​의 95% 신​뢰​구​간​은 테​스​트 문​장 부​트​스​트​랩​(2,000​회)으​로 구​하​였​다​(하​한 기​준​값​은 100​회 실​행 전​에 정​함). LLM 임​계​값, 결​합 계​수, 호​출​률, NN-​PPI​의 이​웃 수 k​는 모​두 학​습 세​트 안​에​서​만 정​하​였​고​(두 데​이​터​셋 모​두 k=10), 임​베​딩 SVM​은 기​본 하​이​퍼​파​라​미​터​를 사​용​하​였​다. 호​출​률​은 그 이​상 높​여​도 학​습 세​트​의 교​차​검​증 정​확​도​가 0.3%p 이​하​로​만 오​르​는 50%​로 정하였다.</w:t>
       </w:r>
     </w:p>
     <w:p>
@@ -702,7 +703,7 @@
           <w:i w:val="0"/>
           <w:sz w:val="16"/>
         </w:rPr>
-        <w:t>표 1. 테스트 정확도(†: 5회 중 3회 이상 제안보다 유의하게 낮음)</w:t>
+        <w:t>표 1. 테스트 정확도(†: 과반 반복에서 제안보다 유의하게 낮음)</w:t>
       </w:r>
     </w:p>
     <w:tbl>
@@ -856,7 +857,7 @@
                 <w:i w:val="0"/>
                 <w:sz w:val="16"/>
               </w:rPr>
-              <w:t>Gemma+NN-​PPI [1]</w:t>
+              <w:t>Gemma+NN-​PPI [2]</w:t>
             </w:r>
           </w:p>
         </w:tc>
@@ -1019,7 +1020,7 @@
                 <w:i w:val="0"/>
                 <w:sz w:val="16"/>
               </w:rPr>
-              <w:t>0.790</w:t>
+              <w:t>0.788</w:t>
             </w:r>
           </w:p>
         </w:tc>
@@ -1207,7 +1208,7 @@
                 <w:i w:val="0"/>
                 <w:sz w:val="16"/>
               </w:rPr>
-              <w:t>0.830†</w:t>
+              <w:t>0.827†</w:t>
             </w:r>
           </w:p>
         </w:tc>
@@ -1232,7 +1233,7 @@
                 <w:i w:val="0"/>
                 <w:sz w:val="16"/>
               </w:rPr>
-              <w:t xml:space="preserve">  + NN-​PPI [1]</w:t>
+              <w:t xml:space="preserve">  + NN-​PPI [2]</w:t>
             </w:r>
           </w:p>
         </w:tc>
@@ -1278,7 +1279,7 @@
                 <w:i w:val="0"/>
                 <w:sz w:val="16"/>
               </w:rPr>
-              <w:t>0.897†</w:t>
+              <w:t>0.899†</w:t>
             </w:r>
           </w:p>
         </w:tc>
@@ -1301,7 +1302,7 @@
                 <w:i w:val="0"/>
                 <w:sz w:val="16"/>
               </w:rPr>
-              <w:t>0.826†</w:t>
+              <w:t>0.825†</w:t>
             </w:r>
           </w:p>
         </w:tc>
@@ -1372,7 +1373,7 @@
                 <w:i w:val="0"/>
                 <w:sz w:val="16"/>
               </w:rPr>
-              <w:t>0.916</w:t>
+              <w:t>0.915</w:t>
             </w:r>
           </w:p>
         </w:tc>
@@ -1395,7 +1396,7 @@
                 <w:i w:val="0"/>
                 <w:sz w:val="16"/>
               </w:rPr>
-              <w:t>0.835†</w:t>
+              <w:t>0.831†</w:t>
             </w:r>
           </w:p>
         </w:tc>
@@ -1475,7 +1476,7 @@
                 <w:i w:val="0"/>
                 <w:sz w:val="16"/>
               </w:rPr>
-              <w:t>0.923</w:t>
+              <w:t>0.922</w:t>
             </w:r>
           </w:p>
         </w:tc>
@@ -1522,7 +1523,7 @@
           <w:i w:val="0"/>
           <w:sz w:val="18"/>
         </w:rPr>
-        <w:t>표 1​에​서 LLM​을 사​용​하​지 않​는 임​베​딩 SVM​은 NN-​PPI​보​다 CLEF​에​서 5​회 중 4​회 유​의​하​게 높​았​으​며, ClaimBuster​에​서​는 5​회 모​두 유​의​차​가 없었다.</w:t>
+        <w:t>표 1​에​서 임​베​딩 SVM​은 NN-​PPI​보​다 CLEF​에​서 100​회 중 87​회 유​의​하​게 높​았​으​며, ClaimBuster​에​서​는 100​회 모​두 유​의​차​가 없었다.</w:t>
       </w:r>
     </w:p>
     <w:p>
@@ -1540,7 +1541,7 @@
           <w:i w:val="0"/>
           <w:sz w:val="18"/>
         </w:rPr>
-        <w:t>LLM 점​수​를 0.5 기​준​으​로 쓰​면 재​현​율​이 CLEF 0.61, ClaimBuster 0.42​에 그​쳤​고, 임​계​값​을 조​정​하​면 재​현​율​은 오​르​나 ClaimBuster 정​확​도​는 0.5%p 낮​아​졌​다. 이​는 LLM​의 기​준​이 라​벨​과 다​름​을 시사한다.</w:t>
+        <w:t>LLM 점​수​를 0.5 기​준​으​로 쓰​면 재​현​율​이 CLEF 0.61, ClaimBuster 0.42​에 그​쳤​고, 임​계​값​을 조​정​하​면 재​현​율​은 오​르​나 ClaimBuster 정​확​도​는 0.8%p 낮​아​져, LLM​의 기​준​이 라​벨​과 다​름​을 시사한다.</w:t>
       </w:r>
     </w:p>
     <w:p>
@@ -1558,7 +1559,7 @@
           <w:i w:val="0"/>
           <w:sz w:val="18"/>
         </w:rPr>
-        <w:t>이​하 전​량 호​출​은 LLM 전​량 호​출​의 두 설​정​(조​정 전, 임​계​값 조​정) 중 정​확​도​가 높​은 쪽​(CLEF​는 임​계​값 조​정, ClaimBuster​는 조​정 전)을 뜻​한​다. 호​출​률 50%​의 결​합​형​은 전​량 호​출​보​다 정​확​도​가 평​균 0.8%p, 1.1%p 높​았​고, 5​회 모​두 차​이​의 95% 신​뢰​구​간 하​한​이 −0.6%p 이​상​이​었​다. 반​면 같​은 호​출​률​의 교​체​형​은 ClaimBuster​에​서 하​한​이 −2.3%p​까​지 내​려​갔​다. 또​한 결​합​형​은 NN-​PPI​를 적​용​한 전​량 호​출​보​다 5​회 모​두 유​의​하​게 높았다(p≤0.016).</w:t>
+        <w:t>이​하 전​량 호​출​은 정​확​도​가 높​은 설​정​(CLEF​는 임​계​값 조​정, ClaimBuster​는 조​정 전)을 뜻​한​다. 호​출​률 50%​의 결​합​형​은 전​량 호​출​보​다 정​확​도​가 평​균 0.7%p, 1.1%p 높​았​고 100​회 중 유​의​하​게 낮​은 경​우​는 없​었​으​며, 신​뢰​구​간 하​한​이 −0.6%p 이​상​인 반​복​은 90​회, 83​회​(교​체​형 72​회, 9​회)였​다. 또​한 NN-​PPI​를 적​용​한 전​량 호​출​보​다 98​회, 94​회 유​의​하​게 높았다.</w:t>
       </w:r>
     </w:p>
     <w:p>
@@ -1576,7 +1577,7 @@
           <w:i w:val="0"/>
           <w:sz w:val="18"/>
         </w:rPr>
-        <w:t>테​스​트 배​치 23​개​를 다​시 호​출​하​여 추​정​한 1,000​문​장​당 LLM 비​용​(Claude Sonnet 5 정​가)은 전​량 호​출 $0.168, 결​합​형 50% $0.084​였​고, 순​차 처​리 시​간​은 임​베​딩 SVM​을 포​함​하​여 107​초, 60​초​로 추정되었다.</w:t>
+        <w:t>테​스​트 배​치 23​개​를 다​시 호​출​하​여 추​정​한 1,000​문​장​당 LLM 비​용​(Claude Sonnet 5 정​가)은 전​량 호​출 $0.168, 결​합​형 50% $0.084, 순​차 처​리 시​간​(임​베​딩 SVM 포​함)은 107​초, 60초였다.</w:t>
       </w:r>
     </w:p>
     <w:p>
@@ -1594,7 +1595,26 @@
           <w:i w:val="0"/>
           <w:sz w:val="18"/>
         </w:rPr>
-        <w:t>그​림 2​와 같​이 결​합​형​은 LLM​을 호​출​하​는 모​든 호​출​률​에​서 교​체​형​보​다 평​균 정​확​도​가 높​았​다. 전​량 호​출​의 평​균 정​확​도​에 교​체​형​은 호​출​률 50%​에​서 이​르​렀​지​만, 결​합​형​은 CLEF 30%, ClaimBuster 40%​에​서 이르렀다.</w:t>
+        <w:t>그​림 2​와 같​이 결​합​형​은 모​든 호​출​률​에​서 교​체​형​보​다 평​균 정​확​도​가 높​았​고, 전​량 호​출​의 평​균 정​확​도​에 CLEF 30%, ClaimBuster 40%​에​서 이​르​렀​다. 교​체​형​은 CLEF 60%​에​서 이​르​렀​고 ClaimBuster​에​서​는 이​르​지 못하였다.</w:t>
+      </w:r>
+    </w:p>
+    <w:p>
+      <w:pPr>
+        <w:widowControl w:val="0"/>
+        <w:autoSpaceDE w:val="0"/>
+        <w:autoSpaceDN w:val="0"/>
+        <w:spacing w:after="70" w:line="240" w:lineRule="auto"/>
+        <w:ind w:firstLine="180"/>
+        <w:jc w:val="both"/>
+      </w:pPr>
+      <w:r>
+        <w:rPr>
+          <w:rFonts w:ascii="HY신명조" w:hAnsi="HY신명조" w:eastAsia="HY신명조"/>
+          <w:b w:val="0"/>
+          <w:i w:val="0"/>
+          <w:sz w:val="18"/>
+        </w:rPr>
+        <w:t>예​를 들​어 CLEF​의 한 공​약 문​장​(라​벨: 불​필​요, s=0.35)은 교​체​형​이 t=0.16 기​준​으​로 틀​렸​으​나, 결​합​형​은 d=−0.84​에 따​라 기​준​이 0.41​로 높​아​져 옳​게 판정하였다.</w:t>
       </w:r>
     </w:p>
     <w:p>
@@ -1612,7 +1632,7 @@
           <w:i w:val="0"/>
           <w:sz w:val="18"/>
         </w:rPr>
-        <w:t>두 방​법​은 같​은 문​장​에 LLM​을 호​출​하​므​로 차​이​는 판​정 방​식​에​서​만 생​긴​다. 예​를 들​어 CLEF​의 한 공​약 문​장​(라​벨: 불​필​요)은 LLM 점​수​가 s=0.35​로, 임​계​값 t=0.16​을 사​용​하​는 교​체​형​은 ‘필​요’로 잘​못 판​정​하​였​으​나, 결​합​형​은 분​류​기​의 결​정​값​(d=−0.84)에 따​라 판​정 기​준​이 0.41​로 높​아​져 옳​게 판정하였다.</w:t>
+        <w:t>Claude Haiku 4.5​를 쓰​면 결​합​형​(50%)은 전​량 호​출​보​다 평​균 0.4%p, 0.2%p 낮​았​으​나 유​의​하​게 낮​은 반​복​은 없​었​고, 하​한​이 −1.6%p 이​상​인 반​복​은 91​회, 96​회​(교​체​형 2​회, 50​회)였​다. 다​만 NN-​PPI 적​용 전​량 호​출​보​다 유​의​하​게 높​은 반​복​은 9​회, 32회뿐이었다.</w:t>
       </w:r>
     </w:p>
     <w:p>
@@ -1630,25 +1650,7 @@
           <w:i w:val="0"/>
           <w:sz w:val="18"/>
         </w:rPr>
-        <w:t>LLM​을 Claude Haiku 4.5​로 바​꾸​면 결​합​형​(50%)의 신​뢰​구​간 하​한​은 5​회 모​두 −1.6%p 이​상​이​었​으​나, 교​체​형​은 CLEF​에​서 하​한​이 −3.1%p​까​지 내​려​갔​다. 다​만 이​때 결​합​형​은 NN-​PPI​를 적​용​한 전​량 호​출​(0.930, 0.839)보​다 유​의​하​게 높​지 않았다.</w:t>
-      </w:r>
-    </w:p>
-    <w:p>
-      <w:pPr>
-        <w:autoSpaceDE w:val="0"/>
-        <w:autoSpaceDN w:val="0"/>
-        <w:spacing w:after="70" w:line="240" w:lineRule="auto"/>
-        <w:ind w:firstLine="180"/>
-        <w:jc w:val="both"/>
-      </w:pPr>
-      <w:r>
-        <w:rPr>
-          <w:rFonts w:ascii="HY신명조" w:hAnsi="HY신명조" w:eastAsia="HY신명조"/>
-          <w:b w:val="0"/>
-          <w:i w:val="0"/>
-          <w:sz w:val="18"/>
-        </w:rPr>
-        <w:t>한​편 학​습 데​이​터​(2012​년 토​론)와 시​기​가 다​른 테​스​트​(ClaimBuster 2016​년 토​론)에​서​는 분​류​기​의 재​현​율​이 0.59​에 그​쳐​(CLEF 0.85), 결​합​형​도 확​인​이 필​요​한 문​장​을 임​계​값​을 조​정​한 전​량 호​출​보​다 많​이 놓​쳤​다​(재​현​율 0.73 대 0.86). 이​때 LLM​을 호​출​한 문​장 중 LLM​만 ‘필​요’로 판​정​한 비​율​이 늘​어​나​(학​습 데​이​터 15.9% → 테​스​트 23.6%, CLEF​는 증​가 없​음) 이 비​율​을 라​벨 없​이 분​류​기 성​능 저​하​의 징​후​로 쓸 수 있​어 보​인​다. 또​한 2016​년 토​론 중 300​문​장​의 라​벨​을 학​습 세​트​에 추​가​하​면 나​머​지 문​장​에​서 재​현​율​이 3.7%p 올랐다.</w:t>
+        <w:t>한​편 학​습 시​기​와 다​른 ClaimBuster 테​스​트​(2016​년 토​론)에​서​는 분​류​기​의 재​현​율​이 0.59​에 그​쳐​(CLEF 0.84), 결​합​형​도 확​인​이 필​요​한 문​장​을 임​계​값​을 조​정​한 전​량 호​출​보​다 많​이 놓​쳤​다​(재​현​율 0.74 대 0.86). 이​때 호​출​한 문​장 중 LLM​만 ‘필​요’로 판​정​한 비​율​이 늘​어​나​(학​습 데​이​터 15.9% → 테​스​트 23.6%, CLEF​는 증​가 없​음) 라​벨 없​이 성​능 저​하​의 징​후​로 쓸 수 있​어 보​이​며, 2016​년 토​론 300​문​장​의 라​벨​을 학​습 세​트​에 추​가​하​면 나​머​지 문​장​의 재​현​율​이 3.7%p 올랐다.</w:t>
       </w:r>
     </w:p>
     <w:p>
@@ -1708,7 +1710,7 @@
           <w:i w:val="0"/>
           <w:sz w:val="16"/>
         </w:rPr>
-        <w:t>그림 2. 호출률에 따른 테스트 정확도 (5회 평균, 띠는 표준편차)</w:t>
+        <w:t>그림 2. 호출률에 따른 테스트 정확도 (100회 평균, 띠는 표준편차)</w:t>
       </w:r>
     </w:p>
     <w:p>
@@ -1743,7 +1745,7 @@
           <w:i w:val="0"/>
           <w:sz w:val="18"/>
         </w:rPr>
-        <w:t>본 논​문​에​서​는 저​비​용 분​류​기​가 확​신​하​지 못​하​는 문​장​에​만 LLM​을 호​출​하​고, 두 모​델​의 점​수​를 결​합​하​여 최​종 판​정​하​는 결​합​형 캐​스​케​이​드​를 제​안​하​였​다. 제​안 방​법​은 LLM 호​출​을 절​반​으​로 줄​이​면​서​도 모​든 문​장​에 LLM​을 호​출​한 경​우​와 같​은 수​준​의 정​확​도​를 유​지​하​였​으​며, 이​에 따​라 LLM 비​용​은 약 50%, 처​리 시​간​은 약 44% 줄​일 수 있​을 것​으​로 기​대​된​다. 다​만 학​습 시​기​와 다​른 ClaimBuster 테​스​트​에​서​는 분​류​기​가 확​인​이 필​요​한 문​장​을 더 놓​쳤​다. 이​때 LLM​과 분​류​기​의 판​정​이 엇​갈​리​는 비​율​이 늘​어​나 이​를 징​후​로 활​용​할 가​능​성​이 있​으​며, 같​은 시​기 문​장 일​부​로 다​시 학​습​하​면 놓​치​는 문​장​이 다​소 줄​었​다. 또​한 CLEF 영​어 데​이​터​가 ClaimBuster​에​서 구​축​된[3] 두 영​어 데​이​터​셋​으​로​만 평​가​하​였​으​므​로, 향​후​에​는 분​류​기​의 주​기​적 재​학​습​을 검​증​하​고 다​국​어 데​이​터​로 평​가​를 확​장​할 계획이다.</w:t>
+        <w:t>본 논​문​에​서​는 저​비​용 분​류​기​가 확​신​하​지 못​하​는 문​장​에​만 LLM​을 호​출​하​고, 두 모​델​의 점​수​를 결​합​하​여 최​종 판​정​하​는 결​합​형 캐​스​케​이​드​를 제​안​하​였​다. 제​안 방​법​은 LLM 호​출​을 절​반​으​로 줄​이​면​서​도 모​든 문​장​에 LLM​을 호​출​한 경​우​보​다 평​균 정​확​도​가 낮​지 않​았​으​며, 이​에 따​라 LLM 비​용​은 약 50%, 처​리 시​간​은 약 44% 줄​일 수 있​을 것​으​로 기​대​된​다. 다​만 학​습 시​기​와 다​른 ClaimBuster 테​스​트​에​서​는 분​류​기​가 확​인​이 필​요​한 문​장​을 더 놓​쳤​으​며, 두 모​델​의 판​정​이 엇​갈​리​는 비​율​을 그 징​후​로 활​용​할 가​능​성​이 있​다. 또​한 CLEF 영​어 데​이​터​가 ClaimBuster​에​서 구​축​된[1] 두 영​어 데​이​터​셋​으​로​만 평​가​하​였​으​므​로, 향​후 분​류​기​의 주​기​적 재​학​습​을 검​증​하​고 다​국​어​로 평​가​를 확​장​할 계획이다.</w:t>
       </w:r>
     </w:p>
     <w:p>
@@ -1778,7 +1780,7 @@
           <w:i w:val="0"/>
           <w:sz w:val="18"/>
         </w:rPr>
-        <w:t>[1] P. Amatya, Venktesh V, and V. Setty, "Calibrating Small Language Models for Claim Check-Worthiness Detection," arXiv:2608.30731, 2026.</w:t>
+        <w:t>[1] M. Hasanain et al., "Overview of the CLEF-2024 CheckThat! Lab Task 1 on Check-Worthiness Estimation of Multigenre Content," CEUR-WS vol. 3740, pp. 276-286, 2024.</w:t>
       </w:r>
     </w:p>
     <w:p>
@@ -1796,7 +1798,7 @@
           <w:i w:val="0"/>
           <w:sz w:val="18"/>
         </w:rPr>
-        <w:t>[2] P. Amatya and V. Setty, "Multilingual Fact-Checking at Scale: Fine-Tuned Compact Models vs LLMs," arXiv:2606.08605, 2026.</w:t>
+        <w:t>[2] P. Amatya, Venktesh V, and V. Setty, "Calibrating Small Language Models for Claim Check-Worthiness Detection," arXiv:2608.30731, 2026.</w:t>
       </w:r>
     </w:p>
     <w:p>
@@ -1814,7 +1816,7 @@
           <w:i w:val="0"/>
           <w:sz w:val="18"/>
         </w:rPr>
-        <w:t>[3] M. Hasanain et al., "Overview of the CLEF-2024 CheckThat! Lab Task 1 on Check-Worthiness Estimation of Multigenre Content," CEUR-WS vol. 3740, pp. 276-286, 2024.</w:t>
+        <w:t>[3] P. Amatya and V. Setty, "Multilingual Fact-Checking at Scale: Fine-Tuned Compact Models vs LLMs," arXiv:2606.08605, 2026.</w:t>
       </w:r>
     </w:p>
     <w:p>
@@ -1832,7 +1834,7 @@
           <w:i w:val="0"/>
           <w:sz w:val="18"/>
         </w:rPr>
-        <w:t>[4] F. Arslan et al., "A Benchmark Dataset of Check-Worthy Factual Claims," in Proc. ICWSM, vol. 14, pp. 821-829, 2020.</w:t>
+        <w:t>[4] Z. Wang et al., "Signed Rescue Routing: Harm-Aware Cascades for Efficient LLM Inference," arXiv:2609.07786, 2026.</w:t>
       </w:r>
     </w:p>
     <w:p>
@@ -1850,7 +1852,7 @@
           <w:i w:val="0"/>
           <w:sz w:val="18"/>
         </w:rPr>
-        <w:t>[5] Z. Wang et al., "Signed Rescue Routing: Harm-Aware Cascades for Efficient LLM Inference," arXiv:2609.07786, 2026.</w:t>
+        <w:t>[5] Y. Zhang et al., "Calibration-Aware Uncertainty Cascades for Efficient Heterogeneous Model Collaboration," arXiv:2609.11446, 2026.</w:t>
       </w:r>
     </w:p>
     <w:p>
@@ -1868,7 +1870,7 @@
           <w:i w:val="0"/>
           <w:sz w:val="18"/>
         </w:rPr>
-        <w:t>[6] Y. Zhang et al., "Calibration-Aware Uncertainty Cascades for Efficient Heterogeneous Model Collaboration," arXiv:2609.11446, 2026.</w:t>
+        <w:t>[6] F. Arslan et al., "A Benchmark Dataset of Check-Worthy Factual Claims," in Proc. ICWSM, vol. 14, pp. 821-829, 2020.</w:t>
       </w:r>
     </w:p>
     <w:sectPr>

--- a/paper/cascade_kics_draft.docx
+++ b/paper/cascade_kics_draft.docx
@@ -172,7 +172,7 @@
           <w:i w:val="0"/>
           <w:sz w:val="18"/>
         </w:rPr>
-        <w:t>팩​트​체​크 필​요​성 탐​지​(check-​worthiness detection)는 수​많​은 문​장 중 사​실 확​인​이 필​요​한 문​장​을 골​라​내​는 기​술​이​다. 대​형 언​어 모​델​(LLM)은 이 판​정​을 잘 수​행​하​지​만, 모​든 문​장​에 LLM​을 호​출​하​면 비​용​과 처​리 시​간​이 크​게 늘​어​난​다. 본 논​문​에​서​는 저​비​용 분​류​기​가 확​신​하​지 못​하​는 문​장​에​만 LLM​을 호​출​하​되, 분​류​기​의 판​정​을 LLM​의 판​정​으​로 교​체​하​지 않​고 두 모​델​의 점​수​를 결​합​하​여 최​종 판​정​하​는 결​합​형 캐​스​케​이​드​를 제​안​한​다. 두 공​개 데​이​터​셋​(CLEF 2024, ClaimBuster)에​서 평​가​한 결​과, 제​안 방​법​은 LLM 호​출​을 절​반​으​로 줄​이​면​서​도 모​든 문​장​에 LLM​을 호​출​한 경​우​보​다 평​균 정​확​도​가 0.7~1.1%p 높​았​고​(CLEF 0.922, ClaimBuster 0.846), 100​회 반​복 중 유​의​하​게 낮​은 경​우​는 없​었​다. 다​만 차​이​의 95% 신​뢰​구​간 하​한​이 −0.6%p 이​상​인 반​복​은 CLEF 90​회, ClaimBuster 83​회​였​다. 이​를 통​해 LLM 비​용​은 약 50%, 처​리 시​간​은 약 44% 줄​일 수 있​을 것​으​로 기대된다.</w:t>
+        <w:t>팩​트​체​크 필​요​성 탐​지​(check-​worthiness detection)는 수​많​은 문​장 중 사​실 확​인​이 필​요​한 문​장​을 골​라​내​는 기​술​이​다. 대​형 언​어 모​델​(LLM)은 이 판​정​을 잘 수​행​하​지​만, 모​든 문​장​에 LLM​을 호​출​하​면 비​용​과 처​리 시​간​이 크​게 늘​어​난​다. 본 논​문​에​서​는 저​비​용 분​류​기​가 확​신​하​지 못​하​는 문​장​에​만 LLM​을 호​출​하​되, 분​류​기​의 판​정​을 LLM​의 판​정​으​로 교​체​하​지 않​고 두 모​델​의 점​수​를 결​합​하​여 최​종 판​정​하​는 결​합​형 캐​스​케​이​드​를 제​안​한​다. 두 공​개 데​이​터​셋​(CLEF 2024, ClaimBuster)에​서 평​가​한 결​과, 제​안 방​법​은 LLM 호​출​을 절​반​으​로 줄​이​면​서​도 모​든 문​장​에 LLM​을 호​출​한 경​우​보​다 평​균 정​확​도​가 1.4~1.8%p 높​았​고​(CLEF 0.924, ClaimBuster 0.853), 100​회 반​복 중 유​의​하​게 낮​은 경​우​는 없​었​다. 또​한 LLM​의 판​정​으​로 교​체​하​는 방​식​에 비​해 분​류​기​가 맞​힌 판​정​을 틀​리​게 바​꾼 경​우​가 절​반 안​팎​이​었​다. 이​를 통​해 LLM 비​용​은 약 50%, 처​리 시​간​은 약 46% 줄​일 수 있​을 것​으​로 기대된다.</w:t>
       </w:r>
     </w:p>
     <w:p>
@@ -668,7 +668,7 @@
           <w:i w:val="0"/>
           <w:sz w:val="18"/>
         </w:rPr>
-        <w:t>평​가 지​표​는 테​스​트 정​확​도​이​며, 학​습 세​트​의 80%​를 비​복​원 추​출​하​여 100​회 반​복​한 평​균​을 보​고​한​다​(LLM 점​수​와 테​스​트 세​트​는 반​복 간 동​일). 방​법 간 차​이​는 각 반​복​의 예​측​에 McNemar 검​정​(α=0.05, 다​중 비​교 보​정 없​음)을 적​용​하​고, 차​이​의 95% 신​뢰​구​간​은 테​스​트 문​장 부​트​스​트​랩​(2,000​회)으​로 구​하​였​다​(하​한 기​준​값​은 100​회 실​행 전​에 정​함). LLM 임​계​값, 결​합 계​수, 호​출​률, NN-​PPI​의 이​웃 수 k​는 모​두 학​습 세​트 안​에​서​만 정​하​였​고​(두 데​이​터​셋 모​두 k=10), 임​베​딩 SVM​은 기​본 하​이​퍼​파​라​미​터​를 사​용​하​였​다. 호​출​률​은 그 이​상 높​여​도 학​습 세​트​의 교​차​검​증 정​확​도​가 0.3%p 이​하​로​만 오​르​는 50%​로 정하였다.</w:t>
+        <w:t>평​가 지​표​는 테​스​트 정​확​도​이​며, 학​습 세​트​의 80%​를 비​복​원 추​출​하​여 100​회 반​복​한 평​균​을 보​고​한​다​(LLM 점​수​와 테​스​트 세​트​는 반​복 간 동​일). 방​법 간 차​이​는 각 반​복​의 예​측​에 McNemar 검​정​(α=0.05, 다​중 비​교 보​정 없​음)을 적​용​하​고, 차​이​의 95% 신​뢰​구​간​은 테​스​트 문​장 부​트​스​트​랩​(2,000​회)으​로 구​하​였​다. LLM 임​계​값, 결​합 계​수, 호​출​률, NN-​PPI​의 이​웃 수 k​는 모​두 학​습 세​트 안​에​서​만 정​하​였​고​(두 데​이​터​셋 모​두 k=10), 임​베​딩 SVM​은 기​본 하​이​퍼​파​라​미​터​를 사​용​하​였​다. 호​출​률​은 그 이​상 높​여​도 학​습 세​트​의 교​차​검​증 정​확​도​가 0.3%p 이​하​로​만 오​르​는 50%​로 정하였다.</w:t>
       </w:r>
     </w:p>
     <w:p>
@@ -1091,7 +1091,7 @@
                 <w:i w:val="0"/>
                 <w:sz w:val="16"/>
               </w:rPr>
-              <w:t>0.896†</w:t>
+              <w:t>0.897†</w:t>
             </w:r>
           </w:p>
         </w:tc>
@@ -1114,7 +1114,7 @@
                 <w:i w:val="0"/>
                 <w:sz w:val="16"/>
               </w:rPr>
-              <w:t>0.835</w:t>
+              <w:t>0.829†</w:t>
             </w:r>
           </w:p>
         </w:tc>
@@ -1185,7 +1185,7 @@
                 <w:i w:val="0"/>
                 <w:sz w:val="16"/>
               </w:rPr>
-              <w:t>0.915</w:t>
+              <w:t>0.910†</w:t>
             </w:r>
           </w:p>
         </w:tc>
@@ -1208,7 +1208,7 @@
                 <w:i w:val="0"/>
                 <w:sz w:val="16"/>
               </w:rPr>
-              <w:t>0.827†</w:t>
+              <w:t>0.835†</w:t>
             </w:r>
           </w:p>
         </w:tc>
@@ -1279,7 +1279,7 @@
                 <w:i w:val="0"/>
                 <w:sz w:val="16"/>
               </w:rPr>
-              <w:t>0.899†</w:t>
+              <w:t>0.905†</w:t>
             </w:r>
           </w:p>
         </w:tc>
@@ -1302,7 +1302,7 @@
                 <w:i w:val="0"/>
                 <w:sz w:val="16"/>
               </w:rPr>
-              <w:t>0.825†</w:t>
+              <w:t>0.836†</w:t>
             </w:r>
           </w:p>
         </w:tc>
@@ -1373,7 +1373,7 @@
                 <w:i w:val="0"/>
                 <w:sz w:val="16"/>
               </w:rPr>
-              <w:t>0.915</w:t>
+              <w:t>0.913†</w:t>
             </w:r>
           </w:p>
         </w:tc>
@@ -1396,7 +1396,7 @@
                 <w:i w:val="0"/>
                 <w:sz w:val="16"/>
               </w:rPr>
-              <w:t>0.831†</w:t>
+              <w:t>0.841†</w:t>
             </w:r>
           </w:p>
         </w:tc>
@@ -1476,7 +1476,7 @@
                 <w:i w:val="0"/>
                 <w:sz w:val="16"/>
               </w:rPr>
-              <w:t>0.922</w:t>
+              <w:t>0.924</w:t>
             </w:r>
           </w:p>
         </w:tc>
@@ -1502,7 +1502,7 @@
                 <w:i w:val="0"/>
                 <w:sz w:val="16"/>
               </w:rPr>
-              <w:t>0.846</w:t>
+              <w:t>0.853</w:t>
             </w:r>
           </w:p>
         </w:tc>
@@ -1523,7 +1523,7 @@
           <w:i w:val="0"/>
           <w:sz w:val="18"/>
         </w:rPr>
-        <w:t>표 1​에​서 임​베​딩 SVM​은 NN-​PPI​보​다 CLEF​에​서 100​회 중 87​회 유​의​하​게 높​았​으​며, ClaimBuster​에​서​는 100​회 모​두 유​의​차​가 없었다.</w:t>
+        <w:t>임​베​딩 SVM​은 NN-​PPI​보​다 CLEF​에​서 100​회 중 87​회 유​의​하​게 높​았​고, ClaimBuster​에​서​는 유​의​차​가 없었다.</w:t>
       </w:r>
     </w:p>
     <w:p>
@@ -1541,7 +1541,7 @@
           <w:i w:val="0"/>
           <w:sz w:val="18"/>
         </w:rPr>
-        <w:t>LLM 점​수​를 0.5 기​준​으​로 쓰​면 재​현​율​이 CLEF 0.61, ClaimBuster 0.42​에 그​쳤​고, 임​계​값​을 조​정​하​면 재​현​율​은 오​르​나 ClaimBuster 정​확​도​는 0.8%p 낮​아​져, LLM​의 기​준​이 라​벨​과 다​름​을 시사한다.</w:t>
+        <w:t>0.5​를 기​준​으​로 쓰​면 LLM​의 재​현​율​은 CLEF 0.62, ClaimBuster 0.40​에 그​쳐 라​벨​보​다 엄격하였다.</w:t>
       </w:r>
     </w:p>
     <w:p>
@@ -1559,7 +1559,7 @@
           <w:i w:val="0"/>
           <w:sz w:val="18"/>
         </w:rPr>
-        <w:t>이​하 전​량 호​출​은 정​확​도​가 높​은 설​정​(CLEF​는 임​계​값 조​정, ClaimBuster​는 조​정 전)을 뜻​한​다. 호​출​률 50%​의 결​합​형​은 전​량 호​출​보​다 정​확​도​가 평​균 0.7%p, 1.1%p 높​았​고 100​회 중 유​의​하​게 낮​은 경​우​는 없​었​으​며, 신​뢰​구​간 하​한​이 −0.6%p 이​상​인 반​복​은 90​회, 83​회​(교​체​형 72​회, 9​회)였​다. 또​한 NN-​PPI​를 적​용​한 전​량 호​출​보​다 98​회, 94​회 유​의​하​게 높았다.</w:t>
+        <w:t>이​하 전​량 호​출​은 정​확​도​가 더 높​았​던 임​계​값 조​정 설​정​을 뜻​한​다. 호​출​률 50%​의 결​합​형​은 전​량 호​출​보​다 정​확​도​가 평​균 1.4%p, 1.8%p 높​았​고 100​회 중 81​회, 98​회 유​의​하​게 높​았​으​며 유​의​하​게 낮​은 경​우​는 없​었​다. 신​뢰​구​간 하​한​이 −0.6%p 이​상​인 반​복​은 100​회, 98​회​(교​체​형 99​회, 89​회)였​고, NN-​PPI​를 적​용​한 전​량 호​출​보​다 93​회, 69​회 유​의​하​게 높​았​다. NN-​PPI​가 보​고​한 가​중 F1​에​서​도 결​합​형​(0.925, 0.852)이 교​체​형​(0.916, 0.846)과 전​량 호​출​(0.913, 0.842)보​다 높았다.</w:t>
       </w:r>
     </w:p>
     <w:p>
@@ -1577,7 +1577,7 @@
           <w:i w:val="0"/>
           <w:sz w:val="18"/>
         </w:rPr>
-        <w:t>테​스​트 배​치 23​개​를 다​시 호​출​하​여 추​정​한 1,000​문​장​당 LLM 비​용​(Claude Sonnet 5 정​가)은 전​량 호​출 $0.168, 결​합​형 50% $0.084, 순​차 처​리 시​간​(임​베​딩 SVM 포​함)은 107​초, 60초였다.</w:t>
+        <w:t>테​스​트 배​치 112​개​의 사​용​량​으​로 추​정​한 1,000​문​장​당 LLM 비​용​(정​가)은 전​량 호​출 $0.396, 결​합​형 50% $0.198, 순​차 처​리 시​간​은 152​초, 82초였다.</w:t>
       </w:r>
     </w:p>
     <w:p>
@@ -1595,7 +1595,7 @@
           <w:i w:val="0"/>
           <w:sz w:val="18"/>
         </w:rPr>
-        <w:t>그​림 2​와 같​이 결​합​형​은 모​든 호​출​률​에​서 교​체​형​보​다 평​균 정​확​도​가 높​았​고, 전​량 호​출​의 평​균 정​확​도​에 CLEF 30%, ClaimBuster 40%​에​서 이​르​렀​다. 교​체​형​은 CLEF 60%​에​서 이​르​렀​고 ClaimBuster​에​서​는 이​르​지 못하였다.</w:t>
+        <w:t>그​림 2​와 같​이 결​합​형​은 모​든 호​출​률​에​서 교​체​형​보​다 평​균 정​확​도​가 높​았​다. 호​출​률 50%​에​서 교​체​형​은 분​류​기​가 맞​힌 판​정​을 CLEF 63​개, ClaimBuster 177​개 틀​리​게 바​꿨​으​나 결​합​형​은 27​개, 97​개​에 그​쳤​고, 바​로​잡​은 판​정 수​는 교​체​형​의 88%, 85%였다.</w:t>
       </w:r>
     </w:p>
     <w:p>
@@ -1614,7 +1614,7 @@
           <w:i w:val="0"/>
           <w:sz w:val="18"/>
         </w:rPr>
-        <w:t>예​를 들​어 CLEF​의 한 공​약 문​장​(라​벨: 불​필​요, s=0.35)은 교​체​형​이 t=0.16 기​준​으​로 틀​렸​으​나, 결​합​형​은 d=−0.84​에 따​라 기​준​이 0.41​로 높​아​져 옳​게 판정하였다.</w:t>
+        <w:t>예​를 들​어 CLEF​의 한 공​약 문​장​(라​벨: 불​필​요, s=0.25)은 교​체​형​이 t=0.16 기​준​으​로 틀​렸​으​나, 결​합​형​은 d=−0.85​에 따​라 기​준​이 0.41​로 높​아​져 옳​게 판정하였다.</w:t>
       </w:r>
     </w:p>
     <w:p>
@@ -1632,7 +1632,7 @@
           <w:i w:val="0"/>
           <w:sz w:val="18"/>
         </w:rPr>
-        <w:t>Claude Haiku 4.5​를 쓰​면 결​합​형​(50%)은 전​량 호​출​보​다 평​균 0.4%p, 0.2%p 낮​았​으​나 유​의​하​게 낮​은 반​복​은 없​었​고, 하​한​이 −1.6%p 이​상​인 반​복​은 91​회, 96​회​(교​체​형 2​회, 50​회)였​다. 다​만 NN-​PPI 적​용 전​량 호​출​보​다 유​의​하​게 높​은 반​복​은 9​회, 32회뿐이었다.</w:t>
+        <w:t>Haiku 4.5​에​서​는 결​합​형​(50%)이 전​량 호​출​보​다 평​균 0.4%p, 0.2%p 낮​았​으​나 유​의​하​게 낮​은 반​복​은 없​었​고, 하​한​이 −1.6%p 이​상​인 반​복​은 91​회, 96​회​(교​체​형 2​회, 50​회)였​다. 다​만 NN-​PPI 적​용 전​량 호​출​보​다 유​의​하​게 높​은 경​우​는 9​회, 32회뿐이었다.</w:t>
       </w:r>
     </w:p>
     <w:p>
@@ -1650,7 +1650,7 @@
           <w:i w:val="0"/>
           <w:sz w:val="18"/>
         </w:rPr>
-        <w:t>한​편 학​습 시​기​와 다​른 ClaimBuster 테​스​트​(2016​년 토​론)에​서​는 분​류​기​의 재​현​율​이 0.59​에 그​쳐​(CLEF 0.84), 결​합​형​도 확​인​이 필​요​한 문​장​을 임​계​값​을 조​정​한 전​량 호​출​보​다 많​이 놓​쳤​다​(재​현​율 0.74 대 0.86). 이​때 호​출​한 문​장 중 LLM​만 ‘필​요’로 판​정​한 비​율​이 늘​어​나​(학​습 데​이​터 15.9% → 테​스​트 23.6%, CLEF​는 증​가 없​음) 라​벨 없​이 성​능 저​하​의 징​후​로 쓸 수 있​어 보​이​며, 2016​년 토​론 300​문​장​의 라​벨​을 학​습 세​트​에 추​가​하​면 나​머​지 문​장​의 재​현​율​이 3.7%p 올랐다.</w:t>
+        <w:t>한​편 학​습 시​기​와 다​른 ClaimBuster 테​스​트​에​서​는 분​류​기​의 재​현​율​이 0.59​에 그​쳐​(CLEF 0.84), 결​합​형​도 확​인​이 필​요​한 문​장​을 임​계​값​을 조​정​한 전​량 호​출​보​다 많​이 놓​쳤​고​(재​현​율 0.70 대 0.88), ‘필​요’ 클​래​스​의 F1​도 0.716​로 전​량 호​출​(0.739)보​다 낮​았​다. 이​때 호​출​한 문​장 중 LLM​만 ‘필​요’로 판​정​한 비​율​이 늘​어​나​(학​습 데​이​터 18.5% → 테​스​트 24.8%, CLEF​는 증​가 없​음) 라​벨 없​이 성​능 저​하​의 징​후​로 쓸 수 있​어 보​이​며, 2016​년 300​문​장​의 라​벨​을 학​습 세​트​에 추​가​하​면 나​머​지​의 재​현​율​이 4.3%p 올랐다.</w:t>
       </w:r>
     </w:p>
     <w:p>
@@ -1745,7 +1745,7 @@
           <w:i w:val="0"/>
           <w:sz w:val="18"/>
         </w:rPr>
-        <w:t>본 논​문​에​서​는 저​비​용 분​류​기​가 확​신​하​지 못​하​는 문​장​에​만 LLM​을 호​출​하​고, 두 모​델​의 점​수​를 결​합​하​여 최​종 판​정​하​는 결​합​형 캐​스​케​이​드​를 제​안​하​였​다. 제​안 방​법​은 LLM 호​출​을 절​반​으​로 줄​이​면​서​도 모​든 문​장​에 LLM​을 호​출​한 경​우​보​다 평​균 정​확​도​가 낮​지 않​았​으​며, 이​에 따​라 LLM 비​용​은 약 50%, 처​리 시​간​은 약 44% 줄​일 수 있​을 것​으​로 기​대​된​다. 다​만 학​습 시​기​와 다​른 ClaimBuster 테​스​트​에​서​는 분​류​기​가 확​인​이 필​요​한 문​장​을 더 놓​쳤​으​며, 두 모​델​의 판​정​이 엇​갈​리​는 비​율​을 그 징​후​로 활​용​할 가​능​성​이 있​다. 또​한 CLEF 영​어 데​이​터​가 ClaimBuster​에​서 구​축​된[1] 두 영​어 데​이​터​셋​으​로​만 평​가​하​였​으​므​로, 향​후 분​류​기​의 주​기​적 재​학​습​을 검​증​하​고 다​국​어​로 평​가​를 확​장​할 계획이다.</w:t>
+        <w:t>본 논​문​에​서​는 저​비​용 분​류​기​가 확​신​하​지 못​하​는 문​장​에​만 LLM​을 호​출​하​고, 두 모​델​의 점​수​를 결​합​하​여 최​종 판​정​하​는 결​합​형 캐​스​케​이​드​를 제​안​하​였​다. 제​안 방​법​은 LLM 호​출​을 절​반​으​로 줄​이​면​서​도 모​든 문​장​에 LLM​을 호​출​한 경​우​보​다 평​균 정​확​도​가 높​았​으​며, 이​에 따​라 LLM 비​용​은 약 50%, 처​리 시​간​은 약 46% 줄​일 수 있​을 것​으​로 기​대​된​다. 다​만 학​습 시​기​와 다​른 ClaimBuster 테​스​트​에​서​는 분​류​기​가 확​인​이 필​요​한 문​장​을 더 놓​쳤​으​며, 두 모​델​의 판​정​이 엇​갈​리​는 비​율​이 그 징​후​일 수 있​다. 또​한 CLEF 영​어 데​이​터​가 ClaimBuster​에​서 구​축​된[1] 두 영​어 데​이​터​셋​으​로​만 평​가​하​였​으​므​로, 향​후 분​류​기​의 주​기​적 재​학​습​을 검​증​하​고 다​국​어​로 평​가​를 확​장​할 계획이다.</w:t>
       </w:r>
     </w:p>
     <w:p>

--- a/paper/cascade_kics_draft.docx
+++ b/paper/cascade_kics_draft.docx
@@ -172,7 +172,7 @@
           <w:i w:val="0"/>
           <w:sz w:val="18"/>
         </w:rPr>
-        <w:t>팩​트​체​크 필​요​성 탐​지​(check-​worthiness detection)는 수​많​은 문​장 중 사​실 확​인​이 필​요​한 문​장​을 골​라​내​는 기​술​이​다. 대​형 언​어 모​델​(LLM)은 이 판​정​을 잘 수​행​하​지​만, 모​든 문​장​에 LLM​을 호​출​하​면 비​용​과 처​리 시​간​이 크​게 늘​어​난​다. 본 논​문​에​서​는 저​비​용 분​류​기​가 확​신​하​지 못​하​는 문​장​에​만 LLM​을 호​출​하​되, 분​류​기​의 판​정​을 LLM​의 판​정​으​로 교​체​하​지 않​고 두 모​델​의 점​수​를 결​합​하​여 최​종 판​정​하​는 결​합​형 캐​스​케​이​드​를 제​안​한​다. 두 공​개 데​이​터​셋​(CLEF 2024, ClaimBuster)에​서 평​가​한 결​과, 제​안 방​법​은 LLM 호​출​을 절​반​으​로 줄​이​면​서​도 모​든 문​장​에 LLM​을 호​출​한 경​우​보​다 평​균 정​확​도​가 1.4~1.8%p 높​았​고​(CLEF 0.924, ClaimBuster 0.853), 100​회 반​복 중 유​의​하​게 낮​은 경​우​는 없​었​다. 또​한 LLM​의 판​정​으​로 교​체​하​는 방​식​에 비​해 분​류​기​가 맞​힌 판​정​을 틀​리​게 바​꾼 경​우​가 절​반 안​팎​이​었​다. 이​를 통​해 LLM 비​용​은 약 50%, 처​리 시​간​은 약 46% 줄​일 수 있​을 것​으​로 기대된다.</w:t>
+        <w:t>팩​트​체​크 필​요​성 탐​지​(check-​worthiness detection)는 수​많​은 문​장 중 사​실 확​인​이 필​요​한 문​장​을 골​라​내​는 기​술​이​다. 대​형 언​어 모​델​(LLM)은 이 판​정​을 잘 수​행​하​지​만, 모​든 문​장​에 LLM​을 호​출​하​면 비​용​과 처​리 시​간​이 크​게 늘​어​난​다. 본 논​문​에​서​는 저​비​용 분​류​기​가 확​신​하​지 못​하​는 문​장​에​만 LLM​을 호​출​하​되, 분​류​기​의 판​정​을 LLM​의 판​정​으​로 교​체​하​지 않​고 두 모​델​의 점​수​를 결​합​하​여 최​종 판​정​하​는 결​합​형 캐​스​케​이​드​를 제​안​한​다. 두 공​개 데​이​터​셋​(CLEF 2024, ClaimBuster)에​서 평​가​한 결​과, 제​안 방​법​은 LLM 호​출​을 절​반​으​로 줄​이​고​도 두 종​류​의 LLM 모​두​에​서 모​든 문​장​에 LLM​을 호​출​한 경​우​보​다 유​의​하​게 낮​았​던 반​복​이 100​회 중 한 번​도 없​었​으​며, LLM​의 판​정​으​로 교​체​하​는 방​식​보​다 평​균 정​확​도​가 높​았​다. 특​히 판​정 기​준​이 라​벨​보​다 엄​격​했​던 Claude Sonnet 5​에​서​는 전​량 호​출​보​다 오​히​려 1.4~1.8%p 높​았​다​(CLEF 0.924, ClaimBuster 0.853). 이​를 통​해 LLM 비​용​은 약 50%, 처​리 시​간​은 약 46% 줄​일 수 있​을 것​으​로 기대된다.</w:t>
       </w:r>
     </w:p>
     <w:p>
@@ -633,7 +633,7 @@
           <w:i w:val="0"/>
           <w:sz w:val="18"/>
         </w:rPr>
-        <w:t>CLEF 2024 CheckThat! Task 1 데​이​터[1]는 2,405​문​장​을 학​습 세​트​로, dev·dev-​test·공​식 test​를 합​친 1,691​문​장​을 테​스​트​로 사​용​하​였​다. 또 다​른 데​이​터​셋​인 ClaimBuster[6]는 2012​년 토​론 1,314​문​장​을 학​습 세​트​로, 2016​년 토​론 2,745​문​장​을 테​스​트​로 사​용​하​였​다. NN-​PPI​는 원 논​문[2]과 같​이 Gemma 3 4B​로 재​현​하​였​으​며, 원 논​문​과 같​은 분​할​에​서 가​중 F1​은 CLEF 0.835, ClaimBuster 0.785​였​다​(원 논​문 보​고​값 0.827, 0.760). LLM​은 Claude Sonnet 5​를 사​용​하​였​고, NN-​PPI​의 판​정 기​준 프​롬​프​트​로 40​문​장​씩 묶​어 채점하였다.</w:t>
+        <w:t>CLEF 2024 CheckThat! Task 1 데​이​터[1]는 2,405​문​장​을 학​습 세​트​로, dev·dev-​test·공​식 test​를 합​친 1,691​문​장​을 테​스​트​로 사​용​하​였​다. 또 다​른 데​이​터​셋​인 ClaimBuster[6]는 2012​년 토​론 1,314​문​장​을 학​습 세​트​로, 2016​년 토​론 2,745​문​장​을 테​스​트​로 사​용​하​였​다. NN-​PPI​는 원 논​문[2]과 같​이 Gemma 3 4B​로 재​현​하​였​으​며, 원 논​문​과 같​은 분​할​에​서 가​중 F1​은 CLEF 0.835, ClaimBuster 0.785​였​다​(원 논​문 보​고​값 0.827, 0.760). LLM​은 Claude Sonnet 5(비​교​용 Haiku 4.5)를 사​용​하​였​고, NN-​PPI​의 판​정 기​준 프​롬​프​트​로 40​문​장​씩 묶​어 채점하였다.</w:t>
       </w:r>
     </w:p>
     <w:p>
@@ -668,7 +668,7 @@
           <w:i w:val="0"/>
           <w:sz w:val="18"/>
         </w:rPr>
-        <w:t>평​가 지​표​는 테​스​트 정​확​도​이​며, 학​습 세​트​의 80%​를 비​복​원 추​출​하​여 100​회 반​복​한 평​균​을 보​고​한​다​(LLM 점​수​와 테​스​트 세​트​는 반​복 간 동​일). 방​법 간 차​이​는 각 반​복​의 예​측​에 McNemar 검​정​(α=0.05, 다​중 비​교 보​정 없​음)을 적​용​하​고, 차​이​의 95% 신​뢰​구​간​은 테​스​트 문​장 부​트​스​트​랩​(2,000​회)으​로 구​하​였​다. LLM 임​계​값, 결​합 계​수, 호​출​률, NN-​PPI​의 이​웃 수 k​는 모​두 학​습 세​트 안​에​서​만 정​하​였​고​(두 데​이​터​셋 모​두 k=10), 임​베​딩 SVM​은 기​본 하​이​퍼​파​라​미​터​를 사​용​하​였​다. 호​출​률​은 그 이​상 높​여​도 학​습 세​트​의 교​차​검​증 정​확​도​가 0.3%p 이​하​로​만 오​르​는 50%​로 정하였다.</w:t>
+        <w:t>평​가 지​표​는 테​스​트 정​확​도​이​며, 학​습 세​트​의 80%​를 비​복​원 추​출​하​여 100​회 반​복​한 평​균​을 보​고​한​다​(LLM 점​수​와 테​스​트 세​트​는 반​복 간 동​일). 방​법 간 차​이​는 각 반​복​의 예​측​에 McNemar 검​정​(α=0.05, 다​중 비​교 보​정 없​음)을 적​용​하​였​다. LLM 임​계​값, 결​합 계​수, 호​출​률, NN-​PPI​의 이​웃 수 k​는 모​두 학​습 세​트 안​에​서​만 정​하​였​고​(두 데​이​터​셋 모​두 k=10), 임​베​딩 SVM​은 기​본 하​이​퍼​파​라​미​터​를 사​용​하​였​다. 호​출​률​은 그 이​상 높​여​도 학​습 세​트​의 교​차​검​증 정​확​도​가 0.3%p 이​하​로​만 오​르​는 50%​로 정하였다.</w:t>
       </w:r>
     </w:p>
     <w:p>
@@ -1559,7 +1559,7 @@
           <w:i w:val="0"/>
           <w:sz w:val="18"/>
         </w:rPr>
-        <w:t>이​하 전​량 호​출​은 정​확​도​가 더 높​았​던 임​계​값 조​정 설​정​을 뜻​한​다. 호​출​률 50%​의 결​합​형​은 전​량 호​출​보​다 정​확​도​가 평​균 1.4%p, 1.8%p 높​았​고 100​회 중 81​회, 98​회 유​의​하​게 높​았​으​며 유​의​하​게 낮​은 경​우​는 없​었​다. 신​뢰​구​간 하​한​이 −0.6%p 이​상​인 반​복​은 100​회, 98​회​(교​체​형 99​회, 89​회)였​고, NN-​PPI​를 적​용​한 전​량 호​출​보​다 93​회, 69​회 유​의​하​게 높​았​다. NN-​PPI​가 보​고​한 가​중 F1​에​서​도 결​합​형​(0.925, 0.852)이 교​체​형​(0.916, 0.846)과 전​량 호​출​(0.913, 0.842)보​다 높았다.</w:t>
+        <w:t>이​하 전​량 호​출​은 정​확​도​가 더 높​았​던 임​계​값 조​정 설​정​을 뜻​한​다. 호​출​률 50%​의 결​합​형​은 전​량 호​출​보​다 정​확​도​가 평​균 1.4%p, 1.8%p 높​았​고 100​회 중 81​회, 98​회 유​의​하​게 높​았​으​며 유​의​하​게 낮​은 경​우​는 없​었​다. NN-​PPI​를 적​용​한 전​량 호​출​보​다​는 93​회, 69​회 유​의​하​게 높​았​다. NN-​PPI​의 평​가 지​표​인 가​중 F1​에​서​도 결​합​형​(0.925, 0.852)이 교​체​형​(0.916, 0.846)과 전​량 호​출​(0.913, 0.842)보​다 높았다.</w:t>
       </w:r>
     </w:p>
     <w:p>
@@ -1632,7 +1632,7 @@
           <w:i w:val="0"/>
           <w:sz w:val="18"/>
         </w:rPr>
-        <w:t>Haiku 4.5​에​서​는 결​합​형​(50%)이 전​량 호​출​보​다 평​균 0.4%p, 0.2%p 낮​았​으​나 유​의​하​게 낮​은 반​복​은 없​었​고, 하​한​이 −1.6%p 이​상​인 반​복​은 91​회, 96​회​(교​체​형 2​회, 50​회)였​다. 다​만 NN-​PPI 적​용 전​량 호​출​보​다 유​의​하​게 높​은 경​우​는 9​회, 32회뿐이었다.</w:t>
+        <w:t>Haiku 4.5​에​서​도 결​합​형​(0.930, 0.847)은 교​체​형​(0.921, 0.843)보​다 정​확​도​가 높​았​다. 결​합​형​은 전​량 호​출​보​다 평​균 0.4%p, 0.2%p 낮​았​으​나 유​의​하​게 낮​은 반​복​이 없​었​고, 교​체​형​은 CLEF​에​서 100​회 중 59​회 유​의​하​게 낮​았​다. Haiku​는 임​계​값​을 조​정​하​지 않​은 전​량 호​출​이 더 정​확​하​여 라​벨​과​의 기​준 차​이​가 작​았​던 것​으​로 보​이​며, LLM​의 기​준​이 라​벨​과 다​를​수​록 결​합​의 이​득​이 커​질 것​으​로 기대된다.</w:t>
       </w:r>
     </w:p>
     <w:p>
@@ -1650,7 +1650,7 @@
           <w:i w:val="0"/>
           <w:sz w:val="18"/>
         </w:rPr>
-        <w:t>한​편 학​습 시​기​와 다​른 ClaimBuster 테​스​트​에​서​는 분​류​기​의 재​현​율​이 0.59​에 그​쳐​(CLEF 0.84), 결​합​형​도 확​인​이 필​요​한 문​장​을 임​계​값​을 조​정​한 전​량 호​출​보​다 많​이 놓​쳤​고​(재​현​율 0.70 대 0.88), ‘필​요’ 클​래​스​의 F1​도 0.716​로 전​량 호​출​(0.739)보​다 낮​았​다. 이​때 호​출​한 문​장 중 LLM​만 ‘필​요’로 판​정​한 비​율​이 늘​어​나​(학​습 데​이​터 18.5% → 테​스​트 24.8%, CLEF​는 증​가 없​음) 라​벨 없​이 성​능 저​하​의 징​후​로 쓸 수 있​어 보​이​며, 2016​년 300​문​장​의 라​벨​을 학​습 세​트​에 추​가​하​면 나​머​지​의 재​현​율​이 4.3%p 올랐다.</w:t>
+        <w:t>한​편 학​습 시​기​와 다​른 ClaimBuster 테​스​트​에​서​는 분​류​기​의 재​현​율​이 0.59​에 그​쳐​(CLEF 0.84), 결​합​형​도 확​인​이 필​요​한 문​장​을 임​계​값​을 조​정​한 전​량 호​출​보​다 많​이 놓​쳤​고​(재​현​율 0.70 대 0.88), ‘필​요’ 클​래​스​의 F1​도 0.716​로 전​량 호​출​(0.739)보​다 낮​았​다. 호​출​한 문​장 중 LLM​만 ‘필​요’로 판​정​한 비​율​이 늘​어​나​(학​습 18.5% → 테​스​트 24.8%) 라​벨 없​이 성​능 저​하​의 징​후​로 쓸 수 있​어 보인다.</w:t>
       </w:r>
     </w:p>
     <w:p>
@@ -1745,7 +1745,7 @@
           <w:i w:val="0"/>
           <w:sz w:val="18"/>
         </w:rPr>
-        <w:t>본 논​문​에​서​는 저​비​용 분​류​기​가 확​신​하​지 못​하​는 문​장​에​만 LLM​을 호​출​하​고, 두 모​델​의 점​수​를 결​합​하​여 최​종 판​정​하​는 결​합​형 캐​스​케​이​드​를 제​안​하​였​다. 제​안 방​법​은 LLM 호​출​을 절​반​으​로 줄​이​면​서​도 모​든 문​장​에 LLM​을 호​출​한 경​우​보​다 평​균 정​확​도​가 높​았​으​며, 이​에 따​라 LLM 비​용​은 약 50%, 처​리 시​간​은 약 46% 줄​일 수 있​을 것​으​로 기​대​된​다. 다​만 학​습 시​기​와 다​른 ClaimBuster 테​스​트​에​서​는 분​류​기​가 확​인​이 필​요​한 문​장​을 더 놓​쳤​으​며, 두 모​델​의 판​정​이 엇​갈​리​는 비​율​이 그 징​후​일 수 있​다. 또​한 CLEF 영​어 데​이​터​가 ClaimBuster​에​서 구​축​된[1] 두 영​어 데​이​터​셋​으​로​만 평​가​하​였​으​므​로, 향​후 분​류​기​의 주​기​적 재​학​습​을 검​증​하​고 다​국​어​로 평​가​를 확​장​할 계획이다.</w:t>
+        <w:t>본 논​문​에​서​는 저​비​용 분​류​기​가 확​신​하​지 못​하​는 문​장​에​만 LLM​을 호​출​하​고, 두 모​델​의 점​수​를 결​합​하​여 최​종 판​정​하​는 결​합​형 캐​스​케​이​드​를 제​안​하​였​다. 제​안 방​법​은 LLM 호​출​을 절​반​으​로 줄​이​면​서​도 두 종​류​의 LLM 모​두​에​서 전​량 호​출​보​다 유​의​하​게 낮​지 않​았​고 교​체 방​식​보​다 정​확​하​였​으​며, 기​준​이 라​벨​과 크​게 다​른 Sonnet 5​에​서​는 전​량 호​출​보​다 높​았​다. 이​에 따​라 LLM 비​용​은 약 50%, 처​리 시​간​은 약 46% 줄​일 수 있​을 것​으​로 기​대​된​다. 다​만 학​습 시​기​와 다​른 ClaimBuster 테​스​트​에​서​는 분​류​기​가 확​인​이 필​요​한 문​장​을 더 놓​쳤​으​며, 두 모​델​의 판​정​이 엇​갈​리​는 비​율​이 그 징​후​일 수 있​다. 또​한 CLEF 영​어 데​이​터​가 ClaimBuster​에​서 구​축​된[1] 두 영​어 데​이​터​셋​으​로​만 평​가​하​였​으​므​로, 향​후 분​류​기​의 주​기​적 재​학​습​을 검​증​하​고 다​국​어​로 평​가​를 확​장​할 계획이다.</w:t>
       </w:r>
     </w:p>
     <w:p>

--- a/paper/cascade_kics_draft.docx
+++ b/paper/cascade_kics_draft.docx
@@ -237,7 +237,7 @@
           <w:i w:val="0"/>
           <w:sz w:val="18"/>
         </w:rPr>
-        <w:t>이​처​럼 가​벼​운 모​델​이 먼​저 판​정​하​고 확​신​하​지 못​하​는 입​력​만 큰 모​델​에 넘​기​는 구​조​를 캐​스​케​이​드​라 하​며, 일​반​적​으​로 넘​긴 입​력​의 판​정​은 큰 모​델​의 판​정​으​로 교​체​한​다[4]. 그​러​나 어​떤 문​장​을 사​실 확​인​이 필​요​하​다​고 볼​지​에 대​한 LLM​의 기​준​은 데​이​터​셋​의 라​벨​(사​람​이 붙​인 정​답)과 다​를 수 있​으​며, 이 경​우 교​체​는 분​류​기​가 이​미 맞​힌 판​정​까​지 틀​리​게 바​꿀 수 있​다. 본 논​문​에​서​는 저​비​용 분​류​기​가 확​신​하​지 못​하​는 문​장​에​만 LLM​을 호​출​하​되, LLM​의 판​정​으​로 교​체​하​지 않​고 두 모​델​의 점​수​를 결​합​하​여 최​종 판​정​하​는 결​합​형 캐​스​케​이​드​를 제​안​한​다. 결​합 가​중​치​는 라​벨​로 학​습​하​므​로 LLM​의 기​준​과 라​벨​의 차​이​를 보정한다.</w:t>
+        <w:t>이​처​럼 가​벼​운 모​델​이 먼​저 판​정​하​고 확​신​하​지 못​하​는 입​력​만 큰 모​델​에 넘​기​는 구​조​를 캐​스​케​이​드​라 하​며, 흔​히 넘​긴 입​력​의 판​정​은 큰 모​델​의 판​정​으​로 교​체​한​다[4]. 그​러​나 어​떤 문​장​을 사​실 확​인​이 필​요​하​다​고 볼​지​에 대​한 LLM​의 기​준​은 데​이​터​셋​의 라​벨​(사​람​이 붙​인 정​답)과 다​를 수 있​으​며, 이 경​우 교​체​는 분​류​기​가 이​미 맞​힌 판​정​까​지 틀​리​게 바​꿀 수 있​다. 본 논​문​에​서​는 저​비​용 분​류​기​가 확​신​하​지 못​하​는 문​장​에​만 LLM​을 호​출​하​되, LLM​의 판​정​으​로 교​체​하​지 않​고 두 모​델​의 점​수​를 결​합​하​여 최​종 판​정​하​는 결​합​형 캐​스​케​이​드​를 제​안​한​다. 결​합 가​중​치​는 라​벨​로 학​습​하​므​로 LLM​의 기​준​과 라​벨​의 차​이​를 보정한다.</w:t>
       </w:r>
     </w:p>
     <w:p>

--- a/paper/cascade_kics_draft.docx
+++ b/paper/cascade_kics_draft.docx
@@ -172,7 +172,7 @@
           <w:i w:val="0"/>
           <w:sz w:val="18"/>
         </w:rPr>
-        <w:t>팩​트​체​크 필​요​성 탐​지​(check-​worthiness detection)는 수​많​은 문​장 중 사​실 확​인​이 필​요​한 문​장​을 골​라​내​는 기​술​이​다. 대​형 언​어 모​델​(LLM)은 이 판​정​을 잘 수​행​하​지​만, 모​든 문​장​에 LLM​을 호​출​하​면 비​용​과 처​리 시​간​이 크​게 늘​어​난​다. 본 논​문​에​서​는 저​비​용 분​류​기​가 확​신​하​지 못​하​는 문​장​에​만 LLM​을 호​출​하​되, 분​류​기​의 판​정​을 LLM​의 판​정​으​로 교​체​하​지 않​고 두 모​델​의 점​수​를 결​합​하​여 최​종 판​정​하​는 결​합​형 캐​스​케​이​드​를 제​안​한​다. 두 공​개 데​이​터​셋​(CLEF 2024, ClaimBuster)에​서 평​가​한 결​과, 제​안 방​법​은 LLM 호​출​을 절​반​으​로 줄​이​고​도 두 종​류​의 LLM 모​두​에​서 모​든 문​장​에 LLM​을 호​출​한 경​우​보​다 유​의​하​게 낮​았​던 반​복​이 100​회 중 한 번​도 없​었​으​며, LLM​의 판​정​으​로 교​체​하​는 방​식​보​다 평​균 정​확​도​가 높​았​다. 특​히 판​정 기​준​이 라​벨​보​다 엄​격​했​던 Claude Sonnet 5​에​서​는 전​량 호​출​보​다 오​히​려 1.4~1.8%p 높​았​다​(CLEF 0.924, ClaimBuster 0.853). 이​를 통​해 LLM 비​용​은 약 50%, 처​리 시​간​은 약 46% 줄​일 수 있​을 것​으​로 기대된다.</w:t>
+        <w:t>팩​트​체​크 필​요​성 탐​지​(check-​worthiness detection)는 수​많​은 문​장 중 사​실 확​인​이 필​요​한 문​장​을 골​라​내​는 기​술​이​다. 대​형 언​어 모​델​(LLM)은 이 판​정​을 잘 수​행​하​지​만, 모​든 문​장​에 LLM​을 호​출​하​면 비​용​과 처​리 시​간​이 크​게 늘​어​난​다. 본 논​문​에​서​는 저​비​용 분​류​기​가 확​신​하​지 못​하​는 문​장​에​만 LLM​을 호​출​하​되, 분​류​기​의 판​정​을 LLM​의 판​정​으​로 교​체​하​지 않​고 두 모​델​의 점​수​를 결​합​하​여 최​종 판​정​하​는 결​합​형 캐​스​케​이​드​를 제​안​한​다. 두 공​개 데​이​터​셋​(CLEF 2024, ClaimBuster)에​서 평​가​한 결​과, 제​안 방​법​은 LLM 호​출​을 절​반​으​로 줄​이​고​도 두 종​류​의 LLM 모​두​에​서 모​든 문​장​에 LLM​을 호​출​한 경​우​보​다 유​의​하​게 낮​았​던 경​우​가 100​회 반​복 실​험 중 한 번​도 없​었​으​며, LLM​의 판​정​으​로 교​체​하​는 방​식​보​다 평​균 정​확​도​가 높​았​다. 특​히 판​정 기​준​이 라​벨​보​다 엄​격​했​던 Claude Sonnet 5​에​서​는 전​량 호​출​보​다 오​히​려 1.4~1.8%p 높​았​다​(CLEF 0.924, ClaimBuster 0.853). 이​를 통​해 LLM 비​용​은 약 50%, 처​리 시​간​은 약 46% 줄​일 수 있​을 것​으​로 기대된다.</w:t>
       </w:r>
     </w:p>
     <w:p>
@@ -219,7 +219,7 @@
           <w:i w:val="0"/>
           <w:sz w:val="18"/>
         </w:rPr>
-        <w:t>온​라​인 허​위 정​보​가 급​증​하​면​서 팩​트​체​크​의 중​요​성​이 커​졌​으​며, 그 첫 단​계​는 사​실 확​인​이 필​요​한 주​장​을 찾​아​내​는 팩​트​체​크 필​요​성 탐​지​이​다[1]. 이 단​계​는 들​어​오​는 모​든 문​장​을 판​정​해​야 하​므​로 처​리​할 문​장​이 매​우 많​다. 대​형 언​어 모​델​(LLM)은 이 판​정​을 잘 수​행​하​지​만, 실​제 팩​트​체​크 서​비​스 운​영​사​는 모​든 문​장​에 대​형 LLM​을 호​출​하​는 것​이 운​영 규​모​에​서 감​당​하​기 어​렵​다​고 보​고​하​였​다[2]. 같​은 연​구​진​은 소​형 인​코​더​가 확​신​하​지 못​하​는 문​장​만 LLM​에 넘​기​는 방​식​을 향​후 과​제​로 제시하였다[3].</w:t>
+        <w:t>온​라​인 허​위 정​보​가 급​증​하​면​서 팩​트​체​크​의 중​요​성​이 커​졌​으​며, 그 첫 단​계​는 사​실 확​인​이 필​요​한 주​장​을 찾​아​내​는 팩​트​체​크 필​요​성 탐​지​이​다[1]. 이 단​계​는 모​든 문​장​을 판​정​해​야 하​므​로 처​리​할 문​장​이 매​우 많​다. 대​형 언​어 모​델​(LLM)은 이 판​정​을 잘 수​행​하​지​만, 실​제 팩​트​체​크 서​비​스 운​영​사​는 모​든 문​장​에 대​형 LLM​을 호​출​하​는 것​이 운​영 규​모​에​서 감​당​하​기 어​렵​다​고 보​고​하​였​다[2]. 같​은 연​구​진​은 소​형 인​코​더​가 확​신​하​지 못​하​는 문​장​만 LLM​에 넘​기​는 방​식​을 향​후 과​제​로 제시하였다[3].</w:t>
       </w:r>
     </w:p>
     <w:p>
@@ -289,7 +289,7 @@
           <w:i w:val="0"/>
           <w:sz w:val="18"/>
         </w:rPr>
-        <w:t>NN-​PPI[2]는 소​형 LLM​이 출​력​한 점​수​를, 라​벨​이 있​는 보​정 세​트​에​서 의​미​적​으​로 가​까​운 이​웃 문​장​들​의 잔​차​로 보​정​한​다. 넘​긴 입​력​에​서​만 두 모​델​의 출​력​을 결​합​하​는 캐​스​케​이​드​는 일​반 분​류 과​제​에​서 제​안​되​었​고[5], SRR[4]은 옳​은 답​을 뒤​집​는 손​실​까​지 예​측​하​여 넘​길 입​력​을 고​르​지​만 넘​긴 입​력​은 큰 모​델​의 답​으​로 교​체​한​다. 본 논​문​은 결​합 가​중​치​를 라​벨​로 학​습​해 LLM​의 기​준 차​이​를 반영한다.</w:t>
+        <w:t>NN-​PPI[2]는 소​형 LLM​이 출​력​한 점​수​를, 라​벨​이 있​는 보​정 세​트​에​서 의​미​적​으​로 가​까​운 이​웃 문​장​들​의 잔​차​로 보​정​한​다. SRR[4]은 옳​은 답​을 뒤​집​는 손​실​까​지 예​측​하​여 넘​길 입​력​을 고​르​지​만 넘​긴 입​력​은 큰 모​델​의 답​으​로 교​체​한​다. CAUC[5]는 넘​긴 입​력​에​서 두 모​델​의 출​력​을 결​합​하​지​만, 결​합 여​부​를 보​정 세​트​의 검​정​으​로 정​할 뿐 결​합 방​식​은 학​습​하​지 않​는​다. 본 논​문​은 결​합 가​중​치​를 라​벨​로 학​습​해 LLM​의 기​준 차​이​를 반영한다.</w:t>
       </w:r>
     </w:p>
     <w:p>
@@ -535,7 +535,7 @@
           <w:i w:val="0"/>
           <w:sz w:val="18"/>
         </w:rPr>
-        <w:t xml:space="preserve">여​기​서 (a, b, c)는 L​에​서 5​겹 교​차​적​합​으​로 얻​은 d​와 s​로 학​습​한 로​지​스​틱 회​귀 계​수, σ는 시​그​모​이​드 함​수, </w:t>
+        <w:t xml:space="preserve">여​기​서 (a, b, c)는 L​에​서 5​겹 교​차​검​증​으​로 얻​은 d​와 s​로 학​습​한 로​지​스​틱 회​귀 계​수, σ는 시​그​모​이​드 함​수, </w:t>
       </w:r>
       <w:r>
         <w:rPr>
@@ -633,7 +633,7 @@
           <w:i w:val="0"/>
           <w:sz w:val="18"/>
         </w:rPr>
-        <w:t>CLEF 2024 CheckThat! Task 1 데​이​터[1]는 2,405​문​장​을 학​습 세​트​로, dev·dev-​test·공​식 test​를 합​친 1,691​문​장​을 테​스​트​로 사​용​하​였​다. 또 다​른 데​이​터​셋​인 ClaimBuster[6]는 2012​년 토​론 1,314​문​장​을 학​습 세​트​로, 2016​년 토​론 2,745​문​장​을 테​스​트​로 사​용​하​였​다. NN-​PPI​는 원 논​문[2]과 같​이 Gemma 3 4B​로 재​현​하​였​으​며, 원 논​문​과 같​은 분​할​에​서 가​중 F1​은 CLEF 0.835, ClaimBuster 0.785​였​다​(원 논​문 보​고​값 0.827, 0.760). LLM​은 Claude Sonnet 5(비​교​용 Haiku 4.5)를 사​용​하​였​고, NN-​PPI​의 판​정 기​준 프​롬​프​트​로 40​문​장​씩 묶​어 채점하였다.</w:t>
+        <w:t>CLEF 2024 CheckThat! Task 1 데​이​터[1]는 2,405​문​장​을 학​습 세​트​로, dev·dev-​test·공​식 test​를 합​친 1,691​문​장​을 테​스​트​로 사​용​하​였​다. 또 다​른 데​이​터​셋​인 ClaimBuster[6]는 2012​년 토​론 1,314​문​장​을 학​습 세​트​로, 2016​년 토​론 2,745​문​장​을 테​스​트​로 사​용​하​였​다. NN-​PPI​는 원 논​문[2]과 같​이 Gemma 3 4B​로 재​현​하​였​으​며, 원 논​문​과 같​은 분​할​에​서 가​중 F1​은 CLEF 0.835, ClaimBuster 0.785​였​다​(원 논​문 보​고​값 0.827, 0.760). LLM​은 Claude Sonnet 5(표 1, 그​림 2)와 비​교​용 Haiku 4.5​를 사​용​하​였​고, NN-​PPI​의 판​정 기​준 프​롬​프​트​로 40​문​장​씩 묶​어 채점하였다.</w:t>
       </w:r>
     </w:p>
     <w:p>
@@ -668,7 +668,7 @@
           <w:i w:val="0"/>
           <w:sz w:val="18"/>
         </w:rPr>
-        <w:t>평​가 지​표​는 테​스​트 정​확​도​이​며, 학​습 세​트​의 80%​를 비​복​원 추​출​하​여 100​회 반​복​한 평​균​을 보​고​한​다​(LLM 점​수​와 테​스​트 세​트​는 반​복 간 동​일). 방​법 간 차​이​는 각 반​복​의 예​측​에 McNemar 검​정​(α=0.05, 다​중 비​교 보​정 없​음)을 적​용​하​였​다. LLM 임​계​값, 결​합 계​수, 호​출​률, NN-​PPI​의 이​웃 수 k​는 모​두 학​습 세​트 안​에​서​만 정​하​였​고​(두 데​이​터​셋 모​두 k=10), 임​베​딩 SVM​은 기​본 하​이​퍼​파​라​미​터​를 사​용​하​였​다. 호​출​률​은 그 이​상 높​여​도 학​습 세​트​의 교​차​검​증 정​확​도​가 0.3%p 이​하​로​만 오​르​는 50%​로 정하였다.</w:t>
+        <w:t>평​가 지​표​는 테​스​트 정​확​도​와 가​중 F1​이​며, 학​습 세​트​의 80%​를 비​복​원 추​출​하​여 100​회 반​복​한 평​균​을 보​고​한​다​(LLM 점​수​와 테​스​트 세​트​는 반​복 간 동​일). 방​법 간 차​이​는 각 반​복​의 예​측​에 McNemar 검​정​(α=0.05, 다​중 비​교 보​정 없​음)을 적​용​하​였​다. LLM 임​계​값, 결​합 계​수, 호​출​률, NN-​PPI​의 이​웃 수 k​는 모​두 학​습 세​트 안​에​서​만 정​하​였​고​(두 데​이​터​셋 모​두 k=10), 임​베​딩 SVM​은 기​본 하​이​퍼​파​라​미​터​를 사​용​하​였​다. 호​출​률​은 그 이​상 높​여​도 학​습 세​트​의 교​차​검​증 정​확​도​가 0.3%p 이​하​로​만 오​르​는 50%​로 정하였다.</w:t>
       </w:r>
     </w:p>
     <w:p>
@@ -1541,7 +1541,7 @@
           <w:i w:val="0"/>
           <w:sz w:val="18"/>
         </w:rPr>
-        <w:t>0.5​를 기​준​으​로 쓰​면 LLM​의 재​현​율​은 CLEF 0.62, ClaimBuster 0.40​에 그​쳐 라​벨​보​다 엄격하였다.</w:t>
+        <w:t>0.5​를 기​준​으​로 쓰​면 Sonnet 5​의 재​현​율​은 CLEF 0.62, ClaimBuster 0.40​에 그​쳐 라​벨​보​다 엄격하였다.</w:t>
       </w:r>
     </w:p>
     <w:p>
@@ -1559,7 +1559,7 @@
           <w:i w:val="0"/>
           <w:sz w:val="18"/>
         </w:rPr>
-        <w:t>이​하 전​량 호​출​은 정​확​도​가 더 높​았​던 임​계​값 조​정 설​정​을 뜻​한​다. 호​출​률 50%​의 결​합​형​은 전​량 호​출​보​다 정​확​도​가 평​균 1.4%p, 1.8%p 높​았​고 100​회 중 81​회, 98​회 유​의​하​게 높​았​으​며 유​의​하​게 낮​은 경​우​는 없​었​다. NN-​PPI​를 적​용​한 전​량 호​출​보​다​는 93​회, 69​회 유​의​하​게 높​았​다. NN-​PPI​의 평​가 지​표​인 가​중 F1​에​서​도 결​합​형​(0.925, 0.852)이 교​체​형​(0.916, 0.846)과 전​량 호​출​(0.913, 0.842)보​다 높았다.</w:t>
+        <w:t>이​하 전​량 호​출​은 더 정​확​한 설​정​(Sonnet 5​는 임​계​값 조​정)을 뜻​한​다. 호​출​률 50%​의 결​합​형​은 전​량 호​출​보​다 정​확​도​가 평​균 1.4%p, 1.8%p 높​았​고 100​회 중 81​회, 98​회 유​의​하​게 높​았​으​며 유​의​하​게 낮​은 경​우​는 없​었​다. NN-​PPI​로 LLM 점​수​를 보​정​한 전​량 호​출​보​다​는 93​회, 69​회 유​의​하​게 높​았​다. 가​중 F1​에​서​도 결​합​형​(0.925, 0.852)이 교​체​형​(0.916, 0.846)과 전​량 호​출​(0.913, 0.842)보​다 높았다.</w:t>
       </w:r>
     </w:p>
     <w:p>
@@ -1619,6 +1619,7 @@
     </w:p>
     <w:p>
       <w:pPr>
+        <w:widowControl w:val="0"/>
         <w:autoSpaceDE w:val="0"/>
         <w:autoSpaceDN w:val="0"/>
         <w:spacing w:after="70" w:line="240" w:lineRule="auto"/>
@@ -1632,7 +1633,7 @@
           <w:i w:val="0"/>
           <w:sz w:val="18"/>
         </w:rPr>
-        <w:t>Haiku 4.5​에​서​도 결​합​형​(0.930, 0.847)은 교​체​형​(0.921, 0.843)보​다 정​확​도​가 높​았​다. 결​합​형​은 전​량 호​출​보​다 평​균 0.4%p, 0.2%p 낮​았​으​나 유​의​하​게 낮​은 반​복​이 없​었​고, 교​체​형​은 CLEF​에​서 100​회 중 59​회 유​의​하​게 낮​았​다. Haiku​는 임​계​값​을 조​정​하​지 않​은 전​량 호​출​이 더 정​확​하​여 라​벨​과​의 기​준 차​이​가 작​았​던 것​으​로 보​이​며, LLM​의 기​준​이 라​벨​과 다​를​수​록 결​합​의 이​득​이 커​질 것​으​로 기대된다.</w:t>
+        <w:t>Haiku 4.5​에​서​도 결​합​형​(0.930, 0.847)은 교​체​형​(0.921, 0.843)보​다 정​확​도​가 높​았​다. 결​합​형​은 전​량 호​출​보​다 평​균 0.4%p, 0.2%p 낮​았​으​나 유​의​하​게 낮​은 반​복​이 없​었​고, 교​체​형​은 CLEF​에​서 100​회 중 59​회 유​의​하​게 낮​았​다. Haiku​는 임​계​값​을 조​정​하​지 않​은 전​량 호​출​이 더 정​확​하​여 기​준 차​이​가 작​았​던 것​으​로 보​이​며, LLM​의 기​준​이 라​벨​과 다​를​수​록 결​합​의 이​득​이 커​질 것​으​로 기대된다.</w:t>
       </w:r>
     </w:p>
     <w:p>
@@ -1745,7 +1746,7 @@
           <w:i w:val="0"/>
           <w:sz w:val="18"/>
         </w:rPr>
-        <w:t>본 논​문​에​서​는 저​비​용 분​류​기​가 확​신​하​지 못​하​는 문​장​에​만 LLM​을 호​출​하​고, 두 모​델​의 점​수​를 결​합​하​여 최​종 판​정​하​는 결​합​형 캐​스​케​이​드​를 제​안​하​였​다. 제​안 방​법​은 LLM 호​출​을 절​반​으​로 줄​이​면​서​도 두 종​류​의 LLM 모​두​에​서 전​량 호​출​보​다 유​의​하​게 낮​지 않​았​고 교​체 방​식​보​다 정​확​하​였​으​며, 기​준​이 라​벨​과 크​게 다​른 Sonnet 5​에​서​는 전​량 호​출​보​다 높​았​다. 이​에 따​라 LLM 비​용​은 약 50%, 처​리 시​간​은 약 46% 줄​일 수 있​을 것​으​로 기​대​된​다. 다​만 학​습 시​기​와 다​른 ClaimBuster 테​스​트​에​서​는 분​류​기​가 확​인​이 필​요​한 문​장​을 더 놓​쳤​으​며, 두 모​델​의 판​정​이 엇​갈​리​는 비​율​이 그 징​후​일 수 있​다. 또​한 CLEF 영​어 데​이​터​가 ClaimBuster​에​서 구​축​된[1] 두 영​어 데​이​터​셋​으​로​만 평​가​하​였​으​므​로, 향​후 분​류​기​의 주​기​적 재​학​습​을 검​증​하​고 다​국​어​로 평​가​를 확​장​할 계획이다.</w:t>
+        <w:t>본 논​문​에​서​는 저​비​용 분​류​기​가 확​신​하​지 못​하​는 문​장​에​만 LLM​을 호​출​하​고, 두 모​델​의 점​수​를 결​합​하​여 최​종 판​정​하​는 결​합​형 캐​스​케​이​드​를 제​안​하​였​다. 제​안 방​법​은 LLM 호​출​을 절​반​으​로 줄​이​면​서​도 두 종​류​의 LLM 모​두​에​서 전​량 호​출​보​다 유​의​하​게 낮​지 않​았​고 교​체 방​식​보​다 정​확​하​였​으​며, 기​준​이 라​벨​과 크​게 다​른 Sonnet 5​에​서​는 전​량 호​출​보​다 높​았​다. 이​에 따​라 LLM 비​용​은 약 50%, 처​리 시​간​은 약 46% 줄​일 수 있​을 것​으​로 기​대​된​다. 다​만 학​습 시​기​와 다​른 ClaimBuster 테​스​트​에​서​는 분​류​기​의 재​현​율​이 낮​았​으​며, LLM​만 ‘필​요’로 판​정​하​는 비​율​이 그 징​후​일 수 있​다. 또​한 CLEF 영​어 데​이​터​가 ClaimBuster​에​서 구​축​된[1] 두 영​어 데​이​터​셋​으​로​만 평​가​하​였​으​므​로, 향​후 분​류​기​의 주​기​적 재​학​습​을 검​증​하​고 다​국​어​로 평​가​를 확​장​할 계획이다.</w:t>
       </w:r>
     </w:p>
     <w:p>

--- a/paper/cascade_kics_draft.docx
+++ b/paper/cascade_kics_draft.docx
@@ -159,6 +159,7 @@
     </w:p>
     <w:p>
       <w:pPr>
+        <w:keepLines/>
         <w:autoSpaceDE w:val="0"/>
         <w:autoSpaceDN w:val="0"/>
         <w:spacing w:after="50" w:line="240" w:lineRule="auto"/>
@@ -206,6 +207,7 @@
     </w:p>
     <w:p>
       <w:pPr>
+        <w:keepLines/>
         <w:autoSpaceDE w:val="0"/>
         <w:autoSpaceDN w:val="0"/>
         <w:spacing w:after="70" w:line="240" w:lineRule="auto"/>
@@ -224,6 +226,7 @@
     </w:p>
     <w:p>
       <w:pPr>
+        <w:keepLines/>
         <w:autoSpaceDE w:val="0"/>
         <w:autoSpaceDN w:val="0"/>
         <w:spacing w:after="70" w:line="240" w:lineRule="auto"/>
@@ -276,6 +279,7 @@
     </w:p>
     <w:p>
       <w:pPr>
+        <w:keepLines/>
         <w:autoSpaceDE w:val="0"/>
         <w:autoSpaceDN w:val="0"/>
         <w:spacing w:after="70" w:line="240" w:lineRule="auto"/>
@@ -311,6 +315,7 @@
     </w:p>
     <w:p>
       <w:pPr>
+        <w:keepLines/>
         <w:autoSpaceDE w:val="0"/>
         <w:autoSpaceDN w:val="0"/>
         <w:spacing w:after="70" w:line="240" w:lineRule="auto"/>
@@ -406,6 +411,7 @@
     </w:p>
     <w:p>
       <w:pPr>
+        <w:keepLines/>
         <w:autoSpaceDE w:val="0"/>
         <w:autoSpaceDN w:val="0"/>
         <w:spacing w:after="70" w:line="240" w:lineRule="auto"/>
@@ -441,6 +447,7 @@
     </w:p>
     <w:p>
       <w:pPr>
+        <w:keepLines/>
         <w:autoSpaceDE w:val="0"/>
         <w:autoSpaceDN w:val="0"/>
         <w:spacing w:after="70" w:line="240" w:lineRule="auto"/>
@@ -521,7 +528,7 @@
     </w:p>
     <w:p>
       <w:pPr>
-        <w:widowControl w:val="0"/>
+        <w:keepLines/>
         <w:autoSpaceDE w:val="0"/>
         <w:autoSpaceDN w:val="0"/>
         <w:spacing w:after="70" w:line="240" w:lineRule="auto"/>
@@ -620,6 +627,7 @@
     </w:p>
     <w:p>
       <w:pPr>
+        <w:keepLines/>
         <w:autoSpaceDE w:val="0"/>
         <w:autoSpaceDN w:val="0"/>
         <w:spacing w:after="70" w:line="240" w:lineRule="auto"/>
@@ -655,6 +663,7 @@
     </w:p>
     <w:p>
       <w:pPr>
+        <w:keepLines/>
         <w:autoSpaceDE w:val="0"/>
         <w:autoSpaceDN w:val="0"/>
         <w:spacing w:after="70" w:line="240" w:lineRule="auto"/>
@@ -1510,6 +1519,7 @@
     </w:tbl>
     <w:p>
       <w:pPr>
+        <w:keepLines/>
         <w:autoSpaceDE w:val="0"/>
         <w:autoSpaceDN w:val="0"/>
         <w:spacing w:after="70" w:line="240" w:lineRule="auto" w:before="100"/>
@@ -1528,6 +1538,7 @@
     </w:p>
     <w:p>
       <w:pPr>
+        <w:keepLines/>
         <w:autoSpaceDE w:val="0"/>
         <w:autoSpaceDN w:val="0"/>
         <w:spacing w:after="70" w:line="240" w:lineRule="auto"/>
@@ -1546,6 +1557,7 @@
     </w:p>
     <w:p>
       <w:pPr>
+        <w:keepLines/>
         <w:autoSpaceDE w:val="0"/>
         <w:autoSpaceDN w:val="0"/>
         <w:spacing w:after="70" w:line="240" w:lineRule="auto"/>
@@ -1564,6 +1576,7 @@
     </w:p>
     <w:p>
       <w:pPr>
+        <w:keepLines/>
         <w:autoSpaceDE w:val="0"/>
         <w:autoSpaceDN w:val="0"/>
         <w:spacing w:after="70" w:line="240" w:lineRule="auto"/>
@@ -1582,6 +1595,7 @@
     </w:p>
     <w:p>
       <w:pPr>
+        <w:keepLines/>
         <w:autoSpaceDE w:val="0"/>
         <w:autoSpaceDN w:val="0"/>
         <w:spacing w:after="70" w:line="240" w:lineRule="auto"/>
@@ -1600,7 +1614,7 @@
     </w:p>
     <w:p>
       <w:pPr>
-        <w:widowControl w:val="0"/>
+        <w:keepLines/>
         <w:autoSpaceDE w:val="0"/>
         <w:autoSpaceDN w:val="0"/>
         <w:spacing w:after="70" w:line="240" w:lineRule="auto"/>
@@ -1619,7 +1633,7 @@
     </w:p>
     <w:p>
       <w:pPr>
-        <w:widowControl w:val="0"/>
+        <w:keepLines/>
         <w:autoSpaceDE w:val="0"/>
         <w:autoSpaceDN w:val="0"/>
         <w:spacing w:after="70" w:line="240" w:lineRule="auto"/>
@@ -1638,6 +1652,7 @@
     </w:p>
     <w:p>
       <w:pPr>
+        <w:keepLines/>
         <w:autoSpaceDE w:val="0"/>
         <w:autoSpaceDN w:val="0"/>
         <w:spacing w:after="70" w:line="240" w:lineRule="auto"/>
@@ -1733,6 +1748,7 @@
     </w:p>
     <w:p>
       <w:pPr>
+        <w:keepLines/>
         <w:autoSpaceDE w:val="0"/>
         <w:autoSpaceDN w:val="0"/>
         <w:spacing w:after="70" w:line="240" w:lineRule="auto"/>
@@ -1768,6 +1784,7 @@
     </w:p>
     <w:p>
       <w:pPr>
+        <w:keepLines/>
         <w:autoSpaceDE w:val="0"/>
         <w:autoSpaceDN w:val="0"/>
         <w:spacing w:after="0" w:line="240" w:lineRule="auto"/>
@@ -1786,6 +1803,7 @@
     </w:p>
     <w:p>
       <w:pPr>
+        <w:keepLines/>
         <w:autoSpaceDE w:val="0"/>
         <w:autoSpaceDN w:val="0"/>
         <w:spacing w:after="0" w:line="240" w:lineRule="auto"/>
@@ -1804,6 +1822,7 @@
     </w:p>
     <w:p>
       <w:pPr>
+        <w:keepLines/>
         <w:autoSpaceDE w:val="0"/>
         <w:autoSpaceDN w:val="0"/>
         <w:spacing w:after="0" w:line="240" w:lineRule="auto"/>
@@ -1822,6 +1841,7 @@
     </w:p>
     <w:p>
       <w:pPr>
+        <w:keepLines/>
         <w:autoSpaceDE w:val="0"/>
         <w:autoSpaceDN w:val="0"/>
         <w:spacing w:after="0" w:line="240" w:lineRule="auto"/>
@@ -1840,6 +1860,7 @@
     </w:p>
     <w:p>
       <w:pPr>
+        <w:keepLines/>
         <w:autoSpaceDE w:val="0"/>
         <w:autoSpaceDN w:val="0"/>
         <w:spacing w:after="0" w:line="240" w:lineRule="auto"/>
@@ -1858,6 +1879,7 @@
     </w:p>
     <w:p>
       <w:pPr>
+        <w:keepLines/>
         <w:autoSpaceDE w:val="0"/>
         <w:autoSpaceDN w:val="0"/>
         <w:spacing w:after="0" w:line="240" w:lineRule="auto"/>

--- a/paper/cascade_kics_draft.docx
+++ b/paper/cascade_kics_draft.docx
@@ -329,7 +329,97 @@
           <w:i w:val="0"/>
           <w:sz w:val="18"/>
         </w:rPr>
-        <w:t>그​림 1​은 제​안​하​는 결​합​형 캐​스​케​이​드​의 전​체 구​조​이​다. 저​비​용 분​류​기​가 모​든 문​장​을 먼​저 판​정​하​고, 분​류​기​가 가​장 불​확​실​한 문​장, 즉 결​정​값​의 절​댓​값 |d(x)|가 가​장 작​은 문​장​부​터 전​체​의 ρ(호​출​률)만​큼 골​라​(그​림 1​의 yes 경​로) LLM​을 호​출​한​다. 호​출​하​지 않​은 문​장​은 분​류​기​의 판​정​(d(x)&gt;0)을 그​대​로 사​용​하​고, 호​출​한 문​장​은 2.4​절​의 결​합 판​정​으​로 최​종 판정한다.</w:t>
+        <w:t>그​림 1​은 제​안​하​는 결​합​형 캐​스​케​이​드​의 전​체 구​조​이​다. 제​안 방​법​은 저​비​용 분​류​기​가 모​든 문​장​을 먼​저 판​정​하​고, 분​류​기​가 가​장 불​확​실​한 문​장, 즉 결​정​값​의 절​댓​값 |</w:t>
+      </w:r>
+      <w:r>
+        <w:rPr>
+          <w:rFonts w:ascii="Cambria Math" w:hAnsi="Cambria Math" w:eastAsia="Cambria Math"/>
+          <w:b w:val="0"/>
+          <w:i/>
+          <w:sz w:val="18"/>
+        </w:rPr>
+        <w:t>d</w:t>
+      </w:r>
+      <w:r>
+        <w:rPr>
+          <w:rFonts w:ascii="HY신명조" w:hAnsi="HY신명조" w:eastAsia="HY신명조"/>
+          <w:b w:val="0"/>
+          <w:i w:val="0"/>
+          <w:sz w:val="18"/>
+        </w:rPr>
+        <w:t>(</w:t>
+      </w:r>
+      <w:r>
+        <w:rPr>
+          <w:rFonts w:ascii="Cambria Math" w:hAnsi="Cambria Math" w:eastAsia="Cambria Math"/>
+          <w:b w:val="0"/>
+          <w:i/>
+          <w:sz w:val="18"/>
+        </w:rPr>
+        <w:t>x</w:t>
+      </w:r>
+      <w:r>
+        <w:rPr>
+          <w:rFonts w:ascii="HY신명조" w:hAnsi="HY신명조" w:eastAsia="HY신명조"/>
+          <w:b w:val="0"/>
+          <w:i w:val="0"/>
+          <w:sz w:val="18"/>
+        </w:rPr>
+        <w:t xml:space="preserve">)|가 가​장 작​은 문​장​부​터 전​체​의 </w:t>
+      </w:r>
+      <w:r>
+        <w:rPr>
+          <w:rFonts w:ascii="Cambria Math" w:hAnsi="Cambria Math" w:eastAsia="Cambria Math"/>
+          <w:b w:val="0"/>
+          <w:i/>
+          <w:sz w:val="18"/>
+        </w:rPr>
+        <w:t>ρ</w:t>
+      </w:r>
+      <w:r>
+        <w:rPr>
+          <w:rFonts w:ascii="HY신명조" w:hAnsi="HY신명조" w:eastAsia="HY신명조"/>
+          <w:b w:val="0"/>
+          <w:i w:val="0"/>
+          <w:sz w:val="18"/>
+        </w:rPr>
+        <w:t>(호​출​률)만​큼 골​라​(그​림 1​의 yes 경​로) LLM​을 호​출​한​다. 호​출​하​지 않​은 문​장​은 분​류​기​의 판​정​(</w:t>
+      </w:r>
+      <w:r>
+        <w:rPr>
+          <w:rFonts w:ascii="Cambria Math" w:hAnsi="Cambria Math" w:eastAsia="Cambria Math"/>
+          <w:b w:val="0"/>
+          <w:i/>
+          <w:sz w:val="18"/>
+        </w:rPr>
+        <w:t>d</w:t>
+      </w:r>
+      <w:r>
+        <w:rPr>
+          <w:rFonts w:ascii="HY신명조" w:hAnsi="HY신명조" w:eastAsia="HY신명조"/>
+          <w:b w:val="0"/>
+          <w:i w:val="0"/>
+          <w:sz w:val="18"/>
+        </w:rPr>
+        <w:t>(</w:t>
+      </w:r>
+      <w:r>
+        <w:rPr>
+          <w:rFonts w:ascii="Cambria Math" w:hAnsi="Cambria Math" w:eastAsia="Cambria Math"/>
+          <w:b w:val="0"/>
+          <w:i/>
+          <w:sz w:val="18"/>
+        </w:rPr>
+        <w:t>x</w:t>
+      </w:r>
+      <w:r>
+        <w:rPr>
+          <w:rFonts w:ascii="HY신명조" w:hAnsi="HY신명조" w:eastAsia="HY신명조"/>
+          <w:b w:val="0"/>
+          <w:i w:val="0"/>
+          <w:sz w:val="18"/>
+        </w:rPr>
+        <w:t>)&gt;0)을 그​대​로 사​용​하​고, 호​출​한 문​장​은 2.4​절​의 결​합 판​정​으​로 최​종 판정한다.</w:t>
       </w:r>
     </w:p>
     <w:p>
@@ -425,7 +515,115 @@
           <w:i w:val="0"/>
           <w:sz w:val="18"/>
         </w:rPr>
-        <w:t>문​장 x​의 팩​트​체​크 필​요 여​부 y∈{0,1}을 판​정​하​며, 라​벨​이 있​는 학​습 세​트 L(NN-​PPI​의 보​정 세​트)을 사​용​한​다. 저​비​용 분​류​기​(이​하 임​베​딩 SVM)는 NN-​PPI​가 이​웃 검​색​에 쓰​는 문​장 임​베​딩 all-​MiniLM-​L6-​v2​를 입​력​으​로 하​는 RBF-​SVM​이​다. 클​래​스 불​균​형​을 고​려​한 가​중​치​로 L​에​서 학​습​하​며, 결​정​값 d(x)가 양​수​이​면 팩​트​체​크​가 필​요​하​다​는 판​정​이​고 절​댓​값​이 클​수​록 확​신​이 높다.</w:t>
+        <w:t xml:space="preserve">문​장 </w:t>
+      </w:r>
+      <w:r>
+        <w:rPr>
+          <w:rFonts w:ascii="Cambria Math" w:hAnsi="Cambria Math" w:eastAsia="Cambria Math"/>
+          <w:b w:val="0"/>
+          <w:i/>
+          <w:sz w:val="18"/>
+        </w:rPr>
+        <w:t>x</w:t>
+      </w:r>
+      <w:r>
+        <w:rPr>
+          <w:rFonts w:ascii="HY신명조" w:hAnsi="HY신명조" w:eastAsia="HY신명조"/>
+          <w:b w:val="0"/>
+          <w:i w:val="0"/>
+          <w:sz w:val="18"/>
+        </w:rPr>
+        <w:t xml:space="preserve">의 팩​트​체​크 필​요 여​부 </w:t>
+      </w:r>
+      <w:r>
+        <w:rPr>
+          <w:rFonts w:ascii="Cambria Math" w:hAnsi="Cambria Math" w:eastAsia="Cambria Math"/>
+          <w:b w:val="0"/>
+          <w:i/>
+          <w:sz w:val="18"/>
+        </w:rPr>
+        <w:t>y</w:t>
+      </w:r>
+      <w:r>
+        <w:rPr>
+          <w:rFonts w:ascii="HY신명조" w:hAnsi="HY신명조" w:eastAsia="HY신명조"/>
+          <w:b w:val="0"/>
+          <w:i w:val="0"/>
+          <w:sz w:val="18"/>
+        </w:rPr>
+        <w:t xml:space="preserve">∈{0,1}을 판​정​하​며, 라​벨​이 있​는 학​습 세​트 </w:t>
+      </w:r>
+      <w:r>
+        <w:rPr>
+          <w:rFonts w:ascii="Cambria Math" w:hAnsi="Cambria Math" w:eastAsia="Cambria Math"/>
+          <w:b w:val="0"/>
+          <w:i/>
+          <w:sz w:val="18"/>
+        </w:rPr>
+        <w:t>L</w:t>
+      </w:r>
+      <w:r>
+        <w:rPr>
+          <w:rFonts w:ascii="HY신명조" w:hAnsi="HY신명조" w:eastAsia="HY신명조"/>
+          <w:b w:val="0"/>
+          <w:i w:val="0"/>
+          <w:sz w:val="18"/>
+        </w:rPr>
+        <w:t xml:space="preserve">(NN-​PPI​의 보​정 세​트)을 사​용​한​다. 저​비​용 분​류​기​(이​하 임​베​딩 SVM)는 NN-​PPI​가 이​웃 검​색​에 쓰​는 문​장 임​베​딩 all-​MiniLM-​L6-​v2​를 입​력​으​로 하​는 RBF-​SVM​이​다. 클​래​스 불​균​형​을 고​려​한 가​중​치​로 </w:t>
+      </w:r>
+      <w:r>
+        <w:rPr>
+          <w:rFonts w:ascii="Cambria Math" w:hAnsi="Cambria Math" w:eastAsia="Cambria Math"/>
+          <w:b w:val="0"/>
+          <w:i/>
+          <w:sz w:val="18"/>
+        </w:rPr>
+        <w:t>L</w:t>
+      </w:r>
+      <w:r>
+        <w:rPr>
+          <w:rFonts w:ascii="HY신명조" w:hAnsi="HY신명조" w:eastAsia="HY신명조"/>
+          <w:b w:val="0"/>
+          <w:i w:val="0"/>
+          <w:sz w:val="18"/>
+        </w:rPr>
+        <w:t xml:space="preserve">에​서 학​습​하​며, 결​정​값 </w:t>
+      </w:r>
+      <w:r>
+        <w:rPr>
+          <w:rFonts w:ascii="Cambria Math" w:hAnsi="Cambria Math" w:eastAsia="Cambria Math"/>
+          <w:b w:val="0"/>
+          <w:i/>
+          <w:sz w:val="18"/>
+        </w:rPr>
+        <w:t>d</w:t>
+      </w:r>
+      <w:r>
+        <w:rPr>
+          <w:rFonts w:ascii="HY신명조" w:hAnsi="HY신명조" w:eastAsia="HY신명조"/>
+          <w:b w:val="0"/>
+          <w:i w:val="0"/>
+          <w:sz w:val="18"/>
+        </w:rPr>
+        <w:t>(</w:t>
+      </w:r>
+      <w:r>
+        <w:rPr>
+          <w:rFonts w:ascii="Cambria Math" w:hAnsi="Cambria Math" w:eastAsia="Cambria Math"/>
+          <w:b w:val="0"/>
+          <w:i/>
+          <w:sz w:val="18"/>
+        </w:rPr>
+        <w:t>x</w:t>
+      </w:r>
+      <w:r>
+        <w:rPr>
+          <w:rFonts w:ascii="HY신명조" w:hAnsi="HY신명조" w:eastAsia="HY신명조"/>
+          <w:b w:val="0"/>
+          <w:i w:val="0"/>
+          <w:sz w:val="18"/>
+        </w:rPr>
+        <w:t>)가 양​수​이​면 팩​트​체​크​가 필​요​하​다​는 판​정​이​고 절​댓​값​이 클​수​록 확​신​이 높다.</w:t>
       </w:r>
     </w:p>
     <w:p>
@@ -461,7 +659,79 @@
           <w:i w:val="0"/>
           <w:sz w:val="18"/>
         </w:rPr>
-        <w:t>호​출​한 문​장​에 대​해 LLM​이 출​력​한 점​수 s(x)∈[0,1]와 분​류​기​의 결​정​값 d(x)를 다​음​과 같​이 결합한다.</w:t>
+        <w:t xml:space="preserve">호​출​한 문​장​에 대​해 LLM​이 출​력​한 점​수 </w:t>
+      </w:r>
+      <w:r>
+        <w:rPr>
+          <w:rFonts w:ascii="Cambria Math" w:hAnsi="Cambria Math" w:eastAsia="Cambria Math"/>
+          <w:b w:val="0"/>
+          <w:i/>
+          <w:sz w:val="18"/>
+        </w:rPr>
+        <w:t>s</w:t>
+      </w:r>
+      <w:r>
+        <w:rPr>
+          <w:rFonts w:ascii="HY신명조" w:hAnsi="HY신명조" w:eastAsia="HY신명조"/>
+          <w:b w:val="0"/>
+          <w:i w:val="0"/>
+          <w:sz w:val="18"/>
+        </w:rPr>
+        <w:t>(</w:t>
+      </w:r>
+      <w:r>
+        <w:rPr>
+          <w:rFonts w:ascii="Cambria Math" w:hAnsi="Cambria Math" w:eastAsia="Cambria Math"/>
+          <w:b w:val="0"/>
+          <w:i/>
+          <w:sz w:val="18"/>
+        </w:rPr>
+        <w:t>x</w:t>
+      </w:r>
+      <w:r>
+        <w:rPr>
+          <w:rFonts w:ascii="HY신명조" w:hAnsi="HY신명조" w:eastAsia="HY신명조"/>
+          <w:b w:val="0"/>
+          <w:i w:val="0"/>
+          <w:sz w:val="18"/>
+        </w:rPr>
+        <w:t xml:space="preserve">)∈[0,1]와 분​류​기​의 결​정​값 </w:t>
+      </w:r>
+      <w:r>
+        <w:rPr>
+          <w:rFonts w:ascii="Cambria Math" w:hAnsi="Cambria Math" w:eastAsia="Cambria Math"/>
+          <w:b w:val="0"/>
+          <w:i/>
+          <w:sz w:val="18"/>
+        </w:rPr>
+        <w:t>d</w:t>
+      </w:r>
+      <w:r>
+        <w:rPr>
+          <w:rFonts w:ascii="HY신명조" w:hAnsi="HY신명조" w:eastAsia="HY신명조"/>
+          <w:b w:val="0"/>
+          <w:i w:val="0"/>
+          <w:sz w:val="18"/>
+        </w:rPr>
+        <w:t>(</w:t>
+      </w:r>
+      <w:r>
+        <w:rPr>
+          <w:rFonts w:ascii="Cambria Math" w:hAnsi="Cambria Math" w:eastAsia="Cambria Math"/>
+          <w:b w:val="0"/>
+          <w:i/>
+          <w:sz w:val="18"/>
+        </w:rPr>
+        <w:t>x</w:t>
+      </w:r>
+      <w:r>
+        <w:rPr>
+          <w:rFonts w:ascii="HY신명조" w:hAnsi="HY신명조" w:eastAsia="HY신명조"/>
+          <w:b w:val="0"/>
+          <w:i w:val="0"/>
+          <w:sz w:val="18"/>
+        </w:rPr>
+        <w:t>)를 다​음​과 같​이 결합한다.</w:t>
       </w:r>
     </w:p>
     <w:p>
@@ -532,7 +802,6 @@
         <w:autoSpaceDE w:val="0"/>
         <w:autoSpaceDN w:val="0"/>
         <w:spacing w:after="70" w:line="240" w:lineRule="auto"/>
-        <w:ind w:firstLine="180"/>
         <w:jc w:val="both"/>
       </w:pPr>
       <w:r>
@@ -542,7 +811,133 @@
           <w:i w:val="0"/>
           <w:sz w:val="18"/>
         </w:rPr>
-        <w:t xml:space="preserve">여​기​서 (a, b, c)는 L​에​서 5​겹 교​차​검​증​으​로 얻​은 d​와 s​로 학​습​한 로​지​스​틱 회​귀 계​수, σ는 시​그​모​이​드 함​수, </w:t>
+        <w:t xml:space="preserve">여​기​서 </w:t>
+      </w:r>
+      <w:r>
+        <w:rPr>
+          <w:rFonts w:ascii="Cambria Math" w:hAnsi="Cambria Math" w:eastAsia="Cambria Math"/>
+          <w:b w:val="0"/>
+          <w:i/>
+          <w:sz w:val="18"/>
+        </w:rPr>
+        <w:t>a</w:t>
+      </w:r>
+      <w:r>
+        <w:rPr>
+          <w:rFonts w:ascii="HY신명조" w:hAnsi="HY신명조" w:eastAsia="HY신명조"/>
+          <w:b w:val="0"/>
+          <w:i w:val="0"/>
+          <w:sz w:val="18"/>
+        </w:rPr>
+        <w:t xml:space="preserve">, </w:t>
+      </w:r>
+      <w:r>
+        <w:rPr>
+          <w:rFonts w:ascii="Cambria Math" w:hAnsi="Cambria Math" w:eastAsia="Cambria Math"/>
+          <w:b w:val="0"/>
+          <w:i/>
+          <w:sz w:val="18"/>
+        </w:rPr>
+        <w:t>b</w:t>
+      </w:r>
+      <w:r>
+        <w:rPr>
+          <w:rFonts w:ascii="HY신명조" w:hAnsi="HY신명조" w:eastAsia="HY신명조"/>
+          <w:b w:val="0"/>
+          <w:i w:val="0"/>
+          <w:sz w:val="18"/>
+        </w:rPr>
+        <w:t xml:space="preserve">, </w:t>
+      </w:r>
+      <w:r>
+        <w:rPr>
+          <w:rFonts w:ascii="Cambria Math" w:hAnsi="Cambria Math" w:eastAsia="Cambria Math"/>
+          <w:b w:val="0"/>
+          <w:i/>
+          <w:sz w:val="18"/>
+        </w:rPr>
+        <w:t>c</w:t>
+      </w:r>
+      <w:r>
+        <w:rPr>
+          <w:rFonts w:ascii="HY신명조" w:hAnsi="HY신명조" w:eastAsia="HY신명조"/>
+          <w:b w:val="0"/>
+          <w:i w:val="0"/>
+          <w:sz w:val="18"/>
+        </w:rPr>
+        <w:t xml:space="preserve">는 </w:t>
+      </w:r>
+      <w:r>
+        <w:rPr>
+          <w:rFonts w:ascii="Cambria Math" w:hAnsi="Cambria Math" w:eastAsia="Cambria Math"/>
+          <w:b w:val="0"/>
+          <w:i/>
+          <w:sz w:val="18"/>
+        </w:rPr>
+        <w:t>L</w:t>
+      </w:r>
+      <w:r>
+        <w:rPr>
+          <w:rFonts w:ascii="HY신명조" w:hAnsi="HY신명조" w:eastAsia="HY신명조"/>
+          <w:b w:val="0"/>
+          <w:i w:val="0"/>
+          <w:sz w:val="18"/>
+        </w:rPr>
+        <w:t xml:space="preserve">에​서 5​겹 교​차​검​증​으​로 얻​은 </w:t>
+      </w:r>
+      <w:r>
+        <w:rPr>
+          <w:rFonts w:ascii="Cambria Math" w:hAnsi="Cambria Math" w:eastAsia="Cambria Math"/>
+          <w:b w:val="0"/>
+          <w:i/>
+          <w:sz w:val="18"/>
+        </w:rPr>
+        <w:t>d</w:t>
+      </w:r>
+      <w:r>
+        <w:rPr>
+          <w:rFonts w:ascii="HY신명조" w:hAnsi="HY신명조" w:eastAsia="HY신명조"/>
+          <w:b w:val="0"/>
+          <w:i w:val="0"/>
+          <w:sz w:val="18"/>
+        </w:rPr>
+        <w:t xml:space="preserve">와 </w:t>
+      </w:r>
+      <w:r>
+        <w:rPr>
+          <w:rFonts w:ascii="Cambria Math" w:hAnsi="Cambria Math" w:eastAsia="Cambria Math"/>
+          <w:b w:val="0"/>
+          <w:i/>
+          <w:sz w:val="18"/>
+        </w:rPr>
+        <w:t>s</w:t>
+      </w:r>
+      <w:r>
+        <w:rPr>
+          <w:rFonts w:ascii="HY신명조" w:hAnsi="HY신명조" w:eastAsia="HY신명조"/>
+          <w:b w:val="0"/>
+          <w:i w:val="0"/>
+          <w:sz w:val="18"/>
+        </w:rPr>
+        <w:t xml:space="preserve">로 학​습​한 로​지​스​틱 회​귀 계​수, </w:t>
+      </w:r>
+      <w:r>
+        <w:rPr>
+          <w:rFonts w:ascii="Cambria Math" w:hAnsi="Cambria Math" w:eastAsia="Cambria Math"/>
+          <w:b w:val="0"/>
+          <w:i/>
+          <w:sz w:val="18"/>
+        </w:rPr>
+        <w:t>σ</w:t>
+      </w:r>
+      <w:r>
+        <w:rPr>
+          <w:rFonts w:ascii="HY신명조" w:hAnsi="HY신명조" w:eastAsia="HY신명조"/>
+          <w:b w:val="0"/>
+          <w:i w:val="0"/>
+          <w:sz w:val="18"/>
+        </w:rPr>
+        <w:t xml:space="preserve">는 시​그​모​이​드 함​수, </w:t>
       </w:r>
       <w:r>
         <w:rPr>
@@ -588,7 +983,187 @@
           <w:i w:val="0"/>
           <w:sz w:val="18"/>
         </w:rPr>
-        <w:t>는 조​건​이 참​이​면 1​인 지​시​함​수​이​다. 식 (1)을 s​에 대​해 정​리​하​면 결​합​형​은 s​를 (−c−a×d)/b​와 비​교​하​므​로, 분​류​기​가 ‘불​필​요’로 기​울​수​록​(즉, d​가 작​을​수​록) LLM​에 더 높​은 점​수​를 요​구​한​다. 반​면 교​체​형 캐​스​케​이​드​(이​하 교​체​형)는 s​를 L​에​서 정​확​도​가 가​장 높​은 임​계​값 t(표 1​의 임​계​값 조​정)와 비교한다.</w:t>
+        <w:t xml:space="preserve">는 조​건​이 참​이​면 1​인 지​시​함​수​이​다. 식 (1)을 </w:t>
+      </w:r>
+      <w:r>
+        <w:rPr>
+          <w:rFonts w:ascii="Cambria Math" w:hAnsi="Cambria Math" w:eastAsia="Cambria Math"/>
+          <w:b w:val="0"/>
+          <w:i/>
+          <w:sz w:val="18"/>
+        </w:rPr>
+        <w:t>s</w:t>
+      </w:r>
+      <w:r>
+        <w:rPr>
+          <w:rFonts w:ascii="HY신명조" w:hAnsi="HY신명조" w:eastAsia="HY신명조"/>
+          <w:b w:val="0"/>
+          <w:i w:val="0"/>
+          <w:sz w:val="18"/>
+        </w:rPr>
+        <w:t xml:space="preserve">에 대​해 정​리​하​면 결​합​형​은 </w:t>
+      </w:r>
+      <w:r>
+        <w:rPr>
+          <w:rFonts w:ascii="Cambria Math" w:hAnsi="Cambria Math" w:eastAsia="Cambria Math"/>
+          <w:b w:val="0"/>
+          <w:i/>
+          <w:sz w:val="18"/>
+        </w:rPr>
+        <w:t>s</w:t>
+      </w:r>
+      <w:r>
+        <w:rPr>
+          <w:rFonts w:ascii="HY신명조" w:hAnsi="HY신명조" w:eastAsia="HY신명조"/>
+          <w:b w:val="0"/>
+          <w:i w:val="0"/>
+          <w:sz w:val="18"/>
+        </w:rPr>
+        <w:t>를 (−</w:t>
+      </w:r>
+      <w:r>
+        <w:rPr>
+          <w:rFonts w:ascii="Cambria Math" w:hAnsi="Cambria Math" w:eastAsia="Cambria Math"/>
+          <w:b w:val="0"/>
+          <w:i/>
+          <w:sz w:val="18"/>
+        </w:rPr>
+        <w:t>c</w:t>
+      </w:r>
+      <w:r>
+        <w:rPr>
+          <w:rFonts w:ascii="HY신명조" w:hAnsi="HY신명조" w:eastAsia="HY신명조"/>
+          <w:b w:val="0"/>
+          <w:i w:val="0"/>
+          <w:sz w:val="18"/>
+        </w:rPr>
+        <w:t>−</w:t>
+      </w:r>
+      <w:r>
+        <w:rPr>
+          <w:rFonts w:ascii="Cambria Math" w:hAnsi="Cambria Math" w:eastAsia="Cambria Math"/>
+          <w:b w:val="0"/>
+          <w:i/>
+          <w:sz w:val="18"/>
+        </w:rPr>
+        <w:t>a</w:t>
+      </w:r>
+      <w:r>
+        <w:rPr>
+          <w:rFonts w:ascii="HY신명조" w:hAnsi="HY신명조" w:eastAsia="HY신명조"/>
+          <w:b w:val="0"/>
+          <w:i w:val="0"/>
+          <w:sz w:val="18"/>
+        </w:rPr>
+        <w:t>×</w:t>
+      </w:r>
+      <w:r>
+        <w:rPr>
+          <w:rFonts w:ascii="Cambria Math" w:hAnsi="Cambria Math" w:eastAsia="Cambria Math"/>
+          <w:b w:val="0"/>
+          <w:i/>
+          <w:sz w:val="18"/>
+        </w:rPr>
+        <w:t>d</w:t>
+      </w:r>
+      <w:r>
+        <w:rPr>
+          <w:rFonts w:ascii="HY신명조" w:hAnsi="HY신명조" w:eastAsia="HY신명조"/>
+          <w:b w:val="0"/>
+          <w:i w:val="0"/>
+          <w:sz w:val="18"/>
+        </w:rPr>
+        <w:t>)/</w:t>
+      </w:r>
+      <w:r>
+        <w:rPr>
+          <w:rFonts w:ascii="Cambria Math" w:hAnsi="Cambria Math" w:eastAsia="Cambria Math"/>
+          <w:b w:val="0"/>
+          <w:i/>
+          <w:sz w:val="18"/>
+        </w:rPr>
+        <w:t>b</w:t>
+      </w:r>
+      <w:r>
+        <w:rPr>
+          <w:rFonts w:ascii="HY신명조" w:hAnsi="HY신명조" w:eastAsia="HY신명조"/>
+          <w:b w:val="0"/>
+          <w:i w:val="0"/>
+          <w:sz w:val="18"/>
+        </w:rPr>
+        <w:t xml:space="preserve">와 비​교​하​므​로, 분​류​기​가 ‘불​필​요’로 기​울​수​록​(즉, </w:t>
+      </w:r>
+      <w:r>
+        <w:rPr>
+          <w:rFonts w:ascii="Cambria Math" w:hAnsi="Cambria Math" w:eastAsia="Cambria Math"/>
+          <w:b w:val="0"/>
+          <w:i/>
+          <w:sz w:val="18"/>
+        </w:rPr>
+        <w:t>d</w:t>
+      </w:r>
+      <w:r>
+        <w:rPr>
+          <w:rFonts w:ascii="HY신명조" w:hAnsi="HY신명조" w:eastAsia="HY신명조"/>
+          <w:b w:val="0"/>
+          <w:i w:val="0"/>
+          <w:sz w:val="18"/>
+        </w:rPr>
+        <w:t xml:space="preserve">가 작​을​수​록) LLM​에 더 높​은 점​수​를 요​구​한​다. 반​면 교​체​형 캐​스​케​이​드​(이​하 교​체​형)는 </w:t>
+      </w:r>
+      <w:r>
+        <w:rPr>
+          <w:rFonts w:ascii="Cambria Math" w:hAnsi="Cambria Math" w:eastAsia="Cambria Math"/>
+          <w:b w:val="0"/>
+          <w:i/>
+          <w:sz w:val="18"/>
+        </w:rPr>
+        <w:t>s</w:t>
+      </w:r>
+      <w:r>
+        <w:rPr>
+          <w:rFonts w:ascii="HY신명조" w:hAnsi="HY신명조" w:eastAsia="HY신명조"/>
+          <w:b w:val="0"/>
+          <w:i w:val="0"/>
+          <w:sz w:val="18"/>
+        </w:rPr>
+        <w:t xml:space="preserve">를 </w:t>
+      </w:r>
+      <w:r>
+        <w:rPr>
+          <w:rFonts w:ascii="Cambria Math" w:hAnsi="Cambria Math" w:eastAsia="Cambria Math"/>
+          <w:b w:val="0"/>
+          <w:i/>
+          <w:sz w:val="18"/>
+        </w:rPr>
+        <w:t>L</w:t>
+      </w:r>
+      <w:r>
+        <w:rPr>
+          <w:rFonts w:ascii="HY신명조" w:hAnsi="HY신명조" w:eastAsia="HY신명조"/>
+          <w:b w:val="0"/>
+          <w:i w:val="0"/>
+          <w:sz w:val="18"/>
+        </w:rPr>
+        <w:t xml:space="preserve">에​서 정​확​도​가 가​장 높​은 임​계​값 </w:t>
+      </w:r>
+      <w:r>
+        <w:rPr>
+          <w:rFonts w:ascii="Cambria Math" w:hAnsi="Cambria Math" w:eastAsia="Cambria Math"/>
+          <w:b w:val="0"/>
+          <w:i/>
+          <w:sz w:val="18"/>
+        </w:rPr>
+        <w:t>t</w:t>
+      </w:r>
+      <w:r>
+        <w:rPr>
+          <w:rFonts w:ascii="HY신명조" w:hAnsi="HY신명조" w:eastAsia="HY신명조"/>
+          <w:b w:val="0"/>
+          <w:i w:val="0"/>
+          <w:sz w:val="18"/>
+        </w:rPr>
+        <w:t>(표 1​의 임​계​값 조​정)와 비교한다.</w:t>
       </w:r>
     </w:p>
     <w:p>
@@ -677,7 +1252,61 @@
           <w:i w:val="0"/>
           <w:sz w:val="18"/>
         </w:rPr>
-        <w:t>평​가 지​표​는 테​스​트 정​확​도​와 가​중 F1​이​며, 학​습 세​트​의 80%​를 비​복​원 추​출​하​여 100​회 반​복​한 평​균​을 보​고​한​다​(LLM 점​수​와 테​스​트 세​트​는 반​복 간 동​일). 방​법 간 차​이​는 각 반​복​의 예​측​에 McNemar 검​정​(α=0.05, 다​중 비​교 보​정 없​음)을 적​용​하​였​다. LLM 임​계​값, 결​합 계​수, 호​출​률, NN-​PPI​의 이​웃 수 k​는 모​두 학​습 세​트 안​에​서​만 정​하​였​고​(두 데​이​터​셋 모​두 k=10), 임​베​딩 SVM​은 기​본 하​이​퍼​파​라​미​터​를 사​용​하​였​다. 호​출​률​은 그 이​상 높​여​도 학​습 세​트​의 교​차​검​증 정​확​도​가 0.3%p 이​하​로​만 오​르​는 50%​로 정하였다.</w:t>
+        <w:t>평​가 지​표​는 테​스​트 정​확​도​와 가​중 F1​이​며, 학​습 세​트​의 80%​를 비​복​원 추​출​하​여 100​회 반​복​한 평​균​을 보​고​한​다​(LLM 점​수​와 테​스​트 세​트​는 반​복 간 동​일). 방​법 간 차​이​는 각 반​복​의 예​측​에 McNemar 검​정​(</w:t>
+      </w:r>
+      <w:r>
+        <w:rPr>
+          <w:rFonts w:ascii="Cambria Math" w:hAnsi="Cambria Math" w:eastAsia="Cambria Math"/>
+          <w:b w:val="0"/>
+          <w:i/>
+          <w:sz w:val="18"/>
+        </w:rPr>
+        <w:t>α</w:t>
+      </w:r>
+      <w:r>
+        <w:rPr>
+          <w:rFonts w:ascii="HY신명조" w:hAnsi="HY신명조" w:eastAsia="HY신명조"/>
+          <w:b w:val="0"/>
+          <w:i w:val="0"/>
+          <w:sz w:val="18"/>
+        </w:rPr>
+        <w:t xml:space="preserve">=0.05, 다​중 비​교 보​정 없​음)을 적​용​하​였​다. LLM 임​계​값, 결​합 계​수, 호​출​률, NN-​PPI​의 이​웃 수 </w:t>
+      </w:r>
+      <w:r>
+        <w:rPr>
+          <w:rFonts w:ascii="Cambria Math" w:hAnsi="Cambria Math" w:eastAsia="Cambria Math"/>
+          <w:b w:val="0"/>
+          <w:i/>
+          <w:sz w:val="18"/>
+        </w:rPr>
+        <w:t>k</w:t>
+      </w:r>
+      <w:r>
+        <w:rPr>
+          <w:rFonts w:ascii="HY신명조" w:hAnsi="HY신명조" w:eastAsia="HY신명조"/>
+          <w:b w:val="0"/>
+          <w:i w:val="0"/>
+          <w:sz w:val="18"/>
+        </w:rPr>
+        <w:t xml:space="preserve">는 모​두 학​습 세​트 안​에​서​만 정​하​였​고​(두 데​이​터​셋 모​두 </w:t>
+      </w:r>
+      <w:r>
+        <w:rPr>
+          <w:rFonts w:ascii="Cambria Math" w:hAnsi="Cambria Math" w:eastAsia="Cambria Math"/>
+          <w:b w:val="0"/>
+          <w:i/>
+          <w:sz w:val="18"/>
+        </w:rPr>
+        <w:t>k</w:t>
+      </w:r>
+      <w:r>
+        <w:rPr>
+          <w:rFonts w:ascii="HY신명조" w:hAnsi="HY신명조" w:eastAsia="HY신명조"/>
+          <w:b w:val="0"/>
+          <w:i w:val="0"/>
+          <w:sz w:val="18"/>
+        </w:rPr>
+        <w:t>=10), 임​베​딩 SVM​은 기​본 하​이​퍼​파​라​미​터​를 사​용​하​였​다. 호​출​률​은 그 이​상 높​여​도 학​습 세​트​의 교​차​검​증 정​확​도​가 0.3%p 이​하​로​만 오​르​는 50%​로 정하였다.</w:t>
       </w:r>
     </w:p>
     <w:p>
@@ -1533,7 +2162,7 @@
           <w:i w:val="0"/>
           <w:sz w:val="18"/>
         </w:rPr>
-        <w:t>임​베​딩 SVM​은 NN-​PPI​보​다 CLEF​에​서 100​회 중 87​회 유​의​하​게 높​았​고, ClaimBuster​에​서​는 유​의​차​가 없었다.</w:t>
+        <w:t>표 1​과 같​이 임​베​딩 SVM​은 NN-​PPI​보​다 CLEF​에​서 100​회 중 87​회 유​의​하​게 높​았​고, ClaimBuster​에​서​는 유​의​차​가 없었다.</w:t>
       </w:r>
     </w:p>
     <w:p>
@@ -1628,7 +2257,61 @@
           <w:i w:val="0"/>
           <w:sz w:val="18"/>
         </w:rPr>
-        <w:t>예​를 들​어 CLEF​의 한 공​약 문​장​(라​벨: 불​필​요, s=0.25)은 교​체​형​이 t=0.16 기​준​으​로 틀​렸​으​나, 결​합​형​은 d=−0.85​에 따​라 기​준​이 0.41​로 높​아​져 옳​게 판정하였다.</w:t>
+        <w:t xml:space="preserve">예​를 들​어 CLEF​의 한 공​약 문​장​(라​벨: 불​필​요, </w:t>
+      </w:r>
+      <w:r>
+        <w:rPr>
+          <w:rFonts w:ascii="Cambria Math" w:hAnsi="Cambria Math" w:eastAsia="Cambria Math"/>
+          <w:b w:val="0"/>
+          <w:i/>
+          <w:sz w:val="18"/>
+        </w:rPr>
+        <w:t>s</w:t>
+      </w:r>
+      <w:r>
+        <w:rPr>
+          <w:rFonts w:ascii="HY신명조" w:hAnsi="HY신명조" w:eastAsia="HY신명조"/>
+          <w:b w:val="0"/>
+          <w:i w:val="0"/>
+          <w:sz w:val="18"/>
+        </w:rPr>
+        <w:t xml:space="preserve">=0.25)은 교​체​형​이 </w:t>
+      </w:r>
+      <w:r>
+        <w:rPr>
+          <w:rFonts w:ascii="Cambria Math" w:hAnsi="Cambria Math" w:eastAsia="Cambria Math"/>
+          <w:b w:val="0"/>
+          <w:i/>
+          <w:sz w:val="18"/>
+        </w:rPr>
+        <w:t>t</w:t>
+      </w:r>
+      <w:r>
+        <w:rPr>
+          <w:rFonts w:ascii="HY신명조" w:hAnsi="HY신명조" w:eastAsia="HY신명조"/>
+          <w:b w:val="0"/>
+          <w:i w:val="0"/>
+          <w:sz w:val="18"/>
+        </w:rPr>
+        <w:t xml:space="preserve">=0.16 기​준​으​로 틀​렸​으​나, 결​합​형​은 </w:t>
+      </w:r>
+      <w:r>
+        <w:rPr>
+          <w:rFonts w:ascii="Cambria Math" w:hAnsi="Cambria Math" w:eastAsia="Cambria Math"/>
+          <w:b w:val="0"/>
+          <w:i/>
+          <w:sz w:val="18"/>
+        </w:rPr>
+        <w:t>d</w:t>
+      </w:r>
+      <w:r>
+        <w:rPr>
+          <w:rFonts w:ascii="HY신명조" w:hAnsi="HY신명조" w:eastAsia="HY신명조"/>
+          <w:b w:val="0"/>
+          <w:i w:val="0"/>
+          <w:sz w:val="18"/>
+        </w:rPr>
+        <w:t>=−0.85​에 따​라 기​준​이 0.41​로 높​아​져 옳​게 판정하였다.</w:t>
       </w:r>
     </w:p>
     <w:p>
@@ -1666,7 +2349,7 @@
           <w:i w:val="0"/>
           <w:sz w:val="18"/>
         </w:rPr>
-        <w:t>한​편 학​습 시​기​와 다​른 ClaimBuster 테​스​트​에​서​는 분​류​기​의 재​현​율​이 0.59​에 그​쳐​(CLEF 0.84), 결​합​형​도 확​인​이 필​요​한 문​장​을 임​계​값​을 조​정​한 전​량 호​출​보​다 많​이 놓​쳤​고​(재​현​율 0.70 대 0.88), ‘필​요’ 클​래​스​의 F1​도 0.716​로 전​량 호​출​(0.739)보​다 낮​았​다. 호​출​한 문​장 중 LLM​만 ‘필​요’로 판​정​한 비​율​이 늘​어​나​(학​습 18.5% → 테​스​트 24.8%) 라​벨 없​이 성​능 저​하​의 징​후​로 쓸 수 있​어 보인다.</w:t>
+        <w:t>한​편 시​기​가 다​른 ClaimBuster 테​스​트​에​서​는 분​류​기​의 재​현​율​이 0.59​에 그​쳐​(CLEF 0.84), 결​합​형​의 재​현​율​도 전​량 호​출​보​다 낮​았​고​(0.70 대 0.88), ‘필​요’ 클​래​스 F1​도 0.716​로 전​량 호​출​(0.739)보​다 낮​았​다. 호​출​한 문​장 중 LLM​만 ‘필​요’로 판​정​한 비​율​이 늘​어​나​(학​습 18.5% → 테​스​트 24.8%) 라​벨 없​이 성​능 저​하​의 징​후​로 보인다.</w:t>
       </w:r>
     </w:p>
     <w:p>
@@ -1762,7 +2445,7 @@
           <w:i w:val="0"/>
           <w:sz w:val="18"/>
         </w:rPr>
-        <w:t>본 논​문​에​서​는 저​비​용 분​류​기​가 확​신​하​지 못​하​는 문​장​에​만 LLM​을 호​출​하​고, 두 모​델​의 점​수​를 결​합​하​여 최​종 판​정​하​는 결​합​형 캐​스​케​이​드​를 제​안​하​였​다. 제​안 방​법​은 LLM 호​출​을 절​반​으​로 줄​이​면​서​도 두 종​류​의 LLM 모​두​에​서 전​량 호​출​보​다 유​의​하​게 낮​지 않​았​고 교​체 방​식​보​다 정​확​하​였​으​며, 기​준​이 라​벨​과 크​게 다​른 Sonnet 5​에​서​는 전​량 호​출​보​다 높​았​다. 이​에 따​라 LLM 비​용​은 약 50%, 처​리 시​간​은 약 46% 줄​일 수 있​을 것​으​로 기​대​된​다. 다​만 학​습 시​기​와 다​른 ClaimBuster 테​스​트​에​서​는 분​류​기​의 재​현​율​이 낮​았​으​며, LLM​만 ‘필​요’로 판​정​하​는 비​율​이 그 징​후​일 수 있​다. 또​한 CLEF 영​어 데​이​터​가 ClaimBuster​에​서 구​축​된[1] 두 영​어 데​이​터​셋​으​로​만 평​가​하​였​으​므​로, 향​후 분​류​기​의 주​기​적 재​학​습​을 검​증​하​고 다​국​어​로 평​가​를 확​장​할 계획이다.</w:t>
+        <w:t>본 논​문​에​서​는 저​비​용 분​류​기​가 확​신​하​지 못​하​는 문​장​에​만 LLM​을 호​출​하​고, 두 모​델​의 점​수​를 결​합​하​여 최​종 판​정​하​는 결​합​형 캐​스​케​이​드​를 제​안​하​였​다. 제​안 방​법​은 LLM 호​출​을 절​반​으​로 줄​이​면​서​도 두 LLM 모​두​에​서 전​량 호​출​보​다 유​의​하​게 낮​지 않​았​고 교​체 방​식​보​다 정​확​하​였​으​며, 기​준​이 라​벨​과 크​게 다​른 Sonnet 5​에​서​는 전​량 호​출​보​다 높​았​다. 이​에 따​라 LLM 비​용​은 약 50%, 처​리 시​간​은 약 46% 줄​일 수 있​을 것​으​로 기​대​된​다. 다​만 학​습 시​기​와 다​른 ClaimBuster 테​스​트​에​서​는 분​류​기​의 재​현​율​이 낮​았​으​며, LLM​만 ‘필​요’로 판​정​하​는 비​율​이 그 징​후​일 수 있​다. 또​한 CLEF 데​이​터​가 ClaimBuster​에​서 구​축​된[1] 두 영​어 데​이​터​셋​으​로​만 평​가​하​였​으​므​로, 향​후 주​기​적 재​학​습​을 검​증​하​고 다​국​어​로 평​가​를 확​장​할 계획이다.</w:t>
       </w:r>
     </w:p>
     <w:p>
@@ -1771,6 +2454,7 @@
         <w:autoSpaceDE w:val="0"/>
         <w:autoSpaceDN w:val="0"/>
         <w:spacing w:before="120" w:after="95"/>
+        <w:jc w:val="center"/>
       </w:pPr>
       <w:r>
         <w:rPr>
@@ -1787,7 +2471,7 @@
         <w:keepLines/>
         <w:autoSpaceDE w:val="0"/>
         <w:autoSpaceDN w:val="0"/>
-        <w:spacing w:after="0" w:line="240" w:lineRule="auto"/>
+        <w:spacing w:after="40" w:line="240" w:lineRule="auto"/>
         <w:ind w:left="246" w:hanging="246"/>
         <w:jc w:val="left"/>
       </w:pPr>
@@ -1806,7 +2490,7 @@
         <w:keepLines/>
         <w:autoSpaceDE w:val="0"/>
         <w:autoSpaceDN w:val="0"/>
-        <w:spacing w:after="0" w:line="240" w:lineRule="auto"/>
+        <w:spacing w:after="40" w:line="240" w:lineRule="auto"/>
         <w:ind w:left="246" w:hanging="246"/>
         <w:jc w:val="left"/>
       </w:pPr>
@@ -1825,7 +2509,7 @@
         <w:keepLines/>
         <w:autoSpaceDE w:val="0"/>
         <w:autoSpaceDN w:val="0"/>
-        <w:spacing w:after="0" w:line="240" w:lineRule="auto"/>
+        <w:spacing w:after="40" w:line="240" w:lineRule="auto"/>
         <w:ind w:left="246" w:hanging="246"/>
         <w:jc w:val="left"/>
       </w:pPr>
@@ -1844,7 +2528,7 @@
         <w:keepLines/>
         <w:autoSpaceDE w:val="0"/>
         <w:autoSpaceDN w:val="0"/>
-        <w:spacing w:after="0" w:line="240" w:lineRule="auto"/>
+        <w:spacing w:after="40" w:line="240" w:lineRule="auto"/>
         <w:ind w:left="246" w:hanging="246"/>
         <w:jc w:val="left"/>
       </w:pPr>
@@ -1863,7 +2547,7 @@
         <w:keepLines/>
         <w:autoSpaceDE w:val="0"/>
         <w:autoSpaceDN w:val="0"/>
-        <w:spacing w:after="0" w:line="240" w:lineRule="auto"/>
+        <w:spacing w:after="40" w:line="240" w:lineRule="auto"/>
         <w:ind w:left="246" w:hanging="246"/>
         <w:jc w:val="left"/>
       </w:pPr>
@@ -1882,7 +2566,7 @@
         <w:keepLines/>
         <w:autoSpaceDE w:val="0"/>
         <w:autoSpaceDN w:val="0"/>
-        <w:spacing w:after="0" w:line="240" w:lineRule="auto"/>
+        <w:spacing w:after="40" w:line="240" w:lineRule="auto"/>
         <w:ind w:left="246" w:hanging="246"/>
         <w:jc w:val="left"/>
       </w:pPr>
